--- a/docs/K0WLY_CW_Keyer_Manual.docx
+++ b/docs/K0WLY_CW_Keyer_Manual.docx
@@ -63,7 +63,7 @@
           <w:sz w:val="24"/>
           <w:szCs w:val="24"/>
         </w:rPr>
-        <w:t xml:space="preserve">Version 1.2</w:t>
+        <w:t xml:space="preserve">Version 1.3</w:t>
       </w:r>
     </w:p>
     <w:p>
@@ -208,27 +208,6 @@
           <w:szCs w:val="22"/>
         </w:rPr>
         <w:t xml:space="preserve">This work — including all firmware source code, schematic diagrams, PCB design files, and documentation — is licensed under the CERN Open Hardware Licence Version 2 – Weakly Reciprocal (CERN-OHL-W v2).</w:t>
-      </w:r>
-    </w:p>
-    <w:p>
-      <w:pPr>
-        <w:spacing w:after="120"/>
-      </w:pPr>
-      <w:r>
-        <w:t xml:space="preserve"/>
-      </w:r>
-    </w:p>
-    <w:p>
-      <w:pPr>
-        <w:spacing w:after="120"/>
-      </w:pPr>
-      <w:r>
-        <w:rPr>
-          <w:rFonts w:ascii="Arial" w:cs="Arial" w:eastAsia="Arial" w:hAnsi="Arial"/>
-          <w:sz w:val="22"/>
-          <w:szCs w:val="22"/>
-        </w:rPr>
-        <w:t xml:space="preserve">You may redistribute and modify this work and make products using it under the terms of the CERN-OHL-W v2 (https://ohwr.org/cern_ohl_w_v2.txt).</w:t>
       </w:r>
     </w:p>
     <w:p>
@@ -331,6 +310,94 @@
     </w:p>
     <w:p>
       <w:pPr>
+        <w:spacing w:after="120"/>
+      </w:pPr>
+      <w:r>
+        <w:t xml:space="preserve"/>
+      </w:r>
+    </w:p>
+    <w:p>
+      <w:pPr>
+        <w:pBdr>
+          <w:top w:val="single" w:color="CCCCCC" w:sz="4" w:space="1"/>
+        </w:pBdr>
+        <w:spacing w:before="480"/>
+        <w:jc w:val="center"/>
+      </w:pPr>
+      <w:r>
+        <w:rPr>
+          <w:rFonts w:ascii="Arial" w:cs="Arial" w:eastAsia="Arial" w:hAnsi="Arial"/>
+          <w:i/>
+          <w:iCs/>
+          <w:color w:val="2E4057"/>
+          <w:sz w:val="22"/>
+          <w:szCs w:val="22"/>
+        </w:rPr>
+        <w:t xml:space="preserve">73 de K0WLY</w:t>
+      </w:r>
+    </w:p>
+    <w:p>
+      <w:pPr>
+        <w:spacing w:after="120"/>
+      </w:pPr>
+      <w:r>
+        <w:t xml:space="preserve"/>
+      </w:r>
+    </w:p>
+    <w:p>
+      <w:pPr>
+        <w:pStyle w:val="Heading1"/>
+      </w:pPr>
+      <w:r>
+        <w:rPr>
+          <w:rFonts w:ascii="Arial" w:cs="Arial" w:eastAsia="Arial" w:hAnsi="Arial"/>
+          <w:b/>
+          <w:bCs/>
+          <w:color w:val="2E4057"/>
+          <w:sz w:val="32"/>
+          <w:szCs w:val="32"/>
+        </w:rPr>
+        <w:t xml:space="preserve">1. Overview</w:t>
+      </w:r>
+    </w:p>
+    <w:p>
+      <w:pPr>
+        <w:spacing w:after="120"/>
+      </w:pPr>
+      <w:r>
+        <w:rPr>
+          <w:rFonts w:ascii="Arial" w:cs="Arial" w:eastAsia="Arial" w:hAnsi="Arial"/>
+          <w:sz w:val="22"/>
+          <w:szCs w:val="22"/>
+        </w:rPr>
+        <w:t xml:space="preserve">The K0WLY Two-Way CW Keyer is an ESP32-S3 based iambic keyer built on the LilyGO T-Display S3 AMOLED board featuring a 1.91” 536×240 AMOLED display. It provides full iambic keying with sidetone, real-time Morse code decoding, radio keying output via optocoupler, peer-to-peer two-way CW communication over WiFi using ESP-NOW, and text file playback via a built-in WiFi web server.</w:t>
+      </w:r>
+    </w:p>
+    <w:p>
+      <w:pPr>
+        <w:spacing w:after="120"/>
+      </w:pPr>
+      <w:r>
+        <w:t xml:space="preserve"/>
+      </w:r>
+    </w:p>
+    <w:p>
+      <w:pPr>
+        <w:spacing w:after="120"/>
+      </w:pPr>
+      <w:r>
+        <w:rPr>
+          <w:rFonts w:ascii="Arial" w:cs="Arial" w:eastAsia="Arial" w:hAnsi="Arial"/>
+          <w:b/>
+          <w:bCs/>
+          <w:sz w:val="22"/>
+          <w:szCs w:val="22"/>
+        </w:rPr>
+        <w:t xml:space="preserve">Key features:</w:t>
+      </w:r>
+    </w:p>
+    <w:p>
+      <w:pPr>
         <w:pStyle w:val="ListParagraph"/>
         <w:numPr>
           <w:ilvl w:val="0"/>
@@ -344,95 +411,7 @@
           <w:sz w:val="22"/>
           <w:szCs w:val="22"/>
         </w:rPr>
-        <w:t xml:space="preserve">The original project source must be acknowledged in derivative documentation</w:t>
-      </w:r>
-    </w:p>
-    <w:p>
-      <w:pPr>
-        <w:spacing w:after="120"/>
-      </w:pPr>
-      <w:r>
-        <w:t xml:space="preserve"/>
-      </w:r>
-    </w:p>
-    <w:p>
-      <w:pPr>
-        <w:pBdr>
-          <w:top w:val="single" w:color="CCCCCC" w:sz="4" w:space="1"/>
-        </w:pBdr>
-        <w:spacing w:before="480"/>
-        <w:jc w:val="center"/>
-      </w:pPr>
-      <w:r>
-        <w:rPr>
-          <w:rFonts w:ascii="Arial" w:cs="Arial" w:eastAsia="Arial" w:hAnsi="Arial"/>
-          <w:i/>
-          <w:iCs/>
-          <w:color w:val="2E4057"/>
-          <w:sz w:val="22"/>
-          <w:szCs w:val="22"/>
-        </w:rPr>
-        <w:t xml:space="preserve">73 de K0WLY</w:t>
-      </w:r>
-    </w:p>
-    <w:p>
-      <w:pPr>
-        <w:spacing w:after="120"/>
-      </w:pPr>
-      <w:r>
-        <w:t xml:space="preserve"/>
-      </w:r>
-    </w:p>
-    <w:p>
-      <w:pPr>
-        <w:pStyle w:val="Heading1"/>
-      </w:pPr>
-      <w:r>
-        <w:rPr>
-          <w:rFonts w:ascii="Arial" w:cs="Arial" w:eastAsia="Arial" w:hAnsi="Arial"/>
-          <w:b/>
-          <w:bCs/>
-          <w:color w:val="2E4057"/>
-          <w:sz w:val="32"/>
-          <w:szCs w:val="32"/>
-        </w:rPr>
-        <w:t xml:space="preserve">1. Overview</w:t>
-      </w:r>
-    </w:p>
-    <w:p>
-      <w:pPr>
-        <w:spacing w:after="120"/>
-      </w:pPr>
-      <w:r>
-        <w:rPr>
-          <w:rFonts w:ascii="Arial" w:cs="Arial" w:eastAsia="Arial" w:hAnsi="Arial"/>
-          <w:sz w:val="22"/>
-          <w:szCs w:val="22"/>
-        </w:rPr>
-        <w:t xml:space="preserve">The K0WLY Two-Way CW Keyer is an ESP32-S3 based iambic keyer built on the LilyGO T-Display S3 AMOLED board featuring a 1.91” 536×240 AMOLED display. It provides full iambic keying with sidetone, real-time Morse code decoding, radio keying output via optocoupler, and peer-to-peer two-way CW communication over WiFi using ESP-NOW — no router or network infrastructure required.</w:t>
-      </w:r>
-    </w:p>
-    <w:p>
-      <w:pPr>
-        <w:spacing w:after="120"/>
-      </w:pPr>
-      <w:r>
-        <w:t xml:space="preserve"/>
-      </w:r>
-    </w:p>
-    <w:p>
-      <w:pPr>
-        <w:spacing w:after="120"/>
-      </w:pPr>
-      <w:r>
-        <w:rPr>
-          <w:rFonts w:ascii="Arial" w:cs="Arial" w:eastAsia="Arial" w:hAnsi="Arial"/>
-          <w:b/>
-          <w:bCs/>
-          <w:sz w:val="22"/>
-          <w:szCs w:val="22"/>
-        </w:rPr>
-        <w:t xml:space="preserve">Key features:</w:t>
+        <w:t xml:space="preserve">Iambic Mode A keyer with adjustable speed (5–40 WPM)</w:t>
       </w:r>
     </w:p>
     <w:p>
@@ -450,7 +429,7 @@
           <w:sz w:val="22"/>
           <w:szCs w:val="22"/>
         </w:rPr>
-        <w:t xml:space="preserve">Iambic Mode A keyer with adjustable speed (5–40 WPM)</w:t>
+        <w:t xml:space="preserve">Straight key mode selectable via hardware switch</w:t>
       </w:r>
     </w:p>
     <w:p>
@@ -468,7 +447,7 @@
           <w:sz w:val="22"/>
           <w:szCs w:val="22"/>
         </w:rPr>
-        <w:t xml:space="preserve">Straight key mode selectable via hardware switch</w:t>
+        <w:t xml:space="preserve">Radio keying output via PC817 optocoupler — fully isolated</w:t>
       </w:r>
     </w:p>
     <w:p>
@@ -486,7 +465,7 @@
           <w:sz w:val="22"/>
           <w:szCs w:val="22"/>
         </w:rPr>
-        <w:t xml:space="preserve">Farnsworth spacing — two-speed CW for learning: characters at full speed, gaps at slower effective speed (4 WPM min)</w:t>
+        <w:t xml:space="preserve">Farnsworth spacing — independent character and gap speeds</w:t>
       </w:r>
     </w:p>
     <w:p>
@@ -504,7 +483,7 @@
           <w:sz w:val="22"/>
           <w:szCs w:val="22"/>
         </w:rPr>
-        <w:t xml:space="preserve">Radio keying output via PC817 optocoupler — fully isolated, compatible with most transceivers</w:t>
+        <w:t xml:space="preserve">Adjustable sidetone frequency (400–900 Hz) — each unit independent</w:t>
       </w:r>
     </w:p>
     <w:p>
@@ -522,7 +501,7 @@
           <w:sz w:val="22"/>
           <w:szCs w:val="22"/>
         </w:rPr>
-        <w:t xml:space="preserve">Adjustable sidetone frequency (400–900 Hz) — each unit independent</w:t>
+        <w:t xml:space="preserve">Logarithmic volume control for speaker and headphones</w:t>
       </w:r>
     </w:p>
     <w:p>
@@ -540,7 +519,7 @@
           <w:sz w:val="22"/>
           <w:szCs w:val="22"/>
         </w:rPr>
-        <w:t xml:space="preserve">Logarithmic volume control for speaker and headphones</w:t>
+        <w:t xml:space="preserve">Head copy delay (0–3 seconds) or Audio Only mode</w:t>
       </w:r>
     </w:p>
     <w:p>
@@ -558,7 +537,7 @@
           <w:sz w:val="22"/>
           <w:szCs w:val="22"/>
         </w:rPr>
-        <w:t xml:space="preserve">Head copy delay (0–3 seconds) for incoming characters</w:t>
+        <w:t xml:space="preserve">Word gap spacing (off or 4–9 dits)</w:t>
       </w:r>
     </w:p>
     <w:p>
@@ -576,7 +555,43 @@
           <w:sz w:val="22"/>
           <w:szCs w:val="22"/>
         </w:rPr>
-        <w:t xml:space="preserve">Automatic peer-to-peer WiFi pairing via ESP-NOW</w:t>
+        <w:t xml:space="preserve">WiFi Access Point — unique hotspot per unit (K0WLY-XXXX), no password</w:t>
+      </w:r>
+    </w:p>
+    <w:p>
+      <w:pPr>
+        <w:pStyle w:val="ListParagraph"/>
+        <w:numPr>
+          <w:ilvl w:val="0"/>
+          <w:numId w:val="2"/>
+        </w:numPr>
+        <w:spacing w:after="80"/>
+      </w:pPr>
+      <w:r>
+        <w:rPr>
+          <w:rFonts w:ascii="Arial" w:cs="Arial" w:eastAsia="Arial" w:hAnsi="Arial"/>
+          <w:sz w:val="22"/>
+          <w:szCs w:val="22"/>
+        </w:rPr>
+        <w:t xml:space="preserve">Text file playback — upload .txt files from phone, plays as CW</w:t>
+      </w:r>
+    </w:p>
+    <w:p>
+      <w:pPr>
+        <w:pStyle w:val="ListParagraph"/>
+        <w:numPr>
+          <w:ilvl w:val="0"/>
+          <w:numId w:val="2"/>
+        </w:numPr>
+        <w:spacing w:after="80"/>
+      </w:pPr>
+      <w:r>
+        <w:rPr>
+          <w:rFonts w:ascii="Arial" w:cs="Arial" w:eastAsia="Arial" w:hAnsi="Arial"/>
+          <w:sz w:val="22"/>
+          <w:szCs w:val="22"/>
+        </w:rPr>
+        <w:t xml:space="preserve">Automatic peer-to-peer WiFi pairing via ESP-NOW — no router needed</w:t>
       </w:r>
     </w:p>
     <w:p>
@@ -916,7 +931,7 @@
                 <w:sz w:val="20"/>
                 <w:szCs w:val="20"/>
               </w:rPr>
-              <w:t xml:space="preserve">Callsign, WPM, Freq, Delay, Vol, SK/IAM, SOLO/DUAL</w:t>
+              <w:t xml:space="preserve">WPM, Freq, Delay, Vol, GAP, SK/IAM, SOLO/DUAL</w:t>
             </w:r>
           </w:p>
         </w:tc>
@@ -1201,7 +1216,7 @@
                 <w:sz w:val="20"/>
                 <w:szCs w:val="20"/>
               </w:rPr>
-              <w:t xml:space="preserve">Active pot mode, current value, peer MAC address</w:t>
+              <w:t xml:space="preserve">Pot mode, value, peer MAC, unit ID, callsign/version</w:t>
             </w:r>
           </w:p>
         </w:tc>
@@ -1259,7 +1274,7 @@
           <w:sz w:val="22"/>
           <w:szCs w:val="22"/>
         </w:rPr>
-        <w:t xml:space="preserve">K0WLY — Your callsign (left side, green)</w:t>
+        <w:t xml:space="preserve">WPM — Current speed, highlighted yellow when selected/editing</w:t>
       </w:r>
     </w:p>
     <w:p>
@@ -1277,7 +1292,7 @@
           <w:sz w:val="22"/>
           <w:szCs w:val="22"/>
         </w:rPr>
-        <w:t xml:space="preserve">WPM — Current speed, highlighted yellow when selected</w:t>
+        <w:t xml:space="preserve">Hz — Sidetone frequency, highlighted cyan when selected/editing</w:t>
       </w:r>
     </w:p>
     <w:p>
@@ -1295,7 +1310,7 @@
           <w:sz w:val="22"/>
           <w:szCs w:val="22"/>
         </w:rPr>
-        <w:t xml:space="preserve">Hz — Sidetone frequency, highlighted cyan when selected</w:t>
+        <w:t xml:space="preserve">DLY — Head copy delay or AO (Audio Only), highlighted orange</w:t>
       </w:r>
     </w:p>
     <w:p>
@@ -1313,7 +1328,7 @@
           <w:sz w:val="22"/>
           <w:szCs w:val="22"/>
         </w:rPr>
-        <w:t xml:space="preserve">DLY — Head copy delay in seconds, highlighted orange when selected</w:t>
+        <w:t xml:space="preserve">VOL — Volume percentage, highlighted magenta when selected/editing</w:t>
       </w:r>
     </w:p>
     <w:p>
@@ -1331,7 +1346,7 @@
           <w:sz w:val="22"/>
           <w:szCs w:val="22"/>
         </w:rPr>
-        <w:t xml:space="preserve">VOL — Volume percentage, highlighted magenta when selected</w:t>
+        <w:t xml:space="preserve">GAP — Word gap threshold (OFF or 4–9 dits), highlighted green</w:t>
       </w:r>
     </w:p>
     <w:p>
@@ -1380,27 +1395,6 @@
     </w:p>
     <w:p>
       <w:pPr>
-        <w:spacing w:after="120"/>
-      </w:pPr>
-      <w:r>
-        <w:rPr>
-          <w:rFonts w:ascii="Arial" w:cs="Arial" w:eastAsia="Arial" w:hAnsi="Arial"/>
-          <w:sz w:val="22"/>
-          <w:szCs w:val="22"/>
-        </w:rPr>
-        <w:t xml:space="preserve">When a parameter is selected but not in edit mode it appears in a dim version of its color. When in edit mode it brightens to full color and [EDIT] appears in the status area.</w:t>
-      </w:r>
-    </w:p>
-    <w:p>
-      <w:pPr>
-        <w:spacing w:after="120"/>
-      </w:pPr>
-      <w:r>
-        <w:t xml:space="preserve"/>
-      </w:r>
-    </w:p>
-    <w:p>
-      <w:pPr>
         <w:pStyle w:val="Heading2"/>
       </w:pPr>
       <w:r>
@@ -1425,7 +1419,44 @@
           <w:sz w:val="22"/>
           <w:szCs w:val="22"/>
         </w:rPr>
-        <w:t xml:space="preserve">Decoded characters scroll from right to left on each line. The TX line (green) shows characters you are sending. The RX line (cyan) shows characters received from the peer unit, subject to any head copy delay you have set.</w:t>
+        <w:t xml:space="preserve">The TX line (green) shows characters you are sending or playing from file. The RX line (cyan) shows characters received from the peer unit. During file playback, characters appear on the TX line as they sound — not ahead of the audio.</w:t>
+      </w:r>
+    </w:p>
+    <w:p>
+      <w:pPr>
+        <w:spacing w:after="120"/>
+      </w:pPr>
+      <w:r>
+        <w:t xml:space="preserve"/>
+      </w:r>
+    </w:p>
+    <w:p>
+      <w:pPr>
+        <w:pStyle w:val="Heading2"/>
+      </w:pPr>
+      <w:r>
+        <w:rPr>
+          <w:rFonts w:ascii="Arial" w:cs="Arial" w:eastAsia="Arial" w:hAnsi="Arial"/>
+          <w:b/>
+          <w:bCs/>
+          <w:color w:val="048A81"/>
+          <w:sz w:val="26"/>
+          <w:szCs w:val="26"/>
+        </w:rPr>
+        <w:t xml:space="preserve">2.3 Status Area</w:t>
+      </w:r>
+    </w:p>
+    <w:p>
+      <w:pPr>
+        <w:spacing w:after="120"/>
+      </w:pPr>
+      <w:r>
+        <w:rPr>
+          <w:rFonts w:ascii="Arial" w:cs="Arial" w:eastAsia="Arial" w:hAnsi="Arial"/>
+          <w:sz w:val="22"/>
+          <w:szCs w:val="22"/>
+        </w:rPr>
+        <w:t xml:space="preserve">The status area shows the active pot mode and current value. The peer MAC (or SEARCHING...) appears at bottom left. The unit ID (e.g. 4EF8) and K0WLY version appear at bottom right, making it easy to identify each unit.</w:t>
       </w:r>
     </w:p>
     <w:p>
@@ -2178,7 +2209,7 @@
                 <w:sz w:val="20"/>
                 <w:szCs w:val="20"/>
               </w:rPr>
-              <w:t xml:space="preserve">Paddle Reverse</w:t>
+              <w:t xml:space="preserve">Paddle Reverse / File</w:t>
             </w:r>
           </w:p>
         </w:tc>
@@ -2240,7 +2271,7 @@
                 <w:sz w:val="20"/>
                 <w:szCs w:val="20"/>
               </w:rPr>
-              <w:t xml:space="preserve">PBNO momentary button</w:t>
+              <w:t xml:space="preserve">PBNO: short=next file, long=play/pause</w:t>
             </w:r>
           </w:p>
         </w:tc>
@@ -2375,7 +2406,7 @@
           <w:sz w:val="22"/>
           <w:szCs w:val="22"/>
         </w:rPr>
-        <w:t xml:space="preserve">The keyer accepts a standard two-lever iambic paddle. Connect the dit lever to GPIO11 and the dah lever to GPIO10 with external 10kΩ pull-up resistors to 3.3V on each line. The paddle contacts should close to ground.</w:t>
+        <w:t xml:space="preserve">The keyer accepts a standard two-lever iambic paddle. Connect the dit lever to GPIO11 and the dah lever to GPIO10 with external 10kΩ pull-up resistors to 3.3V.</w:t>
       </w:r>
     </w:p>
     <w:p>
@@ -2410,7 +2441,7 @@
           <w:sz w:val="22"/>
           <w:szCs w:val="22"/>
         </w:rPr>
-        <w:t xml:space="preserve">If your paddle levers feel reversed, press the Paddle Reverse button (GPIO16) to swap them in software without rewiring.</w:t>
+        <w:t xml:space="preserve">If your paddle levers feel reversed, press the Paddle Reverse button (GPIO16) to swap them in software without rewiring. Note: when files are loaded, GPIO16 controls file playback instead.</w:t>
       </w:r>
     </w:p>
     <w:p>
@@ -2447,28 +2478,7 @@
           <w:sz w:val="22"/>
           <w:szCs w:val="22"/>
         </w:rPr>
-        <w:t xml:space="preserve">GPIO12 drives a PC817 optocoupler to key your transceiver. The optocoupler provides full electrical isolation between the ESP32-S3 and the radio's key line, which may carry up to 9V on some transceivers including the Kenwood TS-120S. GPIO12 goes HIGH when keying and LOW when idle.</w:t>
-      </w:r>
-    </w:p>
-    <w:p>
-      <w:pPr>
-        <w:spacing w:after="120"/>
-      </w:pPr>
-      <w:r>
-        <w:t xml:space="preserve"/>
-      </w:r>
-    </w:p>
-    <w:p>
-      <w:pPr>
-        <w:spacing w:after="120"/>
-      </w:pPr>
-      <w:r>
-        <w:rPr>
-          <w:rFonts w:ascii="Arial" w:cs="Arial" w:eastAsia="Arial" w:hAnsi="Arial"/>
-          <w:sz w:val="22"/>
-          <w:szCs w:val="22"/>
-        </w:rPr>
-        <w:t xml:space="preserve">Circuit: GPIO12 → 470Ω → PC817 LED anode / cathode → GND. PC817 collector → radio KEY tip, PC817 emitter → radio KEY sleeve (ground).</w:t>
+        <w:t xml:space="preserve">GPIO12 drives a PC817 optocoupler to key your transceiver. Provides full electrical isolation between the ESP32-S3 and the radio's key line.</w:t>
       </w:r>
     </w:p>
     <w:p>
@@ -2503,7 +2513,7 @@
           <w:sz w:val="22"/>
           <w:szCs w:val="22"/>
         </w:rPr>
-        <w:t xml:space="preserve">Never connect GPIO12 directly to a radio key line without the PC817 optocoupler. Many transceivers carry voltage on the key line that will damage the ESP32-S3.</w:t>
+        <w:t xml:space="preserve">Never connect GPIO12 directly to a radio key line without the PC817 optocoupler.</w:t>
       </w:r>
     </w:p>
     <w:p>
@@ -2537,27 +2547,6 @@
       <w:r>
         <w:rPr>
           <w:rFonts w:ascii="Arial" w:cs="Arial" w:eastAsia="Arial" w:hAnsi="Arial"/>
-          <w:sz w:val="22"/>
-          <w:szCs w:val="22"/>
-        </w:rPr>
-        <w:t xml:space="preserve">The sidetone is a PWM square wave on GPIO13 driving a 2N4401 NPN transistor. A bi-polar electrolytic coupling capacitor is used on the headphone output only.</w:t>
-      </w:r>
-    </w:p>
-    <w:p>
-      <w:pPr>
-        <w:spacing w:after="120"/>
-      </w:pPr>
-      <w:r>
-        <w:t xml:space="preserve"/>
-      </w:r>
-    </w:p>
-    <w:p>
-      <w:pPr>
-        <w:spacing w:after="120"/>
-      </w:pPr>
-      <w:r>
-        <w:rPr>
-          <w:rFonts w:ascii="Arial" w:cs="Arial" w:eastAsia="Arial" w:hAnsi="Arial"/>
           <w:b/>
           <w:bCs/>
           <w:sz w:val="22"/>
@@ -2611,7 +2600,7 @@
           <w:sz w:val="22"/>
           <w:szCs w:val="22"/>
         </w:rPr>
-        <w:t xml:space="preserve">Do NOT put a coupling capacitor in series with the speaker. It will completely block all audio. The speaker connects directly between 3.3V and the transistor collector.</w:t>
+        <w:t xml:space="preserve">Do NOT put a coupling capacitor in series with the speaker. It will completely block all audio.</w:t>
       </w:r>
     </w:p>
     <w:p>
@@ -2647,118 +2636,7 @@
           <w:sz w:val="22"/>
           <w:szCs w:val="22"/>
         </w:rPr>
-        <w:t xml:space="preserve">3.3V → 1kΩ → Collector / 2N4401 #2 (base shared) / Emitter → GND. Collector → 47µF bi-polar cap → 100Ω → 3.5mm tip. 3.5mm sleeve → GND.</w:t>
-      </w:r>
-    </w:p>
-    <w:p>
-      <w:pPr>
-        <w:spacing w:after="120"/>
-      </w:pPr>
-      <w:r>
-        <w:t xml:space="preserve"/>
-      </w:r>
-    </w:p>
-    <w:p>
-      <w:pPr>
-        <w:pStyle w:val="Heading2"/>
-      </w:pPr>
-      <w:r>
-        <w:rPr>
-          <w:rFonts w:ascii="Arial" w:cs="Arial" w:eastAsia="Arial" w:hAnsi="Arial"/>
-          <w:b/>
-          <w:bCs/>
-          <w:color w:val="048A81"/>
-          <w:sz w:val="26"/>
-          <w:szCs w:val="26"/>
-        </w:rPr>
-        <w:t xml:space="preserve">3.5 Key Mode Switch (GPIO15)</w:t>
-      </w:r>
-    </w:p>
-    <w:p>
-      <w:pPr>
-        <w:spacing w:after="120"/>
-      </w:pPr>
-      <w:r>
-        <w:rPr>
-          <w:rFonts w:ascii="Arial" w:cs="Arial" w:eastAsia="Arial" w:hAnsi="Arial"/>
-          <w:sz w:val="22"/>
-          <w:szCs w:val="22"/>
-        </w:rPr>
-        <w:t xml:space="preserve">A SPST latching switch. Open (pulled high) = iambic mode. Closed (GPIO15 to GND) = straight key mode, where the dit paddle acts as a simple key-down/key-up and the dah paddle is ignored.</w:t>
-      </w:r>
-    </w:p>
-    <w:p>
-      <w:pPr>
-        <w:spacing w:after="120"/>
-      </w:pPr>
-      <w:r>
-        <w:t xml:space="preserve"/>
-      </w:r>
-    </w:p>
-    <w:p>
-      <w:pPr>
-        <w:pStyle w:val="Heading2"/>
-      </w:pPr>
-      <w:r>
-        <w:rPr>
-          <w:rFonts w:ascii="Arial" w:cs="Arial" w:eastAsia="Arial" w:hAnsi="Arial"/>
-          <w:b/>
-          <w:bCs/>
-          <w:color w:val="048A81"/>
-          <w:sz w:val="26"/>
-          <w:szCs w:val="26"/>
-        </w:rPr>
-        <w:t xml:space="preserve">3.6 Paddle Reverse Button (GPIO16)</w:t>
-      </w:r>
-    </w:p>
-    <w:p>
-      <w:pPr>
-        <w:spacing w:after="120"/>
-      </w:pPr>
-      <w:r>
-        <w:rPr>
-          <w:rFonts w:ascii="Arial" w:cs="Arial" w:eastAsia="Arial" w:hAnsi="Arial"/>
-          <w:sz w:val="22"/>
-          <w:szCs w:val="22"/>
-        </w:rPr>
-        <w:t xml:space="preserve">A PBNO momentary pushbutton. Each press toggles the dit/dah assignment in software. Resets to normal on power cycle.</w:t>
-      </w:r>
-    </w:p>
-    <w:p>
-      <w:pPr>
-        <w:spacing w:after="120"/>
-      </w:pPr>
-      <w:r>
-        <w:t xml:space="preserve"/>
-      </w:r>
-    </w:p>
-    <w:p>
-      <w:pPr>
-        <w:pStyle w:val="Heading2"/>
-      </w:pPr>
-      <w:r>
-        <w:rPr>
-          <w:rFonts w:ascii="Arial" w:cs="Arial" w:eastAsia="Arial" w:hAnsi="Arial"/>
-          <w:b/>
-          <w:bCs/>
-          <w:color w:val="048A81"/>
-          <w:sz w:val="26"/>
-          <w:szCs w:val="26"/>
-        </w:rPr>
-        <w:t xml:space="preserve">3.7 Pot Mode Select Button (GPIO39)</w:t>
-      </w:r>
-    </w:p>
-    <w:p>
-      <w:pPr>
-        <w:spacing w:after="120"/>
-      </w:pPr>
-      <w:r>
-        <w:rPr>
-          <w:rFonts w:ascii="Arial" w:cs="Arial" w:eastAsia="Arial" w:hAnsi="Arial"/>
-          <w:sz w:val="22"/>
-          <w:szCs w:val="22"/>
-        </w:rPr>
-        <w:t xml:space="preserve">A PBNO momentary pushbutton. Short press cycles parameter modes. Long press enters/exits edit mode. See Section 4.</w:t>
+        <w:t xml:space="preserve">3.3V → 1kΩ → Collector / 2N4401 #2 (base shared) / Emitter → GND. Collector → 47µF bi-polar cap → 100Ω → 3.5mm tip. Sleeve → GND.</w:t>
       </w:r>
     </w:p>
     <w:p>
@@ -2783,27 +2661,6 @@
           <w:szCs w:val="32"/>
         </w:rPr>
         <w:t xml:space="preserve">4. Parameter Adjustment</w:t>
-      </w:r>
-    </w:p>
-    <w:p>
-      <w:pPr>
-        <w:spacing w:after="120"/>
-      </w:pPr>
-      <w:r>
-        <w:rPr>
-          <w:rFonts w:ascii="Arial" w:cs="Arial" w:eastAsia="Arial" w:hAnsi="Arial"/>
-          <w:sz w:val="22"/>
-          <w:szCs w:val="22"/>
-        </w:rPr>
-        <w:t xml:space="preserve">All four adjustable parameters are controlled by a single potentiometer. The Pot Mode Select button cycles through parameters and activates edit mode.</w:t>
-      </w:r>
-    </w:p>
-    <w:p>
-      <w:pPr>
-        <w:spacing w:after="120"/>
-      </w:pPr>
-      <w:r>
-        <w:t xml:space="preserve"/>
       </w:r>
     </w:p>
     <w:p>
@@ -3024,7 +2881,7 @@
                 <w:sz w:val="20"/>
                 <w:szCs w:val="20"/>
               </w:rPr>
-              <w:t xml:space="preserve">WPM → FREQ → DELAY → VOL → WPM</w:t>
+              <w:t xml:space="preserve">WPM → FREQ → DELAY → VOL → GAP → WPM</w:t>
             </w:r>
           </w:p>
         </w:tc>
@@ -3242,27 +3099,6 @@
           <w:szCs w:val="26"/>
         </w:rPr>
         <w:t xml:space="preserve">4.2 Edit Mode</w:t>
-      </w:r>
-    </w:p>
-    <w:p>
-      <w:pPr>
-        <w:spacing w:after="120"/>
-      </w:pPr>
-      <w:r>
-        <w:rPr>
-          <w:rFonts w:ascii="Arial" w:cs="Arial" w:eastAsia="Arial" w:hAnsi="Arial"/>
-          <w:sz w:val="22"/>
-          <w:szCs w:val="22"/>
-        </w:rPr>
-        <w:t xml:space="preserve">The pot only affects values when in edit mode, preventing accidental changes.</w:t>
-      </w:r>
-    </w:p>
-    <w:p>
-      <w:pPr>
-        <w:spacing w:after="120"/>
-      </w:pPr>
-      <w:r>
-        <w:t xml:space="preserve"/>
       </w:r>
     </w:p>
     <w:p>
@@ -3369,7 +3205,7 @@
           <w:sz w:val="22"/>
           <w:szCs w:val="22"/>
         </w:rPr>
-        <w:t xml:space="preserve">All settings save automatically to flash as you adjust. Values restore on next power cycle.</w:t>
+        <w:t xml:space="preserve">All settings save automatically to flash. Values restore on next power cycle.</w:t>
       </w:r>
     </w:p>
     <w:p>
@@ -3536,7 +3372,7 @@
                 <w:sz w:val="20"/>
                 <w:szCs w:val="20"/>
               </w:rPr>
-              <w:t xml:space="preserve">WPM</w:t>
+              <w:t xml:space="preserve">Char Speed</w:t>
             </w:r>
           </w:p>
         </w:tc>
@@ -3598,7 +3434,7 @@
                 <w:sz w:val="20"/>
                 <w:szCs w:val="20"/>
               </w:rPr>
-              <w:t xml:space="preserve">PARIS standard (1200/WPM ms per dit)</w:t>
+              <w:t xml:space="preserve">Character element speed — PARIS standard</w:t>
             </w:r>
           </w:p>
         </w:tc>
@@ -3631,7 +3467,7 @@
                 <w:sz w:val="20"/>
                 <w:szCs w:val="20"/>
               </w:rPr>
-              <w:t xml:space="preserve">Char Speed</w:t>
+              <w:t xml:space="preserve">Farnsworth</w:t>
             </w:r>
           </w:p>
         </w:tc>
@@ -3662,7 +3498,7 @@
                 <w:sz w:val="20"/>
                 <w:szCs w:val="20"/>
               </w:rPr>
-              <w:t xml:space="preserve">5 – 40 WPM</w:t>
+              <w:t xml:space="preserve">4 WPM – char speed</w:t>
             </w:r>
           </w:p>
         </w:tc>
@@ -3693,7 +3529,7 @@
                 <w:sz w:val="20"/>
                 <w:szCs w:val="20"/>
               </w:rPr>
-              <w:t xml:space="preserve">Character element speed — PARIS standard</w:t>
+              <w:t xml:space="preserve">Effective gap speed; equal to char = off</w:t>
             </w:r>
           </w:p>
         </w:tc>
@@ -3726,7 +3562,7 @@
                 <w:sz w:val="20"/>
                 <w:szCs w:val="20"/>
               </w:rPr>
-              <w:t xml:space="preserve">Farnsworth</w:t>
+              <w:t xml:space="preserve">Frequency</w:t>
             </w:r>
           </w:p>
         </w:tc>
@@ -3757,7 +3593,7 @@
                 <w:sz w:val="20"/>
                 <w:szCs w:val="20"/>
               </w:rPr>
-              <w:t xml:space="preserve">4 WPM – char speed</w:t>
+              <w:t xml:space="preserve">400 – 900 Hz</w:t>
             </w:r>
           </w:p>
         </w:tc>
@@ -3788,7 +3624,7 @@
                 <w:sz w:val="20"/>
                 <w:szCs w:val="20"/>
               </w:rPr>
-              <w:t xml:space="preserve">Effective gap speed; equal to char speed = off</w:t>
+              <w:t xml:space="preserve">Sidetone pitch, each unit independent</w:t>
             </w:r>
           </w:p>
         </w:tc>
@@ -3821,7 +3657,7 @@
                 <w:sz w:val="20"/>
                 <w:szCs w:val="20"/>
               </w:rPr>
-              <w:t xml:space="preserve">Frequency</w:t>
+              <w:t xml:space="preserve">Head Copy Delay</w:t>
             </w:r>
           </w:p>
         </w:tc>
@@ -3852,7 +3688,7 @@
                 <w:sz w:val="20"/>
                 <w:szCs w:val="20"/>
               </w:rPr>
-              <w:t xml:space="preserve">400 – 900 Hz</w:t>
+              <w:t xml:space="preserve">0.0 – 3.0 sec or AO</w:t>
             </w:r>
           </w:p>
         </w:tc>
@@ -3883,7 +3719,7 @@
                 <w:sz w:val="20"/>
                 <w:szCs w:val="20"/>
               </w:rPr>
-              <w:t xml:space="preserve">Sidetone pitch, each unit independent</w:t>
+              <w:t xml:space="preserve">Top 10% of pot = Audio Only mode</w:t>
             </w:r>
           </w:p>
         </w:tc>
@@ -3916,7 +3752,7 @@
                 <w:sz w:val="20"/>
                 <w:szCs w:val="20"/>
               </w:rPr>
-              <w:t xml:space="preserve">Head Copy Delay</w:t>
+              <w:t xml:space="preserve">Volume</w:t>
             </w:r>
           </w:p>
         </w:tc>
@@ -3947,7 +3783,7 @@
                 <w:sz w:val="20"/>
                 <w:szCs w:val="20"/>
               </w:rPr>
-              <w:t xml:space="preserve">0.0 – 3.0 sec</w:t>
+              <w:t xml:space="preserve">0 – 100%</w:t>
             </w:r>
           </w:p>
         </w:tc>
@@ -3978,7 +3814,7 @@
                 <w:sz w:val="20"/>
                 <w:szCs w:val="20"/>
               </w:rPr>
-              <w:t xml:space="preserve">Incoming char display delay, 0.1s steps</w:t>
+              <w:t xml:space="preserve">Logarithmic curve, max PWM duty 78%</w:t>
             </w:r>
           </w:p>
         </w:tc>
@@ -4011,7 +3847,7 @@
                 <w:sz w:val="20"/>
                 <w:szCs w:val="20"/>
               </w:rPr>
-              <w:t xml:space="preserve">Volume</w:t>
+              <w:t xml:space="preserve">Word Gap</w:t>
             </w:r>
           </w:p>
         </w:tc>
@@ -4042,7 +3878,7 @@
                 <w:sz w:val="20"/>
                 <w:szCs w:val="20"/>
               </w:rPr>
-              <w:t xml:space="preserve">0 – 100%</w:t>
+              <w:t xml:space="preserve">OFF or 4–9 dits</w:t>
             </w:r>
           </w:p>
         </w:tc>
@@ -4073,7 +3909,7 @@
                 <w:sz w:val="20"/>
                 <w:szCs w:val="20"/>
               </w:rPr>
-              <w:t xml:space="preserve">Logarithmic curve, max PWM duty 78%</w:t>
+              <w:t xml:space="preserve">Bottom 20% of pot = OFF</w:t>
             </w:r>
           </w:p>
         </w:tc>
@@ -4085,22 +3921,6 @@
       </w:pPr>
       <w:r>
         <w:t xml:space="preserve"/>
-      </w:r>
-    </w:p>
-    <w:p>
-      <w:pPr>
-        <w:pStyle w:val="Heading1"/>
-      </w:pPr>
-      <w:r>
-        <w:rPr>
-          <w:rFonts w:ascii="Arial" w:cs="Arial" w:eastAsia="Arial" w:hAnsi="Arial"/>
-          <w:b/>
-          <w:bCs/>
-          <w:color w:val="2E4057"/>
-          <w:sz w:val="32"/>
-          <w:szCs w:val="32"/>
-        </w:rPr>
-        <w:t xml:space="preserve">5. WiFi Peer-to-Peer Operation</w:t>
       </w:r>
     </w:p>
     <w:p>
@@ -4116,7 +3936,7 @@
           <w:sz w:val="26"/>
           <w:szCs w:val="26"/>
         </w:rPr>
-        <w:t xml:space="preserve">5.1 Auto-Discovery</w:t>
+        <w:t xml:space="preserve">4.4 Farnsworth Spacing</w:t>
       </w:r>
     </w:p>
     <w:p>
@@ -4129,7 +3949,7 @@
           <w:sz w:val="22"/>
           <w:szCs w:val="22"/>
         </w:rPr>
-        <w:t xml:space="preserve">The keyer uses ESP-NOW for direct peer-to-peer communication without a WiFi router. On power-up each unit broadcasts a discovery packet every 2 seconds. When a peer responds the header shows DUAL in green and the peer MAC appears in the status area.</w:t>
+        <w:t xml:space="preserve">Farnsworth spacing sends characters at full character speed but stretches the gaps to a slower effective speed. Trains your ear to recognize whole characters at real speeds.</w:t>
       </w:r>
     </w:p>
     <w:p>
@@ -4138,184 +3958,6 @@
       </w:pPr>
       <w:r>
         <w:t xml:space="preserve"/>
-      </w:r>
-    </w:p>
-    <w:p>
-      <w:pPr>
-        <w:pStyle w:val="Heading2"/>
-      </w:pPr>
-      <w:r>
-        <w:rPr>
-          <w:rFonts w:ascii="Arial" w:cs="Arial" w:eastAsia="Arial" w:hAnsi="Arial"/>
-          <w:b/>
-          <w:bCs/>
-          <w:color w:val="048A81"/>
-          <w:sz w:val="26"/>
-          <w:szCs w:val="26"/>
-        </w:rPr>
-        <w:t xml:space="preserve">5.2 Transmitting to Peer</w:t>
-      </w:r>
-    </w:p>
-    <w:p>
-      <w:pPr>
-        <w:spacing w:after="120"/>
-      </w:pPr>
-      <w:r>
-        <w:rPr>
-          <w:rFonts w:ascii="Arial" w:cs="Arial" w:eastAsia="Arial" w:hAnsi="Arial"/>
-          <w:sz w:val="22"/>
-          <w:szCs w:val="22"/>
-        </w:rPr>
-        <w:t xml:space="preserve">Every element keyed (dit or dah) transmits to the peer unit in real time. The peer plays back each element at its own locally set sidetone frequency. Each operator always hears code at their own preferred pitch, completely independent of the other station's setting. Decoded characters also transmit and appear on the peer's RX line.</w:t>
-      </w:r>
-    </w:p>
-    <w:p>
-      <w:pPr>
-        <w:spacing w:after="120"/>
-      </w:pPr>
-      <w:r>
-        <w:t xml:space="preserve"/>
-      </w:r>
-    </w:p>
-    <w:p>
-      <w:pPr>
-        <w:pStyle w:val="Heading2"/>
-      </w:pPr>
-      <w:r>
-        <w:rPr>
-          <w:rFonts w:ascii="Arial" w:cs="Arial" w:eastAsia="Arial" w:hAnsi="Arial"/>
-          <w:b/>
-          <w:bCs/>
-          <w:color w:val="048A81"/>
-          <w:sz w:val="26"/>
-          <w:szCs w:val="26"/>
-        </w:rPr>
-        <w:t xml:space="preserve">5.3 Independent Sidetone Frequency</w:t>
-      </w:r>
-    </w:p>
-    <w:p>
-      <w:pPr>
-        <w:spacing w:after="120"/>
-      </w:pPr>
-      <w:r>
-        <w:rPr>
-          <w:rFonts w:ascii="Arial" w:cs="Arial" w:eastAsia="Arial" w:hAnsi="Arial"/>
-          <w:sz w:val="22"/>
-          <w:szCs w:val="22"/>
-        </w:rPr>
-        <w:t xml:space="preserve">Each unit plays all CW — both sent and received — at its own locally configured sidetone frequency. If one unit is set to 550 Hz and the other to 700 Hz, each operator hears everything at their own pitch. This is exactly how real CW operation works — each operator sets their sidetone to their personal preference, independent of the other station.</w:t>
-      </w:r>
-    </w:p>
-    <w:p>
-      <w:pPr>
-        <w:spacing w:after="120"/>
-      </w:pPr>
-      <w:r>
-        <w:t xml:space="preserve"/>
-      </w:r>
-    </w:p>
-    <w:p>
-      <w:pPr>
-        <w:pStyle w:val="Heading2"/>
-      </w:pPr>
-      <w:r>
-        <w:rPr>
-          <w:rFonts w:ascii="Arial" w:cs="Arial" w:eastAsia="Arial" w:hAnsi="Arial"/>
-          <w:b/>
-          <w:bCs/>
-          <w:color w:val="048A81"/>
-          <w:sz w:val="26"/>
-          <w:szCs w:val="26"/>
-        </w:rPr>
-        <w:t xml:space="preserve">5.4 Head Copy Delay</w:t>
-      </w:r>
-    </w:p>
-    <w:p>
-      <w:pPr>
-        <w:spacing w:after="120"/>
-      </w:pPr>
-      <w:r>
-        <w:rPr>
-          <w:rFonts w:ascii="Arial" w:cs="Arial" w:eastAsia="Arial" w:hAnsi="Arial"/>
-          <w:sz w:val="22"/>
-          <w:szCs w:val="22"/>
-        </w:rPr>
-        <w:t xml:space="preserve">The head copy delay applies only to the display of incoming decoded characters. Audio playback of incoming elements is always immediate. This lets you practice mentally decoding received code before the character appears on screen.</w:t>
-      </w:r>
-    </w:p>
-    <w:p>
-      <w:pPr>
-        <w:spacing w:after="120"/>
-      </w:pPr>
-      <w:r>
-        <w:t xml:space="preserve"/>
-      </w:r>
-    </w:p>
-    <w:p>
-      <w:pPr>
-        <w:spacing w:after="80" w:before="80"/>
-        <w:ind w:left="360"/>
-      </w:pPr>
-      <w:r>
-        <w:rPr>
-          <w:rFonts w:ascii="Arial" w:cs="Arial" w:eastAsia="Arial" w:hAnsi="Arial"/>
-          <w:b/>
-          <w:bCs/>
-          <w:color w:val="C0392B"/>
-          <w:sz w:val="22"/>
-          <w:szCs w:val="22"/>
-        </w:rPr>
-        <w:t xml:space="preserve">NOTE: </w:t>
-      </w:r>
-      <w:r>
-        <w:rPr>
-          <w:rFonts w:ascii="Arial" w:cs="Arial" w:eastAsia="Arial" w:hAnsi="Arial"/>
-          <w:i/>
-          <w:iCs/>
-          <w:sz w:val="22"/>
-          <w:szCs w:val="22"/>
-        </w:rPr>
-        <w:t xml:space="preserve">Set delay to 0 for normal operation. Increase gradually as your head copy skill improves.</w:t>
-      </w:r>
-    </w:p>
-    <w:p>
-      <w:pPr>
-        <w:spacing w:after="120"/>
-      </w:pPr>
-      <w:r>
-        <w:t xml:space="preserve"/>
-      </w:r>
-    </w:p>
-    <w:p>
-      <w:pPr>
-        <w:pStyle w:val="Heading1"/>
-      </w:pPr>
-      <w:r>
-        <w:rPr>
-          <w:rFonts w:ascii="Arial" w:cs="Arial" w:eastAsia="Arial" w:hAnsi="Arial"/>
-          <w:b/>
-          <w:bCs/>
-          <w:color w:val="2E4057"/>
-          <w:sz w:val="32"/>
-          <w:szCs w:val="32"/>
-        </w:rPr>
-        <w:t xml:space="preserve">6. Operating Tips</w:t>
-      </w:r>
-    </w:p>
-    <w:p>
-      <w:pPr>
-        <w:pStyle w:val="Heading2"/>
-      </w:pPr>
-      <w:r>
-        <w:rPr>
-          <w:rFonts w:ascii="Arial" w:cs="Arial" w:eastAsia="Arial" w:hAnsi="Arial"/>
-          <w:b/>
-          <w:bCs/>
-          <w:color w:val="048A81"/>
-          <w:sz w:val="26"/>
-          <w:szCs w:val="26"/>
-        </w:rPr>
-        <w:t xml:space="preserve">6.1 Getting Started</w:t>
       </w:r>
     </w:p>
     <w:p>
@@ -4333,7 +3975,7 @@
           <w:sz w:val="22"/>
           <w:szCs w:val="22"/>
         </w:rPr>
-        <w:t xml:space="preserve">Power on both units and wait approximately 5 seconds for WiFi to initialize</w:t>
+        <w:t xml:space="preserve">Long press on WPM — status shows CHAR SPEED, set character rate</w:t>
       </w:r>
     </w:p>
     <w:p>
@@ -4351,7 +3993,7 @@
           <w:sz w:val="22"/>
           <w:szCs w:val="22"/>
         </w:rPr>
-        <w:t xml:space="preserve">Verify header shows desired WPM before keying</w:t>
+        <w:t xml:space="preserve">Short press — advances to FARNSWORTH step</w:t>
       </w:r>
     </w:p>
     <w:p>
@@ -4369,7 +4011,7 @@
           <w:sz w:val="22"/>
           <w:szCs w:val="22"/>
         </w:rPr>
-        <w:t xml:space="preserve">SOLO = no peer found yet, DUAL = paired and ready</w:t>
+        <w:t xml:space="preserve">Set effective speed (4 WPM min, capped at char speed)</w:t>
       </w:r>
     </w:p>
     <w:p>
@@ -4387,7 +4029,338 @@
           <w:sz w:val="22"/>
           <w:szCs w:val="22"/>
         </w:rPr>
-        <w:t xml:space="preserve">TX line (green) shows your outgoing characters</w:t>
+        <w:t xml:space="preserve">Short press to exit. Header shows 25WPM (equal) or 25/8 (Farnsworth active)</w:t>
+      </w:r>
+    </w:p>
+    <w:p>
+      <w:pPr>
+        <w:spacing w:after="120"/>
+      </w:pPr>
+      <w:r>
+        <w:t xml:space="preserve"/>
+      </w:r>
+    </w:p>
+    <w:p>
+      <w:pPr>
+        <w:pStyle w:val="Heading2"/>
+      </w:pPr>
+      <w:r>
+        <w:rPr>
+          <w:rFonts w:ascii="Arial" w:cs="Arial" w:eastAsia="Arial" w:hAnsi="Arial"/>
+          <w:b/>
+          <w:bCs/>
+          <w:color w:val="048A81"/>
+          <w:sz w:val="26"/>
+          <w:szCs w:val="26"/>
+        </w:rPr>
+        <w:t xml:space="preserve">4.5 Audio Only Mode</w:t>
+      </w:r>
+    </w:p>
+    <w:p>
+      <w:pPr>
+        <w:spacing w:after="120"/>
+      </w:pPr>
+      <w:r>
+        <w:rPr>
+          <w:rFonts w:ascii="Arial" w:cs="Arial" w:eastAsia="Arial" w:hAnsi="Arial"/>
+          <w:sz w:val="22"/>
+          <w:szCs w:val="22"/>
+        </w:rPr>
+        <w:t xml:space="preserve">Turn the DELAY pot to the top 10% of its range to enable Audio Only mode. Header shows DLY:AO. Incoming CW audio plays normally but no characters appear on the RX line. Perfect for pure audible head copy practice with no visual crutch.</w:t>
+      </w:r>
+    </w:p>
+    <w:p>
+      <w:pPr>
+        <w:spacing w:after="120"/>
+      </w:pPr>
+      <w:r>
+        <w:t xml:space="preserve"/>
+      </w:r>
+    </w:p>
+    <w:p>
+      <w:pPr>
+        <w:pStyle w:val="Heading2"/>
+      </w:pPr>
+      <w:r>
+        <w:rPr>
+          <w:rFonts w:ascii="Arial" w:cs="Arial" w:eastAsia="Arial" w:hAnsi="Arial"/>
+          <w:b/>
+          <w:bCs/>
+          <w:color w:val="048A81"/>
+          <w:sz w:val="26"/>
+          <w:szCs w:val="26"/>
+        </w:rPr>
+        <w:t xml:space="preserve">4.6 Word Gap Setting</w:t>
+      </w:r>
+    </w:p>
+    <w:p>
+      <w:pPr>
+        <w:spacing w:after="120"/>
+      </w:pPr>
+      <w:r>
+        <w:rPr>
+          <w:rFonts w:ascii="Arial" w:cs="Arial" w:eastAsia="Arial" w:hAnsi="Arial"/>
+          <w:sz w:val="22"/>
+          <w:szCs w:val="22"/>
+        </w:rPr>
+        <w:t xml:space="preserve">When enabled, the keyer inserts spaces between words on the TX and RX lines. Bottom 20% of pot = OFF, remainder maps to 4–9 dit threshold. The gap scales proportionally with Farnsworth effective speed.</w:t>
+      </w:r>
+    </w:p>
+    <w:p>
+      <w:pPr>
+        <w:spacing w:after="120"/>
+      </w:pPr>
+      <w:r>
+        <w:t xml:space="preserve"/>
+      </w:r>
+    </w:p>
+    <w:p>
+      <w:pPr>
+        <w:pStyle w:val="Heading1"/>
+      </w:pPr>
+      <w:r>
+        <w:rPr>
+          <w:rFonts w:ascii="Arial" w:cs="Arial" w:eastAsia="Arial" w:hAnsi="Arial"/>
+          <w:b/>
+          <w:bCs/>
+          <w:color w:val="2E4057"/>
+          <w:sz w:val="32"/>
+          <w:szCs w:val="32"/>
+        </w:rPr>
+        <w:t xml:space="preserve">5. WiFi Operation</w:t>
+      </w:r>
+    </w:p>
+    <w:p>
+      <w:pPr>
+        <w:pStyle w:val="Heading2"/>
+      </w:pPr>
+      <w:r>
+        <w:rPr>
+          <w:rFonts w:ascii="Arial" w:cs="Arial" w:eastAsia="Arial" w:hAnsi="Arial"/>
+          <w:b/>
+          <w:bCs/>
+          <w:color w:val="048A81"/>
+          <w:sz w:val="26"/>
+          <w:szCs w:val="26"/>
+        </w:rPr>
+        <w:t xml:space="preserve">5.1 Peer-to-Peer Auto-Discovery</w:t>
+      </w:r>
+    </w:p>
+    <w:p>
+      <w:pPr>
+        <w:spacing w:after="120"/>
+      </w:pPr>
+      <w:r>
+        <w:rPr>
+          <w:rFonts w:ascii="Arial" w:cs="Arial" w:eastAsia="Arial" w:hAnsi="Arial"/>
+          <w:sz w:val="22"/>
+          <w:szCs w:val="22"/>
+        </w:rPr>
+        <w:t xml:space="preserve">Each unit broadcasts a discovery packet every 2 seconds. When a peer responds the header shows DUAL in green and the peer MAC appears in the status area. ESP-NOW operates on channel 1.</w:t>
+      </w:r>
+    </w:p>
+    <w:p>
+      <w:pPr>
+        <w:spacing w:after="120"/>
+      </w:pPr>
+      <w:r>
+        <w:t xml:space="preserve"/>
+      </w:r>
+    </w:p>
+    <w:p>
+      <w:pPr>
+        <w:pStyle w:val="Heading2"/>
+      </w:pPr>
+      <w:r>
+        <w:rPr>
+          <w:rFonts w:ascii="Arial" w:cs="Arial" w:eastAsia="Arial" w:hAnsi="Arial"/>
+          <w:b/>
+          <w:bCs/>
+          <w:color w:val="048A81"/>
+          <w:sz w:val="26"/>
+          <w:szCs w:val="26"/>
+        </w:rPr>
+        <w:t xml:space="preserve">5.2 Two-Way CW</w:t>
+      </w:r>
+    </w:p>
+    <w:p>
+      <w:pPr>
+        <w:spacing w:after="120"/>
+      </w:pPr>
+      <w:r>
+        <w:rPr>
+          <w:rFonts w:ascii="Arial" w:cs="Arial" w:eastAsia="Arial" w:hAnsi="Arial"/>
+          <w:sz w:val="22"/>
+          <w:szCs w:val="22"/>
+        </w:rPr>
+        <w:t xml:space="preserve">Every element keyed transmits to the peer unit in real time. The peer plays back each element at its own locally set sidetone frequency. Decoded characters also transmit and appear on the peer's RX line.</w:t>
+      </w:r>
+    </w:p>
+    <w:p>
+      <w:pPr>
+        <w:spacing w:after="120"/>
+      </w:pPr>
+      <w:r>
+        <w:t xml:space="preserve"/>
+      </w:r>
+    </w:p>
+    <w:p>
+      <w:pPr>
+        <w:pStyle w:val="Heading2"/>
+      </w:pPr>
+      <w:r>
+        <w:rPr>
+          <w:rFonts w:ascii="Arial" w:cs="Arial" w:eastAsia="Arial" w:hAnsi="Arial"/>
+          <w:b/>
+          <w:bCs/>
+          <w:color w:val="048A81"/>
+          <w:sz w:val="26"/>
+          <w:szCs w:val="26"/>
+        </w:rPr>
+        <w:t xml:space="preserve">5.3 Independent Sidetone Frequency</w:t>
+      </w:r>
+    </w:p>
+    <w:p>
+      <w:pPr>
+        <w:spacing w:after="120"/>
+      </w:pPr>
+      <w:r>
+        <w:rPr>
+          <w:rFonts w:ascii="Arial" w:cs="Arial" w:eastAsia="Arial" w:hAnsi="Arial"/>
+          <w:sz w:val="22"/>
+          <w:szCs w:val="22"/>
+        </w:rPr>
+        <w:t xml:space="preserve">Each unit plays all CW at its own locally configured frequency. If one unit is set to 550 Hz and the other to 700 Hz, each operator hears everything at their own pitch — just like real CW operation.</w:t>
+      </w:r>
+    </w:p>
+    <w:p>
+      <w:pPr>
+        <w:spacing w:after="120"/>
+      </w:pPr>
+      <w:r>
+        <w:t xml:space="preserve"/>
+      </w:r>
+    </w:p>
+    <w:p>
+      <w:pPr>
+        <w:pStyle w:val="Heading2"/>
+      </w:pPr>
+      <w:r>
+        <w:rPr>
+          <w:rFonts w:ascii="Arial" w:cs="Arial" w:eastAsia="Arial" w:hAnsi="Arial"/>
+          <w:b/>
+          <w:bCs/>
+          <w:color w:val="048A81"/>
+          <w:sz w:val="26"/>
+          <w:szCs w:val="26"/>
+        </w:rPr>
+        <w:t xml:space="preserve">5.4 Head Copy Delay</w:t>
+      </w:r>
+    </w:p>
+    <w:p>
+      <w:pPr>
+        <w:spacing w:after="120"/>
+      </w:pPr>
+      <w:r>
+        <w:rPr>
+          <w:rFonts w:ascii="Arial" w:cs="Arial" w:eastAsia="Arial" w:hAnsi="Arial"/>
+          <w:sz w:val="22"/>
+          <w:szCs w:val="22"/>
+        </w:rPr>
+        <w:t xml:space="preserve">The head copy delay applies only to the display of incoming decoded characters. Audio playback is always immediate. Practice mentally decoding before the character appears to confirm.</w:t>
+      </w:r>
+    </w:p>
+    <w:p>
+      <w:pPr>
+        <w:spacing w:after="120"/>
+      </w:pPr>
+      <w:r>
+        <w:t xml:space="preserve"/>
+      </w:r>
+    </w:p>
+    <w:p>
+      <w:pPr>
+        <w:spacing w:after="80" w:before="80"/>
+        <w:ind w:left="360"/>
+      </w:pPr>
+      <w:r>
+        <w:rPr>
+          <w:rFonts w:ascii="Arial" w:cs="Arial" w:eastAsia="Arial" w:hAnsi="Arial"/>
+          <w:b/>
+          <w:bCs/>
+          <w:color w:val="C0392B"/>
+          <w:sz w:val="22"/>
+          <w:szCs w:val="22"/>
+        </w:rPr>
+        <w:t xml:space="preserve">NOTE: </w:t>
+      </w:r>
+      <w:r>
+        <w:rPr>
+          <w:rFonts w:ascii="Arial" w:cs="Arial" w:eastAsia="Arial" w:hAnsi="Arial"/>
+          <w:i/>
+          <w:iCs/>
+          <w:sz w:val="22"/>
+          <w:szCs w:val="22"/>
+        </w:rPr>
+        <w:t xml:space="preserve">Set delay to 0 for normal operation. Increase gradually as your head copy skill improves.</w:t>
+      </w:r>
+    </w:p>
+    <w:p>
+      <w:pPr>
+        <w:spacing w:after="120"/>
+      </w:pPr>
+      <w:r>
+        <w:t xml:space="preserve"/>
+      </w:r>
+    </w:p>
+    <w:p>
+      <w:pPr>
+        <w:pStyle w:val="Heading2"/>
+      </w:pPr>
+      <w:r>
+        <w:rPr>
+          <w:rFonts w:ascii="Arial" w:cs="Arial" w:eastAsia="Arial" w:hAnsi="Arial"/>
+          <w:b/>
+          <w:bCs/>
+          <w:color w:val="048A81"/>
+          <w:sz w:val="26"/>
+          <w:szCs w:val="26"/>
+        </w:rPr>
+        <w:t xml:space="preserve">5.5 WiFi File Playback</w:t>
+      </w:r>
+    </w:p>
+    <w:p>
+      <w:pPr>
+        <w:spacing w:after="120"/>
+      </w:pPr>
+      <w:r>
+        <w:rPr>
+          <w:rFonts w:ascii="Arial" w:cs="Arial" w:eastAsia="Arial" w:hAnsi="Arial"/>
+          <w:sz w:val="22"/>
+          <w:szCs w:val="22"/>
+        </w:rPr>
+        <w:t xml:space="preserve">Each unit creates a unique WiFi hotspot named K0WLY-XXXX (where XXXX matches the unit ID shown on screen). Connect any phone, tablet, or computer — no password required — and browse to http://192.168.4.1.</w:t>
+      </w:r>
+    </w:p>
+    <w:p>
+      <w:pPr>
+        <w:spacing w:after="120"/>
+      </w:pPr>
+      <w:r>
+        <w:t xml:space="preserve"/>
+      </w:r>
+    </w:p>
+    <w:p>
+      <w:pPr>
+        <w:spacing w:after="120"/>
+      </w:pPr>
+      <w:r>
+        <w:rPr>
+          <w:rFonts w:ascii="Arial" w:cs="Arial" w:eastAsia="Arial" w:hAnsi="Arial"/>
+          <w:sz w:val="22"/>
+          <w:szCs w:val="22"/>
+        </w:rPr>
+        <w:t xml:space="preserve">From the web page you can:</w:t>
       </w:r>
     </w:p>
     <w:p>
@@ -4405,7 +4378,337 @@
           <w:sz w:val="22"/>
           <w:szCs w:val="22"/>
         </w:rPr>
-        <w:t xml:space="preserve">RX line (cyan) shows incoming characters from peer</w:t>
+        <w:t xml:space="preserve">Upload .txt text files from your device</w:t>
+      </w:r>
+    </w:p>
+    <w:p>
+      <w:pPr>
+        <w:pStyle w:val="ListParagraph"/>
+        <w:numPr>
+          <w:ilvl w:val="0"/>
+          <w:numId w:val="2"/>
+        </w:numPr>
+        <w:spacing w:after="80"/>
+      </w:pPr>
+      <w:r>
+        <w:rPr>
+          <w:rFonts w:ascii="Arial" w:cs="Arial" w:eastAsia="Arial" w:hAnsi="Arial"/>
+          <w:sz w:val="22"/>
+          <w:szCs w:val="22"/>
+        </w:rPr>
+        <w:t xml:space="preserve">See all files stored on the keyer</w:t>
+      </w:r>
+    </w:p>
+    <w:p>
+      <w:pPr>
+        <w:pStyle w:val="ListParagraph"/>
+        <w:numPr>
+          <w:ilvl w:val="0"/>
+          <w:numId w:val="2"/>
+        </w:numPr>
+        <w:spacing w:after="80"/>
+      </w:pPr>
+      <w:r>
+        <w:rPr>
+          <w:rFonts w:ascii="Arial" w:cs="Arial" w:eastAsia="Arial" w:hAnsi="Arial"/>
+          <w:sz w:val="22"/>
+          <w:szCs w:val="22"/>
+        </w:rPr>
+        <w:t xml:space="preserve">Tap Play to start a file playing as CW</w:t>
+      </w:r>
+    </w:p>
+    <w:p>
+      <w:pPr>
+        <w:pStyle w:val="ListParagraph"/>
+        <w:numPr>
+          <w:ilvl w:val="0"/>
+          <w:numId w:val="2"/>
+        </w:numPr>
+        <w:spacing w:after="80"/>
+      </w:pPr>
+      <w:r>
+        <w:rPr>
+          <w:rFonts w:ascii="Arial" w:cs="Arial" w:eastAsia="Arial" w:hAnsi="Arial"/>
+          <w:sz w:val="22"/>
+          <w:szCs w:val="22"/>
+        </w:rPr>
+        <w:t xml:space="preserve">Delete files you no longer need</w:t>
+      </w:r>
+    </w:p>
+    <w:p>
+      <w:pPr>
+        <w:pStyle w:val="ListParagraph"/>
+        <w:numPr>
+          <w:ilvl w:val="0"/>
+          <w:numId w:val="2"/>
+        </w:numPr>
+        <w:spacing w:after="80"/>
+      </w:pPr>
+      <w:r>
+        <w:rPr>
+          <w:rFonts w:ascii="Arial" w:cs="Arial" w:eastAsia="Arial" w:hAnsi="Arial"/>
+          <w:sz w:val="22"/>
+          <w:szCs w:val="22"/>
+        </w:rPr>
+        <w:t xml:space="preserve">Stop playback at any time</w:t>
+      </w:r>
+    </w:p>
+    <w:p>
+      <w:pPr>
+        <w:spacing w:after="120"/>
+      </w:pPr>
+      <w:r>
+        <w:t xml:space="preserve"/>
+      </w:r>
+    </w:p>
+    <w:p>
+      <w:pPr>
+        <w:spacing w:after="120"/>
+      </w:pPr>
+      <w:r>
+        <w:rPr>
+          <w:rFonts w:ascii="Arial" w:cs="Arial" w:eastAsia="Arial" w:hAnsi="Arial"/>
+          <w:sz w:val="22"/>
+          <w:szCs w:val="22"/>
+        </w:rPr>
+        <w:t xml:space="preserve">File playback behavior:</w:t>
+      </w:r>
+    </w:p>
+    <w:p>
+      <w:pPr>
+        <w:pStyle w:val="ListParagraph"/>
+        <w:numPr>
+          <w:ilvl w:val="0"/>
+          <w:numId w:val="2"/>
+        </w:numPr>
+        <w:spacing w:after="80"/>
+      </w:pPr>
+      <w:r>
+        <w:rPr>
+          <w:rFonts w:ascii="Arial" w:cs="Arial" w:eastAsia="Arial" w:hAnsi="Arial"/>
+          <w:sz w:val="22"/>
+          <w:szCs w:val="22"/>
+        </w:rPr>
+        <w:t xml:space="preserve">TX line clears when a new file starts — clean fresh start each time</w:t>
+      </w:r>
+    </w:p>
+    <w:p>
+      <w:pPr>
+        <w:pStyle w:val="ListParagraph"/>
+        <w:numPr>
+          <w:ilvl w:val="0"/>
+          <w:numId w:val="2"/>
+        </w:numPr>
+        <w:spacing w:after="80"/>
+      </w:pPr>
+      <w:r>
+        <w:rPr>
+          <w:rFonts w:ascii="Arial" w:cs="Arial" w:eastAsia="Arial" w:hAnsi="Arial"/>
+          <w:sz w:val="22"/>
+          <w:szCs w:val="22"/>
+        </w:rPr>
+        <w:t xml:space="preserve">Characters appear on TX line as they sound — not ahead of audio</w:t>
+      </w:r>
+    </w:p>
+    <w:p>
+      <w:pPr>
+        <w:pStyle w:val="ListParagraph"/>
+        <w:numPr>
+          <w:ilvl w:val="0"/>
+          <w:numId w:val="2"/>
+        </w:numPr>
+        <w:spacing w:after="80"/>
+      </w:pPr>
+      <w:r>
+        <w:rPr>
+          <w:rFonts w:ascii="Arial" w:cs="Arial" w:eastAsia="Arial" w:hAnsi="Arial"/>
+          <w:sz w:val="22"/>
+          <w:szCs w:val="22"/>
+        </w:rPr>
+        <w:t xml:space="preserve">Word spaces appear on screen when the silence plays</w:t>
+      </w:r>
+    </w:p>
+    <w:p>
+      <w:pPr>
+        <w:pStyle w:val="ListParagraph"/>
+        <w:numPr>
+          <w:ilvl w:val="0"/>
+          <w:numId w:val="2"/>
+        </w:numPr>
+        <w:spacing w:after="80"/>
+      </w:pPr>
+      <w:r>
+        <w:rPr>
+          <w:rFonts w:ascii="Arial" w:cs="Arial" w:eastAsia="Arial" w:hAnsi="Arial"/>
+          <w:sz w:val="22"/>
+          <w:szCs w:val="22"/>
+        </w:rPr>
+        <w:t xml:space="preserve">GPIO16 long press — play/pause current file</w:t>
+      </w:r>
+    </w:p>
+    <w:p>
+      <w:pPr>
+        <w:pStyle w:val="ListParagraph"/>
+        <w:numPr>
+          <w:ilvl w:val="0"/>
+          <w:numId w:val="2"/>
+        </w:numPr>
+        <w:spacing w:after="80"/>
+      </w:pPr>
+      <w:r>
+        <w:rPr>
+          <w:rFonts w:ascii="Arial" w:cs="Arial" w:eastAsia="Arial" w:hAnsi="Arial"/>
+          <w:sz w:val="22"/>
+          <w:szCs w:val="22"/>
+        </w:rPr>
+        <w:t xml:space="preserve">GPIO16 short press — cycle to next file (multiple files)</w:t>
+      </w:r>
+    </w:p>
+    <w:p>
+      <w:pPr>
+        <w:spacing w:after="120"/>
+      </w:pPr>
+      <w:r>
+        <w:t xml:space="preserve"/>
+      </w:r>
+    </w:p>
+    <w:p>
+      <w:pPr>
+        <w:spacing w:after="80" w:before="80"/>
+        <w:ind w:left="360"/>
+      </w:pPr>
+      <w:r>
+        <w:rPr>
+          <w:rFonts w:ascii="Arial" w:cs="Arial" w:eastAsia="Arial" w:hAnsi="Arial"/>
+          <w:b/>
+          <w:bCs/>
+          <w:color w:val="C0392B"/>
+          <w:sz w:val="22"/>
+          <w:szCs w:val="22"/>
+        </w:rPr>
+        <w:t xml:space="preserve">NOTE: </w:t>
+      </w:r>
+      <w:r>
+        <w:rPr>
+          <w:rFonts w:ascii="Arial" w:cs="Arial" w:eastAsia="Arial" w:hAnsi="Arial"/>
+          <w:i/>
+          <w:iCs/>
+          <w:sz w:val="22"/>
+          <w:szCs w:val="22"/>
+        </w:rPr>
+        <w:t xml:space="preserve">The unit ID shown on the status area matches the WiFi hotspot name, making it easy to identify which unit to connect to when multiple units are in range.</w:t>
+      </w:r>
+    </w:p>
+    <w:p>
+      <w:pPr>
+        <w:spacing w:after="120"/>
+      </w:pPr>
+      <w:r>
+        <w:t xml:space="preserve"/>
+      </w:r>
+    </w:p>
+    <w:p>
+      <w:pPr>
+        <w:pStyle w:val="Heading1"/>
+      </w:pPr>
+      <w:r>
+        <w:rPr>
+          <w:rFonts w:ascii="Arial" w:cs="Arial" w:eastAsia="Arial" w:hAnsi="Arial"/>
+          <w:b/>
+          <w:bCs/>
+          <w:color w:val="2E4057"/>
+          <w:sz w:val="32"/>
+          <w:szCs w:val="32"/>
+        </w:rPr>
+        <w:t xml:space="preserve">6. Operating Tips</w:t>
+      </w:r>
+    </w:p>
+    <w:p>
+      <w:pPr>
+        <w:pStyle w:val="Heading2"/>
+      </w:pPr>
+      <w:r>
+        <w:rPr>
+          <w:rFonts w:ascii="Arial" w:cs="Arial" w:eastAsia="Arial" w:hAnsi="Arial"/>
+          <w:b/>
+          <w:bCs/>
+          <w:color w:val="048A81"/>
+          <w:sz w:val="26"/>
+          <w:szCs w:val="26"/>
+        </w:rPr>
+        <w:t xml:space="preserve">6.1 Getting Started</w:t>
+      </w:r>
+    </w:p>
+    <w:p>
+      <w:pPr>
+        <w:pStyle w:val="ListParagraph"/>
+        <w:numPr>
+          <w:ilvl w:val="0"/>
+          <w:numId w:val="2"/>
+        </w:numPr>
+        <w:spacing w:after="80"/>
+      </w:pPr>
+      <w:r>
+        <w:rPr>
+          <w:rFonts w:ascii="Arial" w:cs="Arial" w:eastAsia="Arial" w:hAnsi="Arial"/>
+          <w:sz w:val="22"/>
+          <w:szCs w:val="22"/>
+        </w:rPr>
+        <w:t xml:space="preserve">Power on both units and wait approximately 5 seconds for WiFi to initialize</w:t>
+      </w:r>
+    </w:p>
+    <w:p>
+      <w:pPr>
+        <w:pStyle w:val="ListParagraph"/>
+        <w:numPr>
+          <w:ilvl w:val="0"/>
+          <w:numId w:val="2"/>
+        </w:numPr>
+        <w:spacing w:after="80"/>
+      </w:pPr>
+      <w:r>
+        <w:rPr>
+          <w:rFonts w:ascii="Arial" w:cs="Arial" w:eastAsia="Arial" w:hAnsi="Arial"/>
+          <w:sz w:val="22"/>
+          <w:szCs w:val="22"/>
+        </w:rPr>
+        <w:t xml:space="preserve">Each unit creates its own WiFi hotspot (K0WLY-XXXX) visible on your phone</w:t>
+      </w:r>
+    </w:p>
+    <w:p>
+      <w:pPr>
+        <w:pStyle w:val="ListParagraph"/>
+        <w:numPr>
+          <w:ilvl w:val="0"/>
+          <w:numId w:val="2"/>
+        </w:numPr>
+        <w:spacing w:after="80"/>
+      </w:pPr>
+      <w:r>
+        <w:rPr>
+          <w:rFonts w:ascii="Arial" w:cs="Arial" w:eastAsia="Arial" w:hAnsi="Arial"/>
+          <w:sz w:val="22"/>
+          <w:szCs w:val="22"/>
+        </w:rPr>
+        <w:t xml:space="preserve">Units also auto-discover each other for two-way CW — header shows DUAL when paired</w:t>
+      </w:r>
+    </w:p>
+    <w:p>
+      <w:pPr>
+        <w:pStyle w:val="ListParagraph"/>
+        <w:numPr>
+          <w:ilvl w:val="0"/>
+          <w:numId w:val="2"/>
+        </w:numPr>
+        <w:spacing w:after="80"/>
+      </w:pPr>
+      <w:r>
+        <w:rPr>
+          <w:rFonts w:ascii="Arial" w:cs="Arial" w:eastAsia="Arial" w:hAnsi="Arial"/>
+          <w:sz w:val="22"/>
+          <w:szCs w:val="22"/>
+        </w:rPr>
+        <w:t xml:space="preserve">SOLO = no peer found yet, DUAL = paired and ready</w:t>
       </w:r>
     </w:p>
     <w:p>
@@ -5048,7 +5351,7 @@
                 <w:sz w:val="20"/>
                 <w:szCs w:val="20"/>
               </w:rPr>
-              <w:t xml:space="preserve">Word gap</w:t>
+              <w:t xml:space="preserve">Word gap (ITU)</w:t>
             </w:r>
           </w:p>
         </w:tc>
@@ -5312,7 +5615,7 @@
                 <w:sz w:val="20"/>
                 <w:szCs w:val="20"/>
               </w:rPr>
-              <w:t xml:space="preserve">Sidetone Frequency</w:t>
+              <w:t xml:space="preserve">Farnsworth</w:t>
             </w:r>
           </w:p>
         </w:tc>
@@ -5343,7 +5646,7 @@
                 <w:sz w:val="20"/>
                 <w:szCs w:val="20"/>
               </w:rPr>
-              <w:t xml:space="preserve">700 Hz</w:t>
+              <w:t xml:space="preserve">Off (equal to char speed)</w:t>
             </w:r>
           </w:p>
         </w:tc>
@@ -5376,7 +5679,7 @@
                 <w:sz w:val="20"/>
                 <w:szCs w:val="20"/>
               </w:rPr>
-              <w:t xml:space="preserve">Head Copy Delay</w:t>
+              <w:t xml:space="preserve">Sidetone Frequency</w:t>
             </w:r>
           </w:p>
         </w:tc>
@@ -5407,7 +5710,7 @@
                 <w:sz w:val="20"/>
                 <w:szCs w:val="20"/>
               </w:rPr>
-              <w:t xml:space="preserve">0.0 seconds (off)</w:t>
+              <w:t xml:space="preserve">700 Hz</w:t>
             </w:r>
           </w:p>
         </w:tc>
@@ -5440,7 +5743,7 @@
                 <w:sz w:val="20"/>
                 <w:szCs w:val="20"/>
               </w:rPr>
-              <w:t xml:space="preserve">Volume</w:t>
+              <w:t xml:space="preserve">Head Copy Delay</w:t>
             </w:r>
           </w:p>
         </w:tc>
@@ -5471,7 +5774,7 @@
                 <w:sz w:val="20"/>
                 <w:szCs w:val="20"/>
               </w:rPr>
-              <w:t xml:space="preserve">50%</w:t>
+              <w:t xml:space="preserve">0.0 seconds (off)</w:t>
             </w:r>
           </w:p>
         </w:tc>
@@ -5504,7 +5807,7 @@
                 <w:sz w:val="20"/>
                 <w:szCs w:val="20"/>
               </w:rPr>
-              <w:t xml:space="preserve">Key Mode</w:t>
+              <w:t xml:space="preserve">Volume</w:t>
             </w:r>
           </w:p>
         </w:tc>
@@ -5535,7 +5838,7 @@
                 <w:sz w:val="20"/>
                 <w:szCs w:val="20"/>
               </w:rPr>
-              <w:t xml:space="preserve">Iambic (hardware switch)</w:t>
+              <w:t xml:space="preserve">50%</w:t>
             </w:r>
           </w:p>
         </w:tc>
@@ -5568,7 +5871,7 @@
                 <w:sz w:val="20"/>
                 <w:szCs w:val="20"/>
               </w:rPr>
-              <w:t xml:space="preserve">Paddle Reverse</w:t>
+              <w:t xml:space="preserve">Word Gap</w:t>
             </w:r>
           </w:p>
         </w:tc>
@@ -5599,7 +5902,7 @@
                 <w:sz w:val="20"/>
                 <w:szCs w:val="20"/>
               </w:rPr>
-              <w:t xml:space="preserve">Normal (unreversed)</w:t>
+              <w:t xml:space="preserve">OFF</w:t>
             </w:r>
           </w:p>
         </w:tc>
@@ -5632,6 +5935,134 @@
                 <w:sz w:val="20"/>
                 <w:szCs w:val="20"/>
               </w:rPr>
+              <w:t xml:space="preserve">Key Mode</w:t>
+            </w:r>
+          </w:p>
+        </w:tc>
+        <w:tc>
+          <w:tcPr>
+            <w:tcW w:type="dxa" w:w="6360"/>
+            <w:tcBorders>
+              <w:top w:val="single" w:color="CCCCCC" w:sz="1"/>
+              <w:left w:val="single" w:color="CCCCCC" w:sz="1"/>
+              <w:bottom w:val="single" w:color="CCCCCC" w:sz="1"/>
+              <w:right w:val="single" w:color="CCCCCC" w:sz="1"/>
+            </w:tcBorders>
+            <w:shd w:fill="F9F9F9" w:val="clear"/>
+            <w:tcMar>
+              <w:top w:type="dxa" w:w="80"/>
+              <w:left w:type="dxa" w:w="120"/>
+              <w:bottom w:type="dxa" w:w="80"/>
+              <w:right w:type="dxa" w:w="120"/>
+            </w:tcMar>
+          </w:tcPr>
+          <w:p>
+            <w:r>
+              <w:rPr>
+                <w:rFonts w:ascii="Arial" w:cs="Arial" w:eastAsia="Arial" w:hAnsi="Arial"/>
+                <w:b w:val="false"/>
+                <w:bCs w:val="false"/>
+                <w:color w:val="333333"/>
+                <w:sz w:val="20"/>
+                <w:szCs w:val="20"/>
+              </w:rPr>
+              <w:t xml:space="preserve">Iambic (hardware switch)</w:t>
+            </w:r>
+          </w:p>
+        </w:tc>
+      </w:tr>
+      <w:tr>
+        <w:tc>
+          <w:tcPr>
+            <w:tcW w:type="dxa" w:w="3000"/>
+            <w:tcBorders>
+              <w:top w:val="single" w:color="CCCCCC" w:sz="1"/>
+              <w:left w:val="single" w:color="CCCCCC" w:sz="1"/>
+              <w:bottom w:val="single" w:color="CCCCCC" w:sz="1"/>
+              <w:right w:val="single" w:color="CCCCCC" w:sz="1"/>
+            </w:tcBorders>
+            <w:shd w:fill="F9F9F9" w:val="clear"/>
+            <w:tcMar>
+              <w:top w:type="dxa" w:w="80"/>
+              <w:left w:type="dxa" w:w="120"/>
+              <w:bottom w:type="dxa" w:w="80"/>
+              <w:right w:type="dxa" w:w="120"/>
+            </w:tcMar>
+          </w:tcPr>
+          <w:p>
+            <w:r>
+              <w:rPr>
+                <w:rFonts w:ascii="Arial" w:cs="Arial" w:eastAsia="Arial" w:hAnsi="Arial"/>
+                <w:b w:val="false"/>
+                <w:bCs w:val="false"/>
+                <w:color w:val="333333"/>
+                <w:sz w:val="20"/>
+                <w:szCs w:val="20"/>
+              </w:rPr>
+              <w:t xml:space="preserve">Paddle Reverse</w:t>
+            </w:r>
+          </w:p>
+        </w:tc>
+        <w:tc>
+          <w:tcPr>
+            <w:tcW w:type="dxa" w:w="6360"/>
+            <w:tcBorders>
+              <w:top w:val="single" w:color="CCCCCC" w:sz="1"/>
+              <w:left w:val="single" w:color="CCCCCC" w:sz="1"/>
+              <w:bottom w:val="single" w:color="CCCCCC" w:sz="1"/>
+              <w:right w:val="single" w:color="CCCCCC" w:sz="1"/>
+            </w:tcBorders>
+            <w:shd w:fill="F9F9F9" w:val="clear"/>
+            <w:tcMar>
+              <w:top w:type="dxa" w:w="80"/>
+              <w:left w:type="dxa" w:w="120"/>
+              <w:bottom w:type="dxa" w:w="80"/>
+              <w:right w:type="dxa" w:w="120"/>
+            </w:tcMar>
+          </w:tcPr>
+          <w:p>
+            <w:r>
+              <w:rPr>
+                <w:rFonts w:ascii="Arial" w:cs="Arial" w:eastAsia="Arial" w:hAnsi="Arial"/>
+                <w:b w:val="false"/>
+                <w:bCs w:val="false"/>
+                <w:color w:val="333333"/>
+                <w:sz w:val="20"/>
+                <w:szCs w:val="20"/>
+              </w:rPr>
+              <w:t xml:space="preserve">Normal (unreversed)</w:t>
+            </w:r>
+          </w:p>
+        </w:tc>
+      </w:tr>
+      <w:tr>
+        <w:tc>
+          <w:tcPr>
+            <w:tcW w:type="dxa" w:w="3000"/>
+            <w:tcBorders>
+              <w:top w:val="single" w:color="CCCCCC" w:sz="1"/>
+              <w:left w:val="single" w:color="CCCCCC" w:sz="1"/>
+              <w:bottom w:val="single" w:color="CCCCCC" w:sz="1"/>
+              <w:right w:val="single" w:color="CCCCCC" w:sz="1"/>
+            </w:tcBorders>
+            <w:shd w:fill="F9F9F9" w:val="clear"/>
+            <w:tcMar>
+              <w:top w:type="dxa" w:w="80"/>
+              <w:left w:type="dxa" w:w="120"/>
+              <w:bottom w:type="dxa" w:w="80"/>
+              <w:right w:type="dxa" w:w="120"/>
+            </w:tcMar>
+          </w:tcPr>
+          <w:p>
+            <w:r>
+              <w:rPr>
+                <w:rFonts w:ascii="Arial" w:cs="Arial" w:eastAsia="Arial" w:hAnsi="Arial"/>
+                <w:b w:val="false"/>
+                <w:bCs w:val="false"/>
+                <w:color w:val="333333"/>
+                <w:sz w:val="20"/>
+                <w:szCs w:val="20"/>
+              </w:rPr>
               <w:t xml:space="preserve">WiFi Channel</w:t>
             </w:r>
           </w:p>
@@ -5664,6 +6095,70 @@
                 <w:szCs w:val="20"/>
               </w:rPr>
               <w:t xml:space="preserve">Channel 1</w:t>
+            </w:r>
+          </w:p>
+        </w:tc>
+      </w:tr>
+      <w:tr>
+        <w:tc>
+          <w:tcPr>
+            <w:tcW w:type="dxa" w:w="3000"/>
+            <w:tcBorders>
+              <w:top w:val="single" w:color="CCCCCC" w:sz="1"/>
+              <w:left w:val="single" w:color="CCCCCC" w:sz="1"/>
+              <w:bottom w:val="single" w:color="CCCCCC" w:sz="1"/>
+              <w:right w:val="single" w:color="CCCCCC" w:sz="1"/>
+            </w:tcBorders>
+            <w:shd w:fill="F9F9F9" w:val="clear"/>
+            <w:tcMar>
+              <w:top w:type="dxa" w:w="80"/>
+              <w:left w:type="dxa" w:w="120"/>
+              <w:bottom w:type="dxa" w:w="80"/>
+              <w:right w:type="dxa" w:w="120"/>
+            </w:tcMar>
+          </w:tcPr>
+          <w:p>
+            <w:r>
+              <w:rPr>
+                <w:rFonts w:ascii="Arial" w:cs="Arial" w:eastAsia="Arial" w:hAnsi="Arial"/>
+                <w:b w:val="false"/>
+                <w:bCs w:val="false"/>
+                <w:color w:val="333333"/>
+                <w:sz w:val="20"/>
+                <w:szCs w:val="20"/>
+              </w:rPr>
+              <w:t xml:space="preserve">AP SSID</w:t>
+            </w:r>
+          </w:p>
+        </w:tc>
+        <w:tc>
+          <w:tcPr>
+            <w:tcW w:type="dxa" w:w="6360"/>
+            <w:tcBorders>
+              <w:top w:val="single" w:color="CCCCCC" w:sz="1"/>
+              <w:left w:val="single" w:color="CCCCCC" w:sz="1"/>
+              <w:bottom w:val="single" w:color="CCCCCC" w:sz="1"/>
+              <w:right w:val="single" w:color="CCCCCC" w:sz="1"/>
+            </w:tcBorders>
+            <w:shd w:fill="F9F9F9" w:val="clear"/>
+            <w:tcMar>
+              <w:top w:type="dxa" w:w="80"/>
+              <w:left w:type="dxa" w:w="120"/>
+              <w:bottom w:type="dxa" w:w="80"/>
+              <w:right w:type="dxa" w:w="120"/>
+            </w:tcMar>
+          </w:tcPr>
+          <w:p>
+            <w:r>
+              <w:rPr>
+                <w:rFonts w:ascii="Arial" w:cs="Arial" w:eastAsia="Arial" w:hAnsi="Arial"/>
+                <w:b w:val="false"/>
+                <w:bCs w:val="false"/>
+                <w:color w:val="333333"/>
+                <w:sz w:val="20"/>
+                <w:szCs w:val="20"/>
+              </w:rPr>
+              <w:t xml:space="preserve">K0WLY-XXXX (unique per unit)</w:t>
             </w:r>
           </w:p>
         </w:tc>
@@ -5929,7 +6424,7 @@
                 <w:sz w:val="20"/>
                 <w:szCs w:val="20"/>
               </w:rPr>
-              <w:t xml:space="preserve">Display Driver</w:t>
+              <w:t xml:space="preserve">Board Definition</w:t>
             </w:r>
           </w:p>
         </w:tc>
@@ -5960,7 +6455,7 @@
                 <w:sz w:val="20"/>
                 <w:szCs w:val="20"/>
               </w:rPr>
-              <w:t xml:space="preserve">RM67162 AMOLED, 536×240, QSPI</w:t>
+              <w:t xml:space="preserve">lilygo-t-amoled (custom boards/ folder)</w:t>
             </w:r>
           </w:p>
         </w:tc>
@@ -5993,7 +6488,7 @@
                 <w:sz w:val="20"/>
                 <w:szCs w:val="20"/>
               </w:rPr>
-              <w:t xml:space="preserve">Display Library</w:t>
+              <w:t xml:space="preserve">Display Driver</w:t>
             </w:r>
           </w:p>
         </w:tc>
@@ -6024,7 +6519,7 @@
                 <w:sz w:val="20"/>
                 <w:szCs w:val="20"/>
               </w:rPr>
-              <w:t xml:space="preserve">LilyGo-AMOLED-Series v1.2.4</w:t>
+              <w:t xml:space="preserve">RM67162 AMOLED, 536×240, QSPI</w:t>
             </w:r>
           </w:p>
         </w:tc>
@@ -6057,7 +6552,7 @@
                 <w:sz w:val="20"/>
                 <w:szCs w:val="20"/>
               </w:rPr>
-              <w:t xml:space="preserve">WiFi Protocol</w:t>
+              <w:t xml:space="preserve">WiFi Mode</w:t>
             </w:r>
           </w:p>
         </w:tc>
@@ -6088,7 +6583,7 @@
                 <w:sz w:val="20"/>
                 <w:szCs w:val="20"/>
               </w:rPr>
-              <w:t xml:space="preserve">ESP-NOW (peer-to-peer, no router)</w:t>
+              <w:t xml:space="preserve">AP+STA simultaneous</w:t>
             </w:r>
           </w:p>
         </w:tc>
@@ -6121,7 +6616,7 @@
                 <w:sz w:val="20"/>
                 <w:szCs w:val="20"/>
               </w:rPr>
-              <w:t xml:space="preserve">Keyer Task</w:t>
+              <w:t xml:space="preserve">WiFi Protocol</w:t>
             </w:r>
           </w:p>
         </w:tc>
@@ -6152,7 +6647,7 @@
                 <w:sz w:val="20"/>
                 <w:szCs w:val="20"/>
               </w:rPr>
-              <w:t xml:space="preserve">FreeRTOS task pinned to Core 1</w:t>
+              <w:t xml:space="preserve">ESP-NOW (peer-to-peer) + AsyncWebServer (AP)</w:t>
             </w:r>
           </w:p>
         </w:tc>
@@ -6185,7 +6680,135 @@
                 <w:sz w:val="20"/>
                 <w:szCs w:val="20"/>
               </w:rPr>
-              <w:t xml:space="preserve">WiFi / Display</w:t>
+              <w:t xml:space="preserve">File Storage</w:t>
+            </w:r>
+          </w:p>
+        </w:tc>
+        <w:tc>
+          <w:tcPr>
+            <w:tcW w:type="dxa" w:w="6360"/>
+            <w:tcBorders>
+              <w:top w:val="single" w:color="CCCCCC" w:sz="1"/>
+              <w:left w:val="single" w:color="CCCCCC" w:sz="1"/>
+              <w:bottom w:val="single" w:color="CCCCCC" w:sz="1"/>
+              <w:right w:val="single" w:color="CCCCCC" w:sz="1"/>
+            </w:tcBorders>
+            <w:shd w:fill="F9F9F9" w:val="clear"/>
+            <w:tcMar>
+              <w:top w:type="dxa" w:w="80"/>
+              <w:left w:type="dxa" w:w="120"/>
+              <w:bottom w:type="dxa" w:w="80"/>
+              <w:right w:type="dxa" w:w="120"/>
+            </w:tcMar>
+          </w:tcPr>
+          <w:p>
+            <w:r>
+              <w:rPr>
+                <w:rFonts w:ascii="Arial" w:cs="Arial" w:eastAsia="Arial" w:hAnsi="Arial"/>
+                <w:b w:val="false"/>
+                <w:bCs w:val="false"/>
+                <w:color w:val="333333"/>
+                <w:sz w:val="20"/>
+                <w:szCs w:val="20"/>
+              </w:rPr>
+              <w:t xml:space="preserve">LittleFS on internal flash</w:t>
+            </w:r>
+          </w:p>
+        </w:tc>
+      </w:tr>
+      <w:tr>
+        <w:tc>
+          <w:tcPr>
+            <w:tcW w:type="dxa" w:w="3000"/>
+            <w:tcBorders>
+              <w:top w:val="single" w:color="CCCCCC" w:sz="1"/>
+              <w:left w:val="single" w:color="CCCCCC" w:sz="1"/>
+              <w:bottom w:val="single" w:color="CCCCCC" w:sz="1"/>
+              <w:right w:val="single" w:color="CCCCCC" w:sz="1"/>
+            </w:tcBorders>
+            <w:shd w:fill="F9F9F9" w:val="clear"/>
+            <w:tcMar>
+              <w:top w:type="dxa" w:w="80"/>
+              <w:left w:type="dxa" w:w="120"/>
+              <w:bottom w:type="dxa" w:w="80"/>
+              <w:right w:type="dxa" w:w="120"/>
+            </w:tcMar>
+          </w:tcPr>
+          <w:p>
+            <w:r>
+              <w:rPr>
+                <w:rFonts w:ascii="Arial" w:cs="Arial" w:eastAsia="Arial" w:hAnsi="Arial"/>
+                <w:b w:val="false"/>
+                <w:bCs w:val="false"/>
+                <w:color w:val="333333"/>
+                <w:sz w:val="20"/>
+                <w:szCs w:val="20"/>
+              </w:rPr>
+              <w:t xml:space="preserve">Keyer Task</w:t>
+            </w:r>
+          </w:p>
+        </w:tc>
+        <w:tc>
+          <w:tcPr>
+            <w:tcW w:type="dxa" w:w="6360"/>
+            <w:tcBorders>
+              <w:top w:val="single" w:color="CCCCCC" w:sz="1"/>
+              <w:left w:val="single" w:color="CCCCCC" w:sz="1"/>
+              <w:bottom w:val="single" w:color="CCCCCC" w:sz="1"/>
+              <w:right w:val="single" w:color="CCCCCC" w:sz="1"/>
+            </w:tcBorders>
+            <w:shd w:fill="F9F9F9" w:val="clear"/>
+            <w:tcMar>
+              <w:top w:type="dxa" w:w="80"/>
+              <w:left w:type="dxa" w:w="120"/>
+              <w:bottom w:type="dxa" w:w="80"/>
+              <w:right w:type="dxa" w:w="120"/>
+            </w:tcMar>
+          </w:tcPr>
+          <w:p>
+            <w:r>
+              <w:rPr>
+                <w:rFonts w:ascii="Arial" w:cs="Arial" w:eastAsia="Arial" w:hAnsi="Arial"/>
+                <w:b w:val="false"/>
+                <w:bCs w:val="false"/>
+                <w:color w:val="333333"/>
+                <w:sz w:val="20"/>
+                <w:szCs w:val="20"/>
+              </w:rPr>
+              <w:t xml:space="preserve">FreeRTOS task pinned to Core 1</w:t>
+            </w:r>
+          </w:p>
+        </w:tc>
+      </w:tr>
+      <w:tr>
+        <w:tc>
+          <w:tcPr>
+            <w:tcW w:type="dxa" w:w="3000"/>
+            <w:tcBorders>
+              <w:top w:val="single" w:color="CCCCCC" w:sz="1"/>
+              <w:left w:val="single" w:color="CCCCCC" w:sz="1"/>
+              <w:bottom w:val="single" w:color="CCCCCC" w:sz="1"/>
+              <w:right w:val="single" w:color="CCCCCC" w:sz="1"/>
+            </w:tcBorders>
+            <w:shd w:fill="F9F9F9" w:val="clear"/>
+            <w:tcMar>
+              <w:top w:type="dxa" w:w="80"/>
+              <w:left w:type="dxa" w:w="120"/>
+              <w:bottom w:type="dxa" w:w="80"/>
+              <w:right w:type="dxa" w:w="120"/>
+            </w:tcMar>
+          </w:tcPr>
+          <w:p>
+            <w:r>
+              <w:rPr>
+                <w:rFonts w:ascii="Arial" w:cs="Arial" w:eastAsia="Arial" w:hAnsi="Arial"/>
+                <w:b w:val="false"/>
+                <w:bCs w:val="false"/>
+                <w:color w:val="333333"/>
+                <w:sz w:val="20"/>
+                <w:szCs w:val="20"/>
+              </w:rPr>
+              <w:t xml:space="preserve">WiFi / Display / Web</w:t>
             </w:r>
           </w:p>
         </w:tc>
@@ -6768,7 +7391,7 @@
                 <w:sz w:val="20"/>
                 <w:szCs w:val="20"/>
               </w:rPr>
-              <w:t xml:space="preserve">Check USB, try BOOT button to reflash</w:t>
+              <w:t xml:space="preserve">Check USB, hold BOOT then RST to reflash</w:t>
             </w:r>
           </w:p>
         </w:tc>
@@ -6863,7 +7486,7 @@
                 <w:sz w:val="20"/>
                 <w:szCs w:val="20"/>
               </w:rPr>
-              <w:t xml:space="preserve">Keep units within WiFi range, both on channel 1</w:t>
+              <w:t xml:space="preserve">Keep units within WiFi range</w:t>
             </w:r>
           </w:p>
         </w:tc>
@@ -7086,7 +7709,7 @@
                 <w:sz w:val="20"/>
                 <w:szCs w:val="20"/>
               </w:rPr>
-              <w:t xml:space="preserve">Settings reset</w:t>
+              <w:t xml:space="preserve">No sound to speaker</w:t>
             </w:r>
           </w:p>
         </w:tc>
@@ -7117,7 +7740,7 @@
                 <w:sz w:val="20"/>
                 <w:szCs w:val="20"/>
               </w:rPr>
-              <w:t xml:space="preserve">NVS issue</w:t>
+              <w:t xml:space="preserve">Coupling cap in circuit</w:t>
             </w:r>
           </w:p>
         </w:tc>
@@ -7148,7 +7771,7 @@
                 <w:sz w:val="20"/>
                 <w:szCs w:val="20"/>
               </w:rPr>
-              <w:t xml:space="preserve">Exit edit mode after adjusting</w:t>
+              <w:t xml:space="preserve">Remove cap — speaker is direct connection</w:t>
             </w:r>
           </w:p>
         </w:tc>
@@ -7181,7 +7804,7 @@
                 <w:sz w:val="20"/>
                 <w:szCs w:val="20"/>
               </w:rPr>
-              <w:t xml:space="preserve">No sound to speaker</w:t>
+              <w:t xml:space="preserve">No key output</w:t>
             </w:r>
           </w:p>
         </w:tc>
@@ -7212,7 +7835,7 @@
                 <w:sz w:val="20"/>
                 <w:szCs w:val="20"/>
               </w:rPr>
-              <w:t xml:space="preserve">Coupling cap in circuit</w:t>
+              <w:t xml:space="preserve">PC817 circuit issue</w:t>
             </w:r>
           </w:p>
         </w:tc>
@@ -7243,7 +7866,7 @@
                 <w:sz w:val="20"/>
                 <w:szCs w:val="20"/>
               </w:rPr>
-              <w:t xml:space="preserve">Remove cap — speaker is direct connection</w:t>
+              <w:t xml:space="preserve">Check optocoupler wiring and GPIO12</w:t>
             </w:r>
           </w:p>
         </w:tc>
@@ -7276,7 +7899,7 @@
                 <w:sz w:val="20"/>
                 <w:szCs w:val="20"/>
               </w:rPr>
-              <w:t xml:space="preserve">No key output to radio</w:t>
+              <w:t xml:space="preserve">K0WLY-XXXX not visible</w:t>
             </w:r>
           </w:p>
         </w:tc>
@@ -7307,7 +7930,7 @@
                 <w:sz w:val="20"/>
                 <w:szCs w:val="20"/>
               </w:rPr>
-              <w:t xml:space="preserve">PC817 circuit issue</w:t>
+              <w:t xml:space="preserve">AP not started</w:t>
             </w:r>
           </w:p>
         </w:tc>
@@ -7338,7 +7961,7 @@
                 <w:sz w:val="20"/>
                 <w:szCs w:val="20"/>
               </w:rPr>
-              <w:t xml:space="preserve">Check optocoupler wiring and GPIO12</w:t>
+              <w:t xml:space="preserve">Check serial monitor for AP IP output</w:t>
             </w:r>
           </w:p>
         </w:tc>
@@ -7371,7 +7994,7 @@
                 <w:sz w:val="20"/>
                 <w:szCs w:val="20"/>
               </w:rPr>
-              <w:t xml:space="preserve">Radio keys constantly</w:t>
+              <w:t xml:space="preserve">Can't connect to AP</w:t>
             </w:r>
           </w:p>
         </w:tc>
@@ -7402,7 +8025,7 @@
                 <w:sz w:val="20"/>
                 <w:szCs w:val="20"/>
               </w:rPr>
-              <w:t xml:space="preserve">GPIO12 stuck HIGH</w:t>
+              <w:t xml:space="preserve">Android blocking</w:t>
             </w:r>
           </w:p>
         </w:tc>
@@ -7433,7 +8056,197 @@
                 <w:sz w:val="20"/>
                 <w:szCs w:val="20"/>
               </w:rPr>
-              <w:t xml:space="preserve">Check firmware and GPIO12 wiring</w:t>
+              <w:t xml:space="preserve">Turn off Avoid Bad Connections in WiFi settings</w:t>
+            </w:r>
+          </w:p>
+        </w:tc>
+      </w:tr>
+      <w:tr>
+        <w:tc>
+          <w:tcPr>
+            <w:tcW w:type="dxa" w:w="3120"/>
+            <w:tcBorders>
+              <w:top w:val="single" w:color="CCCCCC" w:sz="1"/>
+              <w:left w:val="single" w:color="CCCCCC" w:sz="1"/>
+              <w:bottom w:val="single" w:color="CCCCCC" w:sz="1"/>
+              <w:right w:val="single" w:color="CCCCCC" w:sz="1"/>
+            </w:tcBorders>
+            <w:shd w:fill="F5F5F5" w:val="clear"/>
+            <w:tcMar>
+              <w:top w:type="dxa" w:w="80"/>
+              <w:left w:type="dxa" w:w="120"/>
+              <w:bottom w:type="dxa" w:w="80"/>
+              <w:right w:type="dxa" w:w="120"/>
+            </w:tcMar>
+          </w:tcPr>
+          <w:p>
+            <w:r>
+              <w:rPr>
+                <w:rFonts w:ascii="Arial" w:cs="Arial" w:eastAsia="Arial" w:hAnsi="Arial"/>
+                <w:b w:val="false"/>
+                <w:bCs w:val="false"/>
+                <w:color w:val="333333"/>
+                <w:sz w:val="20"/>
+                <w:szCs w:val="20"/>
+              </w:rPr>
+              <w:t xml:space="preserve">Files not showing</w:t>
+            </w:r>
+          </w:p>
+        </w:tc>
+        <w:tc>
+          <w:tcPr>
+            <w:tcW w:type="dxa" w:w="3120"/>
+            <w:tcBorders>
+              <w:top w:val="single" w:color="CCCCCC" w:sz="1"/>
+              <w:left w:val="single" w:color="CCCCCC" w:sz="1"/>
+              <w:bottom w:val="single" w:color="CCCCCC" w:sz="1"/>
+              <w:right w:val="single" w:color="CCCCCC" w:sz="1"/>
+            </w:tcBorders>
+            <w:shd w:fill="F5F5F5" w:val="clear"/>
+            <w:tcMar>
+              <w:top w:type="dxa" w:w="80"/>
+              <w:left w:type="dxa" w:w="120"/>
+              <w:bottom w:type="dxa" w:w="80"/>
+              <w:right w:type="dxa" w:w="120"/>
+            </w:tcMar>
+          </w:tcPr>
+          <w:p>
+            <w:r>
+              <w:rPr>
+                <w:rFonts w:ascii="Arial" w:cs="Arial" w:eastAsia="Arial" w:hAnsi="Arial"/>
+                <w:b w:val="false"/>
+                <w:bCs w:val="false"/>
+                <w:color w:val="333333"/>
+                <w:sz w:val="20"/>
+                <w:szCs w:val="20"/>
+              </w:rPr>
+              <w:t xml:space="preserve">LittleFS not mounted</w:t>
+            </w:r>
+          </w:p>
+        </w:tc>
+        <w:tc>
+          <w:tcPr>
+            <w:tcW w:type="dxa" w:w="3120"/>
+            <w:tcBorders>
+              <w:top w:val="single" w:color="CCCCCC" w:sz="1"/>
+              <w:left w:val="single" w:color="CCCCCC" w:sz="1"/>
+              <w:bottom w:val="single" w:color="CCCCCC" w:sz="1"/>
+              <w:right w:val="single" w:color="CCCCCC" w:sz="1"/>
+            </w:tcBorders>
+            <w:shd w:fill="F5F5F5" w:val="clear"/>
+            <w:tcMar>
+              <w:top w:type="dxa" w:w="80"/>
+              <w:left w:type="dxa" w:w="120"/>
+              <w:bottom w:type="dxa" w:w="80"/>
+              <w:right w:type="dxa" w:w="120"/>
+            </w:tcMar>
+          </w:tcPr>
+          <w:p>
+            <w:r>
+              <w:rPr>
+                <w:rFonts w:ascii="Arial" w:cs="Arial" w:eastAsia="Arial" w:hAnsi="Arial"/>
+                <w:b w:val="false"/>
+                <w:bCs w:val="false"/>
+                <w:color w:val="333333"/>
+                <w:sz w:val="20"/>
+                <w:szCs w:val="20"/>
+              </w:rPr>
+              <w:t xml:space="preserve">Reflash with correct board definition</w:t>
+            </w:r>
+          </w:p>
+        </w:tc>
+      </w:tr>
+      <w:tr>
+        <w:tc>
+          <w:tcPr>
+            <w:tcW w:type="dxa" w:w="3120"/>
+            <w:tcBorders>
+              <w:top w:val="single" w:color="CCCCCC" w:sz="1"/>
+              <w:left w:val="single" w:color="CCCCCC" w:sz="1"/>
+              <w:bottom w:val="single" w:color="CCCCCC" w:sz="1"/>
+              <w:right w:val="single" w:color="CCCCCC" w:sz="1"/>
+            </w:tcBorders>
+            <w:shd w:fill="F5F5F5" w:val="clear"/>
+            <w:tcMar>
+              <w:top w:type="dxa" w:w="80"/>
+              <w:left w:type="dxa" w:w="120"/>
+              <w:bottom w:type="dxa" w:w="80"/>
+              <w:right w:type="dxa" w:w="120"/>
+            </w:tcMar>
+          </w:tcPr>
+          <w:p>
+            <w:r>
+              <w:rPr>
+                <w:rFonts w:ascii="Arial" w:cs="Arial" w:eastAsia="Arial" w:hAnsi="Arial"/>
+                <w:b w:val="false"/>
+                <w:bCs w:val="false"/>
+                <w:color w:val="333333"/>
+                <w:sz w:val="20"/>
+                <w:szCs w:val="20"/>
+              </w:rPr>
+              <w:t xml:space="preserve">Spaces within words</w:t>
+            </w:r>
+          </w:p>
+        </w:tc>
+        <w:tc>
+          <w:tcPr>
+            <w:tcW w:type="dxa" w:w="3120"/>
+            <w:tcBorders>
+              <w:top w:val="single" w:color="CCCCCC" w:sz="1"/>
+              <w:left w:val="single" w:color="CCCCCC" w:sz="1"/>
+              <w:bottom w:val="single" w:color="CCCCCC" w:sz="1"/>
+              <w:right w:val="single" w:color="CCCCCC" w:sz="1"/>
+            </w:tcBorders>
+            <w:shd w:fill="F5F5F5" w:val="clear"/>
+            <w:tcMar>
+              <w:top w:type="dxa" w:w="80"/>
+              <w:left w:type="dxa" w:w="120"/>
+              <w:bottom w:type="dxa" w:w="80"/>
+              <w:right w:type="dxa" w:w="120"/>
+            </w:tcMar>
+          </w:tcPr>
+          <w:p>
+            <w:r>
+              <w:rPr>
+                <w:rFonts w:ascii="Arial" w:cs="Arial" w:eastAsia="Arial" w:hAnsi="Arial"/>
+                <w:b w:val="false"/>
+                <w:bCs w:val="false"/>
+                <w:color w:val="333333"/>
+                <w:sz w:val="20"/>
+                <w:szCs w:val="20"/>
+              </w:rPr>
+              <w:t xml:space="preserve">GAP threshold too low</w:t>
+            </w:r>
+          </w:p>
+        </w:tc>
+        <w:tc>
+          <w:tcPr>
+            <w:tcW w:type="dxa" w:w="3120"/>
+            <w:tcBorders>
+              <w:top w:val="single" w:color="CCCCCC" w:sz="1"/>
+              <w:left w:val="single" w:color="CCCCCC" w:sz="1"/>
+              <w:bottom w:val="single" w:color="CCCCCC" w:sz="1"/>
+              <w:right w:val="single" w:color="CCCCCC" w:sz="1"/>
+            </w:tcBorders>
+            <w:shd w:fill="F5F5F5" w:val="clear"/>
+            <w:tcMar>
+              <w:top w:type="dxa" w:w="80"/>
+              <w:left w:type="dxa" w:w="120"/>
+              <w:bottom w:type="dxa" w:w="80"/>
+              <w:right w:type="dxa" w:w="120"/>
+            </w:tcMar>
+          </w:tcPr>
+          <w:p>
+            <w:r>
+              <w:rPr>
+                <w:rFonts w:ascii="Arial" w:cs="Arial" w:eastAsia="Arial" w:hAnsi="Arial"/>
+                <w:b w:val="false"/>
+                <w:bCs w:val="false"/>
+                <w:color w:val="333333"/>
+                <w:sz w:val="20"/>
+                <w:szCs w:val="20"/>
+              </w:rPr>
+              <w:t xml:space="preserve">Increase GAP or set to OFF</w:t>
             </w:r>
           </w:p>
         </w:tc>
@@ -7473,7 +8286,7 @@
           <w:sz w:val="22"/>
           <w:szCs w:val="22"/>
         </w:rPr>
-        <w:t xml:space="preserve">The keyer decodes letters, numbers, punctuation, and prosigns. Prosigns: + = AR (end of message), = = BT (break), ~ = SK (end of contact).</w:t>
+        <w:t xml:space="preserve">The keyer decodes letters, numbers, punctuation, and prosigns. Prosigns: + = AR, = = BT, ~ = SK.</w:t>
       </w:r>
     </w:p>
     <w:p>
@@ -9547,7 +10360,7 @@
           <w:sz w:val="18"/>
           <w:szCs w:val="18"/>
         </w:rPr>
-        <w:t xml:space="preserve">K0WLY Two-Way CW Keyer — Preliminary Manual v1.2</w:t>
+        <w:t xml:space="preserve">K0WLY Two-Way CW Keyer — Preliminary Manual v1.3</w:t>
       </w:r>
     </w:p>
     <w:p>

--- a/docs/K0WLY_CW_Keyer_Manual.docx
+++ b/docs/K0WLY_CW_Keyer_Manual.docx
@@ -63,7 +63,7 @@
           <w:sz w:val="24"/>
           <w:szCs w:val="24"/>
         </w:rPr>
-        <w:t xml:space="preserve">Version 1.3</w:t>
+        <w:t xml:space="preserve">Version 1.4</w:t>
       </w:r>
     </w:p>
     <w:p>
@@ -176,25 +176,10 @@
           <w:b/>
           <w:bCs/>
           <w:color w:val="048A81"/>
-          <w:sz w:val="28"/>
-          <w:szCs w:val="28"/>
-        </w:rPr>
-        <w:t xml:space="preserve">CERN Open Hardware Licence Version 2</w:t>
-      </w:r>
-    </w:p>
-    <w:p>
-      <w:pPr>
-        <w:spacing w:after="480"/>
-        <w:jc w:val="center"/>
-      </w:pPr>
-      <w:r>
-        <w:rPr>
-          <w:rFonts w:ascii="Arial" w:cs="Arial" w:eastAsia="Arial" w:hAnsi="Arial"/>
-          <w:color w:val="048A81"/>
           <w:sz w:val="24"/>
           <w:szCs w:val="24"/>
         </w:rPr>
-        <w:t xml:space="preserve">Weakly Reciprocal (CERN-OHL-W v2)</w:t>
+        <w:t xml:space="preserve">CERN Open Hardware Licence Version 2 — Weakly Reciprocal (CERN-OHL-W v2)</w:t>
       </w:r>
     </w:p>
     <w:p>
@@ -207,7 +192,7 @@
           <w:sz w:val="22"/>
           <w:szCs w:val="22"/>
         </w:rPr>
-        <w:t xml:space="preserve">This work — including all firmware source code, schematic diagrams, PCB design files, and documentation — is licensed under the CERN Open Hardware Licence Version 2 – Weakly Reciprocal (CERN-OHL-W v2).</w:t>
+        <w:t xml:space="preserve">This work — including all firmware source code, schematic diagrams, PCB design files, and documentation — is licensed under CERN-OHL-W v2. Documentation additionally licensed under CC BY 4.0.</w:t>
       </w:r>
     </w:p>
     <w:p>
@@ -220,15 +205,59 @@
     </w:p>
     <w:p>
       <w:pPr>
-        <w:spacing w:after="120"/>
-      </w:pPr>
-      <w:r>
-        <w:rPr>
-          <w:rFonts w:ascii="Arial" w:cs="Arial" w:eastAsia="Arial" w:hAnsi="Arial"/>
+        <w:pBdr>
+          <w:top w:val="single" w:color="CCCCCC" w:sz="4" w:space="1"/>
+        </w:pBdr>
+        <w:spacing w:before="480"/>
+        <w:jc w:val="center"/>
+      </w:pPr>
+      <w:r>
+        <w:rPr>
+          <w:rFonts w:ascii="Arial" w:cs="Arial" w:eastAsia="Arial" w:hAnsi="Arial"/>
+          <w:i/>
+          <w:iCs/>
+          <w:color w:val="2E4057"/>
           <w:sz w:val="22"/>
           <w:szCs w:val="22"/>
         </w:rPr>
-        <w:t xml:space="preserve">Documentation is additionally licensed under Creative Commons Attribution 4.0 International (CC BY 4.0).</w:t>
+        <w:t xml:space="preserve">73 de K0WLY</w:t>
+      </w:r>
+    </w:p>
+    <w:p>
+      <w:pPr>
+        <w:spacing w:after="120"/>
+      </w:pPr>
+      <w:r>
+        <w:t xml:space="preserve"/>
+      </w:r>
+    </w:p>
+    <w:p>
+      <w:pPr>
+        <w:pStyle w:val="Heading1"/>
+      </w:pPr>
+      <w:r>
+        <w:rPr>
+          <w:rFonts w:ascii="Arial" w:cs="Arial" w:eastAsia="Arial" w:hAnsi="Arial"/>
+          <w:b/>
+          <w:bCs/>
+          <w:color w:val="2E4057"/>
+          <w:sz w:val="32"/>
+          <w:szCs w:val="32"/>
+        </w:rPr>
+        <w:t xml:space="preserve">1. Overview</w:t>
+      </w:r>
+    </w:p>
+    <w:p>
+      <w:pPr>
+        <w:spacing w:after="120"/>
+      </w:pPr>
+      <w:r>
+        <w:rPr>
+          <w:rFonts w:ascii="Arial" w:cs="Arial" w:eastAsia="Arial" w:hAnsi="Arial"/>
+          <w:sz w:val="22"/>
+          <w:szCs w:val="22"/>
+        </w:rPr>
+        <w:t xml:space="preserve">The K0WLY Two-Way CW Keyer is an ESP32-S3 based iambic keyer on the LilyGO T-Display S3 AMOLED. Features include full iambic keying, Morse decoding, radio keying output, iambic paddle output for radios with built-in keyers, peer-to-peer CW over ESP-NOW, text file playback, and a WiFi web interface for file management.</w:t>
       </w:r>
     </w:p>
     <w:p>
@@ -251,7 +280,7 @@
           <w:sz w:val="22"/>
           <w:szCs w:val="22"/>
         </w:rPr>
-        <w:t xml:space="preserve">Attribution Requirements:</w:t>
+        <w:t xml:space="preserve">Key features:</w:t>
       </w:r>
     </w:p>
     <w:p>
@@ -269,7 +298,7 @@
           <w:sz w:val="22"/>
           <w:szCs w:val="22"/>
         </w:rPr>
-        <w:t xml:space="preserve">The copyright notice above must be retained on all copies and derivatives</w:t>
+        <w:t xml:space="preserve">Iambic Mode A keyer, 5–40 WPM, with straight key mode</w:t>
       </w:r>
     </w:p>
     <w:p>
@@ -287,7 +316,7 @@
           <w:sz w:val="22"/>
           <w:szCs w:val="22"/>
         </w:rPr>
-        <w:t xml:space="preserve">Attribution to K0WLY must appear prominently in any derivative work</w:t>
+        <w:t xml:space="preserve">Farnsworth spacing — independent character and gap speeds (4 WPM min)</w:t>
       </w:r>
     </w:p>
     <w:p>
@@ -305,95 +334,7 @@
           <w:sz w:val="22"/>
           <w:szCs w:val="22"/>
         </w:rPr>
-        <w:t xml:space="preserve">Any modified versions must be clearly marked as such</w:t>
-      </w:r>
-    </w:p>
-    <w:p>
-      <w:pPr>
-        <w:spacing w:after="120"/>
-      </w:pPr>
-      <w:r>
-        <w:t xml:space="preserve"/>
-      </w:r>
-    </w:p>
-    <w:p>
-      <w:pPr>
-        <w:pBdr>
-          <w:top w:val="single" w:color="CCCCCC" w:sz="4" w:space="1"/>
-        </w:pBdr>
-        <w:spacing w:before="480"/>
-        <w:jc w:val="center"/>
-      </w:pPr>
-      <w:r>
-        <w:rPr>
-          <w:rFonts w:ascii="Arial" w:cs="Arial" w:eastAsia="Arial" w:hAnsi="Arial"/>
-          <w:i/>
-          <w:iCs/>
-          <w:color w:val="2E4057"/>
-          <w:sz w:val="22"/>
-          <w:szCs w:val="22"/>
-        </w:rPr>
-        <w:t xml:space="preserve">73 de K0WLY</w:t>
-      </w:r>
-    </w:p>
-    <w:p>
-      <w:pPr>
-        <w:spacing w:after="120"/>
-      </w:pPr>
-      <w:r>
-        <w:t xml:space="preserve"/>
-      </w:r>
-    </w:p>
-    <w:p>
-      <w:pPr>
-        <w:pStyle w:val="Heading1"/>
-      </w:pPr>
-      <w:r>
-        <w:rPr>
-          <w:rFonts w:ascii="Arial" w:cs="Arial" w:eastAsia="Arial" w:hAnsi="Arial"/>
-          <w:b/>
-          <w:bCs/>
-          <w:color w:val="2E4057"/>
-          <w:sz w:val="32"/>
-          <w:szCs w:val="32"/>
-        </w:rPr>
-        <w:t xml:space="preserve">1. Overview</w:t>
-      </w:r>
-    </w:p>
-    <w:p>
-      <w:pPr>
-        <w:spacing w:after="120"/>
-      </w:pPr>
-      <w:r>
-        <w:rPr>
-          <w:rFonts w:ascii="Arial" w:cs="Arial" w:eastAsia="Arial" w:hAnsi="Arial"/>
-          <w:sz w:val="22"/>
-          <w:szCs w:val="22"/>
-        </w:rPr>
-        <w:t xml:space="preserve">The K0WLY Two-Way CW Keyer is an ESP32-S3 based iambic keyer built on the LilyGO T-Display S3 AMOLED board featuring a 1.91” 536×240 AMOLED display. It provides full iambic keying with sidetone, real-time Morse code decoding, radio keying output via optocoupler, peer-to-peer two-way CW communication over WiFi using ESP-NOW, and text file playback via a built-in WiFi web server.</w:t>
-      </w:r>
-    </w:p>
-    <w:p>
-      <w:pPr>
-        <w:spacing w:after="120"/>
-      </w:pPr>
-      <w:r>
-        <w:t xml:space="preserve"/>
-      </w:r>
-    </w:p>
-    <w:p>
-      <w:pPr>
-        <w:spacing w:after="120"/>
-      </w:pPr>
-      <w:r>
-        <w:rPr>
-          <w:rFonts w:ascii="Arial" w:cs="Arial" w:eastAsia="Arial" w:hAnsi="Arial"/>
-          <w:b/>
-          <w:bCs/>
-          <w:sz w:val="22"/>
-          <w:szCs w:val="22"/>
-        </w:rPr>
-        <w:t xml:space="preserve">Key features:</w:t>
+        <w:t xml:space="preserve">Key output via PC817 optocoupler (GPIO12) — fully isolated</w:t>
       </w:r>
     </w:p>
     <w:p>
@@ -411,7 +352,7 @@
           <w:sz w:val="22"/>
           <w:szCs w:val="22"/>
         </w:rPr>
-        <w:t xml:space="preserve">Iambic Mode A keyer with adjustable speed (5–40 WPM)</w:t>
+        <w:t xml:space="preserve">Iambic DIT/DAH output (GPIO40/41) — for radios with built-in keyers (e.g. Xiegu G90)</w:t>
       </w:r>
     </w:p>
     <w:p>
@@ -429,7 +370,7 @@
           <w:sz w:val="22"/>
           <w:szCs w:val="22"/>
         </w:rPr>
-        <w:t xml:space="preserve">Straight key mode selectable via hardware switch</w:t>
+        <w:t xml:space="preserve">Paddle reverse switchable via hardware button or web page</w:t>
       </w:r>
     </w:p>
     <w:p>
@@ -447,7 +388,7 @@
           <w:sz w:val="22"/>
           <w:szCs w:val="22"/>
         </w:rPr>
-        <w:t xml:space="preserve">Radio keying output via PC817 optocoupler — fully isolated</w:t>
+        <w:t xml:space="preserve">Adjustable sidetone frequency (400–900 Hz), each unit independent</w:t>
       </w:r>
     </w:p>
     <w:p>
@@ -465,7 +406,7 @@
           <w:sz w:val="22"/>
           <w:szCs w:val="22"/>
         </w:rPr>
-        <w:t xml:space="preserve">Farnsworth spacing — independent character and gap speeds</w:t>
+        <w:t xml:space="preserve">Logarithmic volume control, speaker and headphones</w:t>
       </w:r>
     </w:p>
     <w:p>
@@ -483,7 +424,7 @@
           <w:sz w:val="22"/>
           <w:szCs w:val="22"/>
         </w:rPr>
-        <w:t xml:space="preserve">Adjustable sidetone frequency (400–900 Hz) — each unit independent</w:t>
+        <w:t xml:space="preserve">Head copy delay (0–3s) or Audio Only mode</w:t>
       </w:r>
     </w:p>
     <w:p>
@@ -501,7 +442,7 @@
           <w:sz w:val="22"/>
           <w:szCs w:val="22"/>
         </w:rPr>
-        <w:t xml:space="preserve">Logarithmic volume control for speaker and headphones</w:t>
+        <w:t xml:space="preserve">Word gap spacing (off or 4–9 dits)</w:t>
       </w:r>
     </w:p>
     <w:p>
@@ -519,7 +460,7 @@
           <w:sz w:val="22"/>
           <w:szCs w:val="22"/>
         </w:rPr>
-        <w:t xml:space="preserve">Head copy delay (0–3 seconds) or Audio Only mode</w:t>
+        <w:t xml:space="preserve">WiFi Access Point — unique hotspot per unit (K0WLY-XXXX), no password</w:t>
       </w:r>
     </w:p>
     <w:p>
@@ -537,7 +478,7 @@
           <w:sz w:val="22"/>
           <w:szCs w:val="22"/>
         </w:rPr>
-        <w:t xml:space="preserve">Word gap spacing (off or 4–9 dits)</w:t>
+        <w:t xml:space="preserve">Text file playback — upload .txt files from phone, plays as CW, drives iambic output</w:t>
       </w:r>
     </w:p>
     <w:p>
@@ -555,7 +496,7 @@
           <w:sz w:val="22"/>
           <w:szCs w:val="22"/>
         </w:rPr>
-        <w:t xml:space="preserve">WiFi Access Point — unique hotspot per unit (K0WLY-XXXX), no password</w:t>
+        <w:t xml:space="preserve">Web interface — dit/dah swap, file management, all from phone browser</w:t>
       </w:r>
     </w:p>
     <w:p>
@@ -573,7 +514,7 @@
           <w:sz w:val="22"/>
           <w:szCs w:val="22"/>
         </w:rPr>
-        <w:t xml:space="preserve">Text file playback — upload .txt files from phone, plays as CW</w:t>
+        <w:t xml:space="preserve">Automatic peer-to-peer ESP-NOW pairing, two-way CW</w:t>
       </w:r>
     </w:p>
     <w:p>
@@ -591,7 +532,7 @@
           <w:sz w:val="22"/>
           <w:szCs w:val="22"/>
         </w:rPr>
-        <w:t xml:space="preserve">Automatic peer-to-peer WiFi pairing via ESP-NOW — no router needed</w:t>
+        <w:t xml:space="preserve">Full Morse decoding: A–Z, 0–9, punctuation, prosigns</w:t>
       </w:r>
     </w:p>
     <w:p>
@@ -609,79 +550,7 @@
           <w:sz w:val="22"/>
           <w:szCs w:val="22"/>
         </w:rPr>
-        <w:t xml:space="preserve">Two-way CW: transmit and receive simultaneously</w:t>
-      </w:r>
-    </w:p>
-    <w:p>
-      <w:pPr>
-        <w:pStyle w:val="ListParagraph"/>
-        <w:numPr>
-          <w:ilvl w:val="0"/>
-          <w:numId w:val="2"/>
-        </w:numPr>
-        <w:spacing w:after="80"/>
-      </w:pPr>
-      <w:r>
-        <w:rPr>
-          <w:rFonts w:ascii="Arial" w:cs="Arial" w:eastAsia="Arial" w:hAnsi="Arial"/>
-          <w:sz w:val="22"/>
-          <w:szCs w:val="22"/>
-        </w:rPr>
-        <w:t xml:space="preserve">Full Morse code decoding: letters, numbers, punctuation, prosigns</w:t>
-      </w:r>
-    </w:p>
-    <w:p>
-      <w:pPr>
-        <w:pStyle w:val="ListParagraph"/>
-        <w:numPr>
-          <w:ilvl w:val="0"/>
-          <w:numId w:val="2"/>
-        </w:numPr>
-        <w:spacing w:after="80"/>
-      </w:pPr>
-      <w:r>
-        <w:rPr>
-          <w:rFonts w:ascii="Arial" w:cs="Arial" w:eastAsia="Arial" w:hAnsi="Arial"/>
-          <w:sz w:val="22"/>
-          <w:szCs w:val="22"/>
-        </w:rPr>
-        <w:t xml:space="preserve">Frame buffer display — instantaneous updates, no glitch</w:t>
-      </w:r>
-    </w:p>
-    <w:p>
-      <w:pPr>
-        <w:pStyle w:val="ListParagraph"/>
-        <w:numPr>
-          <w:ilvl w:val="0"/>
-          <w:numId w:val="2"/>
-        </w:numPr>
-        <w:spacing w:after="80"/>
-      </w:pPr>
-      <w:r>
-        <w:rPr>
-          <w:rFonts w:ascii="Arial" w:cs="Arial" w:eastAsia="Arial" w:hAnsi="Arial"/>
-          <w:sz w:val="22"/>
-          <w:szCs w:val="22"/>
-        </w:rPr>
-        <w:t xml:space="preserve">Non-volatile settings storage (survives power cycles)</w:t>
-      </w:r>
-    </w:p>
-    <w:p>
-      <w:pPr>
-        <w:pStyle w:val="ListParagraph"/>
-        <w:numPr>
-          <w:ilvl w:val="0"/>
-          <w:numId w:val="2"/>
-        </w:numPr>
-        <w:spacing w:after="80"/>
-      </w:pPr>
-      <w:r>
-        <w:rPr>
-          <w:rFonts w:ascii="Arial" w:cs="Arial" w:eastAsia="Arial" w:hAnsi="Arial"/>
-          <w:sz w:val="22"/>
-          <w:szCs w:val="22"/>
-        </w:rPr>
-        <w:t xml:space="preserve">Single pot with mode cycling for all parameter adjustments</w:t>
+        <w:t xml:space="preserve">Frame buffer AMOLED display, NVS settings storage</w:t>
       </w:r>
     </w:p>
     <w:p>
@@ -706,27 +575,6 @@
           <w:szCs w:val="32"/>
         </w:rPr>
         <w:t xml:space="preserve">2. Display Layout</w:t>
-      </w:r>
-    </w:p>
-    <w:p>
-      <w:pPr>
-        <w:spacing w:after="120"/>
-      </w:pPr>
-      <w:r>
-        <w:rPr>
-          <w:rFonts w:ascii="Arial" w:cs="Arial" w:eastAsia="Arial" w:hAnsi="Arial"/>
-          <w:sz w:val="22"/>
-          <w:szCs w:val="22"/>
-        </w:rPr>
-        <w:t xml:space="preserve">The AMOLED display is divided into four zones from top to bottom:</w:t>
-      </w:r>
-    </w:p>
-    <w:p>
-      <w:pPr>
-        <w:spacing w:after="120"/>
-      </w:pPr>
-      <w:r>
-        <w:t xml:space="preserve"/>
       </w:r>
     </w:p>
     <w:tbl>
@@ -1026,7 +874,7 @@
                 <w:sz w:val="20"/>
                 <w:szCs w:val="20"/>
               </w:rPr>
-              <w:t xml:space="preserve">Outgoing decoded characters (green, scrolling left)</w:t>
+              <w:t xml:space="preserve">Outgoing chars (green) or file playback text</w:t>
             </w:r>
           </w:p>
         </w:tc>
@@ -1121,7 +969,7 @@
                 <w:sz w:val="20"/>
                 <w:szCs w:val="20"/>
               </w:rPr>
-              <w:t xml:space="preserve">Incoming decoded characters (cyan, scrolling left)</w:t>
+              <w:t xml:space="preserve">Incoming chars (cyan) or [Audio Only]</w:t>
             </w:r>
           </w:p>
         </w:tc>
@@ -1216,7 +1064,7 @@
                 <w:sz w:val="20"/>
                 <w:szCs w:val="20"/>
               </w:rPr>
-              <w:t xml:space="preserve">Pot mode, value, peer MAC, unit ID, callsign/version</w:t>
+              <w:t xml:space="preserve">Pot mode, value, peer MAC, unit ID, K0WLY version</w:t>
             </w:r>
           </w:p>
         </w:tc>
@@ -1244,19 +1092,6 @@
           <w:szCs w:val="26"/>
         </w:rPr>
         <w:t xml:space="preserve">2.1 Header Bar</w:t>
-      </w:r>
-    </w:p>
-    <w:p>
-      <w:pPr>
-        <w:spacing w:after="120"/>
-      </w:pPr>
-      <w:r>
-        <w:rPr>
-          <w:rFonts w:ascii="Arial" w:cs="Arial" w:eastAsia="Arial" w:hAnsi="Arial"/>
-          <w:sz w:val="22"/>
-          <w:szCs w:val="22"/>
-        </w:rPr>
-        <w:t xml:space="preserve">The header bar displays all key operating parameters simultaneously:</w:t>
       </w:r>
     </w:p>
     <w:p>
@@ -1274,7 +1109,7 @@
           <w:sz w:val="22"/>
           <w:szCs w:val="22"/>
         </w:rPr>
-        <w:t xml:space="preserve">WPM — Current speed, highlighted yellow when selected/editing</w:t>
+        <w:t xml:space="preserve">WPM or WPM/FARN — character/Farnsworth speeds, yellow when active</w:t>
       </w:r>
     </w:p>
     <w:p>
@@ -1292,7 +1127,7 @@
           <w:sz w:val="22"/>
           <w:szCs w:val="22"/>
         </w:rPr>
-        <w:t xml:space="preserve">Hz — Sidetone frequency, highlighted cyan when selected/editing</w:t>
+        <w:t xml:space="preserve">Hz — sidetone frequency, cyan when active</w:t>
       </w:r>
     </w:p>
     <w:p>
@@ -1310,7 +1145,7 @@
           <w:sz w:val="22"/>
           <w:szCs w:val="22"/>
         </w:rPr>
-        <w:t xml:space="preserve">DLY — Head copy delay or AO (Audio Only), highlighted orange</w:t>
+        <w:t xml:space="preserve">DLY — head copy delay or AO (Audio Only), orange when active</w:t>
       </w:r>
     </w:p>
     <w:p>
@@ -1328,7 +1163,7 @@
           <w:sz w:val="22"/>
           <w:szCs w:val="22"/>
         </w:rPr>
-        <w:t xml:space="preserve">VOL — Volume percentage, highlighted magenta when selected/editing</w:t>
+        <w:t xml:space="preserve">VOL — volume percentage, magenta when active</w:t>
       </w:r>
     </w:p>
     <w:p>
@@ -1346,7 +1181,7 @@
           <w:sz w:val="22"/>
           <w:szCs w:val="22"/>
         </w:rPr>
-        <w:t xml:space="preserve">GAP — Word gap threshold (OFF or 4–9 dits), highlighted green</w:t>
+        <w:t xml:space="preserve">GAP — word gap threshold, green when active</w:t>
       </w:r>
     </w:p>
     <w:p>
@@ -1364,7 +1199,7 @@
           <w:sz w:val="22"/>
           <w:szCs w:val="22"/>
         </w:rPr>
-        <w:t xml:space="preserve">IAM / SK — Current key mode (Iambic or Straight Key)</w:t>
+        <w:t xml:space="preserve">IAM/SK — key mode</w:t>
       </w:r>
     </w:p>
     <w:p>
@@ -1382,7 +1217,7 @@
           <w:sz w:val="22"/>
           <w:szCs w:val="22"/>
         </w:rPr>
-        <w:t xml:space="preserve">SOLO / DUAL — WiFi peer status (white=solo, green=dual)</w:t>
+        <w:t xml:space="preserve">SOLO/DUAL — ESP-NOW peer status</w:t>
       </w:r>
     </w:p>
     <w:p>
@@ -1406,7 +1241,7 @@
           <w:sz w:val="26"/>
           <w:szCs w:val="26"/>
         </w:rPr>
-        <w:t xml:space="preserve">2.2 TX and RX Lines</w:t>
+        <w:t xml:space="preserve">2.2 Status Area</w:t>
       </w:r>
     </w:p>
     <w:p>
@@ -1419,44 +1254,7 @@
           <w:sz w:val="22"/>
           <w:szCs w:val="22"/>
         </w:rPr>
-        <w:t xml:space="preserve">The TX line (green) shows characters you are sending or playing from file. The RX line (cyan) shows characters received from the peer unit. During file playback, characters appear on the TX line as they sound — not ahead of the audio.</w:t>
-      </w:r>
-    </w:p>
-    <w:p>
-      <w:pPr>
-        <w:spacing w:after="120"/>
-      </w:pPr>
-      <w:r>
-        <w:t xml:space="preserve"/>
-      </w:r>
-    </w:p>
-    <w:p>
-      <w:pPr>
-        <w:pStyle w:val="Heading2"/>
-      </w:pPr>
-      <w:r>
-        <w:rPr>
-          <w:rFonts w:ascii="Arial" w:cs="Arial" w:eastAsia="Arial" w:hAnsi="Arial"/>
-          <w:b/>
-          <w:bCs/>
-          <w:color w:val="048A81"/>
-          <w:sz w:val="26"/>
-          <w:szCs w:val="26"/>
-        </w:rPr>
-        <w:t xml:space="preserve">2.3 Status Area</w:t>
-      </w:r>
-    </w:p>
-    <w:p>
-      <w:pPr>
-        <w:spacing w:after="120"/>
-      </w:pPr>
-      <w:r>
-        <w:rPr>
-          <w:rFonts w:ascii="Arial" w:cs="Arial" w:eastAsia="Arial" w:hAnsi="Arial"/>
-          <w:sz w:val="22"/>
-          <w:szCs w:val="22"/>
-        </w:rPr>
-        <w:t xml:space="preserve">The status area shows the active pot mode and current value. The peer MAC (or SEARCHING...) appears at bottom left. The unit ID (e.g. 4EF8) and K0WLY version appear at bottom right, making it easy to identify each unit.</w:t>
+        <w:t xml:space="preserve">Shows active pot mode and value, [EDIT] when editing, peer MAC or SEARCHING..., unit ID and K0WLY firmware version at bottom right.</w:t>
       </w:r>
     </w:p>
     <w:p>
@@ -1639,7 +1437,7 @@
                 <w:sz w:val="20"/>
                 <w:szCs w:val="20"/>
               </w:rPr>
-              <w:t xml:space="preserve">DIT Paddle</w:t>
+              <w:t xml:space="preserve">DIT Paddle Input</w:t>
             </w:r>
           </w:p>
         </w:tc>
@@ -1701,7 +1499,7 @@
                 <w:sz w:val="20"/>
                 <w:szCs w:val="20"/>
               </w:rPr>
-              <w:t xml:space="preserve">Active LOW, ext 10kΩ pull-up to 3.3V</w:t>
+              <w:t xml:space="preserve">Active LOW, ext 10kΩ pull-up</w:t>
             </w:r>
           </w:p>
         </w:tc>
@@ -1734,7 +1532,7 @@
                 <w:sz w:val="20"/>
                 <w:szCs w:val="20"/>
               </w:rPr>
-              <w:t xml:space="preserve">DAH Paddle</w:t>
+              <w:t xml:space="preserve">DAH Paddle Input</w:t>
             </w:r>
           </w:p>
         </w:tc>
@@ -1796,7 +1594,7 @@
                 <w:sz w:val="20"/>
                 <w:szCs w:val="20"/>
               </w:rPr>
-              <w:t xml:space="preserve">Active LOW, ext 10kΩ pull-up to 3.3V</w:t>
+              <w:t xml:space="preserve">Active LOW, ext 10kΩ pull-up</w:t>
             </w:r>
           </w:p>
         </w:tc>
@@ -1891,7 +1689,7 @@
                 <w:sz w:val="20"/>
                 <w:szCs w:val="20"/>
               </w:rPr>
-              <w:t xml:space="preserve">HIGH = keyed, drives PC817 optocoupler</w:t>
+              <w:t xml:space="preserve">HIGH=keyed, PC817 optocoupler to radio KEY jack</w:t>
             </w:r>
           </w:p>
         </w:tc>
@@ -1986,7 +1784,7 @@
                 <w:sz w:val="20"/>
                 <w:szCs w:val="20"/>
               </w:rPr>
-              <w:t xml:space="preserve">PWM → 470Ω → 2N4401 → Speaker/Headphones</w:t>
+              <w:t xml:space="preserve">PWM → 470Ω → 2N4401 → speaker/headphones</w:t>
             </w:r>
           </w:p>
         </w:tc>
@@ -2176,7 +1974,7 @@
                 <w:sz w:val="20"/>
                 <w:szCs w:val="20"/>
               </w:rPr>
-              <w:t xml:space="preserve">SPST switch: open = iambic, closed = straight key</w:t>
+              <w:t xml:space="preserve">SPST: open=iambic, closed=straight key</w:t>
             </w:r>
           </w:p>
         </w:tc>
@@ -2209,7 +2007,7 @@
                 <w:sz w:val="20"/>
                 <w:szCs w:val="20"/>
               </w:rPr>
-              <w:t xml:space="preserve">Paddle Reverse / File</w:t>
+              <w:t xml:space="preserve">Paddle Reverse</w:t>
             </w:r>
           </w:p>
         </w:tc>
@@ -2271,7 +2069,7 @@
                 <w:sz w:val="20"/>
                 <w:szCs w:val="20"/>
               </w:rPr>
-              <w:t xml:space="preserve">PBNO: short=next file, long=play/pause</w:t>
+              <w:t xml:space="preserve">PBNO: toggles dit/dah swap</w:t>
             </w:r>
           </w:p>
         </w:tc>
@@ -2366,7 +2164,197 @@
                 <w:sz w:val="20"/>
                 <w:szCs w:val="20"/>
               </w:rPr>
-              <w:t xml:space="preserve">PBNO momentary button</w:t>
+              <w:t xml:space="preserve">PBNO: short=cycle mode, long=edit mode</w:t>
+            </w:r>
+          </w:p>
+        </w:tc>
+      </w:tr>
+      <w:tr>
+        <w:tc>
+          <w:tcPr>
+            <w:tcW w:type="dxa" w:w="3120"/>
+            <w:tcBorders>
+              <w:top w:val="single" w:color="CCCCCC" w:sz="1"/>
+              <w:left w:val="single" w:color="CCCCCC" w:sz="1"/>
+              <w:bottom w:val="single" w:color="CCCCCC" w:sz="1"/>
+              <w:right w:val="single" w:color="CCCCCC" w:sz="1"/>
+            </w:tcBorders>
+            <w:shd w:fill="F5F5F5" w:val="clear"/>
+            <w:tcMar>
+              <w:top w:type="dxa" w:w="80"/>
+              <w:left w:type="dxa" w:w="120"/>
+              <w:bottom w:type="dxa" w:w="80"/>
+              <w:right w:type="dxa" w:w="120"/>
+            </w:tcMar>
+          </w:tcPr>
+          <w:p>
+            <w:r>
+              <w:rPr>
+                <w:rFonts w:ascii="Arial" w:cs="Arial" w:eastAsia="Arial" w:hAnsi="Arial"/>
+                <w:b w:val="false"/>
+                <w:bCs w:val="false"/>
+                <w:color w:val="333333"/>
+                <w:sz w:val="20"/>
+                <w:szCs w:val="20"/>
+              </w:rPr>
+              <w:t xml:space="preserve">Iambic DIT Out</w:t>
+            </w:r>
+          </w:p>
+        </w:tc>
+        <w:tc>
+          <w:tcPr>
+            <w:tcW w:type="dxa" w:w="3120"/>
+            <w:tcBorders>
+              <w:top w:val="single" w:color="CCCCCC" w:sz="1"/>
+              <w:left w:val="single" w:color="CCCCCC" w:sz="1"/>
+              <w:bottom w:val="single" w:color="CCCCCC" w:sz="1"/>
+              <w:right w:val="single" w:color="CCCCCC" w:sz="1"/>
+            </w:tcBorders>
+            <w:shd w:fill="F5F5F5" w:val="clear"/>
+            <w:tcMar>
+              <w:top w:type="dxa" w:w="80"/>
+              <w:left w:type="dxa" w:w="120"/>
+              <w:bottom w:type="dxa" w:w="80"/>
+              <w:right w:type="dxa" w:w="120"/>
+            </w:tcMar>
+          </w:tcPr>
+          <w:p>
+            <w:r>
+              <w:rPr>
+                <w:rFonts w:ascii="Arial" w:cs="Arial" w:eastAsia="Arial" w:hAnsi="Arial"/>
+                <w:b w:val="false"/>
+                <w:bCs w:val="false"/>
+                <w:color w:val="333333"/>
+                <w:sz w:val="20"/>
+                <w:szCs w:val="20"/>
+              </w:rPr>
+              <w:t xml:space="preserve">GPIO40</w:t>
+            </w:r>
+          </w:p>
+        </w:tc>
+        <w:tc>
+          <w:tcPr>
+            <w:tcW w:type="dxa" w:w="3120"/>
+            <w:tcBorders>
+              <w:top w:val="single" w:color="CCCCCC" w:sz="1"/>
+              <w:left w:val="single" w:color="CCCCCC" w:sz="1"/>
+              <w:bottom w:val="single" w:color="CCCCCC" w:sz="1"/>
+              <w:right w:val="single" w:color="CCCCCC" w:sz="1"/>
+            </w:tcBorders>
+            <w:shd w:fill="F5F5F5" w:val="clear"/>
+            <w:tcMar>
+              <w:top w:type="dxa" w:w="80"/>
+              <w:left w:type="dxa" w:w="120"/>
+              <w:bottom w:type="dxa" w:w="80"/>
+              <w:right w:type="dxa" w:w="120"/>
+            </w:tcMar>
+          </w:tcPr>
+          <w:p>
+            <w:r>
+              <w:rPr>
+                <w:rFonts w:ascii="Arial" w:cs="Arial" w:eastAsia="Arial" w:hAnsi="Arial"/>
+                <w:b w:val="false"/>
+                <w:bCs w:val="false"/>
+                <w:color w:val="333333"/>
+                <w:sz w:val="20"/>
+                <w:szCs w:val="20"/>
+              </w:rPr>
+              <w:t xml:space="preserve">Active LOW, PC817 optocoupler to radio DIT</w:t>
+            </w:r>
+          </w:p>
+        </w:tc>
+      </w:tr>
+      <w:tr>
+        <w:tc>
+          <w:tcPr>
+            <w:tcW w:type="dxa" w:w="3120"/>
+            <w:tcBorders>
+              <w:top w:val="single" w:color="CCCCCC" w:sz="1"/>
+              <w:left w:val="single" w:color="CCCCCC" w:sz="1"/>
+              <w:bottom w:val="single" w:color="CCCCCC" w:sz="1"/>
+              <w:right w:val="single" w:color="CCCCCC" w:sz="1"/>
+            </w:tcBorders>
+            <w:shd w:fill="F5F5F5" w:val="clear"/>
+            <w:tcMar>
+              <w:top w:type="dxa" w:w="80"/>
+              <w:left w:type="dxa" w:w="120"/>
+              <w:bottom w:type="dxa" w:w="80"/>
+              <w:right w:type="dxa" w:w="120"/>
+            </w:tcMar>
+          </w:tcPr>
+          <w:p>
+            <w:r>
+              <w:rPr>
+                <w:rFonts w:ascii="Arial" w:cs="Arial" w:eastAsia="Arial" w:hAnsi="Arial"/>
+                <w:b w:val="false"/>
+                <w:bCs w:val="false"/>
+                <w:color w:val="333333"/>
+                <w:sz w:val="20"/>
+                <w:szCs w:val="20"/>
+              </w:rPr>
+              <w:t xml:space="preserve">Iambic DAH Out</w:t>
+            </w:r>
+          </w:p>
+        </w:tc>
+        <w:tc>
+          <w:tcPr>
+            <w:tcW w:type="dxa" w:w="3120"/>
+            <w:tcBorders>
+              <w:top w:val="single" w:color="CCCCCC" w:sz="1"/>
+              <w:left w:val="single" w:color="CCCCCC" w:sz="1"/>
+              <w:bottom w:val="single" w:color="CCCCCC" w:sz="1"/>
+              <w:right w:val="single" w:color="CCCCCC" w:sz="1"/>
+            </w:tcBorders>
+            <w:shd w:fill="F5F5F5" w:val="clear"/>
+            <w:tcMar>
+              <w:top w:type="dxa" w:w="80"/>
+              <w:left w:type="dxa" w:w="120"/>
+              <w:bottom w:type="dxa" w:w="80"/>
+              <w:right w:type="dxa" w:w="120"/>
+            </w:tcMar>
+          </w:tcPr>
+          <w:p>
+            <w:r>
+              <w:rPr>
+                <w:rFonts w:ascii="Arial" w:cs="Arial" w:eastAsia="Arial" w:hAnsi="Arial"/>
+                <w:b w:val="false"/>
+                <w:bCs w:val="false"/>
+                <w:color w:val="333333"/>
+                <w:sz w:val="20"/>
+                <w:szCs w:val="20"/>
+              </w:rPr>
+              <w:t xml:space="preserve">GPIO41</w:t>
+            </w:r>
+          </w:p>
+        </w:tc>
+        <w:tc>
+          <w:tcPr>
+            <w:tcW w:type="dxa" w:w="3120"/>
+            <w:tcBorders>
+              <w:top w:val="single" w:color="CCCCCC" w:sz="1"/>
+              <w:left w:val="single" w:color="CCCCCC" w:sz="1"/>
+              <w:bottom w:val="single" w:color="CCCCCC" w:sz="1"/>
+              <w:right w:val="single" w:color="CCCCCC" w:sz="1"/>
+            </w:tcBorders>
+            <w:shd w:fill="F5F5F5" w:val="clear"/>
+            <w:tcMar>
+              <w:top w:type="dxa" w:w="80"/>
+              <w:left w:type="dxa" w:w="120"/>
+              <w:bottom w:type="dxa" w:w="80"/>
+              <w:right w:type="dxa" w:w="120"/>
+            </w:tcMar>
+          </w:tcPr>
+          <w:p>
+            <w:r>
+              <w:rPr>
+                <w:rFonts w:ascii="Arial" w:cs="Arial" w:eastAsia="Arial" w:hAnsi="Arial"/>
+                <w:b w:val="false"/>
+                <w:bCs w:val="false"/>
+                <w:color w:val="333333"/>
+                <w:sz w:val="20"/>
+                <w:szCs w:val="20"/>
+              </w:rPr>
+              <w:t xml:space="preserve">Active LOW, PC817 optocoupler to radio DAH</w:t>
             </w:r>
           </w:p>
         </w:tc>
@@ -2393,7 +2381,7 @@
           <w:sz w:val="26"/>
           <w:szCs w:val="26"/>
         </w:rPr>
-        <w:t xml:space="preserve">3.2 Paddle Input</w:t>
+        <w:t xml:space="preserve">3.2 Key Output (GPIO12)</w:t>
       </w:r>
     </w:p>
     <w:p>
@@ -2406,7 +2394,7 @@
           <w:sz w:val="22"/>
           <w:szCs w:val="22"/>
         </w:rPr>
-        <w:t xml:space="preserve">The keyer accepts a standard two-lever iambic paddle. Connect the dit lever to GPIO11 and the dah lever to GPIO10 with external 10kΩ pull-up resistors to 3.3V.</w:t>
+        <w:t xml:space="preserve">Drives a PC817 optocoupler to key the transceiver. Provides electrical isolation. GPIO12 HIGH when keying, LOW when idle.</w:t>
       </w:r>
     </w:p>
     <w:p>
@@ -2441,7 +2429,7 @@
           <w:sz w:val="22"/>
           <w:szCs w:val="22"/>
         </w:rPr>
-        <w:t xml:space="preserve">If your paddle levers feel reversed, press the Paddle Reverse button (GPIO16) to swap them in software without rewiring. Note: when files are loaded, GPIO16 controls file playback instead.</w:t>
+        <w:t xml:space="preserve">Never connect GPIO12 directly to a radio key line without the PC817 optocoupler.</w:t>
       </w:r>
     </w:p>
     <w:p>
@@ -2465,7 +2453,7 @@
           <w:sz w:val="26"/>
           <w:szCs w:val="26"/>
         </w:rPr>
-        <w:t xml:space="preserve">3.3 Key Output</w:t>
+        <w:t xml:space="preserve">3.3 Iambic DIT/DAH Output (GPIO40/41)</w:t>
       </w:r>
     </w:p>
     <w:p>
@@ -2478,7 +2466,90 @@
           <w:sz w:val="22"/>
           <w:szCs w:val="22"/>
         </w:rPr>
-        <w:t xml:space="preserve">GPIO12 drives a PC817 optocoupler to key your transceiver. Provides full electrical isolation between the ESP32-S3 and the radio's key line.</w:t>
+        <w:t xml:space="preserve">For radios with built-in keyers (such as the Xiegu G90), the iambic DIT and DAH signals are available on GPIO40 and GPIO41. Each drives a separate PC817 optocoupler identical to the KEY OUT circuit. Connect to the radio's 3.5mm paddle input:</w:t>
+      </w:r>
+    </w:p>
+    <w:p>
+      <w:pPr>
+        <w:spacing w:after="120"/>
+      </w:pPr>
+      <w:r>
+        <w:t xml:space="preserve"/>
+      </w:r>
+    </w:p>
+    <w:p>
+      <w:pPr>
+        <w:pStyle w:val="ListParagraph"/>
+        <w:numPr>
+          <w:ilvl w:val="0"/>
+          <w:numId w:val="2"/>
+        </w:numPr>
+        <w:spacing w:after="80"/>
+      </w:pPr>
+      <w:r>
+        <w:rPr>
+          <w:rFonts w:ascii="Arial" w:cs="Arial" w:eastAsia="Arial" w:hAnsi="Arial"/>
+          <w:sz w:val="22"/>
+          <w:szCs w:val="22"/>
+        </w:rPr>
+        <w:t xml:space="preserve">Tip — DIT (GPIO40 optocoupler)</w:t>
+      </w:r>
+    </w:p>
+    <w:p>
+      <w:pPr>
+        <w:pStyle w:val="ListParagraph"/>
+        <w:numPr>
+          <w:ilvl w:val="0"/>
+          <w:numId w:val="2"/>
+        </w:numPr>
+        <w:spacing w:after="80"/>
+      </w:pPr>
+      <w:r>
+        <w:rPr>
+          <w:rFonts w:ascii="Arial" w:cs="Arial" w:eastAsia="Arial" w:hAnsi="Arial"/>
+          <w:sz w:val="22"/>
+          <w:szCs w:val="22"/>
+        </w:rPr>
+        <w:t xml:space="preserve">Ring — DAH (GPIO41 optocoupler)</w:t>
+      </w:r>
+    </w:p>
+    <w:p>
+      <w:pPr>
+        <w:pStyle w:val="ListParagraph"/>
+        <w:numPr>
+          <w:ilvl w:val="0"/>
+          <w:numId w:val="2"/>
+        </w:numPr>
+        <w:spacing w:after="80"/>
+      </w:pPr>
+      <w:r>
+        <w:rPr>
+          <w:rFonts w:ascii="Arial" w:cs="Arial" w:eastAsia="Arial" w:hAnsi="Arial"/>
+          <w:sz w:val="22"/>
+          <w:szCs w:val="22"/>
+        </w:rPr>
+        <w:t xml:space="preserve">Sleeve — GND</w:t>
+      </w:r>
+    </w:p>
+    <w:p>
+      <w:pPr>
+        <w:spacing w:after="120"/>
+      </w:pPr>
+      <w:r>
+        <w:t xml:space="preserve"/>
+      </w:r>
+    </w:p>
+    <w:p>
+      <w:pPr>
+        <w:spacing w:after="120"/>
+      </w:pPr>
+      <w:r>
+        <w:rPr>
+          <w:rFonts w:ascii="Arial" w:cs="Arial" w:eastAsia="Arial" w:hAnsi="Arial"/>
+          <w:sz w:val="22"/>
+          <w:szCs w:val="22"/>
+        </w:rPr>
+        <w:t xml:space="preserve">The iambic output signals are driven in exact sync with the keyer timing, including during text file playback. Paddle reverse (dit/dah swap) also applies to the outputs.</w:t>
       </w:r>
     </w:p>
     <w:p>
@@ -2513,7 +2584,7 @@
           <w:sz w:val="22"/>
           <w:szCs w:val="22"/>
         </w:rPr>
-        <w:t xml:space="preserve">Never connect GPIO12 directly to a radio key line without the PC817 optocoupler.</w:t>
+        <w:t xml:space="preserve">Three PC817 optocouplers are required on the PCB: one for KEY OUT (GPIO12), one for DIT (GPIO40), one for DAH (GPIO41). All use identical circuits with 470Ω series resistors.</w:t>
       </w:r>
     </w:p>
     <w:p>
@@ -2552,7 +2623,7 @@
           <w:sz w:val="22"/>
           <w:szCs w:val="22"/>
         </w:rPr>
-        <w:t xml:space="preserve">Speaker circuit — direct connection, NO coupling capacitor:</w:t>
+        <w:t xml:space="preserve">Speaker — direct connection, NO coupling capacitor:</w:t>
       </w:r>
     </w:p>
     <w:p>
@@ -2565,7 +2636,7 @@
           <w:sz w:val="22"/>
           <w:szCs w:val="22"/>
         </w:rPr>
-        <w:t xml:space="preserve">3.3V → Speaker → Collector / 2N4401 #1 / GPIO13 → 470Ω → Base / Emitter → GND</w:t>
+        <w:t xml:space="preserve">3.3V → Speaker → Collector / 2N4401 / GPIO13 → 470Ω → Base / Emitter → GND</w:t>
       </w:r>
     </w:p>
     <w:p>
@@ -2600,7 +2671,7 @@
           <w:sz w:val="22"/>
           <w:szCs w:val="22"/>
         </w:rPr>
-        <w:t xml:space="preserve">Do NOT put a coupling capacitor in series with the speaker. It will completely block all audio.</w:t>
+        <w:t xml:space="preserve">Do NOT put a coupling capacitor in series with the speaker.</w:t>
       </w:r>
     </w:p>
     <w:p>
@@ -2623,7 +2694,7 @@
           <w:sz w:val="22"/>
           <w:szCs w:val="22"/>
         </w:rPr>
-        <w:t xml:space="preserve">Headphone circuit — separate transistor with coupling cap:</w:t>
+        <w:t xml:space="preserve">Headphone — with coupling cap:</w:t>
       </w:r>
     </w:p>
     <w:p>
@@ -2636,7 +2707,44 @@
           <w:sz w:val="22"/>
           <w:szCs w:val="22"/>
         </w:rPr>
-        <w:t xml:space="preserve">3.3V → 1kΩ → Collector / 2N4401 #2 (base shared) / Emitter → GND. Collector → 47µF bi-polar cap → 100Ω → 3.5mm tip. Sleeve → GND.</w:t>
+        <w:t xml:space="preserve">3.3V → 1kΩ → Collector / 2N4401 #2 / Emitter → GND. Collector → 47µF bi-polar → 100Ω → 3.5mm tip. Sleeve → GND.</w:t>
+      </w:r>
+    </w:p>
+    <w:p>
+      <w:pPr>
+        <w:spacing w:after="120"/>
+      </w:pPr>
+      <w:r>
+        <w:t xml:space="preserve"/>
+      </w:r>
+    </w:p>
+    <w:p>
+      <w:pPr>
+        <w:pStyle w:val="Heading2"/>
+      </w:pPr>
+      <w:r>
+        <w:rPr>
+          <w:rFonts w:ascii="Arial" w:cs="Arial" w:eastAsia="Arial" w:hAnsi="Arial"/>
+          <w:b/>
+          <w:bCs/>
+          <w:color w:val="048A81"/>
+          <w:sz w:val="26"/>
+          <w:szCs w:val="26"/>
+        </w:rPr>
+        <w:t xml:space="preserve">3.5 Paddle Reverse (GPIO16)</w:t>
+      </w:r>
+    </w:p>
+    <w:p>
+      <w:pPr>
+        <w:spacing w:after="120"/>
+      </w:pPr>
+      <w:r>
+        <w:rPr>
+          <w:rFonts w:ascii="Arial" w:cs="Arial" w:eastAsia="Arial" w:hAnsi="Arial"/>
+          <w:sz w:val="22"/>
+          <w:szCs w:val="22"/>
+        </w:rPr>
+        <w:t xml:space="preserve">Short press toggles dit/dah swap in software. The swap also applies to the iambic DIT/DAH outputs. Can also be toggled from the web page Dit/Dah Swap button.</w:t>
       </w:r>
     </w:p>
     <w:p>
@@ -2676,7 +2784,7 @@
           <w:sz w:val="26"/>
           <w:szCs w:val="26"/>
         </w:rPr>
-        <w:t xml:space="preserve">4.1 Button Press Functions</w:t>
+        <w:t xml:space="preserve">4.1 Pot Mode Button (GPIO39)</w:t>
       </w:r>
     </w:p>
     <w:tbl>
@@ -2724,7 +2832,7 @@
                 <w:sz w:val="20"/>
                 <w:szCs w:val="20"/>
               </w:rPr>
-              <w:t xml:space="preserve">Press Type</w:t>
+              <w:t xml:space="preserve">Press</w:t>
             </w:r>
           </w:p>
         </w:tc>
@@ -2976,7 +3084,7 @@
                 <w:sz w:val="20"/>
                 <w:szCs w:val="20"/>
               </w:rPr>
-              <w:t xml:space="preserve">Saves value, exits edit mode</w:t>
+              <w:t xml:space="preserve">Saves value</w:t>
             </w:r>
           </w:p>
         </w:tc>
@@ -3009,7 +3117,7 @@
                 <w:sz w:val="20"/>
                 <w:szCs w:val="20"/>
               </w:rPr>
-              <w:t xml:space="preserve">Long press (1 sec)</w:t>
+              <w:t xml:space="preserve">Long press (1s)</w:t>
             </w:r>
           </w:p>
         </w:tc>
@@ -3071,12 +3179,47 @@
                 <w:sz w:val="20"/>
                 <w:szCs w:val="20"/>
               </w:rPr>
-              <w:t xml:space="preserve">Enters or exits edit mode</w:t>
+              <w:t xml:space="preserve">Enter/exit edit mode</w:t>
             </w:r>
           </w:p>
         </w:tc>
       </w:tr>
     </w:tbl>
+    <w:p>
+      <w:pPr>
+        <w:spacing w:after="120"/>
+      </w:pPr>
+      <w:r>
+        <w:t xml:space="preserve"/>
+      </w:r>
+    </w:p>
+    <w:p>
+      <w:pPr>
+        <w:spacing w:after="80" w:before="80"/>
+        <w:ind w:left="360"/>
+      </w:pPr>
+      <w:r>
+        <w:rPr>
+          <w:rFonts w:ascii="Arial" w:cs="Arial" w:eastAsia="Arial" w:hAnsi="Arial"/>
+          <w:b/>
+          <w:bCs/>
+          <w:color w:val="C0392B"/>
+          <w:sz w:val="22"/>
+          <w:szCs w:val="22"/>
+        </w:rPr>
+        <w:t xml:space="preserve">NOTE: </w:t>
+      </w:r>
+      <w:r>
+        <w:rPr>
+          <w:rFonts w:ascii="Arial" w:cs="Arial" w:eastAsia="Arial" w:hAnsi="Arial"/>
+          <w:i/>
+          <w:iCs/>
+          <w:sz w:val="22"/>
+          <w:szCs w:val="22"/>
+        </w:rPr>
+        <w:t xml:space="preserve">All settings save automatically to flash and restore on power cycle.</w:t>
+      </w:r>
+    </w:p>
     <w:p>
       <w:pPr>
         <w:spacing w:after="120"/>
@@ -3098,138 +3241,7 @@
           <w:sz w:val="26"/>
           <w:szCs w:val="26"/>
         </w:rPr>
-        <w:t xml:space="preserve">4.2 Edit Mode</w:t>
-      </w:r>
-    </w:p>
-    <w:p>
-      <w:pPr>
-        <w:pStyle w:val="ListParagraph"/>
-        <w:numPr>
-          <w:ilvl w:val="0"/>
-          <w:numId w:val="2"/>
-        </w:numPr>
-        <w:spacing w:after="80"/>
-      </w:pPr>
-      <w:r>
-        <w:rPr>
-          <w:rFonts w:ascii="Arial" w:cs="Arial" w:eastAsia="Arial" w:hAnsi="Arial"/>
-          <w:sz w:val="22"/>
-          <w:szCs w:val="22"/>
-        </w:rPr>
-        <w:t xml:space="preserve">Short press to select the desired parameter</w:t>
-      </w:r>
-    </w:p>
-    <w:p>
-      <w:pPr>
-        <w:pStyle w:val="ListParagraph"/>
-        <w:numPr>
-          <w:ilvl w:val="0"/>
-          <w:numId w:val="2"/>
-        </w:numPr>
-        <w:spacing w:after="80"/>
-      </w:pPr>
-      <w:r>
-        <w:rPr>
-          <w:rFonts w:ascii="Arial" w:cs="Arial" w:eastAsia="Arial" w:hAnsi="Arial"/>
-          <w:sz w:val="22"/>
-          <w:szCs w:val="22"/>
-        </w:rPr>
-        <w:t xml:space="preserve">Long press (1 second) to enter edit mode — [EDIT] appears in status area</w:t>
-      </w:r>
-    </w:p>
-    <w:p>
-      <w:pPr>
-        <w:pStyle w:val="ListParagraph"/>
-        <w:numPr>
-          <w:ilvl w:val="0"/>
-          <w:numId w:val="2"/>
-        </w:numPr>
-        <w:spacing w:after="80"/>
-      </w:pPr>
-      <w:r>
-        <w:rPr>
-          <w:rFonts w:ascii="Arial" w:cs="Arial" w:eastAsia="Arial" w:hAnsi="Arial"/>
-          <w:sz w:val="22"/>
-          <w:szCs w:val="22"/>
-        </w:rPr>
-        <w:t xml:space="preserve">Turn pot to adjust — saves to flash in real time</w:t>
-      </w:r>
-    </w:p>
-    <w:p>
-      <w:pPr>
-        <w:pStyle w:val="ListParagraph"/>
-        <w:numPr>
-          <w:ilvl w:val="0"/>
-          <w:numId w:val="2"/>
-        </w:numPr>
-        <w:spacing w:after="80"/>
-      </w:pPr>
-      <w:r>
-        <w:rPr>
-          <w:rFonts w:ascii="Arial" w:cs="Arial" w:eastAsia="Arial" w:hAnsi="Arial"/>
-          <w:sz w:val="22"/>
-          <w:szCs w:val="22"/>
-        </w:rPr>
-        <w:t xml:space="preserve">Short or long press to exit edit mode</w:t>
-      </w:r>
-    </w:p>
-    <w:p>
-      <w:pPr>
-        <w:spacing w:after="120"/>
-      </w:pPr>
-      <w:r>
-        <w:t xml:space="preserve"/>
-      </w:r>
-    </w:p>
-    <w:p>
-      <w:pPr>
-        <w:spacing w:after="80" w:before="80"/>
-        <w:ind w:left="360"/>
-      </w:pPr>
-      <w:r>
-        <w:rPr>
-          <w:rFonts w:ascii="Arial" w:cs="Arial" w:eastAsia="Arial" w:hAnsi="Arial"/>
-          <w:b/>
-          <w:bCs/>
-          <w:color w:val="C0392B"/>
-          <w:sz w:val="22"/>
-          <w:szCs w:val="22"/>
-        </w:rPr>
-        <w:t xml:space="preserve">NOTE: </w:t>
-      </w:r>
-      <w:r>
-        <w:rPr>
-          <w:rFonts w:ascii="Arial" w:cs="Arial" w:eastAsia="Arial" w:hAnsi="Arial"/>
-          <w:i/>
-          <w:iCs/>
-          <w:sz w:val="22"/>
-          <w:szCs w:val="22"/>
-        </w:rPr>
-        <w:t xml:space="preserve">All settings save automatically to flash. Values restore on next power cycle.</w:t>
-      </w:r>
-    </w:p>
-    <w:p>
-      <w:pPr>
-        <w:spacing w:after="120"/>
-      </w:pPr>
-      <w:r>
-        <w:t xml:space="preserve"/>
-      </w:r>
-    </w:p>
-    <w:p>
-      <w:pPr>
-        <w:pStyle w:val="Heading2"/>
-      </w:pPr>
-      <w:r>
-        <w:rPr>
-          <w:rFonts w:ascii="Arial" w:cs="Arial" w:eastAsia="Arial" w:hAnsi="Arial"/>
-          <w:b/>
-          <w:bCs/>
-          <w:color w:val="048A81"/>
-          <w:sz w:val="26"/>
-          <w:szCs w:val="26"/>
-        </w:rPr>
-        <w:t xml:space="preserve">4.3 Parameter Ranges</w:t>
+        <w:t xml:space="preserve">4.2 Parameter Ranges</w:t>
       </w:r>
     </w:p>
     <w:tbl>
@@ -3403,38 +3415,38 @@
                 <w:sz w:val="20"/>
                 <w:szCs w:val="20"/>
               </w:rPr>
-              <w:t xml:space="preserve">5 – 40 WPM</w:t>
-            </w:r>
-          </w:p>
-        </w:tc>
-        <w:tc>
-          <w:tcPr>
-            <w:tcW w:type="dxa" w:w="3120"/>
-            <w:tcBorders>
-              <w:top w:val="single" w:color="CCCCCC" w:sz="1"/>
-              <w:left w:val="single" w:color="CCCCCC" w:sz="1"/>
-              <w:bottom w:val="single" w:color="CCCCCC" w:sz="1"/>
-              <w:right w:val="single" w:color="CCCCCC" w:sz="1"/>
-            </w:tcBorders>
-            <w:shd w:fill="F5F5F5" w:val="clear"/>
-            <w:tcMar>
-              <w:top w:type="dxa" w:w="80"/>
-              <w:left w:type="dxa" w:w="120"/>
-              <w:bottom w:type="dxa" w:w="80"/>
-              <w:right w:type="dxa" w:w="120"/>
-            </w:tcMar>
-          </w:tcPr>
-          <w:p>
-            <w:r>
-              <w:rPr>
-                <w:rFonts w:ascii="Arial" w:cs="Arial" w:eastAsia="Arial" w:hAnsi="Arial"/>
-                <w:b w:val="false"/>
-                <w:bCs w:val="false"/>
-                <w:color w:val="333333"/>
-                <w:sz w:val="20"/>
-                <w:szCs w:val="20"/>
-              </w:rPr>
-              <w:t xml:space="preserve">Character element speed — PARIS standard</w:t>
+              <w:t xml:space="preserve">5–40 WPM</w:t>
+            </w:r>
+          </w:p>
+        </w:tc>
+        <w:tc>
+          <w:tcPr>
+            <w:tcW w:type="dxa" w:w="3120"/>
+            <w:tcBorders>
+              <w:top w:val="single" w:color="CCCCCC" w:sz="1"/>
+              <w:left w:val="single" w:color="CCCCCC" w:sz="1"/>
+              <w:bottom w:val="single" w:color="CCCCCC" w:sz="1"/>
+              <w:right w:val="single" w:color="CCCCCC" w:sz="1"/>
+            </w:tcBorders>
+            <w:shd w:fill="F5F5F5" w:val="clear"/>
+            <w:tcMar>
+              <w:top w:type="dxa" w:w="80"/>
+              <w:left w:type="dxa" w:w="120"/>
+              <w:bottom w:type="dxa" w:w="80"/>
+              <w:right w:type="dxa" w:w="120"/>
+            </w:tcMar>
+          </w:tcPr>
+          <w:p>
+            <w:r>
+              <w:rPr>
+                <w:rFonts w:ascii="Arial" w:cs="Arial" w:eastAsia="Arial" w:hAnsi="Arial"/>
+                <w:b w:val="false"/>
+                <w:bCs w:val="false"/>
+                <w:color w:val="333333"/>
+                <w:sz w:val="20"/>
+                <w:szCs w:val="20"/>
+              </w:rPr>
+              <w:t xml:space="preserve">PARIS standard</w:t>
             </w:r>
           </w:p>
         </w:tc>
@@ -3529,7 +3541,7 @@
                 <w:sz w:val="20"/>
                 <w:szCs w:val="20"/>
               </w:rPr>
-              <w:t xml:space="preserve">Effective gap speed; equal to char = off</w:t>
+              <w:t xml:space="preserve">Gap speed; equal to char = off</w:t>
             </w:r>
           </w:p>
         </w:tc>
@@ -3593,38 +3605,38 @@
                 <w:sz w:val="20"/>
                 <w:szCs w:val="20"/>
               </w:rPr>
-              <w:t xml:space="preserve">400 – 900 Hz</w:t>
-            </w:r>
-          </w:p>
-        </w:tc>
-        <w:tc>
-          <w:tcPr>
-            <w:tcW w:type="dxa" w:w="3120"/>
-            <w:tcBorders>
-              <w:top w:val="single" w:color="CCCCCC" w:sz="1"/>
-              <w:left w:val="single" w:color="CCCCCC" w:sz="1"/>
-              <w:bottom w:val="single" w:color="CCCCCC" w:sz="1"/>
-              <w:right w:val="single" w:color="CCCCCC" w:sz="1"/>
-            </w:tcBorders>
-            <w:shd w:fill="F5F5F5" w:val="clear"/>
-            <w:tcMar>
-              <w:top w:type="dxa" w:w="80"/>
-              <w:left w:type="dxa" w:w="120"/>
-              <w:bottom w:type="dxa" w:w="80"/>
-              <w:right w:type="dxa" w:w="120"/>
-            </w:tcMar>
-          </w:tcPr>
-          <w:p>
-            <w:r>
-              <w:rPr>
-                <w:rFonts w:ascii="Arial" w:cs="Arial" w:eastAsia="Arial" w:hAnsi="Arial"/>
-                <w:b w:val="false"/>
-                <w:bCs w:val="false"/>
-                <w:color w:val="333333"/>
-                <w:sz w:val="20"/>
-                <w:szCs w:val="20"/>
-              </w:rPr>
-              <w:t xml:space="preserve">Sidetone pitch, each unit independent</w:t>
+              <w:t xml:space="preserve">400–900 Hz</w:t>
+            </w:r>
+          </w:p>
+        </w:tc>
+        <w:tc>
+          <w:tcPr>
+            <w:tcW w:type="dxa" w:w="3120"/>
+            <w:tcBorders>
+              <w:top w:val="single" w:color="CCCCCC" w:sz="1"/>
+              <w:left w:val="single" w:color="CCCCCC" w:sz="1"/>
+              <w:bottom w:val="single" w:color="CCCCCC" w:sz="1"/>
+              <w:right w:val="single" w:color="CCCCCC" w:sz="1"/>
+            </w:tcBorders>
+            <w:shd w:fill="F5F5F5" w:val="clear"/>
+            <w:tcMar>
+              <w:top w:type="dxa" w:w="80"/>
+              <w:left w:type="dxa" w:w="120"/>
+              <w:bottom w:type="dxa" w:w="80"/>
+              <w:right w:type="dxa" w:w="120"/>
+            </w:tcMar>
+          </w:tcPr>
+          <w:p>
+            <w:r>
+              <w:rPr>
+                <w:rFonts w:ascii="Arial" w:cs="Arial" w:eastAsia="Arial" w:hAnsi="Arial"/>
+                <w:b w:val="false"/>
+                <w:bCs w:val="false"/>
+                <w:color w:val="333333"/>
+                <w:sz w:val="20"/>
+                <w:szCs w:val="20"/>
+              </w:rPr>
+              <w:t xml:space="preserve">Each unit independent</w:t>
             </w:r>
           </w:p>
         </w:tc>
@@ -3688,38 +3700,38 @@
                 <w:sz w:val="20"/>
                 <w:szCs w:val="20"/>
               </w:rPr>
-              <w:t xml:space="preserve">0.0 – 3.0 sec or AO</w:t>
-            </w:r>
-          </w:p>
-        </w:tc>
-        <w:tc>
-          <w:tcPr>
-            <w:tcW w:type="dxa" w:w="3120"/>
-            <w:tcBorders>
-              <w:top w:val="single" w:color="CCCCCC" w:sz="1"/>
-              <w:left w:val="single" w:color="CCCCCC" w:sz="1"/>
-              <w:bottom w:val="single" w:color="CCCCCC" w:sz="1"/>
-              <w:right w:val="single" w:color="CCCCCC" w:sz="1"/>
-            </w:tcBorders>
-            <w:shd w:fill="F5F5F5" w:val="clear"/>
-            <w:tcMar>
-              <w:top w:type="dxa" w:w="80"/>
-              <w:left w:type="dxa" w:w="120"/>
-              <w:bottom w:type="dxa" w:w="80"/>
-              <w:right w:type="dxa" w:w="120"/>
-            </w:tcMar>
-          </w:tcPr>
-          <w:p>
-            <w:r>
-              <w:rPr>
-                <w:rFonts w:ascii="Arial" w:cs="Arial" w:eastAsia="Arial" w:hAnsi="Arial"/>
-                <w:b w:val="false"/>
-                <w:bCs w:val="false"/>
-                <w:color w:val="333333"/>
-                <w:sz w:val="20"/>
-                <w:szCs w:val="20"/>
-              </w:rPr>
-              <w:t xml:space="preserve">Top 10% of pot = Audio Only mode</w:t>
+              <w:t xml:space="preserve">0.0–3.0s or AO</w:t>
+            </w:r>
+          </w:p>
+        </w:tc>
+        <w:tc>
+          <w:tcPr>
+            <w:tcW w:type="dxa" w:w="3120"/>
+            <w:tcBorders>
+              <w:top w:val="single" w:color="CCCCCC" w:sz="1"/>
+              <w:left w:val="single" w:color="CCCCCC" w:sz="1"/>
+              <w:bottom w:val="single" w:color="CCCCCC" w:sz="1"/>
+              <w:right w:val="single" w:color="CCCCCC" w:sz="1"/>
+            </w:tcBorders>
+            <w:shd w:fill="F5F5F5" w:val="clear"/>
+            <w:tcMar>
+              <w:top w:type="dxa" w:w="80"/>
+              <w:left w:type="dxa" w:w="120"/>
+              <w:bottom w:type="dxa" w:w="80"/>
+              <w:right w:type="dxa" w:w="120"/>
+            </w:tcMar>
+          </w:tcPr>
+          <w:p>
+            <w:r>
+              <w:rPr>
+                <w:rFonts w:ascii="Arial" w:cs="Arial" w:eastAsia="Arial" w:hAnsi="Arial"/>
+                <w:b w:val="false"/>
+                <w:bCs w:val="false"/>
+                <w:color w:val="333333"/>
+                <w:sz w:val="20"/>
+                <w:szCs w:val="20"/>
+              </w:rPr>
+              <w:t xml:space="preserve">Top 10% of pot = Audio Only</w:t>
             </w:r>
           </w:p>
         </w:tc>
@@ -3783,38 +3795,38 @@
                 <w:sz w:val="20"/>
                 <w:szCs w:val="20"/>
               </w:rPr>
-              <w:t xml:space="preserve">0 – 100%</w:t>
-            </w:r>
-          </w:p>
-        </w:tc>
-        <w:tc>
-          <w:tcPr>
-            <w:tcW w:type="dxa" w:w="3120"/>
-            <w:tcBorders>
-              <w:top w:val="single" w:color="CCCCCC" w:sz="1"/>
-              <w:left w:val="single" w:color="CCCCCC" w:sz="1"/>
-              <w:bottom w:val="single" w:color="CCCCCC" w:sz="1"/>
-              <w:right w:val="single" w:color="CCCCCC" w:sz="1"/>
-            </w:tcBorders>
-            <w:shd w:fill="F5F5F5" w:val="clear"/>
-            <w:tcMar>
-              <w:top w:type="dxa" w:w="80"/>
-              <w:left w:type="dxa" w:w="120"/>
-              <w:bottom w:type="dxa" w:w="80"/>
-              <w:right w:type="dxa" w:w="120"/>
-            </w:tcMar>
-          </w:tcPr>
-          <w:p>
-            <w:r>
-              <w:rPr>
-                <w:rFonts w:ascii="Arial" w:cs="Arial" w:eastAsia="Arial" w:hAnsi="Arial"/>
-                <w:b w:val="false"/>
-                <w:bCs w:val="false"/>
-                <w:color w:val="333333"/>
-                <w:sz w:val="20"/>
-                <w:szCs w:val="20"/>
-              </w:rPr>
-              <w:t xml:space="preserve">Logarithmic curve, max PWM duty 78%</w:t>
+              <w:t xml:space="preserve">0–100%</w:t>
+            </w:r>
+          </w:p>
+        </w:tc>
+        <w:tc>
+          <w:tcPr>
+            <w:tcW w:type="dxa" w:w="3120"/>
+            <w:tcBorders>
+              <w:top w:val="single" w:color="CCCCCC" w:sz="1"/>
+              <w:left w:val="single" w:color="CCCCCC" w:sz="1"/>
+              <w:bottom w:val="single" w:color="CCCCCC" w:sz="1"/>
+              <w:right w:val="single" w:color="CCCCCC" w:sz="1"/>
+            </w:tcBorders>
+            <w:shd w:fill="F5F5F5" w:val="clear"/>
+            <w:tcMar>
+              <w:top w:type="dxa" w:w="80"/>
+              <w:left w:type="dxa" w:w="120"/>
+              <w:bottom w:type="dxa" w:w="80"/>
+              <w:right w:type="dxa" w:w="120"/>
+            </w:tcMar>
+          </w:tcPr>
+          <w:p>
+            <w:r>
+              <w:rPr>
+                <w:rFonts w:ascii="Arial" w:cs="Arial" w:eastAsia="Arial" w:hAnsi="Arial"/>
+                <w:b w:val="false"/>
+                <w:bCs w:val="false"/>
+                <w:color w:val="333333"/>
+                <w:sz w:val="20"/>
+                <w:szCs w:val="20"/>
+              </w:rPr>
+              <w:t xml:space="preserve">Logarithmic</w:t>
             </w:r>
           </w:p>
         </w:tc>
@@ -3909,7 +3921,7 @@
                 <w:sz w:val="20"/>
                 <w:szCs w:val="20"/>
               </w:rPr>
-              <w:t xml:space="preserve">Bottom 20% of pot = OFF</w:t>
+              <w:t xml:space="preserve">Bottom 20% = OFF</w:t>
             </w:r>
           </w:p>
         </w:tc>
@@ -3936,7 +3948,7 @@
           <w:sz w:val="26"/>
           <w:szCs w:val="26"/>
         </w:rPr>
-        <w:t xml:space="preserve">4.4 Farnsworth Spacing</w:t>
+        <w:t xml:space="preserve">4.3 Farnsworth Spacing</w:t>
       </w:r>
     </w:p>
     <w:p>
@@ -3949,7 +3961,7 @@
           <w:sz w:val="22"/>
           <w:szCs w:val="22"/>
         </w:rPr>
-        <w:t xml:space="preserve">Farnsworth spacing sends characters at full character speed but stretches the gaps to a slower effective speed. Trains your ear to recognize whole characters at real speeds.</w:t>
+        <w:t xml:space="preserve">Long press WPM → set CHAR SPEED → short press → set FARNSWORTH speed → short press to exit. Header shows 25WPM (equal) or 25/8 (Farnsworth active).</w:t>
       </w:r>
     </w:p>
     <w:p>
@@ -3958,6 +3970,125 @@
       </w:pPr>
       <w:r>
         <w:t xml:space="preserve"/>
+      </w:r>
+    </w:p>
+    <w:p>
+      <w:pPr>
+        <w:pStyle w:val="Heading1"/>
+      </w:pPr>
+      <w:r>
+        <w:rPr>
+          <w:rFonts w:ascii="Arial" w:cs="Arial" w:eastAsia="Arial" w:hAnsi="Arial"/>
+          <w:b/>
+          <w:bCs/>
+          <w:color w:val="2E4057"/>
+          <w:sz w:val="32"/>
+          <w:szCs w:val="32"/>
+        </w:rPr>
+        <w:t xml:space="preserve">5. WiFi Operation</w:t>
+      </w:r>
+    </w:p>
+    <w:p>
+      <w:pPr>
+        <w:pStyle w:val="Heading2"/>
+      </w:pPr>
+      <w:r>
+        <w:rPr>
+          <w:rFonts w:ascii="Arial" w:cs="Arial" w:eastAsia="Arial" w:hAnsi="Arial"/>
+          <w:b/>
+          <w:bCs/>
+          <w:color w:val="048A81"/>
+          <w:sz w:val="26"/>
+          <w:szCs w:val="26"/>
+        </w:rPr>
+        <w:t xml:space="preserve">5.1 Peer-to-Peer (ESP-NOW)</w:t>
+      </w:r>
+    </w:p>
+    <w:p>
+      <w:pPr>
+        <w:spacing w:after="120"/>
+      </w:pPr>
+      <w:r>
+        <w:rPr>
+          <w:rFonts w:ascii="Arial" w:cs="Arial" w:eastAsia="Arial" w:hAnsi="Arial"/>
+          <w:sz w:val="22"/>
+          <w:szCs w:val="22"/>
+        </w:rPr>
+        <w:t xml:space="preserve">Units auto-discover each other on channel 1. Header shows DUAL (green) when paired. Each unit plays all CW at its own sidetone frequency.</w:t>
+      </w:r>
+    </w:p>
+    <w:p>
+      <w:pPr>
+        <w:spacing w:after="120"/>
+      </w:pPr>
+      <w:r>
+        <w:t xml:space="preserve"/>
+      </w:r>
+    </w:p>
+    <w:p>
+      <w:pPr>
+        <w:pStyle w:val="Heading2"/>
+      </w:pPr>
+      <w:r>
+        <w:rPr>
+          <w:rFonts w:ascii="Arial" w:cs="Arial" w:eastAsia="Arial" w:hAnsi="Arial"/>
+          <w:b/>
+          <w:bCs/>
+          <w:color w:val="048A81"/>
+          <w:sz w:val="26"/>
+          <w:szCs w:val="26"/>
+        </w:rPr>
+        <w:t xml:space="preserve">5.2 WiFi Access Point</w:t>
+      </w:r>
+    </w:p>
+    <w:p>
+      <w:pPr>
+        <w:spacing w:after="120"/>
+      </w:pPr>
+      <w:r>
+        <w:rPr>
+          <w:rFonts w:ascii="Arial" w:cs="Arial" w:eastAsia="Arial" w:hAnsi="Arial"/>
+          <w:sz w:val="22"/>
+          <w:szCs w:val="22"/>
+        </w:rPr>
+        <w:t xml:space="preserve">Each unit creates a unique hotspot K0WLY-XXXX (XXXX = last 4 hex of MAC, shown on display). Connect any phone, tablet, or computer — no password — and browse to http://192.168.4.1.</w:t>
+      </w:r>
+    </w:p>
+    <w:p>
+      <w:pPr>
+        <w:spacing w:after="120"/>
+      </w:pPr>
+      <w:r>
+        <w:t xml:space="preserve"/>
+      </w:r>
+    </w:p>
+    <w:p>
+      <w:pPr>
+        <w:pStyle w:val="Heading2"/>
+      </w:pPr>
+      <w:r>
+        <w:rPr>
+          <w:rFonts w:ascii="Arial" w:cs="Arial" w:eastAsia="Arial" w:hAnsi="Arial"/>
+          <w:b/>
+          <w:bCs/>
+          <w:color w:val="048A81"/>
+          <w:sz w:val="26"/>
+          <w:szCs w:val="26"/>
+        </w:rPr>
+        <w:t xml:space="preserve">5.3 Web Interface</w:t>
+      </w:r>
+    </w:p>
+    <w:p>
+      <w:pPr>
+        <w:spacing w:after="120"/>
+      </w:pPr>
+      <w:r>
+        <w:rPr>
+          <w:rFonts w:ascii="Arial" w:cs="Arial" w:eastAsia="Arial" w:hAnsi="Arial"/>
+          <w:sz w:val="22"/>
+          <w:szCs w:val="22"/>
+        </w:rPr>
+        <w:t xml:space="preserve">The web page provides:</w:t>
       </w:r>
     </w:p>
     <w:p>
@@ -3975,7 +4106,7 @@
           <w:sz w:val="22"/>
           <w:szCs w:val="22"/>
         </w:rPr>
-        <w:t xml:space="preserve">Long press on WPM — status shows CHAR SPEED, set character rate</w:t>
+        <w:t xml:space="preserve">Dit/Dah Swap button (orange) — toggles paddle orientation, shows SWAPPED/NORMAL confirmation</w:t>
       </w:r>
     </w:p>
     <w:p>
@@ -3993,7 +4124,7 @@
           <w:sz w:val="22"/>
           <w:szCs w:val="22"/>
         </w:rPr>
-        <w:t xml:space="preserve">Short press — advances to FARNSWORTH step</w:t>
+        <w:t xml:space="preserve">Practice Files — list of uploaded .txt files with Play and Delete buttons</w:t>
       </w:r>
     </w:p>
     <w:p>
@@ -4011,7 +4142,7 @@
           <w:sz w:val="22"/>
           <w:szCs w:val="22"/>
         </w:rPr>
-        <w:t xml:space="preserve">Set effective speed (4 WPM min, capped at char speed)</w:t>
+        <w:t xml:space="preserve">Stop Playback button</w:t>
       </w:r>
     </w:p>
     <w:p>
@@ -4029,7 +4160,7 @@
           <w:sz w:val="22"/>
           <w:szCs w:val="22"/>
         </w:rPr>
-        <w:t xml:space="preserve">Short press to exit. Header shows 25WPM (equal) or 25/8 (Farnsworth active)</w:t>
+        <w:t xml:space="preserve">Upload Text File — upload new .txt practice files</w:t>
       </w:r>
     </w:p>
     <w:p>
@@ -4038,22 +4169,6 @@
       </w:pPr>
       <w:r>
         <w:t xml:space="preserve"/>
-      </w:r>
-    </w:p>
-    <w:p>
-      <w:pPr>
-        <w:pStyle w:val="Heading2"/>
-      </w:pPr>
-      <w:r>
-        <w:rPr>
-          <w:rFonts w:ascii="Arial" w:cs="Arial" w:eastAsia="Arial" w:hAnsi="Arial"/>
-          <w:b/>
-          <w:bCs/>
-          <w:color w:val="048A81"/>
-          <w:sz w:val="26"/>
-          <w:szCs w:val="26"/>
-        </w:rPr>
-        <w:t xml:space="preserve">4.5 Audio Only Mode</w:t>
       </w:r>
     </w:p>
     <w:p>
@@ -4066,301 +4181,7 @@
           <w:sz w:val="22"/>
           <w:szCs w:val="22"/>
         </w:rPr>
-        <w:t xml:space="preserve">Turn the DELAY pot to the top 10% of its range to enable Audio Only mode. Header shows DLY:AO. Incoming CW audio plays normally but no characters appear on the RX line. Perfect for pure audible head copy practice with no visual crutch.</w:t>
-      </w:r>
-    </w:p>
-    <w:p>
-      <w:pPr>
-        <w:spacing w:after="120"/>
-      </w:pPr>
-      <w:r>
-        <w:t xml:space="preserve"/>
-      </w:r>
-    </w:p>
-    <w:p>
-      <w:pPr>
-        <w:pStyle w:val="Heading2"/>
-      </w:pPr>
-      <w:r>
-        <w:rPr>
-          <w:rFonts w:ascii="Arial" w:cs="Arial" w:eastAsia="Arial" w:hAnsi="Arial"/>
-          <w:b/>
-          <w:bCs/>
-          <w:color w:val="048A81"/>
-          <w:sz w:val="26"/>
-          <w:szCs w:val="26"/>
-        </w:rPr>
-        <w:t xml:space="preserve">4.6 Word Gap Setting</w:t>
-      </w:r>
-    </w:p>
-    <w:p>
-      <w:pPr>
-        <w:spacing w:after="120"/>
-      </w:pPr>
-      <w:r>
-        <w:rPr>
-          <w:rFonts w:ascii="Arial" w:cs="Arial" w:eastAsia="Arial" w:hAnsi="Arial"/>
-          <w:sz w:val="22"/>
-          <w:szCs w:val="22"/>
-        </w:rPr>
-        <w:t xml:space="preserve">When enabled, the keyer inserts spaces between words on the TX and RX lines. Bottom 20% of pot = OFF, remainder maps to 4–9 dit threshold. The gap scales proportionally with Farnsworth effective speed.</w:t>
-      </w:r>
-    </w:p>
-    <w:p>
-      <w:pPr>
-        <w:spacing w:after="120"/>
-      </w:pPr>
-      <w:r>
-        <w:t xml:space="preserve"/>
-      </w:r>
-    </w:p>
-    <w:p>
-      <w:pPr>
-        <w:pStyle w:val="Heading1"/>
-      </w:pPr>
-      <w:r>
-        <w:rPr>
-          <w:rFonts w:ascii="Arial" w:cs="Arial" w:eastAsia="Arial" w:hAnsi="Arial"/>
-          <w:b/>
-          <w:bCs/>
-          <w:color w:val="2E4057"/>
-          <w:sz w:val="32"/>
-          <w:szCs w:val="32"/>
-        </w:rPr>
-        <w:t xml:space="preserve">5. WiFi Operation</w:t>
-      </w:r>
-    </w:p>
-    <w:p>
-      <w:pPr>
-        <w:pStyle w:val="Heading2"/>
-      </w:pPr>
-      <w:r>
-        <w:rPr>
-          <w:rFonts w:ascii="Arial" w:cs="Arial" w:eastAsia="Arial" w:hAnsi="Arial"/>
-          <w:b/>
-          <w:bCs/>
-          <w:color w:val="048A81"/>
-          <w:sz w:val="26"/>
-          <w:szCs w:val="26"/>
-        </w:rPr>
-        <w:t xml:space="preserve">5.1 Peer-to-Peer Auto-Discovery</w:t>
-      </w:r>
-    </w:p>
-    <w:p>
-      <w:pPr>
-        <w:spacing w:after="120"/>
-      </w:pPr>
-      <w:r>
-        <w:rPr>
-          <w:rFonts w:ascii="Arial" w:cs="Arial" w:eastAsia="Arial" w:hAnsi="Arial"/>
-          <w:sz w:val="22"/>
-          <w:szCs w:val="22"/>
-        </w:rPr>
-        <w:t xml:space="preserve">Each unit broadcasts a discovery packet every 2 seconds. When a peer responds the header shows DUAL in green and the peer MAC appears in the status area. ESP-NOW operates on channel 1.</w:t>
-      </w:r>
-    </w:p>
-    <w:p>
-      <w:pPr>
-        <w:spacing w:after="120"/>
-      </w:pPr>
-      <w:r>
-        <w:t xml:space="preserve"/>
-      </w:r>
-    </w:p>
-    <w:p>
-      <w:pPr>
-        <w:pStyle w:val="Heading2"/>
-      </w:pPr>
-      <w:r>
-        <w:rPr>
-          <w:rFonts w:ascii="Arial" w:cs="Arial" w:eastAsia="Arial" w:hAnsi="Arial"/>
-          <w:b/>
-          <w:bCs/>
-          <w:color w:val="048A81"/>
-          <w:sz w:val="26"/>
-          <w:szCs w:val="26"/>
-        </w:rPr>
-        <w:t xml:space="preserve">5.2 Two-Way CW</w:t>
-      </w:r>
-    </w:p>
-    <w:p>
-      <w:pPr>
-        <w:spacing w:after="120"/>
-      </w:pPr>
-      <w:r>
-        <w:rPr>
-          <w:rFonts w:ascii="Arial" w:cs="Arial" w:eastAsia="Arial" w:hAnsi="Arial"/>
-          <w:sz w:val="22"/>
-          <w:szCs w:val="22"/>
-        </w:rPr>
-        <w:t xml:space="preserve">Every element keyed transmits to the peer unit in real time. The peer plays back each element at its own locally set sidetone frequency. Decoded characters also transmit and appear on the peer's RX line.</w:t>
-      </w:r>
-    </w:p>
-    <w:p>
-      <w:pPr>
-        <w:spacing w:after="120"/>
-      </w:pPr>
-      <w:r>
-        <w:t xml:space="preserve"/>
-      </w:r>
-    </w:p>
-    <w:p>
-      <w:pPr>
-        <w:pStyle w:val="Heading2"/>
-      </w:pPr>
-      <w:r>
-        <w:rPr>
-          <w:rFonts w:ascii="Arial" w:cs="Arial" w:eastAsia="Arial" w:hAnsi="Arial"/>
-          <w:b/>
-          <w:bCs/>
-          <w:color w:val="048A81"/>
-          <w:sz w:val="26"/>
-          <w:szCs w:val="26"/>
-        </w:rPr>
-        <w:t xml:space="preserve">5.3 Independent Sidetone Frequency</w:t>
-      </w:r>
-    </w:p>
-    <w:p>
-      <w:pPr>
-        <w:spacing w:after="120"/>
-      </w:pPr>
-      <w:r>
-        <w:rPr>
-          <w:rFonts w:ascii="Arial" w:cs="Arial" w:eastAsia="Arial" w:hAnsi="Arial"/>
-          <w:sz w:val="22"/>
-          <w:szCs w:val="22"/>
-        </w:rPr>
-        <w:t xml:space="preserve">Each unit plays all CW at its own locally configured frequency. If one unit is set to 550 Hz and the other to 700 Hz, each operator hears everything at their own pitch — just like real CW operation.</w:t>
-      </w:r>
-    </w:p>
-    <w:p>
-      <w:pPr>
-        <w:spacing w:after="120"/>
-      </w:pPr>
-      <w:r>
-        <w:t xml:space="preserve"/>
-      </w:r>
-    </w:p>
-    <w:p>
-      <w:pPr>
-        <w:pStyle w:val="Heading2"/>
-      </w:pPr>
-      <w:r>
-        <w:rPr>
-          <w:rFonts w:ascii="Arial" w:cs="Arial" w:eastAsia="Arial" w:hAnsi="Arial"/>
-          <w:b/>
-          <w:bCs/>
-          <w:color w:val="048A81"/>
-          <w:sz w:val="26"/>
-          <w:szCs w:val="26"/>
-        </w:rPr>
-        <w:t xml:space="preserve">5.4 Head Copy Delay</w:t>
-      </w:r>
-    </w:p>
-    <w:p>
-      <w:pPr>
-        <w:spacing w:after="120"/>
-      </w:pPr>
-      <w:r>
-        <w:rPr>
-          <w:rFonts w:ascii="Arial" w:cs="Arial" w:eastAsia="Arial" w:hAnsi="Arial"/>
-          <w:sz w:val="22"/>
-          <w:szCs w:val="22"/>
-        </w:rPr>
-        <w:t xml:space="preserve">The head copy delay applies only to the display of incoming decoded characters. Audio playback is always immediate. Practice mentally decoding before the character appears to confirm.</w:t>
-      </w:r>
-    </w:p>
-    <w:p>
-      <w:pPr>
-        <w:spacing w:after="120"/>
-      </w:pPr>
-      <w:r>
-        <w:t xml:space="preserve"/>
-      </w:r>
-    </w:p>
-    <w:p>
-      <w:pPr>
-        <w:spacing w:after="80" w:before="80"/>
-        <w:ind w:left="360"/>
-      </w:pPr>
-      <w:r>
-        <w:rPr>
-          <w:rFonts w:ascii="Arial" w:cs="Arial" w:eastAsia="Arial" w:hAnsi="Arial"/>
-          <w:b/>
-          <w:bCs/>
-          <w:color w:val="C0392B"/>
-          <w:sz w:val="22"/>
-          <w:szCs w:val="22"/>
-        </w:rPr>
-        <w:t xml:space="preserve">NOTE: </w:t>
-      </w:r>
-      <w:r>
-        <w:rPr>
-          <w:rFonts w:ascii="Arial" w:cs="Arial" w:eastAsia="Arial" w:hAnsi="Arial"/>
-          <w:i/>
-          <w:iCs/>
-          <w:sz w:val="22"/>
-          <w:szCs w:val="22"/>
-        </w:rPr>
-        <w:t xml:space="preserve">Set delay to 0 for normal operation. Increase gradually as your head copy skill improves.</w:t>
-      </w:r>
-    </w:p>
-    <w:p>
-      <w:pPr>
-        <w:spacing w:after="120"/>
-      </w:pPr>
-      <w:r>
-        <w:t xml:space="preserve"/>
-      </w:r>
-    </w:p>
-    <w:p>
-      <w:pPr>
-        <w:pStyle w:val="Heading2"/>
-      </w:pPr>
-      <w:r>
-        <w:rPr>
-          <w:rFonts w:ascii="Arial" w:cs="Arial" w:eastAsia="Arial" w:hAnsi="Arial"/>
-          <w:b/>
-          <w:bCs/>
-          <w:color w:val="048A81"/>
-          <w:sz w:val="26"/>
-          <w:szCs w:val="26"/>
-        </w:rPr>
-        <w:t xml:space="preserve">5.5 WiFi File Playback</w:t>
-      </w:r>
-    </w:p>
-    <w:p>
-      <w:pPr>
-        <w:spacing w:after="120"/>
-      </w:pPr>
-      <w:r>
-        <w:rPr>
-          <w:rFonts w:ascii="Arial" w:cs="Arial" w:eastAsia="Arial" w:hAnsi="Arial"/>
-          <w:sz w:val="22"/>
-          <w:szCs w:val="22"/>
-        </w:rPr>
-        <w:t xml:space="preserve">Each unit creates a unique WiFi hotspot named K0WLY-XXXX (where XXXX matches the unit ID shown on screen). Connect any phone, tablet, or computer — no password required — and browse to http://192.168.4.1.</w:t>
-      </w:r>
-    </w:p>
-    <w:p>
-      <w:pPr>
-        <w:spacing w:after="120"/>
-      </w:pPr>
-      <w:r>
-        <w:t xml:space="preserve"/>
-      </w:r>
-    </w:p>
-    <w:p>
-      <w:pPr>
-        <w:spacing w:after="120"/>
-      </w:pPr>
-      <w:r>
-        <w:rPr>
-          <w:rFonts w:ascii="Arial" w:cs="Arial" w:eastAsia="Arial" w:hAnsi="Arial"/>
-          <w:sz w:val="22"/>
-          <w:szCs w:val="22"/>
-        </w:rPr>
-        <w:t xml:space="preserve">From the web page you can:</w:t>
+        <w:t xml:space="preserve">File naming tip: use descriptive names with underscores. The web page displays them without the .txt extension and with underscores as spaces:</w:t>
       </w:r>
     </w:p>
     <w:p>
@@ -4378,7 +4199,7 @@
           <w:sz w:val="22"/>
           <w:szCs w:val="22"/>
         </w:rPr>
-        <w:t xml:space="preserve">Upload .txt text files from your device</w:t>
+        <w:t xml:space="preserve">cq_call.txt → shown as 'cq call'</w:t>
       </w:r>
     </w:p>
     <w:p>
@@ -4396,7 +4217,7 @@
           <w:sz w:val="22"/>
           <w:szCs w:val="22"/>
         </w:rPr>
-        <w:t xml:space="preserve">See all files stored on the keyer</w:t>
+        <w:t xml:space="preserve">73_de_k0wly.txt → shown as '73 de k0wly'</w:t>
       </w:r>
     </w:p>
     <w:p>
@@ -4414,7 +4235,44 @@
           <w:sz w:val="22"/>
           <w:szCs w:val="22"/>
         </w:rPr>
-        <w:t xml:space="preserve">Tap Play to start a file playing as CW</w:t>
+        <w:t xml:space="preserve">contest_exchange.txt → shown as 'contest exchange'</w:t>
+      </w:r>
+    </w:p>
+    <w:p>
+      <w:pPr>
+        <w:spacing w:after="120"/>
+      </w:pPr>
+      <w:r>
+        <w:t xml:space="preserve"/>
+      </w:r>
+    </w:p>
+    <w:p>
+      <w:pPr>
+        <w:pStyle w:val="Heading2"/>
+      </w:pPr>
+      <w:r>
+        <w:rPr>
+          <w:rFonts w:ascii="Arial" w:cs="Arial" w:eastAsia="Arial" w:hAnsi="Arial"/>
+          <w:b/>
+          <w:bCs/>
+          <w:color w:val="048A81"/>
+          <w:sz w:val="26"/>
+          <w:szCs w:val="26"/>
+        </w:rPr>
+        <w:t xml:space="preserve">5.4 Text File Playback</w:t>
+      </w:r>
+    </w:p>
+    <w:p>
+      <w:pPr>
+        <w:spacing w:after="120"/>
+      </w:pPr>
+      <w:r>
+        <w:rPr>
+          <w:rFonts w:ascii="Arial" w:cs="Arial" w:eastAsia="Arial" w:hAnsi="Arial"/>
+          <w:sz w:val="22"/>
+          <w:szCs w:val="22"/>
+        </w:rPr>
+        <w:t xml:space="preserve">Upload .txt files from your phone and play them as CW practice. During playback:</w:t>
       </w:r>
     </w:p>
     <w:p>
@@ -4432,7 +4290,7 @@
           <w:sz w:val="22"/>
           <w:szCs w:val="22"/>
         </w:rPr>
-        <w:t xml:space="preserve">Delete files you no longer need</w:t>
+        <w:t xml:space="preserve">TX line clears and shows characters as they sound — not ahead of audio</w:t>
       </w:r>
     </w:p>
     <w:p>
@@ -4450,28 +4308,7 @@
           <w:sz w:val="22"/>
           <w:szCs w:val="22"/>
         </w:rPr>
-        <w:t xml:space="preserve">Stop playback at any time</w:t>
-      </w:r>
-    </w:p>
-    <w:p>
-      <w:pPr>
-        <w:spacing w:after="120"/>
-      </w:pPr>
-      <w:r>
-        <w:t xml:space="preserve"/>
-      </w:r>
-    </w:p>
-    <w:p>
-      <w:pPr>
-        <w:spacing w:after="120"/>
-      </w:pPr>
-      <w:r>
-        <w:rPr>
-          <w:rFonts w:ascii="Arial" w:cs="Arial" w:eastAsia="Arial" w:hAnsi="Arial"/>
-          <w:sz w:val="22"/>
-          <w:szCs w:val="22"/>
-        </w:rPr>
-        <w:t xml:space="preserve">File playback behavior:</w:t>
+        <w:t xml:space="preserve">Word spaces appear when the silence plays</w:t>
       </w:r>
     </w:p>
     <w:p>
@@ -4489,7 +4326,7 @@
           <w:sz w:val="22"/>
           <w:szCs w:val="22"/>
         </w:rPr>
-        <w:t xml:space="preserve">TX line clears when a new file starts — clean fresh start each time</w:t>
+        <w:t xml:space="preserve">KEY OUT (GPIO12) is driven — radio transmits if connected</w:t>
       </w:r>
     </w:p>
     <w:p>
@@ -4507,7 +4344,7 @@
           <w:sz w:val="22"/>
           <w:szCs w:val="22"/>
         </w:rPr>
-        <w:t xml:space="preserve">Characters appear on TX line as they sound — not ahead of audio</w:t>
+        <w:t xml:space="preserve">Iambic DIT/DAH outputs (GPIO40/41) are driven — radio's built-in keyer transmits</w:t>
       </w:r>
     </w:p>
     <w:p>
@@ -4525,7 +4362,140 @@
           <w:sz w:val="22"/>
           <w:szCs w:val="22"/>
         </w:rPr>
-        <w:t xml:space="preserve">Word spaces appear on screen when the silence plays</w:t>
+        <w:t xml:space="preserve">Elements transmitted to peer unit over ESP-NOW</w:t>
+      </w:r>
+    </w:p>
+    <w:p>
+      <w:pPr>
+        <w:spacing w:after="120"/>
+      </w:pPr>
+      <w:r>
+        <w:t xml:space="preserve"/>
+      </w:r>
+    </w:p>
+    <w:p>
+      <w:pPr>
+        <w:spacing w:after="80" w:before="80"/>
+        <w:ind w:left="360"/>
+      </w:pPr>
+      <w:r>
+        <w:rPr>
+          <w:rFonts w:ascii="Arial" w:cs="Arial" w:eastAsia="Arial" w:hAnsi="Arial"/>
+          <w:b/>
+          <w:bCs/>
+          <w:color w:val="C0392B"/>
+          <w:sz w:val="22"/>
+          <w:szCs w:val="22"/>
+        </w:rPr>
+        <w:t xml:space="preserve">NOTE: </w:t>
+      </w:r>
+      <w:r>
+        <w:rPr>
+          <w:rFonts w:ascii="Arial" w:cs="Arial" w:eastAsia="Arial" w:hAnsi="Arial"/>
+          <w:i/>
+          <w:iCs/>
+          <w:sz w:val="22"/>
+          <w:szCs w:val="22"/>
+        </w:rPr>
+        <w:t xml:space="preserve">To use file playback to transmit on your radio, connect the iambic DIT/DAH outputs to your radio's paddle input. The radio's built-in keyer will handle the timing.</w:t>
+      </w:r>
+    </w:p>
+    <w:p>
+      <w:pPr>
+        <w:spacing w:after="120"/>
+      </w:pPr>
+      <w:r>
+        <w:t xml:space="preserve"/>
+      </w:r>
+    </w:p>
+    <w:p>
+      <w:pPr>
+        <w:pStyle w:val="Heading2"/>
+      </w:pPr>
+      <w:r>
+        <w:rPr>
+          <w:rFonts w:ascii="Arial" w:cs="Arial" w:eastAsia="Arial" w:hAnsi="Arial"/>
+          <w:b/>
+          <w:bCs/>
+          <w:color w:val="048A81"/>
+          <w:sz w:val="26"/>
+          <w:szCs w:val="26"/>
+        </w:rPr>
+        <w:t xml:space="preserve">5.5 Head Copy Delay</w:t>
+      </w:r>
+    </w:p>
+    <w:p>
+      <w:pPr>
+        <w:spacing w:after="120"/>
+      </w:pPr>
+      <w:r>
+        <w:rPr>
+          <w:rFonts w:ascii="Arial" w:cs="Arial" w:eastAsia="Arial" w:hAnsi="Arial"/>
+          <w:sz w:val="22"/>
+          <w:szCs w:val="22"/>
+        </w:rPr>
+        <w:t xml:space="preserve">Applies only to display of incoming ESP-NOW characters. Audio always immediate. Set to 0 for normal operation.</w:t>
+      </w:r>
+    </w:p>
+    <w:p>
+      <w:pPr>
+        <w:spacing w:after="120"/>
+      </w:pPr>
+      <w:r>
+        <w:t xml:space="preserve"/>
+      </w:r>
+    </w:p>
+    <w:p>
+      <w:pPr>
+        <w:pStyle w:val="Heading1"/>
+      </w:pPr>
+      <w:r>
+        <w:rPr>
+          <w:rFonts w:ascii="Arial" w:cs="Arial" w:eastAsia="Arial" w:hAnsi="Arial"/>
+          <w:b/>
+          <w:bCs/>
+          <w:color w:val="2E4057"/>
+          <w:sz w:val="32"/>
+          <w:szCs w:val="32"/>
+        </w:rPr>
+        <w:t xml:space="preserve">6. Updating Firmware</w:t>
+      </w:r>
+    </w:p>
+    <w:p>
+      <w:pPr>
+        <w:spacing w:after="120"/>
+      </w:pPr>
+      <w:r>
+        <w:rPr>
+          <w:rFonts w:ascii="Arial" w:cs="Arial" w:eastAsia="Arial" w:hAnsi="Arial"/>
+          <w:sz w:val="22"/>
+          <w:szCs w:val="22"/>
+        </w:rPr>
+        <w:t xml:space="preserve">Each GitHub release includes a pre-compiled firmware.bin. No PlatformIO required.</w:t>
+      </w:r>
+    </w:p>
+    <w:p>
+      <w:pPr>
+        <w:spacing w:after="120"/>
+      </w:pPr>
+      <w:r>
+        <w:t xml:space="preserve"/>
+      </w:r>
+    </w:p>
+    <w:p>
+      <w:pPr>
+        <w:pStyle w:val="Heading2"/>
+      </w:pPr>
+      <w:r>
+        <w:rPr>
+          <w:rFonts w:ascii="Arial" w:cs="Arial" w:eastAsia="Arial" w:hAnsi="Arial"/>
+          <w:b/>
+          <w:bCs/>
+          <w:color w:val="048A81"/>
+          <w:sz w:val="26"/>
+          <w:szCs w:val="26"/>
+        </w:rPr>
+        <w:t xml:space="preserve">6.1 Espressif Flash Download Tool (Windows, easiest)</w:t>
       </w:r>
     </w:p>
     <w:p>
@@ -4543,7 +4513,7 @@
           <w:sz w:val="22"/>
           <w:szCs w:val="22"/>
         </w:rPr>
-        <w:t xml:space="preserve">GPIO16 long press — play/pause current file</w:t>
+        <w:t xml:space="preserve">Download Flash Download Tools from espressif.com/en/support/download/other-tools</w:t>
       </w:r>
     </w:p>
     <w:p>
@@ -4561,82 +4531,7 @@
           <w:sz w:val="22"/>
           <w:szCs w:val="22"/>
         </w:rPr>
-        <w:t xml:space="preserve">GPIO16 short press — cycle to next file (multiple files)</w:t>
-      </w:r>
-    </w:p>
-    <w:p>
-      <w:pPr>
-        <w:spacing w:after="120"/>
-      </w:pPr>
-      <w:r>
-        <w:t xml:space="preserve"/>
-      </w:r>
-    </w:p>
-    <w:p>
-      <w:pPr>
-        <w:spacing w:after="80" w:before="80"/>
-        <w:ind w:left="360"/>
-      </w:pPr>
-      <w:r>
-        <w:rPr>
-          <w:rFonts w:ascii="Arial" w:cs="Arial" w:eastAsia="Arial" w:hAnsi="Arial"/>
-          <w:b/>
-          <w:bCs/>
-          <w:color w:val="C0392B"/>
-          <w:sz w:val="22"/>
-          <w:szCs w:val="22"/>
-        </w:rPr>
-        <w:t xml:space="preserve">NOTE: </w:t>
-      </w:r>
-      <w:r>
-        <w:rPr>
-          <w:rFonts w:ascii="Arial" w:cs="Arial" w:eastAsia="Arial" w:hAnsi="Arial"/>
-          <w:i/>
-          <w:iCs/>
-          <w:sz w:val="22"/>
-          <w:szCs w:val="22"/>
-        </w:rPr>
-        <w:t xml:space="preserve">The unit ID shown on the status area matches the WiFi hotspot name, making it easy to identify which unit to connect to when multiple units are in range.</w:t>
-      </w:r>
-    </w:p>
-    <w:p>
-      <w:pPr>
-        <w:spacing w:after="120"/>
-      </w:pPr>
-      <w:r>
-        <w:t xml:space="preserve"/>
-      </w:r>
-    </w:p>
-    <w:p>
-      <w:pPr>
-        <w:pStyle w:val="Heading1"/>
-      </w:pPr>
-      <w:r>
-        <w:rPr>
-          <w:rFonts w:ascii="Arial" w:cs="Arial" w:eastAsia="Arial" w:hAnsi="Arial"/>
-          <w:b/>
-          <w:bCs/>
-          <w:color w:val="2E4057"/>
-          <w:sz w:val="32"/>
-          <w:szCs w:val="32"/>
-        </w:rPr>
-        <w:t xml:space="preserve">6. Operating Tips</w:t>
-      </w:r>
-    </w:p>
-    <w:p>
-      <w:pPr>
-        <w:pStyle w:val="Heading2"/>
-      </w:pPr>
-      <w:r>
-        <w:rPr>
-          <w:rFonts w:ascii="Arial" w:cs="Arial" w:eastAsia="Arial" w:hAnsi="Arial"/>
-          <w:b/>
-          <w:bCs/>
-          <w:color w:val="048A81"/>
-          <w:sz w:val="26"/>
-          <w:szCs w:val="26"/>
-        </w:rPr>
-        <w:t xml:space="preserve">6.1 Getting Started</w:t>
+        <w:t xml:space="preserve">Run flash_download_tool.exe, select ESP32-S3</w:t>
       </w:r>
     </w:p>
     <w:p>
@@ -4654,7 +4549,7 @@
           <w:sz w:val="22"/>
           <w:szCs w:val="22"/>
         </w:rPr>
-        <w:t xml:space="preserve">Power on both units and wait approximately 5 seconds for WiFi to initialize</w:t>
+        <w:t xml:space="preserve">Select firmware.bin, set address to 0x10000</w:t>
       </w:r>
     </w:p>
     <w:p>
@@ -4672,7 +4567,7 @@
           <w:sz w:val="22"/>
           <w:szCs w:val="22"/>
         </w:rPr>
-        <w:t xml:space="preserve">Each unit creates its own WiFi hotspot (K0WLY-XXXX) visible on your phone</w:t>
+        <w:t xml:space="preserve">Select COM port, set baud to 921600, click START</w:t>
       </w:r>
     </w:p>
     <w:p>
@@ -4690,25 +4585,7 @@
           <w:sz w:val="22"/>
           <w:szCs w:val="22"/>
         </w:rPr>
-        <w:t xml:space="preserve">Units also auto-discover each other for two-way CW — header shows DUAL when paired</w:t>
-      </w:r>
-    </w:p>
-    <w:p>
-      <w:pPr>
-        <w:pStyle w:val="ListParagraph"/>
-        <w:numPr>
-          <w:ilvl w:val="0"/>
-          <w:numId w:val="2"/>
-        </w:numPr>
-        <w:spacing w:after="80"/>
-      </w:pPr>
-      <w:r>
-        <w:rPr>
-          <w:rFonts w:ascii="Arial" w:cs="Arial" w:eastAsia="Arial" w:hAnsi="Arial"/>
-          <w:sz w:val="22"/>
-          <w:szCs w:val="22"/>
-        </w:rPr>
-        <w:t xml:space="preserve">SOLO = no peer found yet, DUAL = paired and ready</w:t>
+        <w:t xml:space="preserve">If connection fails: hold BOOT, press RST, release BOOT, click START</w:t>
       </w:r>
     </w:p>
     <w:p>
@@ -4732,53 +4609,46 @@
           <w:sz w:val="26"/>
           <w:szCs w:val="26"/>
         </w:rPr>
-        <w:t xml:space="preserve">6.2 Iambic Keying</w:t>
-      </w:r>
-    </w:p>
-    <w:p>
-      <w:pPr>
-        <w:pStyle w:val="ListParagraph"/>
-        <w:numPr>
-          <w:ilvl w:val="0"/>
-          <w:numId w:val="2"/>
-        </w:numPr>
-        <w:spacing w:after="80"/>
-      </w:pPr>
-      <w:r>
-        <w:rPr>
-          <w:rFonts w:ascii="Arial" w:cs="Arial" w:eastAsia="Arial" w:hAnsi="Arial"/>
+        <w:t xml:space="preserve">6.2 esptool.py (Windows / Mac / Linux)</w:t>
+      </w:r>
+    </w:p>
+    <w:p>
+      <w:pPr>
+        <w:spacing w:after="120"/>
+      </w:pPr>
+      <w:r>
+        <w:rPr>
+          <w:rFonts w:ascii="Courier New" w:cs="Courier New" w:eastAsia="Courier New" w:hAnsi="Courier New"/>
           <w:sz w:val="22"/>
           <w:szCs w:val="22"/>
         </w:rPr>
-        <w:t xml:space="preserve">Brief press — sends one element (E or T)</w:t>
-      </w:r>
-    </w:p>
-    <w:p>
-      <w:pPr>
-        <w:pStyle w:val="ListParagraph"/>
-        <w:numPr>
-          <w:ilvl w:val="0"/>
-          <w:numId w:val="2"/>
-        </w:numPr>
-        <w:spacing w:after="80"/>
-      </w:pPr>
-      <w:r>
-        <w:rPr>
-          <w:rFonts w:ascii="Arial" w:cs="Arial" w:eastAsia="Arial" w:hAnsi="Arial"/>
+        <w:t xml:space="preserve">Install: pip install esptool</w:t>
+      </w:r>
+    </w:p>
+    <w:p>
+      <w:pPr>
+        <w:spacing w:after="120"/>
+      </w:pPr>
+      <w:r>
+        <w:rPr>
+          <w:rFonts w:ascii="Courier New" w:cs="Courier New" w:eastAsia="Courier New" w:hAnsi="Courier New"/>
           <w:sz w:val="22"/>
           <w:szCs w:val="22"/>
         </w:rPr>
-        <w:t xml:space="preserve">Hold dit paddle: E → I → S → H → 5</w:t>
-      </w:r>
-    </w:p>
-    <w:p>
-      <w:pPr>
-        <w:pStyle w:val="ListParagraph"/>
-        <w:numPr>
-          <w:ilvl w:val="0"/>
-          <w:numId w:val="2"/>
-        </w:numPr>
-        <w:spacing w:after="80"/>
+        <w:t xml:space="preserve">Flash: esptool.py --port COM3 --baud 921600 write_flash 0x10000 firmware.bin</w:t>
+      </w:r>
+    </w:p>
+    <w:p>
+      <w:pPr>
+        <w:spacing w:after="120"/>
+      </w:pPr>
+      <w:r>
+        <w:t xml:space="preserve"/>
+      </w:r>
+    </w:p>
+    <w:p>
+      <w:pPr>
+        <w:spacing w:after="120"/>
       </w:pPr>
       <w:r>
         <w:rPr>
@@ -4786,25 +4656,7 @@
           <w:sz w:val="22"/>
           <w:szCs w:val="22"/>
         </w:rPr>
-        <w:t xml:space="preserve">Hold dah paddle: T → M → O → 0</w:t>
-      </w:r>
-    </w:p>
-    <w:p>
-      <w:pPr>
-        <w:pStyle w:val="ListParagraph"/>
-        <w:numPr>
-          <w:ilvl w:val="0"/>
-          <w:numId w:val="2"/>
-        </w:numPr>
-        <w:spacing w:after="80"/>
-      </w:pPr>
-      <w:r>
-        <w:rPr>
-          <w:rFonts w:ascii="Arial" w:cs="Arial" w:eastAsia="Arial" w:hAnsi="Arial"/>
-          <w:sz w:val="22"/>
-          <w:szCs w:val="22"/>
-        </w:rPr>
-        <w:t xml:space="preserve">Squeeze both paddles — alternates dit-dah for A, C, K, R, etc.</w:t>
+        <w:t xml:space="preserve">Replace COM3 with your port: Windows=COM3, Mac=/dev/tty.usbmodem101, Linux=/dev/ttyACM0</w:t>
       </w:r>
     </w:p>
     <w:p>
@@ -4817,18 +4669,1508 @@
     </w:p>
     <w:p>
       <w:pPr>
-        <w:pStyle w:val="Heading2"/>
+        <w:pStyle w:val="Heading1"/>
       </w:pPr>
       <w:r>
         <w:rPr>
           <w:rFonts w:ascii="Arial" w:cs="Arial" w:eastAsia="Arial" w:hAnsi="Arial"/>
           <w:b/>
           <w:bCs/>
-          <w:color w:val="048A81"/>
-          <w:sz w:val="26"/>
-          <w:szCs w:val="26"/>
-        </w:rPr>
-        <w:t xml:space="preserve">6.3 CW Timing Reference</w:t>
+          <w:color w:val="2E4057"/>
+          <w:sz w:val="32"/>
+          <w:szCs w:val="32"/>
+        </w:rPr>
+        <w:t xml:space="preserve">7. Factory Defaults</w:t>
+      </w:r>
+    </w:p>
+    <w:tbl>
+      <w:tblPr>
+        <w:tblW w:type="dxa" w:w="9360"/>
+        <w:tblBorders>
+          <w:top w:val="single" w:color="auto" w:sz="4"/>
+          <w:left w:val="single" w:color="auto" w:sz="4"/>
+          <w:bottom w:val="single" w:color="auto" w:sz="4"/>
+          <w:right w:val="single" w:color="auto" w:sz="4"/>
+          <w:insideH w:val="single" w:color="auto" w:sz="4"/>
+          <w:insideV w:val="single" w:color="auto" w:sz="4"/>
+        </w:tblBorders>
+      </w:tblPr>
+      <w:tblGrid>
+        <w:gridCol w:w="3000"/>
+        <w:gridCol w:w="6360"/>
+      </w:tblGrid>
+      <w:tr>
+        <w:tc>
+          <w:tcPr>
+            <w:tcW w:type="dxa" w:w="3000"/>
+            <w:tcBorders>
+              <w:top w:val="single" w:color="CCCCCC" w:sz="1"/>
+              <w:left w:val="single" w:color="CCCCCC" w:sz="1"/>
+              <w:bottom w:val="single" w:color="CCCCCC" w:sz="1"/>
+              <w:right w:val="single" w:color="CCCCCC" w:sz="1"/>
+            </w:tcBorders>
+            <w:shd w:fill="048A81" w:val="clear"/>
+            <w:tcMar>
+              <w:top w:type="dxa" w:w="80"/>
+              <w:left w:type="dxa" w:w="120"/>
+              <w:bottom w:type="dxa" w:w="80"/>
+              <w:right w:type="dxa" w:w="120"/>
+            </w:tcMar>
+          </w:tcPr>
+          <w:p>
+            <w:r>
+              <w:rPr>
+                <w:rFonts w:ascii="Arial" w:cs="Arial" w:eastAsia="Arial" w:hAnsi="Arial"/>
+                <w:b/>
+                <w:bCs/>
+                <w:color w:val="FFFFFF"/>
+                <w:sz w:val="20"/>
+                <w:szCs w:val="20"/>
+              </w:rPr>
+              <w:t xml:space="preserve">Parameter</w:t>
+            </w:r>
+          </w:p>
+        </w:tc>
+        <w:tc>
+          <w:tcPr>
+            <w:tcW w:type="dxa" w:w="6360"/>
+            <w:tcBorders>
+              <w:top w:val="single" w:color="CCCCCC" w:sz="1"/>
+              <w:left w:val="single" w:color="CCCCCC" w:sz="1"/>
+              <w:bottom w:val="single" w:color="CCCCCC" w:sz="1"/>
+              <w:right w:val="single" w:color="CCCCCC" w:sz="1"/>
+            </w:tcBorders>
+            <w:shd w:fill="048A81" w:val="clear"/>
+            <w:tcMar>
+              <w:top w:type="dxa" w:w="80"/>
+              <w:left w:type="dxa" w:w="120"/>
+              <w:bottom w:type="dxa" w:w="80"/>
+              <w:right w:type="dxa" w:w="120"/>
+            </w:tcMar>
+          </w:tcPr>
+          <w:p>
+            <w:r>
+              <w:rPr>
+                <w:rFonts w:ascii="Arial" w:cs="Arial" w:eastAsia="Arial" w:hAnsi="Arial"/>
+                <w:b/>
+                <w:bCs/>
+                <w:color w:val="FFFFFF"/>
+                <w:sz w:val="20"/>
+                <w:szCs w:val="20"/>
+              </w:rPr>
+              <w:t xml:space="preserve">Default Value</w:t>
+            </w:r>
+          </w:p>
+        </w:tc>
+      </w:tr>
+      <w:tr>
+        <w:tc>
+          <w:tcPr>
+            <w:tcW w:type="dxa" w:w="3000"/>
+            <w:tcBorders>
+              <w:top w:val="single" w:color="CCCCCC" w:sz="1"/>
+              <w:left w:val="single" w:color="CCCCCC" w:sz="1"/>
+              <w:bottom w:val="single" w:color="CCCCCC" w:sz="1"/>
+              <w:right w:val="single" w:color="CCCCCC" w:sz="1"/>
+            </w:tcBorders>
+            <w:shd w:fill="F9F9F9" w:val="clear"/>
+            <w:tcMar>
+              <w:top w:type="dxa" w:w="80"/>
+              <w:left w:type="dxa" w:w="120"/>
+              <w:bottom w:type="dxa" w:w="80"/>
+              <w:right w:type="dxa" w:w="120"/>
+            </w:tcMar>
+          </w:tcPr>
+          <w:p>
+            <w:r>
+              <w:rPr>
+                <w:rFonts w:ascii="Arial" w:cs="Arial" w:eastAsia="Arial" w:hAnsi="Arial"/>
+                <w:b w:val="false"/>
+                <w:bCs w:val="false"/>
+                <w:color w:val="333333"/>
+                <w:sz w:val="20"/>
+                <w:szCs w:val="20"/>
+              </w:rPr>
+              <w:t xml:space="preserve">Speed</w:t>
+            </w:r>
+          </w:p>
+        </w:tc>
+        <w:tc>
+          <w:tcPr>
+            <w:tcW w:type="dxa" w:w="6360"/>
+            <w:tcBorders>
+              <w:top w:val="single" w:color="CCCCCC" w:sz="1"/>
+              <w:left w:val="single" w:color="CCCCCC" w:sz="1"/>
+              <w:bottom w:val="single" w:color="CCCCCC" w:sz="1"/>
+              <w:right w:val="single" w:color="CCCCCC" w:sz="1"/>
+            </w:tcBorders>
+            <w:shd w:fill="F9F9F9" w:val="clear"/>
+            <w:tcMar>
+              <w:top w:type="dxa" w:w="80"/>
+              <w:left w:type="dxa" w:w="120"/>
+              <w:bottom w:type="dxa" w:w="80"/>
+              <w:right w:type="dxa" w:w="120"/>
+            </w:tcMar>
+          </w:tcPr>
+          <w:p>
+            <w:r>
+              <w:rPr>
+                <w:rFonts w:ascii="Arial" w:cs="Arial" w:eastAsia="Arial" w:hAnsi="Arial"/>
+                <w:b w:val="false"/>
+                <w:bCs w:val="false"/>
+                <w:color w:val="333333"/>
+                <w:sz w:val="20"/>
+                <w:szCs w:val="20"/>
+              </w:rPr>
+              <w:t xml:space="preserve">20 WPM</w:t>
+            </w:r>
+          </w:p>
+        </w:tc>
+      </w:tr>
+      <w:tr>
+        <w:tc>
+          <w:tcPr>
+            <w:tcW w:type="dxa" w:w="3000"/>
+            <w:tcBorders>
+              <w:top w:val="single" w:color="CCCCCC" w:sz="1"/>
+              <w:left w:val="single" w:color="CCCCCC" w:sz="1"/>
+              <w:bottom w:val="single" w:color="CCCCCC" w:sz="1"/>
+              <w:right w:val="single" w:color="CCCCCC" w:sz="1"/>
+            </w:tcBorders>
+            <w:shd w:fill="F9F9F9" w:val="clear"/>
+            <w:tcMar>
+              <w:top w:type="dxa" w:w="80"/>
+              <w:left w:type="dxa" w:w="120"/>
+              <w:bottom w:type="dxa" w:w="80"/>
+              <w:right w:type="dxa" w:w="120"/>
+            </w:tcMar>
+          </w:tcPr>
+          <w:p>
+            <w:r>
+              <w:rPr>
+                <w:rFonts w:ascii="Arial" w:cs="Arial" w:eastAsia="Arial" w:hAnsi="Arial"/>
+                <w:b w:val="false"/>
+                <w:bCs w:val="false"/>
+                <w:color w:val="333333"/>
+                <w:sz w:val="20"/>
+                <w:szCs w:val="20"/>
+              </w:rPr>
+              <w:t xml:space="preserve">Farnsworth</w:t>
+            </w:r>
+          </w:p>
+        </w:tc>
+        <w:tc>
+          <w:tcPr>
+            <w:tcW w:type="dxa" w:w="6360"/>
+            <w:tcBorders>
+              <w:top w:val="single" w:color="CCCCCC" w:sz="1"/>
+              <w:left w:val="single" w:color="CCCCCC" w:sz="1"/>
+              <w:bottom w:val="single" w:color="CCCCCC" w:sz="1"/>
+              <w:right w:val="single" w:color="CCCCCC" w:sz="1"/>
+            </w:tcBorders>
+            <w:shd w:fill="F9F9F9" w:val="clear"/>
+            <w:tcMar>
+              <w:top w:type="dxa" w:w="80"/>
+              <w:left w:type="dxa" w:w="120"/>
+              <w:bottom w:type="dxa" w:w="80"/>
+              <w:right w:type="dxa" w:w="120"/>
+            </w:tcMar>
+          </w:tcPr>
+          <w:p>
+            <w:r>
+              <w:rPr>
+                <w:rFonts w:ascii="Arial" w:cs="Arial" w:eastAsia="Arial" w:hAnsi="Arial"/>
+                <w:b w:val="false"/>
+                <w:bCs w:val="false"/>
+                <w:color w:val="333333"/>
+                <w:sz w:val="20"/>
+                <w:szCs w:val="20"/>
+              </w:rPr>
+              <w:t xml:space="preserve">Off (equal to char speed)</w:t>
+            </w:r>
+          </w:p>
+        </w:tc>
+      </w:tr>
+      <w:tr>
+        <w:tc>
+          <w:tcPr>
+            <w:tcW w:type="dxa" w:w="3000"/>
+            <w:tcBorders>
+              <w:top w:val="single" w:color="CCCCCC" w:sz="1"/>
+              <w:left w:val="single" w:color="CCCCCC" w:sz="1"/>
+              <w:bottom w:val="single" w:color="CCCCCC" w:sz="1"/>
+              <w:right w:val="single" w:color="CCCCCC" w:sz="1"/>
+            </w:tcBorders>
+            <w:shd w:fill="F9F9F9" w:val="clear"/>
+            <w:tcMar>
+              <w:top w:type="dxa" w:w="80"/>
+              <w:left w:type="dxa" w:w="120"/>
+              <w:bottom w:type="dxa" w:w="80"/>
+              <w:right w:type="dxa" w:w="120"/>
+            </w:tcMar>
+          </w:tcPr>
+          <w:p>
+            <w:r>
+              <w:rPr>
+                <w:rFonts w:ascii="Arial" w:cs="Arial" w:eastAsia="Arial" w:hAnsi="Arial"/>
+                <w:b w:val="false"/>
+                <w:bCs w:val="false"/>
+                <w:color w:val="333333"/>
+                <w:sz w:val="20"/>
+                <w:szCs w:val="20"/>
+              </w:rPr>
+              <w:t xml:space="preserve">Sidetone Frequency</w:t>
+            </w:r>
+          </w:p>
+        </w:tc>
+        <w:tc>
+          <w:tcPr>
+            <w:tcW w:type="dxa" w:w="6360"/>
+            <w:tcBorders>
+              <w:top w:val="single" w:color="CCCCCC" w:sz="1"/>
+              <w:left w:val="single" w:color="CCCCCC" w:sz="1"/>
+              <w:bottom w:val="single" w:color="CCCCCC" w:sz="1"/>
+              <w:right w:val="single" w:color="CCCCCC" w:sz="1"/>
+            </w:tcBorders>
+            <w:shd w:fill="F9F9F9" w:val="clear"/>
+            <w:tcMar>
+              <w:top w:type="dxa" w:w="80"/>
+              <w:left w:type="dxa" w:w="120"/>
+              <w:bottom w:type="dxa" w:w="80"/>
+              <w:right w:type="dxa" w:w="120"/>
+            </w:tcMar>
+          </w:tcPr>
+          <w:p>
+            <w:r>
+              <w:rPr>
+                <w:rFonts w:ascii="Arial" w:cs="Arial" w:eastAsia="Arial" w:hAnsi="Arial"/>
+                <w:b w:val="false"/>
+                <w:bCs w:val="false"/>
+                <w:color w:val="333333"/>
+                <w:sz w:val="20"/>
+                <w:szCs w:val="20"/>
+              </w:rPr>
+              <w:t xml:space="preserve">700 Hz</w:t>
+            </w:r>
+          </w:p>
+        </w:tc>
+      </w:tr>
+      <w:tr>
+        <w:tc>
+          <w:tcPr>
+            <w:tcW w:type="dxa" w:w="3000"/>
+            <w:tcBorders>
+              <w:top w:val="single" w:color="CCCCCC" w:sz="1"/>
+              <w:left w:val="single" w:color="CCCCCC" w:sz="1"/>
+              <w:bottom w:val="single" w:color="CCCCCC" w:sz="1"/>
+              <w:right w:val="single" w:color="CCCCCC" w:sz="1"/>
+            </w:tcBorders>
+            <w:shd w:fill="F9F9F9" w:val="clear"/>
+            <w:tcMar>
+              <w:top w:type="dxa" w:w="80"/>
+              <w:left w:type="dxa" w:w="120"/>
+              <w:bottom w:type="dxa" w:w="80"/>
+              <w:right w:type="dxa" w:w="120"/>
+            </w:tcMar>
+          </w:tcPr>
+          <w:p>
+            <w:r>
+              <w:rPr>
+                <w:rFonts w:ascii="Arial" w:cs="Arial" w:eastAsia="Arial" w:hAnsi="Arial"/>
+                <w:b w:val="false"/>
+                <w:bCs w:val="false"/>
+                <w:color w:val="333333"/>
+                <w:sz w:val="20"/>
+                <w:szCs w:val="20"/>
+              </w:rPr>
+              <w:t xml:space="preserve">Head Copy Delay</w:t>
+            </w:r>
+          </w:p>
+        </w:tc>
+        <w:tc>
+          <w:tcPr>
+            <w:tcW w:type="dxa" w:w="6360"/>
+            <w:tcBorders>
+              <w:top w:val="single" w:color="CCCCCC" w:sz="1"/>
+              <w:left w:val="single" w:color="CCCCCC" w:sz="1"/>
+              <w:bottom w:val="single" w:color="CCCCCC" w:sz="1"/>
+              <w:right w:val="single" w:color="CCCCCC" w:sz="1"/>
+            </w:tcBorders>
+            <w:shd w:fill="F9F9F9" w:val="clear"/>
+            <w:tcMar>
+              <w:top w:type="dxa" w:w="80"/>
+              <w:left w:type="dxa" w:w="120"/>
+              <w:bottom w:type="dxa" w:w="80"/>
+              <w:right w:type="dxa" w:w="120"/>
+            </w:tcMar>
+          </w:tcPr>
+          <w:p>
+            <w:r>
+              <w:rPr>
+                <w:rFonts w:ascii="Arial" w:cs="Arial" w:eastAsia="Arial" w:hAnsi="Arial"/>
+                <w:b w:val="false"/>
+                <w:bCs w:val="false"/>
+                <w:color w:val="333333"/>
+                <w:sz w:val="20"/>
+                <w:szCs w:val="20"/>
+              </w:rPr>
+              <w:t xml:space="preserve">0.0 seconds</w:t>
+            </w:r>
+          </w:p>
+        </w:tc>
+      </w:tr>
+      <w:tr>
+        <w:tc>
+          <w:tcPr>
+            <w:tcW w:type="dxa" w:w="3000"/>
+            <w:tcBorders>
+              <w:top w:val="single" w:color="CCCCCC" w:sz="1"/>
+              <w:left w:val="single" w:color="CCCCCC" w:sz="1"/>
+              <w:bottom w:val="single" w:color="CCCCCC" w:sz="1"/>
+              <w:right w:val="single" w:color="CCCCCC" w:sz="1"/>
+            </w:tcBorders>
+            <w:shd w:fill="F9F9F9" w:val="clear"/>
+            <w:tcMar>
+              <w:top w:type="dxa" w:w="80"/>
+              <w:left w:type="dxa" w:w="120"/>
+              <w:bottom w:type="dxa" w:w="80"/>
+              <w:right w:type="dxa" w:w="120"/>
+            </w:tcMar>
+          </w:tcPr>
+          <w:p>
+            <w:r>
+              <w:rPr>
+                <w:rFonts w:ascii="Arial" w:cs="Arial" w:eastAsia="Arial" w:hAnsi="Arial"/>
+                <w:b w:val="false"/>
+                <w:bCs w:val="false"/>
+                <w:color w:val="333333"/>
+                <w:sz w:val="20"/>
+                <w:szCs w:val="20"/>
+              </w:rPr>
+              <w:t xml:space="preserve">Volume</w:t>
+            </w:r>
+          </w:p>
+        </w:tc>
+        <w:tc>
+          <w:tcPr>
+            <w:tcW w:type="dxa" w:w="6360"/>
+            <w:tcBorders>
+              <w:top w:val="single" w:color="CCCCCC" w:sz="1"/>
+              <w:left w:val="single" w:color="CCCCCC" w:sz="1"/>
+              <w:bottom w:val="single" w:color="CCCCCC" w:sz="1"/>
+              <w:right w:val="single" w:color="CCCCCC" w:sz="1"/>
+            </w:tcBorders>
+            <w:shd w:fill="F9F9F9" w:val="clear"/>
+            <w:tcMar>
+              <w:top w:type="dxa" w:w="80"/>
+              <w:left w:type="dxa" w:w="120"/>
+              <w:bottom w:type="dxa" w:w="80"/>
+              <w:right w:type="dxa" w:w="120"/>
+            </w:tcMar>
+          </w:tcPr>
+          <w:p>
+            <w:r>
+              <w:rPr>
+                <w:rFonts w:ascii="Arial" w:cs="Arial" w:eastAsia="Arial" w:hAnsi="Arial"/>
+                <w:b w:val="false"/>
+                <w:bCs w:val="false"/>
+                <w:color w:val="333333"/>
+                <w:sz w:val="20"/>
+                <w:szCs w:val="20"/>
+              </w:rPr>
+              <w:t xml:space="preserve">50%</w:t>
+            </w:r>
+          </w:p>
+        </w:tc>
+      </w:tr>
+      <w:tr>
+        <w:tc>
+          <w:tcPr>
+            <w:tcW w:type="dxa" w:w="3000"/>
+            <w:tcBorders>
+              <w:top w:val="single" w:color="CCCCCC" w:sz="1"/>
+              <w:left w:val="single" w:color="CCCCCC" w:sz="1"/>
+              <w:bottom w:val="single" w:color="CCCCCC" w:sz="1"/>
+              <w:right w:val="single" w:color="CCCCCC" w:sz="1"/>
+            </w:tcBorders>
+            <w:shd w:fill="F9F9F9" w:val="clear"/>
+            <w:tcMar>
+              <w:top w:type="dxa" w:w="80"/>
+              <w:left w:type="dxa" w:w="120"/>
+              <w:bottom w:type="dxa" w:w="80"/>
+              <w:right w:type="dxa" w:w="120"/>
+            </w:tcMar>
+          </w:tcPr>
+          <w:p>
+            <w:r>
+              <w:rPr>
+                <w:rFonts w:ascii="Arial" w:cs="Arial" w:eastAsia="Arial" w:hAnsi="Arial"/>
+                <w:b w:val="false"/>
+                <w:bCs w:val="false"/>
+                <w:color w:val="333333"/>
+                <w:sz w:val="20"/>
+                <w:szCs w:val="20"/>
+              </w:rPr>
+              <w:t xml:space="preserve">Word Gap</w:t>
+            </w:r>
+          </w:p>
+        </w:tc>
+        <w:tc>
+          <w:tcPr>
+            <w:tcW w:type="dxa" w:w="6360"/>
+            <w:tcBorders>
+              <w:top w:val="single" w:color="CCCCCC" w:sz="1"/>
+              <w:left w:val="single" w:color="CCCCCC" w:sz="1"/>
+              <w:bottom w:val="single" w:color="CCCCCC" w:sz="1"/>
+              <w:right w:val="single" w:color="CCCCCC" w:sz="1"/>
+            </w:tcBorders>
+            <w:shd w:fill="F9F9F9" w:val="clear"/>
+            <w:tcMar>
+              <w:top w:type="dxa" w:w="80"/>
+              <w:left w:type="dxa" w:w="120"/>
+              <w:bottom w:type="dxa" w:w="80"/>
+              <w:right w:type="dxa" w:w="120"/>
+            </w:tcMar>
+          </w:tcPr>
+          <w:p>
+            <w:r>
+              <w:rPr>
+                <w:rFonts w:ascii="Arial" w:cs="Arial" w:eastAsia="Arial" w:hAnsi="Arial"/>
+                <w:b w:val="false"/>
+                <w:bCs w:val="false"/>
+                <w:color w:val="333333"/>
+                <w:sz w:val="20"/>
+                <w:szCs w:val="20"/>
+              </w:rPr>
+              <w:t xml:space="preserve">OFF</w:t>
+            </w:r>
+          </w:p>
+        </w:tc>
+      </w:tr>
+      <w:tr>
+        <w:tc>
+          <w:tcPr>
+            <w:tcW w:type="dxa" w:w="3000"/>
+            <w:tcBorders>
+              <w:top w:val="single" w:color="CCCCCC" w:sz="1"/>
+              <w:left w:val="single" w:color="CCCCCC" w:sz="1"/>
+              <w:bottom w:val="single" w:color="CCCCCC" w:sz="1"/>
+              <w:right w:val="single" w:color="CCCCCC" w:sz="1"/>
+            </w:tcBorders>
+            <w:shd w:fill="F9F9F9" w:val="clear"/>
+            <w:tcMar>
+              <w:top w:type="dxa" w:w="80"/>
+              <w:left w:type="dxa" w:w="120"/>
+              <w:bottom w:type="dxa" w:w="80"/>
+              <w:right w:type="dxa" w:w="120"/>
+            </w:tcMar>
+          </w:tcPr>
+          <w:p>
+            <w:r>
+              <w:rPr>
+                <w:rFonts w:ascii="Arial" w:cs="Arial" w:eastAsia="Arial" w:hAnsi="Arial"/>
+                <w:b w:val="false"/>
+                <w:bCs w:val="false"/>
+                <w:color w:val="333333"/>
+                <w:sz w:val="20"/>
+                <w:szCs w:val="20"/>
+              </w:rPr>
+              <w:t xml:space="preserve">Key Mode</w:t>
+            </w:r>
+          </w:p>
+        </w:tc>
+        <w:tc>
+          <w:tcPr>
+            <w:tcW w:type="dxa" w:w="6360"/>
+            <w:tcBorders>
+              <w:top w:val="single" w:color="CCCCCC" w:sz="1"/>
+              <w:left w:val="single" w:color="CCCCCC" w:sz="1"/>
+              <w:bottom w:val="single" w:color="CCCCCC" w:sz="1"/>
+              <w:right w:val="single" w:color="CCCCCC" w:sz="1"/>
+            </w:tcBorders>
+            <w:shd w:fill="F9F9F9" w:val="clear"/>
+            <w:tcMar>
+              <w:top w:type="dxa" w:w="80"/>
+              <w:left w:type="dxa" w:w="120"/>
+              <w:bottom w:type="dxa" w:w="80"/>
+              <w:right w:type="dxa" w:w="120"/>
+            </w:tcMar>
+          </w:tcPr>
+          <w:p>
+            <w:r>
+              <w:rPr>
+                <w:rFonts w:ascii="Arial" w:cs="Arial" w:eastAsia="Arial" w:hAnsi="Arial"/>
+                <w:b w:val="false"/>
+                <w:bCs w:val="false"/>
+                <w:color w:val="333333"/>
+                <w:sz w:val="20"/>
+                <w:szCs w:val="20"/>
+              </w:rPr>
+              <w:t xml:space="preserve">Iambic</w:t>
+            </w:r>
+          </w:p>
+        </w:tc>
+      </w:tr>
+      <w:tr>
+        <w:tc>
+          <w:tcPr>
+            <w:tcW w:type="dxa" w:w="3000"/>
+            <w:tcBorders>
+              <w:top w:val="single" w:color="CCCCCC" w:sz="1"/>
+              <w:left w:val="single" w:color="CCCCCC" w:sz="1"/>
+              <w:bottom w:val="single" w:color="CCCCCC" w:sz="1"/>
+              <w:right w:val="single" w:color="CCCCCC" w:sz="1"/>
+            </w:tcBorders>
+            <w:shd w:fill="F9F9F9" w:val="clear"/>
+            <w:tcMar>
+              <w:top w:type="dxa" w:w="80"/>
+              <w:left w:type="dxa" w:w="120"/>
+              <w:bottom w:type="dxa" w:w="80"/>
+              <w:right w:type="dxa" w:w="120"/>
+            </w:tcMar>
+          </w:tcPr>
+          <w:p>
+            <w:r>
+              <w:rPr>
+                <w:rFonts w:ascii="Arial" w:cs="Arial" w:eastAsia="Arial" w:hAnsi="Arial"/>
+                <w:b w:val="false"/>
+                <w:bCs w:val="false"/>
+                <w:color w:val="333333"/>
+                <w:sz w:val="20"/>
+                <w:szCs w:val="20"/>
+              </w:rPr>
+              <w:t xml:space="preserve">Paddle Reverse</w:t>
+            </w:r>
+          </w:p>
+        </w:tc>
+        <w:tc>
+          <w:tcPr>
+            <w:tcW w:type="dxa" w:w="6360"/>
+            <w:tcBorders>
+              <w:top w:val="single" w:color="CCCCCC" w:sz="1"/>
+              <w:left w:val="single" w:color="CCCCCC" w:sz="1"/>
+              <w:bottom w:val="single" w:color="CCCCCC" w:sz="1"/>
+              <w:right w:val="single" w:color="CCCCCC" w:sz="1"/>
+            </w:tcBorders>
+            <w:shd w:fill="F9F9F9" w:val="clear"/>
+            <w:tcMar>
+              <w:top w:type="dxa" w:w="80"/>
+              <w:left w:type="dxa" w:w="120"/>
+              <w:bottom w:type="dxa" w:w="80"/>
+              <w:right w:type="dxa" w:w="120"/>
+            </w:tcMar>
+          </w:tcPr>
+          <w:p>
+            <w:r>
+              <w:rPr>
+                <w:rFonts w:ascii="Arial" w:cs="Arial" w:eastAsia="Arial" w:hAnsi="Arial"/>
+                <w:b w:val="false"/>
+                <w:bCs w:val="false"/>
+                <w:color w:val="333333"/>
+                <w:sz w:val="20"/>
+                <w:szCs w:val="20"/>
+              </w:rPr>
+              <w:t xml:space="preserve">Normal</w:t>
+            </w:r>
+          </w:p>
+        </w:tc>
+      </w:tr>
+      <w:tr>
+        <w:tc>
+          <w:tcPr>
+            <w:tcW w:type="dxa" w:w="3000"/>
+            <w:tcBorders>
+              <w:top w:val="single" w:color="CCCCCC" w:sz="1"/>
+              <w:left w:val="single" w:color="CCCCCC" w:sz="1"/>
+              <w:bottom w:val="single" w:color="CCCCCC" w:sz="1"/>
+              <w:right w:val="single" w:color="CCCCCC" w:sz="1"/>
+            </w:tcBorders>
+            <w:shd w:fill="F9F9F9" w:val="clear"/>
+            <w:tcMar>
+              <w:top w:type="dxa" w:w="80"/>
+              <w:left w:type="dxa" w:w="120"/>
+              <w:bottom w:type="dxa" w:w="80"/>
+              <w:right w:type="dxa" w:w="120"/>
+            </w:tcMar>
+          </w:tcPr>
+          <w:p>
+            <w:r>
+              <w:rPr>
+                <w:rFonts w:ascii="Arial" w:cs="Arial" w:eastAsia="Arial" w:hAnsi="Arial"/>
+                <w:b w:val="false"/>
+                <w:bCs w:val="false"/>
+                <w:color w:val="333333"/>
+                <w:sz w:val="20"/>
+                <w:szCs w:val="20"/>
+              </w:rPr>
+              <w:t xml:space="preserve">WiFi Channel</w:t>
+            </w:r>
+          </w:p>
+        </w:tc>
+        <w:tc>
+          <w:tcPr>
+            <w:tcW w:type="dxa" w:w="6360"/>
+            <w:tcBorders>
+              <w:top w:val="single" w:color="CCCCCC" w:sz="1"/>
+              <w:left w:val="single" w:color="CCCCCC" w:sz="1"/>
+              <w:bottom w:val="single" w:color="CCCCCC" w:sz="1"/>
+              <w:right w:val="single" w:color="CCCCCC" w:sz="1"/>
+            </w:tcBorders>
+            <w:shd w:fill="F9F9F9" w:val="clear"/>
+            <w:tcMar>
+              <w:top w:type="dxa" w:w="80"/>
+              <w:left w:type="dxa" w:w="120"/>
+              <w:bottom w:type="dxa" w:w="80"/>
+              <w:right w:type="dxa" w:w="120"/>
+            </w:tcMar>
+          </w:tcPr>
+          <w:p>
+            <w:r>
+              <w:rPr>
+                <w:rFonts w:ascii="Arial" w:cs="Arial" w:eastAsia="Arial" w:hAnsi="Arial"/>
+                <w:b w:val="false"/>
+                <w:bCs w:val="false"/>
+                <w:color w:val="333333"/>
+                <w:sz w:val="20"/>
+                <w:szCs w:val="20"/>
+              </w:rPr>
+              <w:t xml:space="preserve">1</w:t>
+            </w:r>
+          </w:p>
+        </w:tc>
+      </w:tr>
+      <w:tr>
+        <w:tc>
+          <w:tcPr>
+            <w:tcW w:type="dxa" w:w="3000"/>
+            <w:tcBorders>
+              <w:top w:val="single" w:color="CCCCCC" w:sz="1"/>
+              <w:left w:val="single" w:color="CCCCCC" w:sz="1"/>
+              <w:bottom w:val="single" w:color="CCCCCC" w:sz="1"/>
+              <w:right w:val="single" w:color="CCCCCC" w:sz="1"/>
+            </w:tcBorders>
+            <w:shd w:fill="F9F9F9" w:val="clear"/>
+            <w:tcMar>
+              <w:top w:type="dxa" w:w="80"/>
+              <w:left w:type="dxa" w:w="120"/>
+              <w:bottom w:type="dxa" w:w="80"/>
+              <w:right w:type="dxa" w:w="120"/>
+            </w:tcMar>
+          </w:tcPr>
+          <w:p>
+            <w:r>
+              <w:rPr>
+                <w:rFonts w:ascii="Arial" w:cs="Arial" w:eastAsia="Arial" w:hAnsi="Arial"/>
+                <w:b w:val="false"/>
+                <w:bCs w:val="false"/>
+                <w:color w:val="333333"/>
+                <w:sz w:val="20"/>
+                <w:szCs w:val="20"/>
+              </w:rPr>
+              <w:t xml:space="preserve">AP SSID</w:t>
+            </w:r>
+          </w:p>
+        </w:tc>
+        <w:tc>
+          <w:tcPr>
+            <w:tcW w:type="dxa" w:w="6360"/>
+            <w:tcBorders>
+              <w:top w:val="single" w:color="CCCCCC" w:sz="1"/>
+              <w:left w:val="single" w:color="CCCCCC" w:sz="1"/>
+              <w:bottom w:val="single" w:color="CCCCCC" w:sz="1"/>
+              <w:right w:val="single" w:color="CCCCCC" w:sz="1"/>
+            </w:tcBorders>
+            <w:shd w:fill="F9F9F9" w:val="clear"/>
+            <w:tcMar>
+              <w:top w:type="dxa" w:w="80"/>
+              <w:left w:type="dxa" w:w="120"/>
+              <w:bottom w:type="dxa" w:w="80"/>
+              <w:right w:type="dxa" w:w="120"/>
+            </w:tcMar>
+          </w:tcPr>
+          <w:p>
+            <w:r>
+              <w:rPr>
+                <w:rFonts w:ascii="Arial" w:cs="Arial" w:eastAsia="Arial" w:hAnsi="Arial"/>
+                <w:b w:val="false"/>
+                <w:bCs w:val="false"/>
+                <w:color w:val="333333"/>
+                <w:sz w:val="20"/>
+                <w:szCs w:val="20"/>
+              </w:rPr>
+              <w:t xml:space="preserve">K0WLY-XXXX (unique per unit)</w:t>
+            </w:r>
+          </w:p>
+        </w:tc>
+      </w:tr>
+    </w:tbl>
+    <w:p>
+      <w:pPr>
+        <w:spacing w:after="120"/>
+      </w:pPr>
+      <w:r>
+        <w:t xml:space="preserve"/>
+      </w:r>
+    </w:p>
+    <w:p>
+      <w:pPr>
+        <w:pStyle w:val="Heading1"/>
+      </w:pPr>
+      <w:r>
+        <w:rPr>
+          <w:rFonts w:ascii="Arial" w:cs="Arial" w:eastAsia="Arial" w:hAnsi="Arial"/>
+          <w:b/>
+          <w:bCs/>
+          <w:color w:val="2E4057"/>
+          <w:sz w:val="32"/>
+          <w:szCs w:val="32"/>
+        </w:rPr>
+        <w:t xml:space="preserve">8. Firmware Information</w:t>
+      </w:r>
+    </w:p>
+    <w:tbl>
+      <w:tblPr>
+        <w:tblW w:type="dxa" w:w="9360"/>
+        <w:tblBorders>
+          <w:top w:val="single" w:color="auto" w:sz="4"/>
+          <w:left w:val="single" w:color="auto" w:sz="4"/>
+          <w:bottom w:val="single" w:color="auto" w:sz="4"/>
+          <w:right w:val="single" w:color="auto" w:sz="4"/>
+          <w:insideH w:val="single" w:color="auto" w:sz="4"/>
+          <w:insideV w:val="single" w:color="auto" w:sz="4"/>
+        </w:tblBorders>
+      </w:tblPr>
+      <w:tblGrid>
+        <w:gridCol w:w="3000"/>
+        <w:gridCol w:w="6360"/>
+      </w:tblGrid>
+      <w:tr>
+        <w:tc>
+          <w:tcPr>
+            <w:tcW w:type="dxa" w:w="3000"/>
+            <w:tcBorders>
+              <w:top w:val="single" w:color="CCCCCC" w:sz="1"/>
+              <w:left w:val="single" w:color="CCCCCC" w:sz="1"/>
+              <w:bottom w:val="single" w:color="CCCCCC" w:sz="1"/>
+              <w:right w:val="single" w:color="CCCCCC" w:sz="1"/>
+            </w:tcBorders>
+            <w:shd w:fill="048A81" w:val="clear"/>
+            <w:tcMar>
+              <w:top w:type="dxa" w:w="80"/>
+              <w:left w:type="dxa" w:w="120"/>
+              <w:bottom w:type="dxa" w:w="80"/>
+              <w:right w:type="dxa" w:w="120"/>
+            </w:tcMar>
+          </w:tcPr>
+          <w:p>
+            <w:r>
+              <w:rPr>
+                <w:rFonts w:ascii="Arial" w:cs="Arial" w:eastAsia="Arial" w:hAnsi="Arial"/>
+                <w:b/>
+                <w:bCs/>
+                <w:color w:val="FFFFFF"/>
+                <w:sz w:val="20"/>
+                <w:szCs w:val="20"/>
+              </w:rPr>
+              <w:t xml:space="preserve">Item</w:t>
+            </w:r>
+          </w:p>
+        </w:tc>
+        <w:tc>
+          <w:tcPr>
+            <w:tcW w:type="dxa" w:w="6360"/>
+            <w:tcBorders>
+              <w:top w:val="single" w:color="CCCCCC" w:sz="1"/>
+              <w:left w:val="single" w:color="CCCCCC" w:sz="1"/>
+              <w:bottom w:val="single" w:color="CCCCCC" w:sz="1"/>
+              <w:right w:val="single" w:color="CCCCCC" w:sz="1"/>
+            </w:tcBorders>
+            <w:shd w:fill="048A81" w:val="clear"/>
+            <w:tcMar>
+              <w:top w:type="dxa" w:w="80"/>
+              <w:left w:type="dxa" w:w="120"/>
+              <w:bottom w:type="dxa" w:w="80"/>
+              <w:right w:type="dxa" w:w="120"/>
+            </w:tcMar>
+          </w:tcPr>
+          <w:p>
+            <w:r>
+              <w:rPr>
+                <w:rFonts w:ascii="Arial" w:cs="Arial" w:eastAsia="Arial" w:hAnsi="Arial"/>
+                <w:b/>
+                <w:bCs/>
+                <w:color w:val="FFFFFF"/>
+                <w:sz w:val="20"/>
+                <w:szCs w:val="20"/>
+              </w:rPr>
+              <w:t xml:space="preserve">Details</w:t>
+            </w:r>
+          </w:p>
+        </w:tc>
+      </w:tr>
+      <w:tr>
+        <w:tc>
+          <w:tcPr>
+            <w:tcW w:type="dxa" w:w="3000"/>
+            <w:tcBorders>
+              <w:top w:val="single" w:color="CCCCCC" w:sz="1"/>
+              <w:left w:val="single" w:color="CCCCCC" w:sz="1"/>
+              <w:bottom w:val="single" w:color="CCCCCC" w:sz="1"/>
+              <w:right w:val="single" w:color="CCCCCC" w:sz="1"/>
+            </w:tcBorders>
+            <w:shd w:fill="F9F9F9" w:val="clear"/>
+            <w:tcMar>
+              <w:top w:type="dxa" w:w="80"/>
+              <w:left w:type="dxa" w:w="120"/>
+              <w:bottom w:type="dxa" w:w="80"/>
+              <w:right w:type="dxa" w:w="120"/>
+            </w:tcMar>
+          </w:tcPr>
+          <w:p>
+            <w:r>
+              <w:rPr>
+                <w:rFonts w:ascii="Arial" w:cs="Arial" w:eastAsia="Arial" w:hAnsi="Arial"/>
+                <w:b w:val="false"/>
+                <w:bCs w:val="false"/>
+                <w:color w:val="333333"/>
+                <w:sz w:val="20"/>
+                <w:szCs w:val="20"/>
+              </w:rPr>
+              <w:t xml:space="preserve">Platform</w:t>
+            </w:r>
+          </w:p>
+        </w:tc>
+        <w:tc>
+          <w:tcPr>
+            <w:tcW w:type="dxa" w:w="6360"/>
+            <w:tcBorders>
+              <w:top w:val="single" w:color="CCCCCC" w:sz="1"/>
+              <w:left w:val="single" w:color="CCCCCC" w:sz="1"/>
+              <w:bottom w:val="single" w:color="CCCCCC" w:sz="1"/>
+              <w:right w:val="single" w:color="CCCCCC" w:sz="1"/>
+            </w:tcBorders>
+            <w:shd w:fill="F9F9F9" w:val="clear"/>
+            <w:tcMar>
+              <w:top w:type="dxa" w:w="80"/>
+              <w:left w:type="dxa" w:w="120"/>
+              <w:bottom w:type="dxa" w:w="80"/>
+              <w:right w:type="dxa" w:w="120"/>
+            </w:tcMar>
+          </w:tcPr>
+          <w:p>
+            <w:r>
+              <w:rPr>
+                <w:rFonts w:ascii="Arial" w:cs="Arial" w:eastAsia="Arial" w:hAnsi="Arial"/>
+                <w:b w:val="false"/>
+                <w:bCs w:val="false"/>
+                <w:color w:val="333333"/>
+                <w:sz w:val="20"/>
+                <w:szCs w:val="20"/>
+              </w:rPr>
+              <w:t xml:space="preserve">ESP32-S3 (LilyGO T-Display S3 AMOLED)</w:t>
+            </w:r>
+          </w:p>
+        </w:tc>
+      </w:tr>
+      <w:tr>
+        <w:tc>
+          <w:tcPr>
+            <w:tcW w:type="dxa" w:w="3000"/>
+            <w:tcBorders>
+              <w:top w:val="single" w:color="CCCCCC" w:sz="1"/>
+              <w:left w:val="single" w:color="CCCCCC" w:sz="1"/>
+              <w:bottom w:val="single" w:color="CCCCCC" w:sz="1"/>
+              <w:right w:val="single" w:color="CCCCCC" w:sz="1"/>
+            </w:tcBorders>
+            <w:shd w:fill="F9F9F9" w:val="clear"/>
+            <w:tcMar>
+              <w:top w:type="dxa" w:w="80"/>
+              <w:left w:type="dxa" w:w="120"/>
+              <w:bottom w:type="dxa" w:w="80"/>
+              <w:right w:type="dxa" w:w="120"/>
+            </w:tcMar>
+          </w:tcPr>
+          <w:p>
+            <w:r>
+              <w:rPr>
+                <w:rFonts w:ascii="Arial" w:cs="Arial" w:eastAsia="Arial" w:hAnsi="Arial"/>
+                <w:b w:val="false"/>
+                <w:bCs w:val="false"/>
+                <w:color w:val="333333"/>
+                <w:sz w:val="20"/>
+                <w:szCs w:val="20"/>
+              </w:rPr>
+              <w:t xml:space="preserve">Framework</w:t>
+            </w:r>
+          </w:p>
+        </w:tc>
+        <w:tc>
+          <w:tcPr>
+            <w:tcW w:type="dxa" w:w="6360"/>
+            <w:tcBorders>
+              <w:top w:val="single" w:color="CCCCCC" w:sz="1"/>
+              <w:left w:val="single" w:color="CCCCCC" w:sz="1"/>
+              <w:bottom w:val="single" w:color="CCCCCC" w:sz="1"/>
+              <w:right w:val="single" w:color="CCCCCC" w:sz="1"/>
+            </w:tcBorders>
+            <w:shd w:fill="F9F9F9" w:val="clear"/>
+            <w:tcMar>
+              <w:top w:type="dxa" w:w="80"/>
+              <w:left w:type="dxa" w:w="120"/>
+              <w:bottom w:type="dxa" w:w="80"/>
+              <w:right w:type="dxa" w:w="120"/>
+            </w:tcMar>
+          </w:tcPr>
+          <w:p>
+            <w:r>
+              <w:rPr>
+                <w:rFonts w:ascii="Arial" w:cs="Arial" w:eastAsia="Arial" w:hAnsi="Arial"/>
+                <w:b w:val="false"/>
+                <w:bCs w:val="false"/>
+                <w:color w:val="333333"/>
+                <w:sz w:val="20"/>
+                <w:szCs w:val="20"/>
+              </w:rPr>
+              <w:t xml:space="preserve">Arduino via PlatformIO</w:t>
+            </w:r>
+          </w:p>
+        </w:tc>
+      </w:tr>
+      <w:tr>
+        <w:tc>
+          <w:tcPr>
+            <w:tcW w:type="dxa" w:w="3000"/>
+            <w:tcBorders>
+              <w:top w:val="single" w:color="CCCCCC" w:sz="1"/>
+              <w:left w:val="single" w:color="CCCCCC" w:sz="1"/>
+              <w:bottom w:val="single" w:color="CCCCCC" w:sz="1"/>
+              <w:right w:val="single" w:color="CCCCCC" w:sz="1"/>
+            </w:tcBorders>
+            <w:shd w:fill="F9F9F9" w:val="clear"/>
+            <w:tcMar>
+              <w:top w:type="dxa" w:w="80"/>
+              <w:left w:type="dxa" w:w="120"/>
+              <w:bottom w:type="dxa" w:w="80"/>
+              <w:right w:type="dxa" w:w="120"/>
+            </w:tcMar>
+          </w:tcPr>
+          <w:p>
+            <w:r>
+              <w:rPr>
+                <w:rFonts w:ascii="Arial" w:cs="Arial" w:eastAsia="Arial" w:hAnsi="Arial"/>
+                <w:b w:val="false"/>
+                <w:bCs w:val="false"/>
+                <w:color w:val="333333"/>
+                <w:sz w:val="20"/>
+                <w:szCs w:val="20"/>
+              </w:rPr>
+              <w:t xml:space="preserve">Board Definition</w:t>
+            </w:r>
+          </w:p>
+        </w:tc>
+        <w:tc>
+          <w:tcPr>
+            <w:tcW w:type="dxa" w:w="6360"/>
+            <w:tcBorders>
+              <w:top w:val="single" w:color="CCCCCC" w:sz="1"/>
+              <w:left w:val="single" w:color="CCCCCC" w:sz="1"/>
+              <w:bottom w:val="single" w:color="CCCCCC" w:sz="1"/>
+              <w:right w:val="single" w:color="CCCCCC" w:sz="1"/>
+            </w:tcBorders>
+            <w:shd w:fill="F9F9F9" w:val="clear"/>
+            <w:tcMar>
+              <w:top w:type="dxa" w:w="80"/>
+              <w:left w:type="dxa" w:w="120"/>
+              <w:bottom w:type="dxa" w:w="80"/>
+              <w:right w:type="dxa" w:w="120"/>
+            </w:tcMar>
+          </w:tcPr>
+          <w:p>
+            <w:r>
+              <w:rPr>
+                <w:rFonts w:ascii="Arial" w:cs="Arial" w:eastAsia="Arial" w:hAnsi="Arial"/>
+                <w:b w:val="false"/>
+                <w:bCs w:val="false"/>
+                <w:color w:val="333333"/>
+                <w:sz w:val="20"/>
+                <w:szCs w:val="20"/>
+              </w:rPr>
+              <w:t xml:space="preserve">lilygo-t-amoled (custom boards/ folder)</w:t>
+            </w:r>
+          </w:p>
+        </w:tc>
+      </w:tr>
+      <w:tr>
+        <w:tc>
+          <w:tcPr>
+            <w:tcW w:type="dxa" w:w="3000"/>
+            <w:tcBorders>
+              <w:top w:val="single" w:color="CCCCCC" w:sz="1"/>
+              <w:left w:val="single" w:color="CCCCCC" w:sz="1"/>
+              <w:bottom w:val="single" w:color="CCCCCC" w:sz="1"/>
+              <w:right w:val="single" w:color="CCCCCC" w:sz="1"/>
+            </w:tcBorders>
+            <w:shd w:fill="F9F9F9" w:val="clear"/>
+            <w:tcMar>
+              <w:top w:type="dxa" w:w="80"/>
+              <w:left w:type="dxa" w:w="120"/>
+              <w:bottom w:type="dxa" w:w="80"/>
+              <w:right w:type="dxa" w:w="120"/>
+            </w:tcMar>
+          </w:tcPr>
+          <w:p>
+            <w:r>
+              <w:rPr>
+                <w:rFonts w:ascii="Arial" w:cs="Arial" w:eastAsia="Arial" w:hAnsi="Arial"/>
+                <w:b w:val="false"/>
+                <w:bCs w:val="false"/>
+                <w:color w:val="333333"/>
+                <w:sz w:val="20"/>
+                <w:szCs w:val="20"/>
+              </w:rPr>
+              <w:t xml:space="preserve">Display</w:t>
+            </w:r>
+          </w:p>
+        </w:tc>
+        <w:tc>
+          <w:tcPr>
+            <w:tcW w:type="dxa" w:w="6360"/>
+            <w:tcBorders>
+              <w:top w:val="single" w:color="CCCCCC" w:sz="1"/>
+              <w:left w:val="single" w:color="CCCCCC" w:sz="1"/>
+              <w:bottom w:val="single" w:color="CCCCCC" w:sz="1"/>
+              <w:right w:val="single" w:color="CCCCCC" w:sz="1"/>
+            </w:tcBorders>
+            <w:shd w:fill="F9F9F9" w:val="clear"/>
+            <w:tcMar>
+              <w:top w:type="dxa" w:w="80"/>
+              <w:left w:type="dxa" w:w="120"/>
+              <w:bottom w:type="dxa" w:w="80"/>
+              <w:right w:type="dxa" w:w="120"/>
+            </w:tcMar>
+          </w:tcPr>
+          <w:p>
+            <w:r>
+              <w:rPr>
+                <w:rFonts w:ascii="Arial" w:cs="Arial" w:eastAsia="Arial" w:hAnsi="Arial"/>
+                <w:b w:val="false"/>
+                <w:bCs w:val="false"/>
+                <w:color w:val="333333"/>
+                <w:sz w:val="20"/>
+                <w:szCs w:val="20"/>
+              </w:rPr>
+              <w:t xml:space="preserve">RM67162 AMOLED 536×240 QSPI, frame buffer in PSRAM</w:t>
+            </w:r>
+          </w:p>
+        </w:tc>
+      </w:tr>
+      <w:tr>
+        <w:tc>
+          <w:tcPr>
+            <w:tcW w:type="dxa" w:w="3000"/>
+            <w:tcBorders>
+              <w:top w:val="single" w:color="CCCCCC" w:sz="1"/>
+              <w:left w:val="single" w:color="CCCCCC" w:sz="1"/>
+              <w:bottom w:val="single" w:color="CCCCCC" w:sz="1"/>
+              <w:right w:val="single" w:color="CCCCCC" w:sz="1"/>
+            </w:tcBorders>
+            <w:shd w:fill="F9F9F9" w:val="clear"/>
+            <w:tcMar>
+              <w:top w:type="dxa" w:w="80"/>
+              <w:left w:type="dxa" w:w="120"/>
+              <w:bottom w:type="dxa" w:w="80"/>
+              <w:right w:type="dxa" w:w="120"/>
+            </w:tcMar>
+          </w:tcPr>
+          <w:p>
+            <w:r>
+              <w:rPr>
+                <w:rFonts w:ascii="Arial" w:cs="Arial" w:eastAsia="Arial" w:hAnsi="Arial"/>
+                <w:b w:val="false"/>
+                <w:bCs w:val="false"/>
+                <w:color w:val="333333"/>
+                <w:sz w:val="20"/>
+                <w:szCs w:val="20"/>
+              </w:rPr>
+              <w:t xml:space="preserve">WiFi</w:t>
+            </w:r>
+          </w:p>
+        </w:tc>
+        <w:tc>
+          <w:tcPr>
+            <w:tcW w:type="dxa" w:w="6360"/>
+            <w:tcBorders>
+              <w:top w:val="single" w:color="CCCCCC" w:sz="1"/>
+              <w:left w:val="single" w:color="CCCCCC" w:sz="1"/>
+              <w:bottom w:val="single" w:color="CCCCCC" w:sz="1"/>
+              <w:right w:val="single" w:color="CCCCCC" w:sz="1"/>
+            </w:tcBorders>
+            <w:shd w:fill="F9F9F9" w:val="clear"/>
+            <w:tcMar>
+              <w:top w:type="dxa" w:w="80"/>
+              <w:left w:type="dxa" w:w="120"/>
+              <w:bottom w:type="dxa" w:w="80"/>
+              <w:right w:type="dxa" w:w="120"/>
+            </w:tcMar>
+          </w:tcPr>
+          <w:p>
+            <w:r>
+              <w:rPr>
+                <w:rFonts w:ascii="Arial" w:cs="Arial" w:eastAsia="Arial" w:hAnsi="Arial"/>
+                <w:b w:val="false"/>
+                <w:bCs w:val="false"/>
+                <w:color w:val="333333"/>
+                <w:sz w:val="20"/>
+                <w:szCs w:val="20"/>
+              </w:rPr>
+              <w:t xml:space="preserve">AP+STA: ESPAsyncWebServer (AP) + ESP-NOW (peer)</w:t>
+            </w:r>
+          </w:p>
+        </w:tc>
+      </w:tr>
+      <w:tr>
+        <w:tc>
+          <w:tcPr>
+            <w:tcW w:type="dxa" w:w="3000"/>
+            <w:tcBorders>
+              <w:top w:val="single" w:color="CCCCCC" w:sz="1"/>
+              <w:left w:val="single" w:color="CCCCCC" w:sz="1"/>
+              <w:bottom w:val="single" w:color="CCCCCC" w:sz="1"/>
+              <w:right w:val="single" w:color="CCCCCC" w:sz="1"/>
+            </w:tcBorders>
+            <w:shd w:fill="F9F9F9" w:val="clear"/>
+            <w:tcMar>
+              <w:top w:type="dxa" w:w="80"/>
+              <w:left w:type="dxa" w:w="120"/>
+              <w:bottom w:type="dxa" w:w="80"/>
+              <w:right w:type="dxa" w:w="120"/>
+            </w:tcMar>
+          </w:tcPr>
+          <w:p>
+            <w:r>
+              <w:rPr>
+                <w:rFonts w:ascii="Arial" w:cs="Arial" w:eastAsia="Arial" w:hAnsi="Arial"/>
+                <w:b w:val="false"/>
+                <w:bCs w:val="false"/>
+                <w:color w:val="333333"/>
+                <w:sz w:val="20"/>
+                <w:szCs w:val="20"/>
+              </w:rPr>
+              <w:t xml:space="preserve">File Storage</w:t>
+            </w:r>
+          </w:p>
+        </w:tc>
+        <w:tc>
+          <w:tcPr>
+            <w:tcW w:type="dxa" w:w="6360"/>
+            <w:tcBorders>
+              <w:top w:val="single" w:color="CCCCCC" w:sz="1"/>
+              <w:left w:val="single" w:color="CCCCCC" w:sz="1"/>
+              <w:bottom w:val="single" w:color="CCCCCC" w:sz="1"/>
+              <w:right w:val="single" w:color="CCCCCC" w:sz="1"/>
+            </w:tcBorders>
+            <w:shd w:fill="F9F9F9" w:val="clear"/>
+            <w:tcMar>
+              <w:top w:type="dxa" w:w="80"/>
+              <w:left w:type="dxa" w:w="120"/>
+              <w:bottom w:type="dxa" w:w="80"/>
+              <w:right w:type="dxa" w:w="120"/>
+            </w:tcMar>
+          </w:tcPr>
+          <w:p>
+            <w:r>
+              <w:rPr>
+                <w:rFonts w:ascii="Arial" w:cs="Arial" w:eastAsia="Arial" w:hAnsi="Arial"/>
+                <w:b w:val="false"/>
+                <w:bCs w:val="false"/>
+                <w:color w:val="333333"/>
+                <w:sz w:val="20"/>
+                <w:szCs w:val="20"/>
+              </w:rPr>
+              <w:t xml:space="preserve">LittleFS on internal flash</w:t>
+            </w:r>
+          </w:p>
+        </w:tc>
+      </w:tr>
+      <w:tr>
+        <w:tc>
+          <w:tcPr>
+            <w:tcW w:type="dxa" w:w="3000"/>
+            <w:tcBorders>
+              <w:top w:val="single" w:color="CCCCCC" w:sz="1"/>
+              <w:left w:val="single" w:color="CCCCCC" w:sz="1"/>
+              <w:bottom w:val="single" w:color="CCCCCC" w:sz="1"/>
+              <w:right w:val="single" w:color="CCCCCC" w:sz="1"/>
+            </w:tcBorders>
+            <w:shd w:fill="F9F9F9" w:val="clear"/>
+            <w:tcMar>
+              <w:top w:type="dxa" w:w="80"/>
+              <w:left w:type="dxa" w:w="120"/>
+              <w:bottom w:type="dxa" w:w="80"/>
+              <w:right w:type="dxa" w:w="120"/>
+            </w:tcMar>
+          </w:tcPr>
+          <w:p>
+            <w:r>
+              <w:rPr>
+                <w:rFonts w:ascii="Arial" w:cs="Arial" w:eastAsia="Arial" w:hAnsi="Arial"/>
+                <w:b w:val="false"/>
+                <w:bCs w:val="false"/>
+                <w:color w:val="333333"/>
+                <w:sz w:val="20"/>
+                <w:szCs w:val="20"/>
+              </w:rPr>
+              <w:t xml:space="preserve">Keyer Task</w:t>
+            </w:r>
+          </w:p>
+        </w:tc>
+        <w:tc>
+          <w:tcPr>
+            <w:tcW w:type="dxa" w:w="6360"/>
+            <w:tcBorders>
+              <w:top w:val="single" w:color="CCCCCC" w:sz="1"/>
+              <w:left w:val="single" w:color="CCCCCC" w:sz="1"/>
+              <w:bottom w:val="single" w:color="CCCCCC" w:sz="1"/>
+              <w:right w:val="single" w:color="CCCCCC" w:sz="1"/>
+            </w:tcBorders>
+            <w:shd w:fill="F9F9F9" w:val="clear"/>
+            <w:tcMar>
+              <w:top w:type="dxa" w:w="80"/>
+              <w:left w:type="dxa" w:w="120"/>
+              <w:bottom w:type="dxa" w:w="80"/>
+              <w:right w:type="dxa" w:w="120"/>
+            </w:tcMar>
+          </w:tcPr>
+          <w:p>
+            <w:r>
+              <w:rPr>
+                <w:rFonts w:ascii="Arial" w:cs="Arial" w:eastAsia="Arial" w:hAnsi="Arial"/>
+                <w:b w:val="false"/>
+                <w:bCs w:val="false"/>
+                <w:color w:val="333333"/>
+                <w:sz w:val="20"/>
+                <w:szCs w:val="20"/>
+              </w:rPr>
+              <w:t xml:space="preserve">FreeRTOS Core 1, 1ms resolution</w:t>
+            </w:r>
+          </w:p>
+        </w:tc>
+      </w:tr>
+      <w:tr>
+        <w:tc>
+          <w:tcPr>
+            <w:tcW w:type="dxa" w:w="3000"/>
+            <w:tcBorders>
+              <w:top w:val="single" w:color="CCCCCC" w:sz="1"/>
+              <w:left w:val="single" w:color="CCCCCC" w:sz="1"/>
+              <w:bottom w:val="single" w:color="CCCCCC" w:sz="1"/>
+              <w:right w:val="single" w:color="CCCCCC" w:sz="1"/>
+            </w:tcBorders>
+            <w:shd w:fill="F9F9F9" w:val="clear"/>
+            <w:tcMar>
+              <w:top w:type="dxa" w:w="80"/>
+              <w:left w:type="dxa" w:w="120"/>
+              <w:bottom w:type="dxa" w:w="80"/>
+              <w:right w:type="dxa" w:w="120"/>
+            </w:tcMar>
+          </w:tcPr>
+          <w:p>
+            <w:r>
+              <w:rPr>
+                <w:rFonts w:ascii="Arial" w:cs="Arial" w:eastAsia="Arial" w:hAnsi="Arial"/>
+                <w:b w:val="false"/>
+                <w:bCs w:val="false"/>
+                <w:color w:val="333333"/>
+                <w:sz w:val="20"/>
+                <w:szCs w:val="20"/>
+              </w:rPr>
+              <w:t xml:space="preserve">WiFi/Display/Web</w:t>
+            </w:r>
+          </w:p>
+        </w:tc>
+        <w:tc>
+          <w:tcPr>
+            <w:tcW w:type="dxa" w:w="6360"/>
+            <w:tcBorders>
+              <w:top w:val="single" w:color="CCCCCC" w:sz="1"/>
+              <w:left w:val="single" w:color="CCCCCC" w:sz="1"/>
+              <w:bottom w:val="single" w:color="CCCCCC" w:sz="1"/>
+              <w:right w:val="single" w:color="CCCCCC" w:sz="1"/>
+            </w:tcBorders>
+            <w:shd w:fill="F9F9F9" w:val="clear"/>
+            <w:tcMar>
+              <w:top w:type="dxa" w:w="80"/>
+              <w:left w:type="dxa" w:w="120"/>
+              <w:bottom w:type="dxa" w:w="80"/>
+              <w:right w:type="dxa" w:w="120"/>
+            </w:tcMar>
+          </w:tcPr>
+          <w:p>
+            <w:r>
+              <w:rPr>
+                <w:rFonts w:ascii="Arial" w:cs="Arial" w:eastAsia="Arial" w:hAnsi="Arial"/>
+                <w:b w:val="false"/>
+                <w:bCs w:val="false"/>
+                <w:color w:val="333333"/>
+                <w:sz w:val="20"/>
+                <w:szCs w:val="20"/>
+              </w:rPr>
+              <w:t xml:space="preserve">Core 0</w:t>
+            </w:r>
+          </w:p>
+        </w:tc>
+      </w:tr>
+      <w:tr>
+        <w:tc>
+          <w:tcPr>
+            <w:tcW w:type="dxa" w:w="3000"/>
+            <w:tcBorders>
+              <w:top w:val="single" w:color="CCCCCC" w:sz="1"/>
+              <w:left w:val="single" w:color="CCCCCC" w:sz="1"/>
+              <w:bottom w:val="single" w:color="CCCCCC" w:sz="1"/>
+              <w:right w:val="single" w:color="CCCCCC" w:sz="1"/>
+            </w:tcBorders>
+            <w:shd w:fill="F9F9F9" w:val="clear"/>
+            <w:tcMar>
+              <w:top w:type="dxa" w:w="80"/>
+              <w:left w:type="dxa" w:w="120"/>
+              <w:bottom w:type="dxa" w:w="80"/>
+              <w:right w:type="dxa" w:w="120"/>
+            </w:tcMar>
+          </w:tcPr>
+          <w:p>
+            <w:r>
+              <w:rPr>
+                <w:rFonts w:ascii="Arial" w:cs="Arial" w:eastAsia="Arial" w:hAnsi="Arial"/>
+                <w:b w:val="false"/>
+                <w:bCs w:val="false"/>
+                <w:color w:val="333333"/>
+                <w:sz w:val="20"/>
+                <w:szCs w:val="20"/>
+              </w:rPr>
+              <w:t xml:space="preserve">CW Standard</w:t>
+            </w:r>
+          </w:p>
+        </w:tc>
+        <w:tc>
+          <w:tcPr>
+            <w:tcW w:type="dxa" w:w="6360"/>
+            <w:tcBorders>
+              <w:top w:val="single" w:color="CCCCCC" w:sz="1"/>
+              <w:left w:val="single" w:color="CCCCCC" w:sz="1"/>
+              <w:bottom w:val="single" w:color="CCCCCC" w:sz="1"/>
+              <w:right w:val="single" w:color="CCCCCC" w:sz="1"/>
+            </w:tcBorders>
+            <w:shd w:fill="F9F9F9" w:val="clear"/>
+            <w:tcMar>
+              <w:top w:type="dxa" w:w="80"/>
+              <w:left w:type="dxa" w:w="120"/>
+              <w:bottom w:type="dxa" w:w="80"/>
+              <w:right w:type="dxa" w:w="120"/>
+            </w:tcMar>
+          </w:tcPr>
+          <w:p>
+            <w:r>
+              <w:rPr>
+                <w:rFonts w:ascii="Arial" w:cs="Arial" w:eastAsia="Arial" w:hAnsi="Arial"/>
+                <w:b w:val="false"/>
+                <w:bCs w:val="false"/>
+                <w:color w:val="333333"/>
+                <w:sz w:val="20"/>
+                <w:szCs w:val="20"/>
+              </w:rPr>
+              <w:t xml:space="preserve">PARIS (ITU-R M.1677-1)</w:t>
+            </w:r>
+          </w:p>
+        </w:tc>
+      </w:tr>
+      <w:tr>
+        <w:tc>
+          <w:tcPr>
+            <w:tcW w:type="dxa" w:w="3000"/>
+            <w:tcBorders>
+              <w:top w:val="single" w:color="CCCCCC" w:sz="1"/>
+              <w:left w:val="single" w:color="CCCCCC" w:sz="1"/>
+              <w:bottom w:val="single" w:color="CCCCCC" w:sz="1"/>
+              <w:right w:val="single" w:color="CCCCCC" w:sz="1"/>
+            </w:tcBorders>
+            <w:shd w:fill="F9F9F9" w:val="clear"/>
+            <w:tcMar>
+              <w:top w:type="dxa" w:w="80"/>
+              <w:left w:type="dxa" w:w="120"/>
+              <w:bottom w:type="dxa" w:w="80"/>
+              <w:right w:type="dxa" w:w="120"/>
+            </w:tcMar>
+          </w:tcPr>
+          <w:p>
+            <w:r>
+              <w:rPr>
+                <w:rFonts w:ascii="Arial" w:cs="Arial" w:eastAsia="Arial" w:hAnsi="Arial"/>
+                <w:b w:val="false"/>
+                <w:bCs w:val="false"/>
+                <w:color w:val="333333"/>
+                <w:sz w:val="20"/>
+                <w:szCs w:val="20"/>
+              </w:rPr>
+              <w:t xml:space="preserve">License</w:t>
+            </w:r>
+          </w:p>
+        </w:tc>
+        <w:tc>
+          <w:tcPr>
+            <w:tcW w:type="dxa" w:w="6360"/>
+            <w:tcBorders>
+              <w:top w:val="single" w:color="CCCCCC" w:sz="1"/>
+              <w:left w:val="single" w:color="CCCCCC" w:sz="1"/>
+              <w:bottom w:val="single" w:color="CCCCCC" w:sz="1"/>
+              <w:right w:val="single" w:color="CCCCCC" w:sz="1"/>
+            </w:tcBorders>
+            <w:shd w:fill="F9F9F9" w:val="clear"/>
+            <w:tcMar>
+              <w:top w:type="dxa" w:w="80"/>
+              <w:left w:type="dxa" w:w="120"/>
+              <w:bottom w:type="dxa" w:w="80"/>
+              <w:right w:type="dxa" w:w="120"/>
+            </w:tcMar>
+          </w:tcPr>
+          <w:p>
+            <w:r>
+              <w:rPr>
+                <w:rFonts w:ascii="Arial" w:cs="Arial" w:eastAsia="Arial" w:hAnsi="Arial"/>
+                <w:b w:val="false"/>
+                <w:bCs w:val="false"/>
+                <w:color w:val="333333"/>
+                <w:sz w:val="20"/>
+                <w:szCs w:val="20"/>
+              </w:rPr>
+              <w:t xml:space="preserve">CERN-OHL-W v2 / CC BY 4.0</w:t>
+            </w:r>
+          </w:p>
+        </w:tc>
+      </w:tr>
+    </w:tbl>
+    <w:p>
+      <w:pPr>
+        <w:spacing w:after="120"/>
+      </w:pPr>
+      <w:r>
+        <w:t xml:space="preserve"/>
+      </w:r>
+    </w:p>
+    <w:p>
+      <w:pPr>
+        <w:pStyle w:val="Heading1"/>
+      </w:pPr>
+      <w:r>
+        <w:rPr>
+          <w:rFonts w:ascii="Arial" w:cs="Arial" w:eastAsia="Arial" w:hAnsi="Arial"/>
+          <w:b/>
+          <w:bCs/>
+          <w:color w:val="2E4057"/>
+          <w:sz w:val="32"/>
+          <w:szCs w:val="32"/>
+        </w:rPr>
+        <w:t xml:space="preserve">9. Troubleshooting</w:t>
       </w:r>
     </w:p>
     <w:tbl>
@@ -4876,7 +6218,7 @@
                 <w:sz w:val="20"/>
                 <w:szCs w:val="20"/>
               </w:rPr>
-              <w:t xml:space="preserve">Element</w:t>
+              <w:t xml:space="preserve">Symptom</w:t>
             </w:r>
           </w:p>
         </w:tc>
@@ -4907,7 +6249,7 @@
                 <w:sz w:val="20"/>
                 <w:szCs w:val="20"/>
               </w:rPr>
-              <w:t xml:space="preserve">Duration</w:t>
+              <w:t xml:space="preserve">Likely Cause</w:t>
             </w:r>
           </w:p>
         </w:tc>
@@ -4938,7 +6280,7 @@
                 <w:sz w:val="20"/>
                 <w:szCs w:val="20"/>
               </w:rPr>
-              <w:t xml:space="preserve">At 20 WPM (60ms dit)</w:t>
+              <w:t xml:space="preserve">Fix</w:t>
             </w:r>
           </w:p>
         </w:tc>
@@ -4971,69 +6313,69 @@
                 <w:sz w:val="20"/>
                 <w:szCs w:val="20"/>
               </w:rPr>
-              <w:t xml:space="preserve">Dit</w:t>
-            </w:r>
-          </w:p>
-        </w:tc>
-        <w:tc>
-          <w:tcPr>
-            <w:tcW w:type="dxa" w:w="3120"/>
-            <w:tcBorders>
-              <w:top w:val="single" w:color="CCCCCC" w:sz="1"/>
-              <w:left w:val="single" w:color="CCCCCC" w:sz="1"/>
-              <w:bottom w:val="single" w:color="CCCCCC" w:sz="1"/>
-              <w:right w:val="single" w:color="CCCCCC" w:sz="1"/>
-            </w:tcBorders>
-            <w:shd w:fill="F5F5F5" w:val="clear"/>
-            <w:tcMar>
-              <w:top w:type="dxa" w:w="80"/>
-              <w:left w:type="dxa" w:w="120"/>
-              <w:bottom w:type="dxa" w:w="80"/>
-              <w:right w:type="dxa" w:w="120"/>
-            </w:tcMar>
-          </w:tcPr>
-          <w:p>
-            <w:r>
-              <w:rPr>
-                <w:rFonts w:ascii="Arial" w:cs="Arial" w:eastAsia="Arial" w:hAnsi="Arial"/>
-                <w:b w:val="false"/>
-                <w:bCs w:val="false"/>
-                <w:color w:val="333333"/>
-                <w:sz w:val="20"/>
-                <w:szCs w:val="20"/>
-              </w:rPr>
-              <w:t xml:space="preserve">1 × dit length</w:t>
-            </w:r>
-          </w:p>
-        </w:tc>
-        <w:tc>
-          <w:tcPr>
-            <w:tcW w:type="dxa" w:w="3120"/>
-            <w:tcBorders>
-              <w:top w:val="single" w:color="CCCCCC" w:sz="1"/>
-              <w:left w:val="single" w:color="CCCCCC" w:sz="1"/>
-              <w:bottom w:val="single" w:color="CCCCCC" w:sz="1"/>
-              <w:right w:val="single" w:color="CCCCCC" w:sz="1"/>
-            </w:tcBorders>
-            <w:shd w:fill="F5F5F5" w:val="clear"/>
-            <w:tcMar>
-              <w:top w:type="dxa" w:w="80"/>
-              <w:left w:type="dxa" w:w="120"/>
-              <w:bottom w:type="dxa" w:w="80"/>
-              <w:right w:type="dxa" w:w="120"/>
-            </w:tcMar>
-          </w:tcPr>
-          <w:p>
-            <w:r>
-              <w:rPr>
-                <w:rFonts w:ascii="Arial" w:cs="Arial" w:eastAsia="Arial" w:hAnsi="Arial"/>
-                <w:b w:val="false"/>
-                <w:bCs w:val="false"/>
-                <w:color w:val="333333"/>
-                <w:sz w:val="20"/>
-                <w:szCs w:val="20"/>
-              </w:rPr>
-              <w:t xml:space="preserve">60 ms</w:t>
+              <w:t xml:space="preserve">No display on boot</w:t>
+            </w:r>
+          </w:p>
+        </w:tc>
+        <w:tc>
+          <w:tcPr>
+            <w:tcW w:type="dxa" w:w="3120"/>
+            <w:tcBorders>
+              <w:top w:val="single" w:color="CCCCCC" w:sz="1"/>
+              <w:left w:val="single" w:color="CCCCCC" w:sz="1"/>
+              <w:bottom w:val="single" w:color="CCCCCC" w:sz="1"/>
+              <w:right w:val="single" w:color="CCCCCC" w:sz="1"/>
+            </w:tcBorders>
+            <w:shd w:fill="F5F5F5" w:val="clear"/>
+            <w:tcMar>
+              <w:top w:type="dxa" w:w="80"/>
+              <w:left w:type="dxa" w:w="120"/>
+              <w:bottom w:type="dxa" w:w="80"/>
+              <w:right w:type="dxa" w:w="120"/>
+            </w:tcMar>
+          </w:tcPr>
+          <w:p>
+            <w:r>
+              <w:rPr>
+                <w:rFonts w:ascii="Arial" w:cs="Arial" w:eastAsia="Arial" w:hAnsi="Arial"/>
+                <w:b w:val="false"/>
+                <w:bCs w:val="false"/>
+                <w:color w:val="333333"/>
+                <w:sz w:val="20"/>
+                <w:szCs w:val="20"/>
+              </w:rPr>
+              <w:t xml:space="preserve">Crash/flash issue</w:t>
+            </w:r>
+          </w:p>
+        </w:tc>
+        <w:tc>
+          <w:tcPr>
+            <w:tcW w:type="dxa" w:w="3120"/>
+            <w:tcBorders>
+              <w:top w:val="single" w:color="CCCCCC" w:sz="1"/>
+              <w:left w:val="single" w:color="CCCCCC" w:sz="1"/>
+              <w:bottom w:val="single" w:color="CCCCCC" w:sz="1"/>
+              <w:right w:val="single" w:color="CCCCCC" w:sz="1"/>
+            </w:tcBorders>
+            <w:shd w:fill="F5F5F5" w:val="clear"/>
+            <w:tcMar>
+              <w:top w:type="dxa" w:w="80"/>
+              <w:left w:type="dxa" w:w="120"/>
+              <w:bottom w:type="dxa" w:w="80"/>
+              <w:right w:type="dxa" w:w="120"/>
+            </w:tcMar>
+          </w:tcPr>
+          <w:p>
+            <w:r>
+              <w:rPr>
+                <w:rFonts w:ascii="Arial" w:cs="Arial" w:eastAsia="Arial" w:hAnsi="Arial"/>
+                <w:b w:val="false"/>
+                <w:bCs w:val="false"/>
+                <w:color w:val="333333"/>
+                <w:sz w:val="20"/>
+                <w:szCs w:val="20"/>
+              </w:rPr>
+              <w:t xml:space="preserve">Hold BOOT, press RST, reflash</w:t>
             </w:r>
           </w:p>
         </w:tc>
@@ -5066,69 +6408,69 @@
                 <w:sz w:val="20"/>
                 <w:szCs w:val="20"/>
               </w:rPr>
-              <w:t xml:space="preserve">Dah</w:t>
-            </w:r>
-          </w:p>
-        </w:tc>
-        <w:tc>
-          <w:tcPr>
-            <w:tcW w:type="dxa" w:w="3120"/>
-            <w:tcBorders>
-              <w:top w:val="single" w:color="CCCCCC" w:sz="1"/>
-              <w:left w:val="single" w:color="CCCCCC" w:sz="1"/>
-              <w:bottom w:val="single" w:color="CCCCCC" w:sz="1"/>
-              <w:right w:val="single" w:color="CCCCCC" w:sz="1"/>
-            </w:tcBorders>
-            <w:shd w:fill="F5F5F5" w:val="clear"/>
-            <w:tcMar>
-              <w:top w:type="dxa" w:w="80"/>
-              <w:left w:type="dxa" w:w="120"/>
-              <w:bottom w:type="dxa" w:w="80"/>
-              <w:right w:type="dxa" w:w="120"/>
-            </w:tcMar>
-          </w:tcPr>
-          <w:p>
-            <w:r>
-              <w:rPr>
-                <w:rFonts w:ascii="Arial" w:cs="Arial" w:eastAsia="Arial" w:hAnsi="Arial"/>
-                <w:b w:val="false"/>
-                <w:bCs w:val="false"/>
-                <w:color w:val="333333"/>
-                <w:sz w:val="20"/>
-                <w:szCs w:val="20"/>
-              </w:rPr>
-              <w:t xml:space="preserve">3 × dit length</w:t>
-            </w:r>
-          </w:p>
-        </w:tc>
-        <w:tc>
-          <w:tcPr>
-            <w:tcW w:type="dxa" w:w="3120"/>
-            <w:tcBorders>
-              <w:top w:val="single" w:color="CCCCCC" w:sz="1"/>
-              <w:left w:val="single" w:color="CCCCCC" w:sz="1"/>
-              <w:bottom w:val="single" w:color="CCCCCC" w:sz="1"/>
-              <w:right w:val="single" w:color="CCCCCC" w:sz="1"/>
-            </w:tcBorders>
-            <w:shd w:fill="F5F5F5" w:val="clear"/>
-            <w:tcMar>
-              <w:top w:type="dxa" w:w="80"/>
-              <w:left w:type="dxa" w:w="120"/>
-              <w:bottom w:type="dxa" w:w="80"/>
-              <w:right w:type="dxa" w:w="120"/>
-            </w:tcMar>
-          </w:tcPr>
-          <w:p>
-            <w:r>
-              <w:rPr>
-                <w:rFonts w:ascii="Arial" w:cs="Arial" w:eastAsia="Arial" w:hAnsi="Arial"/>
-                <w:b w:val="false"/>
-                <w:bCs w:val="false"/>
-                <w:color w:val="333333"/>
-                <w:sz w:val="20"/>
-                <w:szCs w:val="20"/>
-              </w:rPr>
-              <w:t xml:space="preserve">180 ms</w:t>
+              <w:t xml:space="preserve">Always SOLO</w:t>
+            </w:r>
+          </w:p>
+        </w:tc>
+        <w:tc>
+          <w:tcPr>
+            <w:tcW w:type="dxa" w:w="3120"/>
+            <w:tcBorders>
+              <w:top w:val="single" w:color="CCCCCC" w:sz="1"/>
+              <w:left w:val="single" w:color="CCCCCC" w:sz="1"/>
+              <w:bottom w:val="single" w:color="CCCCCC" w:sz="1"/>
+              <w:right w:val="single" w:color="CCCCCC" w:sz="1"/>
+            </w:tcBorders>
+            <w:shd w:fill="F5F5F5" w:val="clear"/>
+            <w:tcMar>
+              <w:top w:type="dxa" w:w="80"/>
+              <w:left w:type="dxa" w:w="120"/>
+              <w:bottom w:type="dxa" w:w="80"/>
+              <w:right w:type="dxa" w:w="120"/>
+            </w:tcMar>
+          </w:tcPr>
+          <w:p>
+            <w:r>
+              <w:rPr>
+                <w:rFonts w:ascii="Arial" w:cs="Arial" w:eastAsia="Arial" w:hAnsi="Arial"/>
+                <w:b w:val="false"/>
+                <w:bCs w:val="false"/>
+                <w:color w:val="333333"/>
+                <w:sz w:val="20"/>
+                <w:szCs w:val="20"/>
+              </w:rPr>
+              <w:t xml:space="preserve">Peer out of range</w:t>
+            </w:r>
+          </w:p>
+        </w:tc>
+        <w:tc>
+          <w:tcPr>
+            <w:tcW w:type="dxa" w:w="3120"/>
+            <w:tcBorders>
+              <w:top w:val="single" w:color="CCCCCC" w:sz="1"/>
+              <w:left w:val="single" w:color="CCCCCC" w:sz="1"/>
+              <w:bottom w:val="single" w:color="CCCCCC" w:sz="1"/>
+              <w:right w:val="single" w:color="CCCCCC" w:sz="1"/>
+            </w:tcBorders>
+            <w:shd w:fill="F5F5F5" w:val="clear"/>
+            <w:tcMar>
+              <w:top w:type="dxa" w:w="80"/>
+              <w:left w:type="dxa" w:w="120"/>
+              <w:bottom w:type="dxa" w:w="80"/>
+              <w:right w:type="dxa" w:w="120"/>
+            </w:tcMar>
+          </w:tcPr>
+          <w:p>
+            <w:r>
+              <w:rPr>
+                <w:rFonts w:ascii="Arial" w:cs="Arial" w:eastAsia="Arial" w:hAnsi="Arial"/>
+                <w:b w:val="false"/>
+                <w:bCs w:val="false"/>
+                <w:color w:val="333333"/>
+                <w:sz w:val="20"/>
+                <w:szCs w:val="20"/>
+              </w:rPr>
+              <w:t xml:space="preserve">Both units on channel 1, within range</w:t>
             </w:r>
           </w:p>
         </w:tc>
@@ -5161,69 +6503,69 @@
                 <w:sz w:val="20"/>
                 <w:szCs w:val="20"/>
               </w:rPr>
-              <w:t xml:space="preserve">Inter-element gap</w:t>
-            </w:r>
-          </w:p>
-        </w:tc>
-        <w:tc>
-          <w:tcPr>
-            <w:tcW w:type="dxa" w:w="3120"/>
-            <w:tcBorders>
-              <w:top w:val="single" w:color="CCCCCC" w:sz="1"/>
-              <w:left w:val="single" w:color="CCCCCC" w:sz="1"/>
-              <w:bottom w:val="single" w:color="CCCCCC" w:sz="1"/>
-              <w:right w:val="single" w:color="CCCCCC" w:sz="1"/>
-            </w:tcBorders>
-            <w:shd w:fill="F5F5F5" w:val="clear"/>
-            <w:tcMar>
-              <w:top w:type="dxa" w:w="80"/>
-              <w:left w:type="dxa" w:w="120"/>
-              <w:bottom w:type="dxa" w:w="80"/>
-              <w:right w:type="dxa" w:w="120"/>
-            </w:tcMar>
-          </w:tcPr>
-          <w:p>
-            <w:r>
-              <w:rPr>
-                <w:rFonts w:ascii="Arial" w:cs="Arial" w:eastAsia="Arial" w:hAnsi="Arial"/>
-                <w:b w:val="false"/>
-                <w:bCs w:val="false"/>
-                <w:color w:val="333333"/>
-                <w:sz w:val="20"/>
-                <w:szCs w:val="20"/>
-              </w:rPr>
-              <w:t xml:space="preserve">1 × dit length</w:t>
-            </w:r>
-          </w:p>
-        </w:tc>
-        <w:tc>
-          <w:tcPr>
-            <w:tcW w:type="dxa" w:w="3120"/>
-            <w:tcBorders>
-              <w:top w:val="single" w:color="CCCCCC" w:sz="1"/>
-              <w:left w:val="single" w:color="CCCCCC" w:sz="1"/>
-              <w:bottom w:val="single" w:color="CCCCCC" w:sz="1"/>
-              <w:right w:val="single" w:color="CCCCCC" w:sz="1"/>
-            </w:tcBorders>
-            <w:shd w:fill="F5F5F5" w:val="clear"/>
-            <w:tcMar>
-              <w:top w:type="dxa" w:w="80"/>
-              <w:left w:type="dxa" w:w="120"/>
-              <w:bottom w:type="dxa" w:w="80"/>
-              <w:right w:type="dxa" w:w="120"/>
-            </w:tcMar>
-          </w:tcPr>
-          <w:p>
-            <w:r>
-              <w:rPr>
-                <w:rFonts w:ascii="Arial" w:cs="Arial" w:eastAsia="Arial" w:hAnsi="Arial"/>
-                <w:b w:val="false"/>
-                <w:bCs w:val="false"/>
-                <w:color w:val="333333"/>
-                <w:sz w:val="20"/>
-                <w:szCs w:val="20"/>
-              </w:rPr>
-              <w:t xml:space="preserve">60 ms</w:t>
+              <w:t xml:space="preserve">Wrong characters</w:t>
+            </w:r>
+          </w:p>
+        </w:tc>
+        <w:tc>
+          <w:tcPr>
+            <w:tcW w:type="dxa" w:w="3120"/>
+            <w:tcBorders>
+              <w:top w:val="single" w:color="CCCCCC" w:sz="1"/>
+              <w:left w:val="single" w:color="CCCCCC" w:sz="1"/>
+              <w:bottom w:val="single" w:color="CCCCCC" w:sz="1"/>
+              <w:right w:val="single" w:color="CCCCCC" w:sz="1"/>
+            </w:tcBorders>
+            <w:shd w:fill="F5F5F5" w:val="clear"/>
+            <w:tcMar>
+              <w:top w:type="dxa" w:w="80"/>
+              <w:left w:type="dxa" w:w="120"/>
+              <w:bottom w:type="dxa" w:w="80"/>
+              <w:right w:type="dxa" w:w="120"/>
+            </w:tcMar>
+          </w:tcPr>
+          <w:p>
+            <w:r>
+              <w:rPr>
+                <w:rFonts w:ascii="Arial" w:cs="Arial" w:eastAsia="Arial" w:hAnsi="Arial"/>
+                <w:b w:val="false"/>
+                <w:bCs w:val="false"/>
+                <w:color w:val="333333"/>
+                <w:sz w:val="20"/>
+                <w:szCs w:val="20"/>
+              </w:rPr>
+              <w:t xml:space="preserve">Paddles reversed</w:t>
+            </w:r>
+          </w:p>
+        </w:tc>
+        <w:tc>
+          <w:tcPr>
+            <w:tcW w:type="dxa" w:w="3120"/>
+            <w:tcBorders>
+              <w:top w:val="single" w:color="CCCCCC" w:sz="1"/>
+              <w:left w:val="single" w:color="CCCCCC" w:sz="1"/>
+              <w:bottom w:val="single" w:color="CCCCCC" w:sz="1"/>
+              <w:right w:val="single" w:color="CCCCCC" w:sz="1"/>
+            </w:tcBorders>
+            <w:shd w:fill="F5F5F5" w:val="clear"/>
+            <w:tcMar>
+              <w:top w:type="dxa" w:w="80"/>
+              <w:left w:type="dxa" w:w="120"/>
+              <w:bottom w:type="dxa" w:w="80"/>
+              <w:right w:type="dxa" w:w="120"/>
+            </w:tcMar>
+          </w:tcPr>
+          <w:p>
+            <w:r>
+              <w:rPr>
+                <w:rFonts w:ascii="Arial" w:cs="Arial" w:eastAsia="Arial" w:hAnsi="Arial"/>
+                <w:b w:val="false"/>
+                <w:bCs w:val="false"/>
+                <w:color w:val="333333"/>
+                <w:sz w:val="20"/>
+                <w:szCs w:val="20"/>
+              </w:rPr>
+              <w:t xml:space="preserve">Press GPIO16 or use web swap button</w:t>
             </w:r>
           </w:p>
         </w:tc>
@@ -5256,69 +6598,69 @@
                 <w:sz w:val="20"/>
                 <w:szCs w:val="20"/>
               </w:rPr>
-              <w:t xml:space="preserve">Character gap</w:t>
-            </w:r>
-          </w:p>
-        </w:tc>
-        <w:tc>
-          <w:tcPr>
-            <w:tcW w:type="dxa" w:w="3120"/>
-            <w:tcBorders>
-              <w:top w:val="single" w:color="CCCCCC" w:sz="1"/>
-              <w:left w:val="single" w:color="CCCCCC" w:sz="1"/>
-              <w:bottom w:val="single" w:color="CCCCCC" w:sz="1"/>
-              <w:right w:val="single" w:color="CCCCCC" w:sz="1"/>
-            </w:tcBorders>
-            <w:shd w:fill="F5F5F5" w:val="clear"/>
-            <w:tcMar>
-              <w:top w:type="dxa" w:w="80"/>
-              <w:left w:type="dxa" w:w="120"/>
-              <w:bottom w:type="dxa" w:w="80"/>
-              <w:right w:type="dxa" w:w="120"/>
-            </w:tcMar>
-          </w:tcPr>
-          <w:p>
-            <w:r>
-              <w:rPr>
-                <w:rFonts w:ascii="Arial" w:cs="Arial" w:eastAsia="Arial" w:hAnsi="Arial"/>
-                <w:b w:val="false"/>
-                <w:bCs w:val="false"/>
-                <w:color w:val="333333"/>
-                <w:sz w:val="20"/>
-                <w:szCs w:val="20"/>
-              </w:rPr>
-              <w:t xml:space="preserve">3 × dit length</w:t>
-            </w:r>
-          </w:p>
-        </w:tc>
-        <w:tc>
-          <w:tcPr>
-            <w:tcW w:type="dxa" w:w="3120"/>
-            <w:tcBorders>
-              <w:top w:val="single" w:color="CCCCCC" w:sz="1"/>
-              <w:left w:val="single" w:color="CCCCCC" w:sz="1"/>
-              <w:bottom w:val="single" w:color="CCCCCC" w:sz="1"/>
-              <w:right w:val="single" w:color="CCCCCC" w:sz="1"/>
-            </w:tcBorders>
-            <w:shd w:fill="F5F5F5" w:val="clear"/>
-            <w:tcMar>
-              <w:top w:type="dxa" w:w="80"/>
-              <w:left w:type="dxa" w:w="120"/>
-              <w:bottom w:type="dxa" w:w="80"/>
-              <w:right w:type="dxa" w:w="120"/>
-            </w:tcMar>
-          </w:tcPr>
-          <w:p>
-            <w:r>
-              <w:rPr>
-                <w:rFonts w:ascii="Arial" w:cs="Arial" w:eastAsia="Arial" w:hAnsi="Arial"/>
-                <w:b w:val="false"/>
-                <w:bCs w:val="false"/>
-                <w:color w:val="333333"/>
-                <w:sz w:val="20"/>
-                <w:szCs w:val="20"/>
-              </w:rPr>
-              <w:t xml:space="preserve">180 ms</w:t>
+              <w:t xml:space="preserve">No sidetone</w:t>
+            </w:r>
+          </w:p>
+        </w:tc>
+        <w:tc>
+          <w:tcPr>
+            <w:tcW w:type="dxa" w:w="3120"/>
+            <w:tcBorders>
+              <w:top w:val="single" w:color="CCCCCC" w:sz="1"/>
+              <w:left w:val="single" w:color="CCCCCC" w:sz="1"/>
+              <w:bottom w:val="single" w:color="CCCCCC" w:sz="1"/>
+              <w:right w:val="single" w:color="CCCCCC" w:sz="1"/>
+            </w:tcBorders>
+            <w:shd w:fill="F5F5F5" w:val="clear"/>
+            <w:tcMar>
+              <w:top w:type="dxa" w:w="80"/>
+              <w:left w:type="dxa" w:w="120"/>
+              <w:bottom w:type="dxa" w:w="80"/>
+              <w:right w:type="dxa" w:w="120"/>
+            </w:tcMar>
+          </w:tcPr>
+          <w:p>
+            <w:r>
+              <w:rPr>
+                <w:rFonts w:ascii="Arial" w:cs="Arial" w:eastAsia="Arial" w:hAnsi="Arial"/>
+                <w:b w:val="false"/>
+                <w:bCs w:val="false"/>
+                <w:color w:val="333333"/>
+                <w:sz w:val="20"/>
+                <w:szCs w:val="20"/>
+              </w:rPr>
+              <w:t xml:space="preserve">Volume at minimum</w:t>
+            </w:r>
+          </w:p>
+        </w:tc>
+        <w:tc>
+          <w:tcPr>
+            <w:tcW w:type="dxa" w:w="3120"/>
+            <w:tcBorders>
+              <w:top w:val="single" w:color="CCCCCC" w:sz="1"/>
+              <w:left w:val="single" w:color="CCCCCC" w:sz="1"/>
+              <w:bottom w:val="single" w:color="CCCCCC" w:sz="1"/>
+              <w:right w:val="single" w:color="CCCCCC" w:sz="1"/>
+            </w:tcBorders>
+            <w:shd w:fill="F5F5F5" w:val="clear"/>
+            <w:tcMar>
+              <w:top w:type="dxa" w:w="80"/>
+              <w:left w:type="dxa" w:w="120"/>
+              <w:bottom w:type="dxa" w:w="80"/>
+              <w:right w:type="dxa" w:w="120"/>
+            </w:tcMar>
+          </w:tcPr>
+          <w:p>
+            <w:r>
+              <w:rPr>
+                <w:rFonts w:ascii="Arial" w:cs="Arial" w:eastAsia="Arial" w:hAnsi="Arial"/>
+                <w:b w:val="false"/>
+                <w:bCs w:val="false"/>
+                <w:color w:val="333333"/>
+                <w:sz w:val="20"/>
+                <w:szCs w:val="20"/>
+              </w:rPr>
+              <w:t xml:space="preserve">Enter VOL edit, increase</w:t>
             </w:r>
           </w:p>
         </w:tc>
@@ -5351,69 +6693,544 @@
                 <w:sz w:val="20"/>
                 <w:szCs w:val="20"/>
               </w:rPr>
-              <w:t xml:space="preserve">Word gap (ITU)</w:t>
-            </w:r>
-          </w:p>
-        </w:tc>
-        <w:tc>
-          <w:tcPr>
-            <w:tcW w:type="dxa" w:w="3120"/>
-            <w:tcBorders>
-              <w:top w:val="single" w:color="CCCCCC" w:sz="1"/>
-              <w:left w:val="single" w:color="CCCCCC" w:sz="1"/>
-              <w:bottom w:val="single" w:color="CCCCCC" w:sz="1"/>
-              <w:right w:val="single" w:color="CCCCCC" w:sz="1"/>
-            </w:tcBorders>
-            <w:shd w:fill="F5F5F5" w:val="clear"/>
-            <w:tcMar>
-              <w:top w:type="dxa" w:w="80"/>
-              <w:left w:type="dxa" w:w="120"/>
-              <w:bottom w:type="dxa" w:w="80"/>
-              <w:right w:type="dxa" w:w="120"/>
-            </w:tcMar>
-          </w:tcPr>
-          <w:p>
-            <w:r>
-              <w:rPr>
-                <w:rFonts w:ascii="Arial" w:cs="Arial" w:eastAsia="Arial" w:hAnsi="Arial"/>
-                <w:b w:val="false"/>
-                <w:bCs w:val="false"/>
-                <w:color w:val="333333"/>
-                <w:sz w:val="20"/>
-                <w:szCs w:val="20"/>
-              </w:rPr>
-              <w:t xml:space="preserve">7 × dit length</w:t>
-            </w:r>
-          </w:p>
-        </w:tc>
-        <w:tc>
-          <w:tcPr>
-            <w:tcW w:type="dxa" w:w="3120"/>
-            <w:tcBorders>
-              <w:top w:val="single" w:color="CCCCCC" w:sz="1"/>
-              <w:left w:val="single" w:color="CCCCCC" w:sz="1"/>
-              <w:bottom w:val="single" w:color="CCCCCC" w:sz="1"/>
-              <w:right w:val="single" w:color="CCCCCC" w:sz="1"/>
-            </w:tcBorders>
-            <w:shd w:fill="F5F5F5" w:val="clear"/>
-            <w:tcMar>
-              <w:top w:type="dxa" w:w="80"/>
-              <w:left w:type="dxa" w:w="120"/>
-              <w:bottom w:type="dxa" w:w="80"/>
-              <w:right w:type="dxa" w:w="120"/>
-            </w:tcMar>
-          </w:tcPr>
-          <w:p>
-            <w:r>
-              <w:rPr>
-                <w:rFonts w:ascii="Arial" w:cs="Arial" w:eastAsia="Arial" w:hAnsi="Arial"/>
-                <w:b w:val="false"/>
-                <w:bCs w:val="false"/>
-                <w:color w:val="333333"/>
-                <w:sz w:val="20"/>
-                <w:szCs w:val="20"/>
-              </w:rPr>
-              <w:t xml:space="preserve">420 ms</w:t>
+              <w:t xml:space="preserve">No speaker audio</w:t>
+            </w:r>
+          </w:p>
+        </w:tc>
+        <w:tc>
+          <w:tcPr>
+            <w:tcW w:type="dxa" w:w="3120"/>
+            <w:tcBorders>
+              <w:top w:val="single" w:color="CCCCCC" w:sz="1"/>
+              <w:left w:val="single" w:color="CCCCCC" w:sz="1"/>
+              <w:bottom w:val="single" w:color="CCCCCC" w:sz="1"/>
+              <w:right w:val="single" w:color="CCCCCC" w:sz="1"/>
+            </w:tcBorders>
+            <w:shd w:fill="F5F5F5" w:val="clear"/>
+            <w:tcMar>
+              <w:top w:type="dxa" w:w="80"/>
+              <w:left w:type="dxa" w:w="120"/>
+              <w:bottom w:type="dxa" w:w="80"/>
+              <w:right w:type="dxa" w:w="120"/>
+            </w:tcMar>
+          </w:tcPr>
+          <w:p>
+            <w:r>
+              <w:rPr>
+                <w:rFonts w:ascii="Arial" w:cs="Arial" w:eastAsia="Arial" w:hAnsi="Arial"/>
+                <w:b w:val="false"/>
+                <w:bCs w:val="false"/>
+                <w:color w:val="333333"/>
+                <w:sz w:val="20"/>
+                <w:szCs w:val="20"/>
+              </w:rPr>
+              <w:t xml:space="preserve">Coupling cap installed</w:t>
+            </w:r>
+          </w:p>
+        </w:tc>
+        <w:tc>
+          <w:tcPr>
+            <w:tcW w:type="dxa" w:w="3120"/>
+            <w:tcBorders>
+              <w:top w:val="single" w:color="CCCCCC" w:sz="1"/>
+              <w:left w:val="single" w:color="CCCCCC" w:sz="1"/>
+              <w:bottom w:val="single" w:color="CCCCCC" w:sz="1"/>
+              <w:right w:val="single" w:color="CCCCCC" w:sz="1"/>
+            </w:tcBorders>
+            <w:shd w:fill="F5F5F5" w:val="clear"/>
+            <w:tcMar>
+              <w:top w:type="dxa" w:w="80"/>
+              <w:left w:type="dxa" w:w="120"/>
+              <w:bottom w:type="dxa" w:w="80"/>
+              <w:right w:type="dxa" w:w="120"/>
+            </w:tcMar>
+          </w:tcPr>
+          <w:p>
+            <w:r>
+              <w:rPr>
+                <w:rFonts w:ascii="Arial" w:cs="Arial" w:eastAsia="Arial" w:hAnsi="Arial"/>
+                <w:b w:val="false"/>
+                <w:bCs w:val="false"/>
+                <w:color w:val="333333"/>
+                <w:sz w:val="20"/>
+                <w:szCs w:val="20"/>
+              </w:rPr>
+              <w:t xml:space="preserve">Remove cap — direct connection only</w:t>
+            </w:r>
+          </w:p>
+        </w:tc>
+      </w:tr>
+      <w:tr>
+        <w:tc>
+          <w:tcPr>
+            <w:tcW w:type="dxa" w:w="3120"/>
+            <w:tcBorders>
+              <w:top w:val="single" w:color="CCCCCC" w:sz="1"/>
+              <w:left w:val="single" w:color="CCCCCC" w:sz="1"/>
+              <w:bottom w:val="single" w:color="CCCCCC" w:sz="1"/>
+              <w:right w:val="single" w:color="CCCCCC" w:sz="1"/>
+            </w:tcBorders>
+            <w:shd w:fill="F5F5F5" w:val="clear"/>
+            <w:tcMar>
+              <w:top w:type="dxa" w:w="80"/>
+              <w:left w:type="dxa" w:w="120"/>
+              <w:bottom w:type="dxa" w:w="80"/>
+              <w:right w:type="dxa" w:w="120"/>
+            </w:tcMar>
+          </w:tcPr>
+          <w:p>
+            <w:r>
+              <w:rPr>
+                <w:rFonts w:ascii="Arial" w:cs="Arial" w:eastAsia="Arial" w:hAnsi="Arial"/>
+                <w:b w:val="false"/>
+                <w:bCs w:val="false"/>
+                <w:color w:val="333333"/>
+                <w:sz w:val="20"/>
+                <w:szCs w:val="20"/>
+              </w:rPr>
+              <w:t xml:space="preserve">Radio not keying</w:t>
+            </w:r>
+          </w:p>
+        </w:tc>
+        <w:tc>
+          <w:tcPr>
+            <w:tcW w:type="dxa" w:w="3120"/>
+            <w:tcBorders>
+              <w:top w:val="single" w:color="CCCCCC" w:sz="1"/>
+              <w:left w:val="single" w:color="CCCCCC" w:sz="1"/>
+              <w:bottom w:val="single" w:color="CCCCCC" w:sz="1"/>
+              <w:right w:val="single" w:color="CCCCCC" w:sz="1"/>
+            </w:tcBorders>
+            <w:shd w:fill="F5F5F5" w:val="clear"/>
+            <w:tcMar>
+              <w:top w:type="dxa" w:w="80"/>
+              <w:left w:type="dxa" w:w="120"/>
+              <w:bottom w:type="dxa" w:w="80"/>
+              <w:right w:type="dxa" w:w="120"/>
+            </w:tcMar>
+          </w:tcPr>
+          <w:p>
+            <w:r>
+              <w:rPr>
+                <w:rFonts w:ascii="Arial" w:cs="Arial" w:eastAsia="Arial" w:hAnsi="Arial"/>
+                <w:b w:val="false"/>
+                <w:bCs w:val="false"/>
+                <w:color w:val="333333"/>
+                <w:sz w:val="20"/>
+                <w:szCs w:val="20"/>
+              </w:rPr>
+              <w:t xml:space="preserve">PC817 circuit issue</w:t>
+            </w:r>
+          </w:p>
+        </w:tc>
+        <w:tc>
+          <w:tcPr>
+            <w:tcW w:type="dxa" w:w="3120"/>
+            <w:tcBorders>
+              <w:top w:val="single" w:color="CCCCCC" w:sz="1"/>
+              <w:left w:val="single" w:color="CCCCCC" w:sz="1"/>
+              <w:bottom w:val="single" w:color="CCCCCC" w:sz="1"/>
+              <w:right w:val="single" w:color="CCCCCC" w:sz="1"/>
+            </w:tcBorders>
+            <w:shd w:fill="F5F5F5" w:val="clear"/>
+            <w:tcMar>
+              <w:top w:type="dxa" w:w="80"/>
+              <w:left w:type="dxa" w:w="120"/>
+              <w:bottom w:type="dxa" w:w="80"/>
+              <w:right w:type="dxa" w:w="120"/>
+            </w:tcMar>
+          </w:tcPr>
+          <w:p>
+            <w:r>
+              <w:rPr>
+                <w:rFonts w:ascii="Arial" w:cs="Arial" w:eastAsia="Arial" w:hAnsi="Arial"/>
+                <w:b w:val="false"/>
+                <w:bCs w:val="false"/>
+                <w:color w:val="333333"/>
+                <w:sz w:val="20"/>
+                <w:szCs w:val="20"/>
+              </w:rPr>
+              <w:t xml:space="preserve">Check GPIO12 optocoupler wiring</w:t>
+            </w:r>
+          </w:p>
+        </w:tc>
+      </w:tr>
+      <w:tr>
+        <w:tc>
+          <w:tcPr>
+            <w:tcW w:type="dxa" w:w="3120"/>
+            <w:tcBorders>
+              <w:top w:val="single" w:color="CCCCCC" w:sz="1"/>
+              <w:left w:val="single" w:color="CCCCCC" w:sz="1"/>
+              <w:bottom w:val="single" w:color="CCCCCC" w:sz="1"/>
+              <w:right w:val="single" w:color="CCCCCC" w:sz="1"/>
+            </w:tcBorders>
+            <w:shd w:fill="F5F5F5" w:val="clear"/>
+            <w:tcMar>
+              <w:top w:type="dxa" w:w="80"/>
+              <w:left w:type="dxa" w:w="120"/>
+              <w:bottom w:type="dxa" w:w="80"/>
+              <w:right w:type="dxa" w:w="120"/>
+            </w:tcMar>
+          </w:tcPr>
+          <w:p>
+            <w:r>
+              <w:rPr>
+                <w:rFonts w:ascii="Arial" w:cs="Arial" w:eastAsia="Arial" w:hAnsi="Arial"/>
+                <w:b w:val="false"/>
+                <w:bCs w:val="false"/>
+                <w:color w:val="333333"/>
+                <w:sz w:val="20"/>
+                <w:szCs w:val="20"/>
+              </w:rPr>
+              <w:t xml:space="preserve">G90 not keying from file</w:t>
+            </w:r>
+          </w:p>
+        </w:tc>
+        <w:tc>
+          <w:tcPr>
+            <w:tcW w:type="dxa" w:w="3120"/>
+            <w:tcBorders>
+              <w:top w:val="single" w:color="CCCCCC" w:sz="1"/>
+              <w:left w:val="single" w:color="CCCCCC" w:sz="1"/>
+              <w:bottom w:val="single" w:color="CCCCCC" w:sz="1"/>
+              <w:right w:val="single" w:color="CCCCCC" w:sz="1"/>
+            </w:tcBorders>
+            <w:shd w:fill="F5F5F5" w:val="clear"/>
+            <w:tcMar>
+              <w:top w:type="dxa" w:w="80"/>
+              <w:left w:type="dxa" w:w="120"/>
+              <w:bottom w:type="dxa" w:w="80"/>
+              <w:right w:type="dxa" w:w="120"/>
+            </w:tcMar>
+          </w:tcPr>
+          <w:p>
+            <w:r>
+              <w:rPr>
+                <w:rFonts w:ascii="Arial" w:cs="Arial" w:eastAsia="Arial" w:hAnsi="Arial"/>
+                <w:b w:val="false"/>
+                <w:bCs w:val="false"/>
+                <w:color w:val="333333"/>
+                <w:sz w:val="20"/>
+                <w:szCs w:val="20"/>
+              </w:rPr>
+              <w:t xml:space="preserve">Wrong jack wired</w:t>
+            </w:r>
+          </w:p>
+        </w:tc>
+        <w:tc>
+          <w:tcPr>
+            <w:tcW w:type="dxa" w:w="3120"/>
+            <w:tcBorders>
+              <w:top w:val="single" w:color="CCCCCC" w:sz="1"/>
+              <w:left w:val="single" w:color="CCCCCC" w:sz="1"/>
+              <w:bottom w:val="single" w:color="CCCCCC" w:sz="1"/>
+              <w:right w:val="single" w:color="CCCCCC" w:sz="1"/>
+            </w:tcBorders>
+            <w:shd w:fill="F5F5F5" w:val="clear"/>
+            <w:tcMar>
+              <w:top w:type="dxa" w:w="80"/>
+              <w:left w:type="dxa" w:w="120"/>
+              <w:bottom w:type="dxa" w:w="80"/>
+              <w:right w:type="dxa" w:w="120"/>
+            </w:tcMar>
+          </w:tcPr>
+          <w:p>
+            <w:r>
+              <w:rPr>
+                <w:rFonts w:ascii="Arial" w:cs="Arial" w:eastAsia="Arial" w:hAnsi="Arial"/>
+                <w:b w:val="false"/>
+                <w:bCs w:val="false"/>
+                <w:color w:val="333333"/>
+                <w:sz w:val="20"/>
+                <w:szCs w:val="20"/>
+              </w:rPr>
+              <w:t xml:space="preserve">Check tip=DIT, ring=DAH, sleeve=GND</w:t>
+            </w:r>
+          </w:p>
+        </w:tc>
+      </w:tr>
+      <w:tr>
+        <w:tc>
+          <w:tcPr>
+            <w:tcW w:type="dxa" w:w="3120"/>
+            <w:tcBorders>
+              <w:top w:val="single" w:color="CCCCCC" w:sz="1"/>
+              <w:left w:val="single" w:color="CCCCCC" w:sz="1"/>
+              <w:bottom w:val="single" w:color="CCCCCC" w:sz="1"/>
+              <w:right w:val="single" w:color="CCCCCC" w:sz="1"/>
+            </w:tcBorders>
+            <w:shd w:fill="F5F5F5" w:val="clear"/>
+            <w:tcMar>
+              <w:top w:type="dxa" w:w="80"/>
+              <w:left w:type="dxa" w:w="120"/>
+              <w:bottom w:type="dxa" w:w="80"/>
+              <w:right w:type="dxa" w:w="120"/>
+            </w:tcMar>
+          </w:tcPr>
+          <w:p>
+            <w:r>
+              <w:rPr>
+                <w:rFonts w:ascii="Arial" w:cs="Arial" w:eastAsia="Arial" w:hAnsi="Arial"/>
+                <w:b w:val="false"/>
+                <w:bCs w:val="false"/>
+                <w:color w:val="333333"/>
+                <w:sz w:val="20"/>
+                <w:szCs w:val="20"/>
+              </w:rPr>
+              <w:t xml:space="preserve">K0WLY-XXXX not visible</w:t>
+            </w:r>
+          </w:p>
+        </w:tc>
+        <w:tc>
+          <w:tcPr>
+            <w:tcW w:type="dxa" w:w="3120"/>
+            <w:tcBorders>
+              <w:top w:val="single" w:color="CCCCCC" w:sz="1"/>
+              <w:left w:val="single" w:color="CCCCCC" w:sz="1"/>
+              <w:bottom w:val="single" w:color="CCCCCC" w:sz="1"/>
+              <w:right w:val="single" w:color="CCCCCC" w:sz="1"/>
+            </w:tcBorders>
+            <w:shd w:fill="F5F5F5" w:val="clear"/>
+            <w:tcMar>
+              <w:top w:type="dxa" w:w="80"/>
+              <w:left w:type="dxa" w:w="120"/>
+              <w:bottom w:type="dxa" w:w="80"/>
+              <w:right w:type="dxa" w:w="120"/>
+            </w:tcMar>
+          </w:tcPr>
+          <w:p>
+            <w:r>
+              <w:rPr>
+                <w:rFonts w:ascii="Arial" w:cs="Arial" w:eastAsia="Arial" w:hAnsi="Arial"/>
+                <w:b w:val="false"/>
+                <w:bCs w:val="false"/>
+                <w:color w:val="333333"/>
+                <w:sz w:val="20"/>
+                <w:szCs w:val="20"/>
+              </w:rPr>
+              <w:t xml:space="preserve">AP not started</w:t>
+            </w:r>
+          </w:p>
+        </w:tc>
+        <w:tc>
+          <w:tcPr>
+            <w:tcW w:type="dxa" w:w="3120"/>
+            <w:tcBorders>
+              <w:top w:val="single" w:color="CCCCCC" w:sz="1"/>
+              <w:left w:val="single" w:color="CCCCCC" w:sz="1"/>
+              <w:bottom w:val="single" w:color="CCCCCC" w:sz="1"/>
+              <w:right w:val="single" w:color="CCCCCC" w:sz="1"/>
+            </w:tcBorders>
+            <w:shd w:fill="F5F5F5" w:val="clear"/>
+            <w:tcMar>
+              <w:top w:type="dxa" w:w="80"/>
+              <w:left w:type="dxa" w:w="120"/>
+              <w:bottom w:type="dxa" w:w="80"/>
+              <w:right w:type="dxa" w:w="120"/>
+            </w:tcMar>
+          </w:tcPr>
+          <w:p>
+            <w:r>
+              <w:rPr>
+                <w:rFonts w:ascii="Arial" w:cs="Arial" w:eastAsia="Arial" w:hAnsi="Arial"/>
+                <w:b w:val="false"/>
+                <w:bCs w:val="false"/>
+                <w:color w:val="333333"/>
+                <w:sz w:val="20"/>
+                <w:szCs w:val="20"/>
+              </w:rPr>
+              <w:t xml:space="preserve">Check serial monitor for AP IP output</w:t>
+            </w:r>
+          </w:p>
+        </w:tc>
+      </w:tr>
+      <w:tr>
+        <w:tc>
+          <w:tcPr>
+            <w:tcW w:type="dxa" w:w="3120"/>
+            <w:tcBorders>
+              <w:top w:val="single" w:color="CCCCCC" w:sz="1"/>
+              <w:left w:val="single" w:color="CCCCCC" w:sz="1"/>
+              <w:bottom w:val="single" w:color="CCCCCC" w:sz="1"/>
+              <w:right w:val="single" w:color="CCCCCC" w:sz="1"/>
+            </w:tcBorders>
+            <w:shd w:fill="F5F5F5" w:val="clear"/>
+            <w:tcMar>
+              <w:top w:type="dxa" w:w="80"/>
+              <w:left w:type="dxa" w:w="120"/>
+              <w:bottom w:type="dxa" w:w="80"/>
+              <w:right w:type="dxa" w:w="120"/>
+            </w:tcMar>
+          </w:tcPr>
+          <w:p>
+            <w:r>
+              <w:rPr>
+                <w:rFonts w:ascii="Arial" w:cs="Arial" w:eastAsia="Arial" w:hAnsi="Arial"/>
+                <w:b w:val="false"/>
+                <w:bCs w:val="false"/>
+                <w:color w:val="333333"/>
+                <w:sz w:val="20"/>
+                <w:szCs w:val="20"/>
+              </w:rPr>
+              <w:t xml:space="preserve">Can't connect to AP</w:t>
+            </w:r>
+          </w:p>
+        </w:tc>
+        <w:tc>
+          <w:tcPr>
+            <w:tcW w:type="dxa" w:w="3120"/>
+            <w:tcBorders>
+              <w:top w:val="single" w:color="CCCCCC" w:sz="1"/>
+              <w:left w:val="single" w:color="CCCCCC" w:sz="1"/>
+              <w:bottom w:val="single" w:color="CCCCCC" w:sz="1"/>
+              <w:right w:val="single" w:color="CCCCCC" w:sz="1"/>
+            </w:tcBorders>
+            <w:shd w:fill="F5F5F5" w:val="clear"/>
+            <w:tcMar>
+              <w:top w:type="dxa" w:w="80"/>
+              <w:left w:type="dxa" w:w="120"/>
+              <w:bottom w:type="dxa" w:w="80"/>
+              <w:right w:type="dxa" w:w="120"/>
+            </w:tcMar>
+          </w:tcPr>
+          <w:p>
+            <w:r>
+              <w:rPr>
+                <w:rFonts w:ascii="Arial" w:cs="Arial" w:eastAsia="Arial" w:hAnsi="Arial"/>
+                <w:b w:val="false"/>
+                <w:bCs w:val="false"/>
+                <w:color w:val="333333"/>
+                <w:sz w:val="20"/>
+                <w:szCs w:val="20"/>
+              </w:rPr>
+              <w:t xml:space="preserve">Android blocking</w:t>
+            </w:r>
+          </w:p>
+        </w:tc>
+        <w:tc>
+          <w:tcPr>
+            <w:tcW w:type="dxa" w:w="3120"/>
+            <w:tcBorders>
+              <w:top w:val="single" w:color="CCCCCC" w:sz="1"/>
+              <w:left w:val="single" w:color="CCCCCC" w:sz="1"/>
+              <w:bottom w:val="single" w:color="CCCCCC" w:sz="1"/>
+              <w:right w:val="single" w:color="CCCCCC" w:sz="1"/>
+            </w:tcBorders>
+            <w:shd w:fill="F5F5F5" w:val="clear"/>
+            <w:tcMar>
+              <w:top w:type="dxa" w:w="80"/>
+              <w:left w:type="dxa" w:w="120"/>
+              <w:bottom w:type="dxa" w:w="80"/>
+              <w:right w:type="dxa" w:w="120"/>
+            </w:tcMar>
+          </w:tcPr>
+          <w:p>
+            <w:r>
+              <w:rPr>
+                <w:rFonts w:ascii="Arial" w:cs="Arial" w:eastAsia="Arial" w:hAnsi="Arial"/>
+                <w:b w:val="false"/>
+                <w:bCs w:val="false"/>
+                <w:color w:val="333333"/>
+                <w:sz w:val="20"/>
+                <w:szCs w:val="20"/>
+              </w:rPr>
+              <w:t xml:space="preserve">Turn off Avoid Bad Connections</w:t>
+            </w:r>
+          </w:p>
+        </w:tc>
+      </w:tr>
+      <w:tr>
+        <w:tc>
+          <w:tcPr>
+            <w:tcW w:type="dxa" w:w="3120"/>
+            <w:tcBorders>
+              <w:top w:val="single" w:color="CCCCCC" w:sz="1"/>
+              <w:left w:val="single" w:color="CCCCCC" w:sz="1"/>
+              <w:bottom w:val="single" w:color="CCCCCC" w:sz="1"/>
+              <w:right w:val="single" w:color="CCCCCC" w:sz="1"/>
+            </w:tcBorders>
+            <w:shd w:fill="F5F5F5" w:val="clear"/>
+            <w:tcMar>
+              <w:top w:type="dxa" w:w="80"/>
+              <w:left w:type="dxa" w:w="120"/>
+              <w:bottom w:type="dxa" w:w="80"/>
+              <w:right w:type="dxa" w:w="120"/>
+            </w:tcMar>
+          </w:tcPr>
+          <w:p>
+            <w:r>
+              <w:rPr>
+                <w:rFonts w:ascii="Arial" w:cs="Arial" w:eastAsia="Arial" w:hAnsi="Arial"/>
+                <w:b w:val="false"/>
+                <w:bCs w:val="false"/>
+                <w:color w:val="333333"/>
+                <w:sz w:val="20"/>
+                <w:szCs w:val="20"/>
+              </w:rPr>
+              <w:t xml:space="preserve">Files not showing</w:t>
+            </w:r>
+          </w:p>
+        </w:tc>
+        <w:tc>
+          <w:tcPr>
+            <w:tcW w:type="dxa" w:w="3120"/>
+            <w:tcBorders>
+              <w:top w:val="single" w:color="CCCCCC" w:sz="1"/>
+              <w:left w:val="single" w:color="CCCCCC" w:sz="1"/>
+              <w:bottom w:val="single" w:color="CCCCCC" w:sz="1"/>
+              <w:right w:val="single" w:color="CCCCCC" w:sz="1"/>
+            </w:tcBorders>
+            <w:shd w:fill="F5F5F5" w:val="clear"/>
+            <w:tcMar>
+              <w:top w:type="dxa" w:w="80"/>
+              <w:left w:type="dxa" w:w="120"/>
+              <w:bottom w:type="dxa" w:w="80"/>
+              <w:right w:type="dxa" w:w="120"/>
+            </w:tcMar>
+          </w:tcPr>
+          <w:p>
+            <w:r>
+              <w:rPr>
+                <w:rFonts w:ascii="Arial" w:cs="Arial" w:eastAsia="Arial" w:hAnsi="Arial"/>
+                <w:b w:val="false"/>
+                <w:bCs w:val="false"/>
+                <w:color w:val="333333"/>
+                <w:sz w:val="20"/>
+                <w:szCs w:val="20"/>
+              </w:rPr>
+              <w:t xml:space="preserve">LittleFS not mounted</w:t>
+            </w:r>
+          </w:p>
+        </w:tc>
+        <w:tc>
+          <w:tcPr>
+            <w:tcW w:type="dxa" w:w="3120"/>
+            <w:tcBorders>
+              <w:top w:val="single" w:color="CCCCCC" w:sz="1"/>
+              <w:left w:val="single" w:color="CCCCCC" w:sz="1"/>
+              <w:bottom w:val="single" w:color="CCCCCC" w:sz="1"/>
+              <w:right w:val="single" w:color="CCCCCC" w:sz="1"/>
+            </w:tcBorders>
+            <w:shd w:fill="F5F5F5" w:val="clear"/>
+            <w:tcMar>
+              <w:top w:type="dxa" w:w="80"/>
+              <w:left w:type="dxa" w:w="120"/>
+              <w:bottom w:type="dxa" w:w="80"/>
+              <w:right w:type="dxa" w:w="120"/>
+            </w:tcMar>
+          </w:tcPr>
+          <w:p>
+            <w:r>
+              <w:rPr>
+                <w:rFonts w:ascii="Arial" w:cs="Arial" w:eastAsia="Arial" w:hAnsi="Arial"/>
+                <w:b w:val="false"/>
+                <w:bCs w:val="false"/>
+                <w:color w:val="333333"/>
+                <w:sz w:val="20"/>
+                <w:szCs w:val="20"/>
+              </w:rPr>
+              <w:t xml:space="preserve">Reflash with correct board definition</w:t>
             </w:r>
           </w:p>
         </w:tc>
@@ -5440,2861 +7257,7 @@
           <w:sz w:val="32"/>
           <w:szCs w:val="32"/>
         </w:rPr>
-        <w:t xml:space="preserve">7. Factory Defaults</w:t>
-      </w:r>
-    </w:p>
-    <w:tbl>
-      <w:tblPr>
-        <w:tblW w:type="dxa" w:w="9360"/>
-        <w:tblBorders>
-          <w:top w:val="single" w:color="auto" w:sz="4"/>
-          <w:left w:val="single" w:color="auto" w:sz="4"/>
-          <w:bottom w:val="single" w:color="auto" w:sz="4"/>
-          <w:right w:val="single" w:color="auto" w:sz="4"/>
-          <w:insideH w:val="single" w:color="auto" w:sz="4"/>
-          <w:insideV w:val="single" w:color="auto" w:sz="4"/>
-        </w:tblBorders>
-      </w:tblPr>
-      <w:tblGrid>
-        <w:gridCol w:w="3000"/>
-        <w:gridCol w:w="6360"/>
-      </w:tblGrid>
-      <w:tr>
-        <w:tc>
-          <w:tcPr>
-            <w:tcW w:type="dxa" w:w="3000"/>
-            <w:tcBorders>
-              <w:top w:val="single" w:color="CCCCCC" w:sz="1"/>
-              <w:left w:val="single" w:color="CCCCCC" w:sz="1"/>
-              <w:bottom w:val="single" w:color="CCCCCC" w:sz="1"/>
-              <w:right w:val="single" w:color="CCCCCC" w:sz="1"/>
-            </w:tcBorders>
-            <w:shd w:fill="048A81" w:val="clear"/>
-            <w:tcMar>
-              <w:top w:type="dxa" w:w="80"/>
-              <w:left w:type="dxa" w:w="120"/>
-              <w:bottom w:type="dxa" w:w="80"/>
-              <w:right w:type="dxa" w:w="120"/>
-            </w:tcMar>
-          </w:tcPr>
-          <w:p>
-            <w:r>
-              <w:rPr>
-                <w:rFonts w:ascii="Arial" w:cs="Arial" w:eastAsia="Arial" w:hAnsi="Arial"/>
-                <w:b/>
-                <w:bCs/>
-                <w:color w:val="FFFFFF"/>
-                <w:sz w:val="20"/>
-                <w:szCs w:val="20"/>
-              </w:rPr>
-              <w:t xml:space="preserve">Parameter</w:t>
-            </w:r>
-          </w:p>
-        </w:tc>
-        <w:tc>
-          <w:tcPr>
-            <w:tcW w:type="dxa" w:w="6360"/>
-            <w:tcBorders>
-              <w:top w:val="single" w:color="CCCCCC" w:sz="1"/>
-              <w:left w:val="single" w:color="CCCCCC" w:sz="1"/>
-              <w:bottom w:val="single" w:color="CCCCCC" w:sz="1"/>
-              <w:right w:val="single" w:color="CCCCCC" w:sz="1"/>
-            </w:tcBorders>
-            <w:shd w:fill="048A81" w:val="clear"/>
-            <w:tcMar>
-              <w:top w:type="dxa" w:w="80"/>
-              <w:left w:type="dxa" w:w="120"/>
-              <w:bottom w:type="dxa" w:w="80"/>
-              <w:right w:type="dxa" w:w="120"/>
-            </w:tcMar>
-          </w:tcPr>
-          <w:p>
-            <w:r>
-              <w:rPr>
-                <w:rFonts w:ascii="Arial" w:cs="Arial" w:eastAsia="Arial" w:hAnsi="Arial"/>
-                <w:b/>
-                <w:bCs/>
-                <w:color w:val="FFFFFF"/>
-                <w:sz w:val="20"/>
-                <w:szCs w:val="20"/>
-              </w:rPr>
-              <w:t xml:space="preserve">Default Value</w:t>
-            </w:r>
-          </w:p>
-        </w:tc>
-      </w:tr>
-      <w:tr>
-        <w:tc>
-          <w:tcPr>
-            <w:tcW w:type="dxa" w:w="3000"/>
-            <w:tcBorders>
-              <w:top w:val="single" w:color="CCCCCC" w:sz="1"/>
-              <w:left w:val="single" w:color="CCCCCC" w:sz="1"/>
-              <w:bottom w:val="single" w:color="CCCCCC" w:sz="1"/>
-              <w:right w:val="single" w:color="CCCCCC" w:sz="1"/>
-            </w:tcBorders>
-            <w:shd w:fill="F9F9F9" w:val="clear"/>
-            <w:tcMar>
-              <w:top w:type="dxa" w:w="80"/>
-              <w:left w:type="dxa" w:w="120"/>
-              <w:bottom w:type="dxa" w:w="80"/>
-              <w:right w:type="dxa" w:w="120"/>
-            </w:tcMar>
-          </w:tcPr>
-          <w:p>
-            <w:r>
-              <w:rPr>
-                <w:rFonts w:ascii="Arial" w:cs="Arial" w:eastAsia="Arial" w:hAnsi="Arial"/>
-                <w:b w:val="false"/>
-                <w:bCs w:val="false"/>
-                <w:color w:val="333333"/>
-                <w:sz w:val="20"/>
-                <w:szCs w:val="20"/>
-              </w:rPr>
-              <w:t xml:space="preserve">Speed</w:t>
-            </w:r>
-          </w:p>
-        </w:tc>
-        <w:tc>
-          <w:tcPr>
-            <w:tcW w:type="dxa" w:w="6360"/>
-            <w:tcBorders>
-              <w:top w:val="single" w:color="CCCCCC" w:sz="1"/>
-              <w:left w:val="single" w:color="CCCCCC" w:sz="1"/>
-              <w:bottom w:val="single" w:color="CCCCCC" w:sz="1"/>
-              <w:right w:val="single" w:color="CCCCCC" w:sz="1"/>
-            </w:tcBorders>
-            <w:shd w:fill="F9F9F9" w:val="clear"/>
-            <w:tcMar>
-              <w:top w:type="dxa" w:w="80"/>
-              <w:left w:type="dxa" w:w="120"/>
-              <w:bottom w:type="dxa" w:w="80"/>
-              <w:right w:type="dxa" w:w="120"/>
-            </w:tcMar>
-          </w:tcPr>
-          <w:p>
-            <w:r>
-              <w:rPr>
-                <w:rFonts w:ascii="Arial" w:cs="Arial" w:eastAsia="Arial" w:hAnsi="Arial"/>
-                <w:b w:val="false"/>
-                <w:bCs w:val="false"/>
-                <w:color w:val="333333"/>
-                <w:sz w:val="20"/>
-                <w:szCs w:val="20"/>
-              </w:rPr>
-              <w:t xml:space="preserve">20 WPM</w:t>
-            </w:r>
-          </w:p>
-        </w:tc>
-      </w:tr>
-      <w:tr>
-        <w:tc>
-          <w:tcPr>
-            <w:tcW w:type="dxa" w:w="3000"/>
-            <w:tcBorders>
-              <w:top w:val="single" w:color="CCCCCC" w:sz="1"/>
-              <w:left w:val="single" w:color="CCCCCC" w:sz="1"/>
-              <w:bottom w:val="single" w:color="CCCCCC" w:sz="1"/>
-              <w:right w:val="single" w:color="CCCCCC" w:sz="1"/>
-            </w:tcBorders>
-            <w:shd w:fill="F9F9F9" w:val="clear"/>
-            <w:tcMar>
-              <w:top w:type="dxa" w:w="80"/>
-              <w:left w:type="dxa" w:w="120"/>
-              <w:bottom w:type="dxa" w:w="80"/>
-              <w:right w:type="dxa" w:w="120"/>
-            </w:tcMar>
-          </w:tcPr>
-          <w:p>
-            <w:r>
-              <w:rPr>
-                <w:rFonts w:ascii="Arial" w:cs="Arial" w:eastAsia="Arial" w:hAnsi="Arial"/>
-                <w:b w:val="false"/>
-                <w:bCs w:val="false"/>
-                <w:color w:val="333333"/>
-                <w:sz w:val="20"/>
-                <w:szCs w:val="20"/>
-              </w:rPr>
-              <w:t xml:space="preserve">Farnsworth</w:t>
-            </w:r>
-          </w:p>
-        </w:tc>
-        <w:tc>
-          <w:tcPr>
-            <w:tcW w:type="dxa" w:w="6360"/>
-            <w:tcBorders>
-              <w:top w:val="single" w:color="CCCCCC" w:sz="1"/>
-              <w:left w:val="single" w:color="CCCCCC" w:sz="1"/>
-              <w:bottom w:val="single" w:color="CCCCCC" w:sz="1"/>
-              <w:right w:val="single" w:color="CCCCCC" w:sz="1"/>
-            </w:tcBorders>
-            <w:shd w:fill="F9F9F9" w:val="clear"/>
-            <w:tcMar>
-              <w:top w:type="dxa" w:w="80"/>
-              <w:left w:type="dxa" w:w="120"/>
-              <w:bottom w:type="dxa" w:w="80"/>
-              <w:right w:type="dxa" w:w="120"/>
-            </w:tcMar>
-          </w:tcPr>
-          <w:p>
-            <w:r>
-              <w:rPr>
-                <w:rFonts w:ascii="Arial" w:cs="Arial" w:eastAsia="Arial" w:hAnsi="Arial"/>
-                <w:b w:val="false"/>
-                <w:bCs w:val="false"/>
-                <w:color w:val="333333"/>
-                <w:sz w:val="20"/>
-                <w:szCs w:val="20"/>
-              </w:rPr>
-              <w:t xml:space="preserve">Off (equal to char speed)</w:t>
-            </w:r>
-          </w:p>
-        </w:tc>
-      </w:tr>
-      <w:tr>
-        <w:tc>
-          <w:tcPr>
-            <w:tcW w:type="dxa" w:w="3000"/>
-            <w:tcBorders>
-              <w:top w:val="single" w:color="CCCCCC" w:sz="1"/>
-              <w:left w:val="single" w:color="CCCCCC" w:sz="1"/>
-              <w:bottom w:val="single" w:color="CCCCCC" w:sz="1"/>
-              <w:right w:val="single" w:color="CCCCCC" w:sz="1"/>
-            </w:tcBorders>
-            <w:shd w:fill="F9F9F9" w:val="clear"/>
-            <w:tcMar>
-              <w:top w:type="dxa" w:w="80"/>
-              <w:left w:type="dxa" w:w="120"/>
-              <w:bottom w:type="dxa" w:w="80"/>
-              <w:right w:type="dxa" w:w="120"/>
-            </w:tcMar>
-          </w:tcPr>
-          <w:p>
-            <w:r>
-              <w:rPr>
-                <w:rFonts w:ascii="Arial" w:cs="Arial" w:eastAsia="Arial" w:hAnsi="Arial"/>
-                <w:b w:val="false"/>
-                <w:bCs w:val="false"/>
-                <w:color w:val="333333"/>
-                <w:sz w:val="20"/>
-                <w:szCs w:val="20"/>
-              </w:rPr>
-              <w:t xml:space="preserve">Sidetone Frequency</w:t>
-            </w:r>
-          </w:p>
-        </w:tc>
-        <w:tc>
-          <w:tcPr>
-            <w:tcW w:type="dxa" w:w="6360"/>
-            <w:tcBorders>
-              <w:top w:val="single" w:color="CCCCCC" w:sz="1"/>
-              <w:left w:val="single" w:color="CCCCCC" w:sz="1"/>
-              <w:bottom w:val="single" w:color="CCCCCC" w:sz="1"/>
-              <w:right w:val="single" w:color="CCCCCC" w:sz="1"/>
-            </w:tcBorders>
-            <w:shd w:fill="F9F9F9" w:val="clear"/>
-            <w:tcMar>
-              <w:top w:type="dxa" w:w="80"/>
-              <w:left w:type="dxa" w:w="120"/>
-              <w:bottom w:type="dxa" w:w="80"/>
-              <w:right w:type="dxa" w:w="120"/>
-            </w:tcMar>
-          </w:tcPr>
-          <w:p>
-            <w:r>
-              <w:rPr>
-                <w:rFonts w:ascii="Arial" w:cs="Arial" w:eastAsia="Arial" w:hAnsi="Arial"/>
-                <w:b w:val="false"/>
-                <w:bCs w:val="false"/>
-                <w:color w:val="333333"/>
-                <w:sz w:val="20"/>
-                <w:szCs w:val="20"/>
-              </w:rPr>
-              <w:t xml:space="preserve">700 Hz</w:t>
-            </w:r>
-          </w:p>
-        </w:tc>
-      </w:tr>
-      <w:tr>
-        <w:tc>
-          <w:tcPr>
-            <w:tcW w:type="dxa" w:w="3000"/>
-            <w:tcBorders>
-              <w:top w:val="single" w:color="CCCCCC" w:sz="1"/>
-              <w:left w:val="single" w:color="CCCCCC" w:sz="1"/>
-              <w:bottom w:val="single" w:color="CCCCCC" w:sz="1"/>
-              <w:right w:val="single" w:color="CCCCCC" w:sz="1"/>
-            </w:tcBorders>
-            <w:shd w:fill="F9F9F9" w:val="clear"/>
-            <w:tcMar>
-              <w:top w:type="dxa" w:w="80"/>
-              <w:left w:type="dxa" w:w="120"/>
-              <w:bottom w:type="dxa" w:w="80"/>
-              <w:right w:type="dxa" w:w="120"/>
-            </w:tcMar>
-          </w:tcPr>
-          <w:p>
-            <w:r>
-              <w:rPr>
-                <w:rFonts w:ascii="Arial" w:cs="Arial" w:eastAsia="Arial" w:hAnsi="Arial"/>
-                <w:b w:val="false"/>
-                <w:bCs w:val="false"/>
-                <w:color w:val="333333"/>
-                <w:sz w:val="20"/>
-                <w:szCs w:val="20"/>
-              </w:rPr>
-              <w:t xml:space="preserve">Head Copy Delay</w:t>
-            </w:r>
-          </w:p>
-        </w:tc>
-        <w:tc>
-          <w:tcPr>
-            <w:tcW w:type="dxa" w:w="6360"/>
-            <w:tcBorders>
-              <w:top w:val="single" w:color="CCCCCC" w:sz="1"/>
-              <w:left w:val="single" w:color="CCCCCC" w:sz="1"/>
-              <w:bottom w:val="single" w:color="CCCCCC" w:sz="1"/>
-              <w:right w:val="single" w:color="CCCCCC" w:sz="1"/>
-            </w:tcBorders>
-            <w:shd w:fill="F9F9F9" w:val="clear"/>
-            <w:tcMar>
-              <w:top w:type="dxa" w:w="80"/>
-              <w:left w:type="dxa" w:w="120"/>
-              <w:bottom w:type="dxa" w:w="80"/>
-              <w:right w:type="dxa" w:w="120"/>
-            </w:tcMar>
-          </w:tcPr>
-          <w:p>
-            <w:r>
-              <w:rPr>
-                <w:rFonts w:ascii="Arial" w:cs="Arial" w:eastAsia="Arial" w:hAnsi="Arial"/>
-                <w:b w:val="false"/>
-                <w:bCs w:val="false"/>
-                <w:color w:val="333333"/>
-                <w:sz w:val="20"/>
-                <w:szCs w:val="20"/>
-              </w:rPr>
-              <w:t xml:space="preserve">0.0 seconds (off)</w:t>
-            </w:r>
-          </w:p>
-        </w:tc>
-      </w:tr>
-      <w:tr>
-        <w:tc>
-          <w:tcPr>
-            <w:tcW w:type="dxa" w:w="3000"/>
-            <w:tcBorders>
-              <w:top w:val="single" w:color="CCCCCC" w:sz="1"/>
-              <w:left w:val="single" w:color="CCCCCC" w:sz="1"/>
-              <w:bottom w:val="single" w:color="CCCCCC" w:sz="1"/>
-              <w:right w:val="single" w:color="CCCCCC" w:sz="1"/>
-            </w:tcBorders>
-            <w:shd w:fill="F9F9F9" w:val="clear"/>
-            <w:tcMar>
-              <w:top w:type="dxa" w:w="80"/>
-              <w:left w:type="dxa" w:w="120"/>
-              <w:bottom w:type="dxa" w:w="80"/>
-              <w:right w:type="dxa" w:w="120"/>
-            </w:tcMar>
-          </w:tcPr>
-          <w:p>
-            <w:r>
-              <w:rPr>
-                <w:rFonts w:ascii="Arial" w:cs="Arial" w:eastAsia="Arial" w:hAnsi="Arial"/>
-                <w:b w:val="false"/>
-                <w:bCs w:val="false"/>
-                <w:color w:val="333333"/>
-                <w:sz w:val="20"/>
-                <w:szCs w:val="20"/>
-              </w:rPr>
-              <w:t xml:space="preserve">Volume</w:t>
-            </w:r>
-          </w:p>
-        </w:tc>
-        <w:tc>
-          <w:tcPr>
-            <w:tcW w:type="dxa" w:w="6360"/>
-            <w:tcBorders>
-              <w:top w:val="single" w:color="CCCCCC" w:sz="1"/>
-              <w:left w:val="single" w:color="CCCCCC" w:sz="1"/>
-              <w:bottom w:val="single" w:color="CCCCCC" w:sz="1"/>
-              <w:right w:val="single" w:color="CCCCCC" w:sz="1"/>
-            </w:tcBorders>
-            <w:shd w:fill="F9F9F9" w:val="clear"/>
-            <w:tcMar>
-              <w:top w:type="dxa" w:w="80"/>
-              <w:left w:type="dxa" w:w="120"/>
-              <w:bottom w:type="dxa" w:w="80"/>
-              <w:right w:type="dxa" w:w="120"/>
-            </w:tcMar>
-          </w:tcPr>
-          <w:p>
-            <w:r>
-              <w:rPr>
-                <w:rFonts w:ascii="Arial" w:cs="Arial" w:eastAsia="Arial" w:hAnsi="Arial"/>
-                <w:b w:val="false"/>
-                <w:bCs w:val="false"/>
-                <w:color w:val="333333"/>
-                <w:sz w:val="20"/>
-                <w:szCs w:val="20"/>
-              </w:rPr>
-              <w:t xml:space="preserve">50%</w:t>
-            </w:r>
-          </w:p>
-        </w:tc>
-      </w:tr>
-      <w:tr>
-        <w:tc>
-          <w:tcPr>
-            <w:tcW w:type="dxa" w:w="3000"/>
-            <w:tcBorders>
-              <w:top w:val="single" w:color="CCCCCC" w:sz="1"/>
-              <w:left w:val="single" w:color="CCCCCC" w:sz="1"/>
-              <w:bottom w:val="single" w:color="CCCCCC" w:sz="1"/>
-              <w:right w:val="single" w:color="CCCCCC" w:sz="1"/>
-            </w:tcBorders>
-            <w:shd w:fill="F9F9F9" w:val="clear"/>
-            <w:tcMar>
-              <w:top w:type="dxa" w:w="80"/>
-              <w:left w:type="dxa" w:w="120"/>
-              <w:bottom w:type="dxa" w:w="80"/>
-              <w:right w:type="dxa" w:w="120"/>
-            </w:tcMar>
-          </w:tcPr>
-          <w:p>
-            <w:r>
-              <w:rPr>
-                <w:rFonts w:ascii="Arial" w:cs="Arial" w:eastAsia="Arial" w:hAnsi="Arial"/>
-                <w:b w:val="false"/>
-                <w:bCs w:val="false"/>
-                <w:color w:val="333333"/>
-                <w:sz w:val="20"/>
-                <w:szCs w:val="20"/>
-              </w:rPr>
-              <w:t xml:space="preserve">Word Gap</w:t>
-            </w:r>
-          </w:p>
-        </w:tc>
-        <w:tc>
-          <w:tcPr>
-            <w:tcW w:type="dxa" w:w="6360"/>
-            <w:tcBorders>
-              <w:top w:val="single" w:color="CCCCCC" w:sz="1"/>
-              <w:left w:val="single" w:color="CCCCCC" w:sz="1"/>
-              <w:bottom w:val="single" w:color="CCCCCC" w:sz="1"/>
-              <w:right w:val="single" w:color="CCCCCC" w:sz="1"/>
-            </w:tcBorders>
-            <w:shd w:fill="F9F9F9" w:val="clear"/>
-            <w:tcMar>
-              <w:top w:type="dxa" w:w="80"/>
-              <w:left w:type="dxa" w:w="120"/>
-              <w:bottom w:type="dxa" w:w="80"/>
-              <w:right w:type="dxa" w:w="120"/>
-            </w:tcMar>
-          </w:tcPr>
-          <w:p>
-            <w:r>
-              <w:rPr>
-                <w:rFonts w:ascii="Arial" w:cs="Arial" w:eastAsia="Arial" w:hAnsi="Arial"/>
-                <w:b w:val="false"/>
-                <w:bCs w:val="false"/>
-                <w:color w:val="333333"/>
-                <w:sz w:val="20"/>
-                <w:szCs w:val="20"/>
-              </w:rPr>
-              <w:t xml:space="preserve">OFF</w:t>
-            </w:r>
-          </w:p>
-        </w:tc>
-      </w:tr>
-      <w:tr>
-        <w:tc>
-          <w:tcPr>
-            <w:tcW w:type="dxa" w:w="3000"/>
-            <w:tcBorders>
-              <w:top w:val="single" w:color="CCCCCC" w:sz="1"/>
-              <w:left w:val="single" w:color="CCCCCC" w:sz="1"/>
-              <w:bottom w:val="single" w:color="CCCCCC" w:sz="1"/>
-              <w:right w:val="single" w:color="CCCCCC" w:sz="1"/>
-            </w:tcBorders>
-            <w:shd w:fill="F9F9F9" w:val="clear"/>
-            <w:tcMar>
-              <w:top w:type="dxa" w:w="80"/>
-              <w:left w:type="dxa" w:w="120"/>
-              <w:bottom w:type="dxa" w:w="80"/>
-              <w:right w:type="dxa" w:w="120"/>
-            </w:tcMar>
-          </w:tcPr>
-          <w:p>
-            <w:r>
-              <w:rPr>
-                <w:rFonts w:ascii="Arial" w:cs="Arial" w:eastAsia="Arial" w:hAnsi="Arial"/>
-                <w:b w:val="false"/>
-                <w:bCs w:val="false"/>
-                <w:color w:val="333333"/>
-                <w:sz w:val="20"/>
-                <w:szCs w:val="20"/>
-              </w:rPr>
-              <w:t xml:space="preserve">Key Mode</w:t>
-            </w:r>
-          </w:p>
-        </w:tc>
-        <w:tc>
-          <w:tcPr>
-            <w:tcW w:type="dxa" w:w="6360"/>
-            <w:tcBorders>
-              <w:top w:val="single" w:color="CCCCCC" w:sz="1"/>
-              <w:left w:val="single" w:color="CCCCCC" w:sz="1"/>
-              <w:bottom w:val="single" w:color="CCCCCC" w:sz="1"/>
-              <w:right w:val="single" w:color="CCCCCC" w:sz="1"/>
-            </w:tcBorders>
-            <w:shd w:fill="F9F9F9" w:val="clear"/>
-            <w:tcMar>
-              <w:top w:type="dxa" w:w="80"/>
-              <w:left w:type="dxa" w:w="120"/>
-              <w:bottom w:type="dxa" w:w="80"/>
-              <w:right w:type="dxa" w:w="120"/>
-            </w:tcMar>
-          </w:tcPr>
-          <w:p>
-            <w:r>
-              <w:rPr>
-                <w:rFonts w:ascii="Arial" w:cs="Arial" w:eastAsia="Arial" w:hAnsi="Arial"/>
-                <w:b w:val="false"/>
-                <w:bCs w:val="false"/>
-                <w:color w:val="333333"/>
-                <w:sz w:val="20"/>
-                <w:szCs w:val="20"/>
-              </w:rPr>
-              <w:t xml:space="preserve">Iambic (hardware switch)</w:t>
-            </w:r>
-          </w:p>
-        </w:tc>
-      </w:tr>
-      <w:tr>
-        <w:tc>
-          <w:tcPr>
-            <w:tcW w:type="dxa" w:w="3000"/>
-            <w:tcBorders>
-              <w:top w:val="single" w:color="CCCCCC" w:sz="1"/>
-              <w:left w:val="single" w:color="CCCCCC" w:sz="1"/>
-              <w:bottom w:val="single" w:color="CCCCCC" w:sz="1"/>
-              <w:right w:val="single" w:color="CCCCCC" w:sz="1"/>
-            </w:tcBorders>
-            <w:shd w:fill="F9F9F9" w:val="clear"/>
-            <w:tcMar>
-              <w:top w:type="dxa" w:w="80"/>
-              <w:left w:type="dxa" w:w="120"/>
-              <w:bottom w:type="dxa" w:w="80"/>
-              <w:right w:type="dxa" w:w="120"/>
-            </w:tcMar>
-          </w:tcPr>
-          <w:p>
-            <w:r>
-              <w:rPr>
-                <w:rFonts w:ascii="Arial" w:cs="Arial" w:eastAsia="Arial" w:hAnsi="Arial"/>
-                <w:b w:val="false"/>
-                <w:bCs w:val="false"/>
-                <w:color w:val="333333"/>
-                <w:sz w:val="20"/>
-                <w:szCs w:val="20"/>
-              </w:rPr>
-              <w:t xml:space="preserve">Paddle Reverse</w:t>
-            </w:r>
-          </w:p>
-        </w:tc>
-        <w:tc>
-          <w:tcPr>
-            <w:tcW w:type="dxa" w:w="6360"/>
-            <w:tcBorders>
-              <w:top w:val="single" w:color="CCCCCC" w:sz="1"/>
-              <w:left w:val="single" w:color="CCCCCC" w:sz="1"/>
-              <w:bottom w:val="single" w:color="CCCCCC" w:sz="1"/>
-              <w:right w:val="single" w:color="CCCCCC" w:sz="1"/>
-            </w:tcBorders>
-            <w:shd w:fill="F9F9F9" w:val="clear"/>
-            <w:tcMar>
-              <w:top w:type="dxa" w:w="80"/>
-              <w:left w:type="dxa" w:w="120"/>
-              <w:bottom w:type="dxa" w:w="80"/>
-              <w:right w:type="dxa" w:w="120"/>
-            </w:tcMar>
-          </w:tcPr>
-          <w:p>
-            <w:r>
-              <w:rPr>
-                <w:rFonts w:ascii="Arial" w:cs="Arial" w:eastAsia="Arial" w:hAnsi="Arial"/>
-                <w:b w:val="false"/>
-                <w:bCs w:val="false"/>
-                <w:color w:val="333333"/>
-                <w:sz w:val="20"/>
-                <w:szCs w:val="20"/>
-              </w:rPr>
-              <w:t xml:space="preserve">Normal (unreversed)</w:t>
-            </w:r>
-          </w:p>
-        </w:tc>
-      </w:tr>
-      <w:tr>
-        <w:tc>
-          <w:tcPr>
-            <w:tcW w:type="dxa" w:w="3000"/>
-            <w:tcBorders>
-              <w:top w:val="single" w:color="CCCCCC" w:sz="1"/>
-              <w:left w:val="single" w:color="CCCCCC" w:sz="1"/>
-              <w:bottom w:val="single" w:color="CCCCCC" w:sz="1"/>
-              <w:right w:val="single" w:color="CCCCCC" w:sz="1"/>
-            </w:tcBorders>
-            <w:shd w:fill="F9F9F9" w:val="clear"/>
-            <w:tcMar>
-              <w:top w:type="dxa" w:w="80"/>
-              <w:left w:type="dxa" w:w="120"/>
-              <w:bottom w:type="dxa" w:w="80"/>
-              <w:right w:type="dxa" w:w="120"/>
-            </w:tcMar>
-          </w:tcPr>
-          <w:p>
-            <w:r>
-              <w:rPr>
-                <w:rFonts w:ascii="Arial" w:cs="Arial" w:eastAsia="Arial" w:hAnsi="Arial"/>
-                <w:b w:val="false"/>
-                <w:bCs w:val="false"/>
-                <w:color w:val="333333"/>
-                <w:sz w:val="20"/>
-                <w:szCs w:val="20"/>
-              </w:rPr>
-              <w:t xml:space="preserve">WiFi Channel</w:t>
-            </w:r>
-          </w:p>
-        </w:tc>
-        <w:tc>
-          <w:tcPr>
-            <w:tcW w:type="dxa" w:w="6360"/>
-            <w:tcBorders>
-              <w:top w:val="single" w:color="CCCCCC" w:sz="1"/>
-              <w:left w:val="single" w:color="CCCCCC" w:sz="1"/>
-              <w:bottom w:val="single" w:color="CCCCCC" w:sz="1"/>
-              <w:right w:val="single" w:color="CCCCCC" w:sz="1"/>
-            </w:tcBorders>
-            <w:shd w:fill="F9F9F9" w:val="clear"/>
-            <w:tcMar>
-              <w:top w:type="dxa" w:w="80"/>
-              <w:left w:type="dxa" w:w="120"/>
-              <w:bottom w:type="dxa" w:w="80"/>
-              <w:right w:type="dxa" w:w="120"/>
-            </w:tcMar>
-          </w:tcPr>
-          <w:p>
-            <w:r>
-              <w:rPr>
-                <w:rFonts w:ascii="Arial" w:cs="Arial" w:eastAsia="Arial" w:hAnsi="Arial"/>
-                <w:b w:val="false"/>
-                <w:bCs w:val="false"/>
-                <w:color w:val="333333"/>
-                <w:sz w:val="20"/>
-                <w:szCs w:val="20"/>
-              </w:rPr>
-              <w:t xml:space="preserve">Channel 1</w:t>
-            </w:r>
-          </w:p>
-        </w:tc>
-      </w:tr>
-      <w:tr>
-        <w:tc>
-          <w:tcPr>
-            <w:tcW w:type="dxa" w:w="3000"/>
-            <w:tcBorders>
-              <w:top w:val="single" w:color="CCCCCC" w:sz="1"/>
-              <w:left w:val="single" w:color="CCCCCC" w:sz="1"/>
-              <w:bottom w:val="single" w:color="CCCCCC" w:sz="1"/>
-              <w:right w:val="single" w:color="CCCCCC" w:sz="1"/>
-            </w:tcBorders>
-            <w:shd w:fill="F9F9F9" w:val="clear"/>
-            <w:tcMar>
-              <w:top w:type="dxa" w:w="80"/>
-              <w:left w:type="dxa" w:w="120"/>
-              <w:bottom w:type="dxa" w:w="80"/>
-              <w:right w:type="dxa" w:w="120"/>
-            </w:tcMar>
-          </w:tcPr>
-          <w:p>
-            <w:r>
-              <w:rPr>
-                <w:rFonts w:ascii="Arial" w:cs="Arial" w:eastAsia="Arial" w:hAnsi="Arial"/>
-                <w:b w:val="false"/>
-                <w:bCs w:val="false"/>
-                <w:color w:val="333333"/>
-                <w:sz w:val="20"/>
-                <w:szCs w:val="20"/>
-              </w:rPr>
-              <w:t xml:space="preserve">AP SSID</w:t>
-            </w:r>
-          </w:p>
-        </w:tc>
-        <w:tc>
-          <w:tcPr>
-            <w:tcW w:type="dxa" w:w="6360"/>
-            <w:tcBorders>
-              <w:top w:val="single" w:color="CCCCCC" w:sz="1"/>
-              <w:left w:val="single" w:color="CCCCCC" w:sz="1"/>
-              <w:bottom w:val="single" w:color="CCCCCC" w:sz="1"/>
-              <w:right w:val="single" w:color="CCCCCC" w:sz="1"/>
-            </w:tcBorders>
-            <w:shd w:fill="F9F9F9" w:val="clear"/>
-            <w:tcMar>
-              <w:top w:type="dxa" w:w="80"/>
-              <w:left w:type="dxa" w:w="120"/>
-              <w:bottom w:type="dxa" w:w="80"/>
-              <w:right w:type="dxa" w:w="120"/>
-            </w:tcMar>
-          </w:tcPr>
-          <w:p>
-            <w:r>
-              <w:rPr>
-                <w:rFonts w:ascii="Arial" w:cs="Arial" w:eastAsia="Arial" w:hAnsi="Arial"/>
-                <w:b w:val="false"/>
-                <w:bCs w:val="false"/>
-                <w:color w:val="333333"/>
-                <w:sz w:val="20"/>
-                <w:szCs w:val="20"/>
-              </w:rPr>
-              <w:t xml:space="preserve">K0WLY-XXXX (unique per unit)</w:t>
-            </w:r>
-          </w:p>
-        </w:tc>
-      </w:tr>
-    </w:tbl>
-    <w:p>
-      <w:pPr>
-        <w:spacing w:after="120"/>
-      </w:pPr>
-      <w:r>
-        <w:t xml:space="preserve"/>
-      </w:r>
-    </w:p>
-    <w:p>
-      <w:pPr>
-        <w:pStyle w:val="Heading1"/>
-      </w:pPr>
-      <w:r>
-        <w:rPr>
-          <w:rFonts w:ascii="Arial" w:cs="Arial" w:eastAsia="Arial" w:hAnsi="Arial"/>
-          <w:b/>
-          <w:bCs/>
-          <w:color w:val="2E4057"/>
-          <w:sz w:val="32"/>
-          <w:szCs w:val="32"/>
-        </w:rPr>
-        <w:t xml:space="preserve">8. Firmware Information</w:t>
-      </w:r>
-    </w:p>
-    <w:tbl>
-      <w:tblPr>
-        <w:tblW w:type="dxa" w:w="9360"/>
-        <w:tblBorders>
-          <w:top w:val="single" w:color="auto" w:sz="4"/>
-          <w:left w:val="single" w:color="auto" w:sz="4"/>
-          <w:bottom w:val="single" w:color="auto" w:sz="4"/>
-          <w:right w:val="single" w:color="auto" w:sz="4"/>
-          <w:insideH w:val="single" w:color="auto" w:sz="4"/>
-          <w:insideV w:val="single" w:color="auto" w:sz="4"/>
-        </w:tblBorders>
-      </w:tblPr>
-      <w:tblGrid>
-        <w:gridCol w:w="3000"/>
-        <w:gridCol w:w="6360"/>
-      </w:tblGrid>
-      <w:tr>
-        <w:tc>
-          <w:tcPr>
-            <w:tcW w:type="dxa" w:w="3000"/>
-            <w:tcBorders>
-              <w:top w:val="single" w:color="CCCCCC" w:sz="1"/>
-              <w:left w:val="single" w:color="CCCCCC" w:sz="1"/>
-              <w:bottom w:val="single" w:color="CCCCCC" w:sz="1"/>
-              <w:right w:val="single" w:color="CCCCCC" w:sz="1"/>
-            </w:tcBorders>
-            <w:shd w:fill="048A81" w:val="clear"/>
-            <w:tcMar>
-              <w:top w:type="dxa" w:w="80"/>
-              <w:left w:type="dxa" w:w="120"/>
-              <w:bottom w:type="dxa" w:w="80"/>
-              <w:right w:type="dxa" w:w="120"/>
-            </w:tcMar>
-          </w:tcPr>
-          <w:p>
-            <w:r>
-              <w:rPr>
-                <w:rFonts w:ascii="Arial" w:cs="Arial" w:eastAsia="Arial" w:hAnsi="Arial"/>
-                <w:b/>
-                <w:bCs/>
-                <w:color w:val="FFFFFF"/>
-                <w:sz w:val="20"/>
-                <w:szCs w:val="20"/>
-              </w:rPr>
-              <w:t xml:space="preserve">Item</w:t>
-            </w:r>
-          </w:p>
-        </w:tc>
-        <w:tc>
-          <w:tcPr>
-            <w:tcW w:type="dxa" w:w="6360"/>
-            <w:tcBorders>
-              <w:top w:val="single" w:color="CCCCCC" w:sz="1"/>
-              <w:left w:val="single" w:color="CCCCCC" w:sz="1"/>
-              <w:bottom w:val="single" w:color="CCCCCC" w:sz="1"/>
-              <w:right w:val="single" w:color="CCCCCC" w:sz="1"/>
-            </w:tcBorders>
-            <w:shd w:fill="048A81" w:val="clear"/>
-            <w:tcMar>
-              <w:top w:type="dxa" w:w="80"/>
-              <w:left w:type="dxa" w:w="120"/>
-              <w:bottom w:type="dxa" w:w="80"/>
-              <w:right w:type="dxa" w:w="120"/>
-            </w:tcMar>
-          </w:tcPr>
-          <w:p>
-            <w:r>
-              <w:rPr>
-                <w:rFonts w:ascii="Arial" w:cs="Arial" w:eastAsia="Arial" w:hAnsi="Arial"/>
-                <w:b/>
-                <w:bCs/>
-                <w:color w:val="FFFFFF"/>
-                <w:sz w:val="20"/>
-                <w:szCs w:val="20"/>
-              </w:rPr>
-              <w:t xml:space="preserve">Details</w:t>
-            </w:r>
-          </w:p>
-        </w:tc>
-      </w:tr>
-      <w:tr>
-        <w:tc>
-          <w:tcPr>
-            <w:tcW w:type="dxa" w:w="3000"/>
-            <w:tcBorders>
-              <w:top w:val="single" w:color="CCCCCC" w:sz="1"/>
-              <w:left w:val="single" w:color="CCCCCC" w:sz="1"/>
-              <w:bottom w:val="single" w:color="CCCCCC" w:sz="1"/>
-              <w:right w:val="single" w:color="CCCCCC" w:sz="1"/>
-            </w:tcBorders>
-            <w:shd w:fill="F9F9F9" w:val="clear"/>
-            <w:tcMar>
-              <w:top w:type="dxa" w:w="80"/>
-              <w:left w:type="dxa" w:w="120"/>
-              <w:bottom w:type="dxa" w:w="80"/>
-              <w:right w:type="dxa" w:w="120"/>
-            </w:tcMar>
-          </w:tcPr>
-          <w:p>
-            <w:r>
-              <w:rPr>
-                <w:rFonts w:ascii="Arial" w:cs="Arial" w:eastAsia="Arial" w:hAnsi="Arial"/>
-                <w:b w:val="false"/>
-                <w:bCs w:val="false"/>
-                <w:color w:val="333333"/>
-                <w:sz w:val="20"/>
-                <w:szCs w:val="20"/>
-              </w:rPr>
-              <w:t xml:space="preserve">Platform</w:t>
-            </w:r>
-          </w:p>
-        </w:tc>
-        <w:tc>
-          <w:tcPr>
-            <w:tcW w:type="dxa" w:w="6360"/>
-            <w:tcBorders>
-              <w:top w:val="single" w:color="CCCCCC" w:sz="1"/>
-              <w:left w:val="single" w:color="CCCCCC" w:sz="1"/>
-              <w:bottom w:val="single" w:color="CCCCCC" w:sz="1"/>
-              <w:right w:val="single" w:color="CCCCCC" w:sz="1"/>
-            </w:tcBorders>
-            <w:shd w:fill="F9F9F9" w:val="clear"/>
-            <w:tcMar>
-              <w:top w:type="dxa" w:w="80"/>
-              <w:left w:type="dxa" w:w="120"/>
-              <w:bottom w:type="dxa" w:w="80"/>
-              <w:right w:type="dxa" w:w="120"/>
-            </w:tcMar>
-          </w:tcPr>
-          <w:p>
-            <w:r>
-              <w:rPr>
-                <w:rFonts w:ascii="Arial" w:cs="Arial" w:eastAsia="Arial" w:hAnsi="Arial"/>
-                <w:b w:val="false"/>
-                <w:bCs w:val="false"/>
-                <w:color w:val="333333"/>
-                <w:sz w:val="20"/>
-                <w:szCs w:val="20"/>
-              </w:rPr>
-              <w:t xml:space="preserve">ESP32-S3 (LilyGO T-Display S3 AMOLED)</w:t>
-            </w:r>
-          </w:p>
-        </w:tc>
-      </w:tr>
-      <w:tr>
-        <w:tc>
-          <w:tcPr>
-            <w:tcW w:type="dxa" w:w="3000"/>
-            <w:tcBorders>
-              <w:top w:val="single" w:color="CCCCCC" w:sz="1"/>
-              <w:left w:val="single" w:color="CCCCCC" w:sz="1"/>
-              <w:bottom w:val="single" w:color="CCCCCC" w:sz="1"/>
-              <w:right w:val="single" w:color="CCCCCC" w:sz="1"/>
-            </w:tcBorders>
-            <w:shd w:fill="F9F9F9" w:val="clear"/>
-            <w:tcMar>
-              <w:top w:type="dxa" w:w="80"/>
-              <w:left w:type="dxa" w:w="120"/>
-              <w:bottom w:type="dxa" w:w="80"/>
-              <w:right w:type="dxa" w:w="120"/>
-            </w:tcMar>
-          </w:tcPr>
-          <w:p>
-            <w:r>
-              <w:rPr>
-                <w:rFonts w:ascii="Arial" w:cs="Arial" w:eastAsia="Arial" w:hAnsi="Arial"/>
-                <w:b w:val="false"/>
-                <w:bCs w:val="false"/>
-                <w:color w:val="333333"/>
-                <w:sz w:val="20"/>
-                <w:szCs w:val="20"/>
-              </w:rPr>
-              <w:t xml:space="preserve">Framework</w:t>
-            </w:r>
-          </w:p>
-        </w:tc>
-        <w:tc>
-          <w:tcPr>
-            <w:tcW w:type="dxa" w:w="6360"/>
-            <w:tcBorders>
-              <w:top w:val="single" w:color="CCCCCC" w:sz="1"/>
-              <w:left w:val="single" w:color="CCCCCC" w:sz="1"/>
-              <w:bottom w:val="single" w:color="CCCCCC" w:sz="1"/>
-              <w:right w:val="single" w:color="CCCCCC" w:sz="1"/>
-            </w:tcBorders>
-            <w:shd w:fill="F9F9F9" w:val="clear"/>
-            <w:tcMar>
-              <w:top w:type="dxa" w:w="80"/>
-              <w:left w:type="dxa" w:w="120"/>
-              <w:bottom w:type="dxa" w:w="80"/>
-              <w:right w:type="dxa" w:w="120"/>
-            </w:tcMar>
-          </w:tcPr>
-          <w:p>
-            <w:r>
-              <w:rPr>
-                <w:rFonts w:ascii="Arial" w:cs="Arial" w:eastAsia="Arial" w:hAnsi="Arial"/>
-                <w:b w:val="false"/>
-                <w:bCs w:val="false"/>
-                <w:color w:val="333333"/>
-                <w:sz w:val="20"/>
-                <w:szCs w:val="20"/>
-              </w:rPr>
-              <w:t xml:space="preserve">Arduino via PlatformIO</w:t>
-            </w:r>
-          </w:p>
-        </w:tc>
-      </w:tr>
-      <w:tr>
-        <w:tc>
-          <w:tcPr>
-            <w:tcW w:type="dxa" w:w="3000"/>
-            <w:tcBorders>
-              <w:top w:val="single" w:color="CCCCCC" w:sz="1"/>
-              <w:left w:val="single" w:color="CCCCCC" w:sz="1"/>
-              <w:bottom w:val="single" w:color="CCCCCC" w:sz="1"/>
-              <w:right w:val="single" w:color="CCCCCC" w:sz="1"/>
-            </w:tcBorders>
-            <w:shd w:fill="F9F9F9" w:val="clear"/>
-            <w:tcMar>
-              <w:top w:type="dxa" w:w="80"/>
-              <w:left w:type="dxa" w:w="120"/>
-              <w:bottom w:type="dxa" w:w="80"/>
-              <w:right w:type="dxa" w:w="120"/>
-            </w:tcMar>
-          </w:tcPr>
-          <w:p>
-            <w:r>
-              <w:rPr>
-                <w:rFonts w:ascii="Arial" w:cs="Arial" w:eastAsia="Arial" w:hAnsi="Arial"/>
-                <w:b w:val="false"/>
-                <w:bCs w:val="false"/>
-                <w:color w:val="333333"/>
-                <w:sz w:val="20"/>
-                <w:szCs w:val="20"/>
-              </w:rPr>
-              <w:t xml:space="preserve">Board Definition</w:t>
-            </w:r>
-          </w:p>
-        </w:tc>
-        <w:tc>
-          <w:tcPr>
-            <w:tcW w:type="dxa" w:w="6360"/>
-            <w:tcBorders>
-              <w:top w:val="single" w:color="CCCCCC" w:sz="1"/>
-              <w:left w:val="single" w:color="CCCCCC" w:sz="1"/>
-              <w:bottom w:val="single" w:color="CCCCCC" w:sz="1"/>
-              <w:right w:val="single" w:color="CCCCCC" w:sz="1"/>
-            </w:tcBorders>
-            <w:shd w:fill="F9F9F9" w:val="clear"/>
-            <w:tcMar>
-              <w:top w:type="dxa" w:w="80"/>
-              <w:left w:type="dxa" w:w="120"/>
-              <w:bottom w:type="dxa" w:w="80"/>
-              <w:right w:type="dxa" w:w="120"/>
-            </w:tcMar>
-          </w:tcPr>
-          <w:p>
-            <w:r>
-              <w:rPr>
-                <w:rFonts w:ascii="Arial" w:cs="Arial" w:eastAsia="Arial" w:hAnsi="Arial"/>
-                <w:b w:val="false"/>
-                <w:bCs w:val="false"/>
-                <w:color w:val="333333"/>
-                <w:sz w:val="20"/>
-                <w:szCs w:val="20"/>
-              </w:rPr>
-              <w:t xml:space="preserve">lilygo-t-amoled (custom boards/ folder)</w:t>
-            </w:r>
-          </w:p>
-        </w:tc>
-      </w:tr>
-      <w:tr>
-        <w:tc>
-          <w:tcPr>
-            <w:tcW w:type="dxa" w:w="3000"/>
-            <w:tcBorders>
-              <w:top w:val="single" w:color="CCCCCC" w:sz="1"/>
-              <w:left w:val="single" w:color="CCCCCC" w:sz="1"/>
-              <w:bottom w:val="single" w:color="CCCCCC" w:sz="1"/>
-              <w:right w:val="single" w:color="CCCCCC" w:sz="1"/>
-            </w:tcBorders>
-            <w:shd w:fill="F9F9F9" w:val="clear"/>
-            <w:tcMar>
-              <w:top w:type="dxa" w:w="80"/>
-              <w:left w:type="dxa" w:w="120"/>
-              <w:bottom w:type="dxa" w:w="80"/>
-              <w:right w:type="dxa" w:w="120"/>
-            </w:tcMar>
-          </w:tcPr>
-          <w:p>
-            <w:r>
-              <w:rPr>
-                <w:rFonts w:ascii="Arial" w:cs="Arial" w:eastAsia="Arial" w:hAnsi="Arial"/>
-                <w:b w:val="false"/>
-                <w:bCs w:val="false"/>
-                <w:color w:val="333333"/>
-                <w:sz w:val="20"/>
-                <w:szCs w:val="20"/>
-              </w:rPr>
-              <w:t xml:space="preserve">Display Driver</w:t>
-            </w:r>
-          </w:p>
-        </w:tc>
-        <w:tc>
-          <w:tcPr>
-            <w:tcW w:type="dxa" w:w="6360"/>
-            <w:tcBorders>
-              <w:top w:val="single" w:color="CCCCCC" w:sz="1"/>
-              <w:left w:val="single" w:color="CCCCCC" w:sz="1"/>
-              <w:bottom w:val="single" w:color="CCCCCC" w:sz="1"/>
-              <w:right w:val="single" w:color="CCCCCC" w:sz="1"/>
-            </w:tcBorders>
-            <w:shd w:fill="F9F9F9" w:val="clear"/>
-            <w:tcMar>
-              <w:top w:type="dxa" w:w="80"/>
-              <w:left w:type="dxa" w:w="120"/>
-              <w:bottom w:type="dxa" w:w="80"/>
-              <w:right w:type="dxa" w:w="120"/>
-            </w:tcMar>
-          </w:tcPr>
-          <w:p>
-            <w:r>
-              <w:rPr>
-                <w:rFonts w:ascii="Arial" w:cs="Arial" w:eastAsia="Arial" w:hAnsi="Arial"/>
-                <w:b w:val="false"/>
-                <w:bCs w:val="false"/>
-                <w:color w:val="333333"/>
-                <w:sz w:val="20"/>
-                <w:szCs w:val="20"/>
-              </w:rPr>
-              <w:t xml:space="preserve">RM67162 AMOLED, 536×240, QSPI</w:t>
-            </w:r>
-          </w:p>
-        </w:tc>
-      </w:tr>
-      <w:tr>
-        <w:tc>
-          <w:tcPr>
-            <w:tcW w:type="dxa" w:w="3000"/>
-            <w:tcBorders>
-              <w:top w:val="single" w:color="CCCCCC" w:sz="1"/>
-              <w:left w:val="single" w:color="CCCCCC" w:sz="1"/>
-              <w:bottom w:val="single" w:color="CCCCCC" w:sz="1"/>
-              <w:right w:val="single" w:color="CCCCCC" w:sz="1"/>
-            </w:tcBorders>
-            <w:shd w:fill="F9F9F9" w:val="clear"/>
-            <w:tcMar>
-              <w:top w:type="dxa" w:w="80"/>
-              <w:left w:type="dxa" w:w="120"/>
-              <w:bottom w:type="dxa" w:w="80"/>
-              <w:right w:type="dxa" w:w="120"/>
-            </w:tcMar>
-          </w:tcPr>
-          <w:p>
-            <w:r>
-              <w:rPr>
-                <w:rFonts w:ascii="Arial" w:cs="Arial" w:eastAsia="Arial" w:hAnsi="Arial"/>
-                <w:b w:val="false"/>
-                <w:bCs w:val="false"/>
-                <w:color w:val="333333"/>
-                <w:sz w:val="20"/>
-                <w:szCs w:val="20"/>
-              </w:rPr>
-              <w:t xml:space="preserve">WiFi Mode</w:t>
-            </w:r>
-          </w:p>
-        </w:tc>
-        <w:tc>
-          <w:tcPr>
-            <w:tcW w:type="dxa" w:w="6360"/>
-            <w:tcBorders>
-              <w:top w:val="single" w:color="CCCCCC" w:sz="1"/>
-              <w:left w:val="single" w:color="CCCCCC" w:sz="1"/>
-              <w:bottom w:val="single" w:color="CCCCCC" w:sz="1"/>
-              <w:right w:val="single" w:color="CCCCCC" w:sz="1"/>
-            </w:tcBorders>
-            <w:shd w:fill="F9F9F9" w:val="clear"/>
-            <w:tcMar>
-              <w:top w:type="dxa" w:w="80"/>
-              <w:left w:type="dxa" w:w="120"/>
-              <w:bottom w:type="dxa" w:w="80"/>
-              <w:right w:type="dxa" w:w="120"/>
-            </w:tcMar>
-          </w:tcPr>
-          <w:p>
-            <w:r>
-              <w:rPr>
-                <w:rFonts w:ascii="Arial" w:cs="Arial" w:eastAsia="Arial" w:hAnsi="Arial"/>
-                <w:b w:val="false"/>
-                <w:bCs w:val="false"/>
-                <w:color w:val="333333"/>
-                <w:sz w:val="20"/>
-                <w:szCs w:val="20"/>
-              </w:rPr>
-              <w:t xml:space="preserve">AP+STA simultaneous</w:t>
-            </w:r>
-          </w:p>
-        </w:tc>
-      </w:tr>
-      <w:tr>
-        <w:tc>
-          <w:tcPr>
-            <w:tcW w:type="dxa" w:w="3000"/>
-            <w:tcBorders>
-              <w:top w:val="single" w:color="CCCCCC" w:sz="1"/>
-              <w:left w:val="single" w:color="CCCCCC" w:sz="1"/>
-              <w:bottom w:val="single" w:color="CCCCCC" w:sz="1"/>
-              <w:right w:val="single" w:color="CCCCCC" w:sz="1"/>
-            </w:tcBorders>
-            <w:shd w:fill="F9F9F9" w:val="clear"/>
-            <w:tcMar>
-              <w:top w:type="dxa" w:w="80"/>
-              <w:left w:type="dxa" w:w="120"/>
-              <w:bottom w:type="dxa" w:w="80"/>
-              <w:right w:type="dxa" w:w="120"/>
-            </w:tcMar>
-          </w:tcPr>
-          <w:p>
-            <w:r>
-              <w:rPr>
-                <w:rFonts w:ascii="Arial" w:cs="Arial" w:eastAsia="Arial" w:hAnsi="Arial"/>
-                <w:b w:val="false"/>
-                <w:bCs w:val="false"/>
-                <w:color w:val="333333"/>
-                <w:sz w:val="20"/>
-                <w:szCs w:val="20"/>
-              </w:rPr>
-              <w:t xml:space="preserve">WiFi Protocol</w:t>
-            </w:r>
-          </w:p>
-        </w:tc>
-        <w:tc>
-          <w:tcPr>
-            <w:tcW w:type="dxa" w:w="6360"/>
-            <w:tcBorders>
-              <w:top w:val="single" w:color="CCCCCC" w:sz="1"/>
-              <w:left w:val="single" w:color="CCCCCC" w:sz="1"/>
-              <w:bottom w:val="single" w:color="CCCCCC" w:sz="1"/>
-              <w:right w:val="single" w:color="CCCCCC" w:sz="1"/>
-            </w:tcBorders>
-            <w:shd w:fill="F9F9F9" w:val="clear"/>
-            <w:tcMar>
-              <w:top w:type="dxa" w:w="80"/>
-              <w:left w:type="dxa" w:w="120"/>
-              <w:bottom w:type="dxa" w:w="80"/>
-              <w:right w:type="dxa" w:w="120"/>
-            </w:tcMar>
-          </w:tcPr>
-          <w:p>
-            <w:r>
-              <w:rPr>
-                <w:rFonts w:ascii="Arial" w:cs="Arial" w:eastAsia="Arial" w:hAnsi="Arial"/>
-                <w:b w:val="false"/>
-                <w:bCs w:val="false"/>
-                <w:color w:val="333333"/>
-                <w:sz w:val="20"/>
-                <w:szCs w:val="20"/>
-              </w:rPr>
-              <w:t xml:space="preserve">ESP-NOW (peer-to-peer) + AsyncWebServer (AP)</w:t>
-            </w:r>
-          </w:p>
-        </w:tc>
-      </w:tr>
-      <w:tr>
-        <w:tc>
-          <w:tcPr>
-            <w:tcW w:type="dxa" w:w="3000"/>
-            <w:tcBorders>
-              <w:top w:val="single" w:color="CCCCCC" w:sz="1"/>
-              <w:left w:val="single" w:color="CCCCCC" w:sz="1"/>
-              <w:bottom w:val="single" w:color="CCCCCC" w:sz="1"/>
-              <w:right w:val="single" w:color="CCCCCC" w:sz="1"/>
-            </w:tcBorders>
-            <w:shd w:fill="F9F9F9" w:val="clear"/>
-            <w:tcMar>
-              <w:top w:type="dxa" w:w="80"/>
-              <w:left w:type="dxa" w:w="120"/>
-              <w:bottom w:type="dxa" w:w="80"/>
-              <w:right w:type="dxa" w:w="120"/>
-            </w:tcMar>
-          </w:tcPr>
-          <w:p>
-            <w:r>
-              <w:rPr>
-                <w:rFonts w:ascii="Arial" w:cs="Arial" w:eastAsia="Arial" w:hAnsi="Arial"/>
-                <w:b w:val="false"/>
-                <w:bCs w:val="false"/>
-                <w:color w:val="333333"/>
-                <w:sz w:val="20"/>
-                <w:szCs w:val="20"/>
-              </w:rPr>
-              <w:t xml:space="preserve">File Storage</w:t>
-            </w:r>
-          </w:p>
-        </w:tc>
-        <w:tc>
-          <w:tcPr>
-            <w:tcW w:type="dxa" w:w="6360"/>
-            <w:tcBorders>
-              <w:top w:val="single" w:color="CCCCCC" w:sz="1"/>
-              <w:left w:val="single" w:color="CCCCCC" w:sz="1"/>
-              <w:bottom w:val="single" w:color="CCCCCC" w:sz="1"/>
-              <w:right w:val="single" w:color="CCCCCC" w:sz="1"/>
-            </w:tcBorders>
-            <w:shd w:fill="F9F9F9" w:val="clear"/>
-            <w:tcMar>
-              <w:top w:type="dxa" w:w="80"/>
-              <w:left w:type="dxa" w:w="120"/>
-              <w:bottom w:type="dxa" w:w="80"/>
-              <w:right w:type="dxa" w:w="120"/>
-            </w:tcMar>
-          </w:tcPr>
-          <w:p>
-            <w:r>
-              <w:rPr>
-                <w:rFonts w:ascii="Arial" w:cs="Arial" w:eastAsia="Arial" w:hAnsi="Arial"/>
-                <w:b w:val="false"/>
-                <w:bCs w:val="false"/>
-                <w:color w:val="333333"/>
-                <w:sz w:val="20"/>
-                <w:szCs w:val="20"/>
-              </w:rPr>
-              <w:t xml:space="preserve">LittleFS on internal flash</w:t>
-            </w:r>
-          </w:p>
-        </w:tc>
-      </w:tr>
-      <w:tr>
-        <w:tc>
-          <w:tcPr>
-            <w:tcW w:type="dxa" w:w="3000"/>
-            <w:tcBorders>
-              <w:top w:val="single" w:color="CCCCCC" w:sz="1"/>
-              <w:left w:val="single" w:color="CCCCCC" w:sz="1"/>
-              <w:bottom w:val="single" w:color="CCCCCC" w:sz="1"/>
-              <w:right w:val="single" w:color="CCCCCC" w:sz="1"/>
-            </w:tcBorders>
-            <w:shd w:fill="F9F9F9" w:val="clear"/>
-            <w:tcMar>
-              <w:top w:type="dxa" w:w="80"/>
-              <w:left w:type="dxa" w:w="120"/>
-              <w:bottom w:type="dxa" w:w="80"/>
-              <w:right w:type="dxa" w:w="120"/>
-            </w:tcMar>
-          </w:tcPr>
-          <w:p>
-            <w:r>
-              <w:rPr>
-                <w:rFonts w:ascii="Arial" w:cs="Arial" w:eastAsia="Arial" w:hAnsi="Arial"/>
-                <w:b w:val="false"/>
-                <w:bCs w:val="false"/>
-                <w:color w:val="333333"/>
-                <w:sz w:val="20"/>
-                <w:szCs w:val="20"/>
-              </w:rPr>
-              <w:t xml:space="preserve">Keyer Task</w:t>
-            </w:r>
-          </w:p>
-        </w:tc>
-        <w:tc>
-          <w:tcPr>
-            <w:tcW w:type="dxa" w:w="6360"/>
-            <w:tcBorders>
-              <w:top w:val="single" w:color="CCCCCC" w:sz="1"/>
-              <w:left w:val="single" w:color="CCCCCC" w:sz="1"/>
-              <w:bottom w:val="single" w:color="CCCCCC" w:sz="1"/>
-              <w:right w:val="single" w:color="CCCCCC" w:sz="1"/>
-            </w:tcBorders>
-            <w:shd w:fill="F9F9F9" w:val="clear"/>
-            <w:tcMar>
-              <w:top w:type="dxa" w:w="80"/>
-              <w:left w:type="dxa" w:w="120"/>
-              <w:bottom w:type="dxa" w:w="80"/>
-              <w:right w:type="dxa" w:w="120"/>
-            </w:tcMar>
-          </w:tcPr>
-          <w:p>
-            <w:r>
-              <w:rPr>
-                <w:rFonts w:ascii="Arial" w:cs="Arial" w:eastAsia="Arial" w:hAnsi="Arial"/>
-                <w:b w:val="false"/>
-                <w:bCs w:val="false"/>
-                <w:color w:val="333333"/>
-                <w:sz w:val="20"/>
-                <w:szCs w:val="20"/>
-              </w:rPr>
-              <w:t xml:space="preserve">FreeRTOS task pinned to Core 1</w:t>
-            </w:r>
-          </w:p>
-        </w:tc>
-      </w:tr>
-      <w:tr>
-        <w:tc>
-          <w:tcPr>
-            <w:tcW w:type="dxa" w:w="3000"/>
-            <w:tcBorders>
-              <w:top w:val="single" w:color="CCCCCC" w:sz="1"/>
-              <w:left w:val="single" w:color="CCCCCC" w:sz="1"/>
-              <w:bottom w:val="single" w:color="CCCCCC" w:sz="1"/>
-              <w:right w:val="single" w:color="CCCCCC" w:sz="1"/>
-            </w:tcBorders>
-            <w:shd w:fill="F9F9F9" w:val="clear"/>
-            <w:tcMar>
-              <w:top w:type="dxa" w:w="80"/>
-              <w:left w:type="dxa" w:w="120"/>
-              <w:bottom w:type="dxa" w:w="80"/>
-              <w:right w:type="dxa" w:w="120"/>
-            </w:tcMar>
-          </w:tcPr>
-          <w:p>
-            <w:r>
-              <w:rPr>
-                <w:rFonts w:ascii="Arial" w:cs="Arial" w:eastAsia="Arial" w:hAnsi="Arial"/>
-                <w:b w:val="false"/>
-                <w:bCs w:val="false"/>
-                <w:color w:val="333333"/>
-                <w:sz w:val="20"/>
-                <w:szCs w:val="20"/>
-              </w:rPr>
-              <w:t xml:space="preserve">WiFi / Display / Web</w:t>
-            </w:r>
-          </w:p>
-        </w:tc>
-        <w:tc>
-          <w:tcPr>
-            <w:tcW w:type="dxa" w:w="6360"/>
-            <w:tcBorders>
-              <w:top w:val="single" w:color="CCCCCC" w:sz="1"/>
-              <w:left w:val="single" w:color="CCCCCC" w:sz="1"/>
-              <w:bottom w:val="single" w:color="CCCCCC" w:sz="1"/>
-              <w:right w:val="single" w:color="CCCCCC" w:sz="1"/>
-            </w:tcBorders>
-            <w:shd w:fill="F9F9F9" w:val="clear"/>
-            <w:tcMar>
-              <w:top w:type="dxa" w:w="80"/>
-              <w:left w:type="dxa" w:w="120"/>
-              <w:bottom w:type="dxa" w:w="80"/>
-              <w:right w:type="dxa" w:w="120"/>
-            </w:tcMar>
-          </w:tcPr>
-          <w:p>
-            <w:r>
-              <w:rPr>
-                <w:rFonts w:ascii="Arial" w:cs="Arial" w:eastAsia="Arial" w:hAnsi="Arial"/>
-                <w:b w:val="false"/>
-                <w:bCs w:val="false"/>
-                <w:color w:val="333333"/>
-                <w:sz w:val="20"/>
-                <w:szCs w:val="20"/>
-              </w:rPr>
-              <w:t xml:space="preserve">Core 0 (Arduino loop)</w:t>
-            </w:r>
-          </w:p>
-        </w:tc>
-      </w:tr>
-      <w:tr>
-        <w:tc>
-          <w:tcPr>
-            <w:tcW w:type="dxa" w:w="3000"/>
-            <w:tcBorders>
-              <w:top w:val="single" w:color="CCCCCC" w:sz="1"/>
-              <w:left w:val="single" w:color="CCCCCC" w:sz="1"/>
-              <w:bottom w:val="single" w:color="CCCCCC" w:sz="1"/>
-              <w:right w:val="single" w:color="CCCCCC" w:sz="1"/>
-            </w:tcBorders>
-            <w:shd w:fill="F9F9F9" w:val="clear"/>
-            <w:tcMar>
-              <w:top w:type="dxa" w:w="80"/>
-              <w:left w:type="dxa" w:w="120"/>
-              <w:bottom w:type="dxa" w:w="80"/>
-              <w:right w:type="dxa" w:w="120"/>
-            </w:tcMar>
-          </w:tcPr>
-          <w:p>
-            <w:r>
-              <w:rPr>
-                <w:rFonts w:ascii="Arial" w:cs="Arial" w:eastAsia="Arial" w:hAnsi="Arial"/>
-                <w:b w:val="false"/>
-                <w:bCs w:val="false"/>
-                <w:color w:val="333333"/>
-                <w:sz w:val="20"/>
-                <w:szCs w:val="20"/>
-              </w:rPr>
-              <w:t xml:space="preserve">Timer Resolution</w:t>
-            </w:r>
-          </w:p>
-        </w:tc>
-        <w:tc>
-          <w:tcPr>
-            <w:tcW w:type="dxa" w:w="6360"/>
-            <w:tcBorders>
-              <w:top w:val="single" w:color="CCCCCC" w:sz="1"/>
-              <w:left w:val="single" w:color="CCCCCC" w:sz="1"/>
-              <w:bottom w:val="single" w:color="CCCCCC" w:sz="1"/>
-              <w:right w:val="single" w:color="CCCCCC" w:sz="1"/>
-            </w:tcBorders>
-            <w:shd w:fill="F9F9F9" w:val="clear"/>
-            <w:tcMar>
-              <w:top w:type="dxa" w:w="80"/>
-              <w:left w:type="dxa" w:w="120"/>
-              <w:bottom w:type="dxa" w:w="80"/>
-              <w:right w:type="dxa" w:w="120"/>
-            </w:tcMar>
-          </w:tcPr>
-          <w:p>
-            <w:r>
-              <w:rPr>
-                <w:rFonts w:ascii="Arial" w:cs="Arial" w:eastAsia="Arial" w:hAnsi="Arial"/>
-                <w:b w:val="false"/>
-                <w:bCs w:val="false"/>
-                <w:color w:val="333333"/>
-                <w:sz w:val="20"/>
-                <w:szCs w:val="20"/>
-              </w:rPr>
-              <w:t xml:space="preserve">1ms (vTaskDelayUntil)</w:t>
-            </w:r>
-          </w:p>
-        </w:tc>
-      </w:tr>
-      <w:tr>
-        <w:tc>
-          <w:tcPr>
-            <w:tcW w:type="dxa" w:w="3000"/>
-            <w:tcBorders>
-              <w:top w:val="single" w:color="CCCCCC" w:sz="1"/>
-              <w:left w:val="single" w:color="CCCCCC" w:sz="1"/>
-              <w:bottom w:val="single" w:color="CCCCCC" w:sz="1"/>
-              <w:right w:val="single" w:color="CCCCCC" w:sz="1"/>
-            </w:tcBorders>
-            <w:shd w:fill="F9F9F9" w:val="clear"/>
-            <w:tcMar>
-              <w:top w:type="dxa" w:w="80"/>
-              <w:left w:type="dxa" w:w="120"/>
-              <w:bottom w:type="dxa" w:w="80"/>
-              <w:right w:type="dxa" w:w="120"/>
-            </w:tcMar>
-          </w:tcPr>
-          <w:p>
-            <w:r>
-              <w:rPr>
-                <w:rFonts w:ascii="Arial" w:cs="Arial" w:eastAsia="Arial" w:hAnsi="Arial"/>
-                <w:b w:val="false"/>
-                <w:bCs w:val="false"/>
-                <w:color w:val="333333"/>
-                <w:sz w:val="20"/>
-                <w:szCs w:val="20"/>
-              </w:rPr>
-              <w:t xml:space="preserve">Display Updates</w:t>
-            </w:r>
-          </w:p>
-        </w:tc>
-        <w:tc>
-          <w:tcPr>
-            <w:tcW w:type="dxa" w:w="6360"/>
-            <w:tcBorders>
-              <w:top w:val="single" w:color="CCCCCC" w:sz="1"/>
-              <w:left w:val="single" w:color="CCCCCC" w:sz="1"/>
-              <w:bottom w:val="single" w:color="CCCCCC" w:sz="1"/>
-              <w:right w:val="single" w:color="CCCCCC" w:sz="1"/>
-            </w:tcBorders>
-            <w:shd w:fill="F9F9F9" w:val="clear"/>
-            <w:tcMar>
-              <w:top w:type="dxa" w:w="80"/>
-              <w:left w:type="dxa" w:w="120"/>
-              <w:bottom w:type="dxa" w:w="80"/>
-              <w:right w:type="dxa" w:w="120"/>
-            </w:tcMar>
-          </w:tcPr>
-          <w:p>
-            <w:r>
-              <w:rPr>
-                <w:rFonts w:ascii="Arial" w:cs="Arial" w:eastAsia="Arial" w:hAnsi="Arial"/>
-                <w:b w:val="false"/>
-                <w:bCs w:val="false"/>
-                <w:color w:val="333333"/>
-                <w:sz w:val="20"/>
-                <w:szCs w:val="20"/>
-              </w:rPr>
-              <w:t xml:space="preserve">Frame buffer in PSRAM, region flush</w:t>
-            </w:r>
-          </w:p>
-        </w:tc>
-      </w:tr>
-      <w:tr>
-        <w:tc>
-          <w:tcPr>
-            <w:tcW w:type="dxa" w:w="3000"/>
-            <w:tcBorders>
-              <w:top w:val="single" w:color="CCCCCC" w:sz="1"/>
-              <w:left w:val="single" w:color="CCCCCC" w:sz="1"/>
-              <w:bottom w:val="single" w:color="CCCCCC" w:sz="1"/>
-              <w:right w:val="single" w:color="CCCCCC" w:sz="1"/>
-            </w:tcBorders>
-            <w:shd w:fill="F9F9F9" w:val="clear"/>
-            <w:tcMar>
-              <w:top w:type="dxa" w:w="80"/>
-              <w:left w:type="dxa" w:w="120"/>
-              <w:bottom w:type="dxa" w:w="80"/>
-              <w:right w:type="dxa" w:w="120"/>
-            </w:tcMar>
-          </w:tcPr>
-          <w:p>
-            <w:r>
-              <w:rPr>
-                <w:rFonts w:ascii="Arial" w:cs="Arial" w:eastAsia="Arial" w:hAnsi="Arial"/>
-                <w:b w:val="false"/>
-                <w:bCs w:val="false"/>
-                <w:color w:val="333333"/>
-                <w:sz w:val="20"/>
-                <w:szCs w:val="20"/>
-              </w:rPr>
-              <w:t xml:space="preserve">Settings Storage</w:t>
-            </w:r>
-          </w:p>
-        </w:tc>
-        <w:tc>
-          <w:tcPr>
-            <w:tcW w:type="dxa" w:w="6360"/>
-            <w:tcBorders>
-              <w:top w:val="single" w:color="CCCCCC" w:sz="1"/>
-              <w:left w:val="single" w:color="CCCCCC" w:sz="1"/>
-              <w:bottom w:val="single" w:color="CCCCCC" w:sz="1"/>
-              <w:right w:val="single" w:color="CCCCCC" w:sz="1"/>
-            </w:tcBorders>
-            <w:shd w:fill="F9F9F9" w:val="clear"/>
-            <w:tcMar>
-              <w:top w:type="dxa" w:w="80"/>
-              <w:left w:type="dxa" w:w="120"/>
-              <w:bottom w:type="dxa" w:w="80"/>
-              <w:right w:type="dxa" w:w="120"/>
-            </w:tcMar>
-          </w:tcPr>
-          <w:p>
-            <w:r>
-              <w:rPr>
-                <w:rFonts w:ascii="Arial" w:cs="Arial" w:eastAsia="Arial" w:hAnsi="Arial"/>
-                <w:b w:val="false"/>
-                <w:bCs w:val="false"/>
-                <w:color w:val="333333"/>
-                <w:sz w:val="20"/>
-                <w:szCs w:val="20"/>
-              </w:rPr>
-              <w:t xml:space="preserve">ESP32 NVS (Preferences library)</w:t>
-            </w:r>
-          </w:p>
-        </w:tc>
-      </w:tr>
-      <w:tr>
-        <w:tc>
-          <w:tcPr>
-            <w:tcW w:type="dxa" w:w="3000"/>
-            <w:tcBorders>
-              <w:top w:val="single" w:color="CCCCCC" w:sz="1"/>
-              <w:left w:val="single" w:color="CCCCCC" w:sz="1"/>
-              <w:bottom w:val="single" w:color="CCCCCC" w:sz="1"/>
-              <w:right w:val="single" w:color="CCCCCC" w:sz="1"/>
-            </w:tcBorders>
-            <w:shd w:fill="F9F9F9" w:val="clear"/>
-            <w:tcMar>
-              <w:top w:type="dxa" w:w="80"/>
-              <w:left w:type="dxa" w:w="120"/>
-              <w:bottom w:type="dxa" w:w="80"/>
-              <w:right w:type="dxa" w:w="120"/>
-            </w:tcMar>
-          </w:tcPr>
-          <w:p>
-            <w:r>
-              <w:rPr>
-                <w:rFonts w:ascii="Arial" w:cs="Arial" w:eastAsia="Arial" w:hAnsi="Arial"/>
-                <w:b w:val="false"/>
-                <w:bCs w:val="false"/>
-                <w:color w:val="333333"/>
-                <w:sz w:val="20"/>
-                <w:szCs w:val="20"/>
-              </w:rPr>
-              <w:t xml:space="preserve">CW Standard</w:t>
-            </w:r>
-          </w:p>
-        </w:tc>
-        <w:tc>
-          <w:tcPr>
-            <w:tcW w:type="dxa" w:w="6360"/>
-            <w:tcBorders>
-              <w:top w:val="single" w:color="CCCCCC" w:sz="1"/>
-              <w:left w:val="single" w:color="CCCCCC" w:sz="1"/>
-              <w:bottom w:val="single" w:color="CCCCCC" w:sz="1"/>
-              <w:right w:val="single" w:color="CCCCCC" w:sz="1"/>
-            </w:tcBorders>
-            <w:shd w:fill="F9F9F9" w:val="clear"/>
-            <w:tcMar>
-              <w:top w:type="dxa" w:w="80"/>
-              <w:left w:type="dxa" w:w="120"/>
-              <w:bottom w:type="dxa" w:w="80"/>
-              <w:right w:type="dxa" w:w="120"/>
-            </w:tcMar>
-          </w:tcPr>
-          <w:p>
-            <w:r>
-              <w:rPr>
-                <w:rFonts w:ascii="Arial" w:cs="Arial" w:eastAsia="Arial" w:hAnsi="Arial"/>
-                <w:b w:val="false"/>
-                <w:bCs w:val="false"/>
-                <w:color w:val="333333"/>
-                <w:sz w:val="20"/>
-                <w:szCs w:val="20"/>
-              </w:rPr>
-              <w:t xml:space="preserve">PARIS (ITU-R M.1677-1)</w:t>
-            </w:r>
-          </w:p>
-        </w:tc>
-      </w:tr>
-      <w:tr>
-        <w:tc>
-          <w:tcPr>
-            <w:tcW w:type="dxa" w:w="3000"/>
-            <w:tcBorders>
-              <w:top w:val="single" w:color="CCCCCC" w:sz="1"/>
-              <w:left w:val="single" w:color="CCCCCC" w:sz="1"/>
-              <w:bottom w:val="single" w:color="CCCCCC" w:sz="1"/>
-              <w:right w:val="single" w:color="CCCCCC" w:sz="1"/>
-            </w:tcBorders>
-            <w:shd w:fill="F9F9F9" w:val="clear"/>
-            <w:tcMar>
-              <w:top w:type="dxa" w:w="80"/>
-              <w:left w:type="dxa" w:w="120"/>
-              <w:bottom w:type="dxa" w:w="80"/>
-              <w:right w:type="dxa" w:w="120"/>
-            </w:tcMar>
-          </w:tcPr>
-          <w:p>
-            <w:r>
-              <w:rPr>
-                <w:rFonts w:ascii="Arial" w:cs="Arial" w:eastAsia="Arial" w:hAnsi="Arial"/>
-                <w:b w:val="false"/>
-                <w:bCs w:val="false"/>
-                <w:color w:val="333333"/>
-                <w:sz w:val="20"/>
-                <w:szCs w:val="20"/>
-              </w:rPr>
-              <w:t xml:space="preserve">License</w:t>
-            </w:r>
-          </w:p>
-        </w:tc>
-        <w:tc>
-          <w:tcPr>
-            <w:tcW w:type="dxa" w:w="6360"/>
-            <w:tcBorders>
-              <w:top w:val="single" w:color="CCCCCC" w:sz="1"/>
-              <w:left w:val="single" w:color="CCCCCC" w:sz="1"/>
-              <w:bottom w:val="single" w:color="CCCCCC" w:sz="1"/>
-              <w:right w:val="single" w:color="CCCCCC" w:sz="1"/>
-            </w:tcBorders>
-            <w:shd w:fill="F9F9F9" w:val="clear"/>
-            <w:tcMar>
-              <w:top w:type="dxa" w:w="80"/>
-              <w:left w:type="dxa" w:w="120"/>
-              <w:bottom w:type="dxa" w:w="80"/>
-              <w:right w:type="dxa" w:w="120"/>
-            </w:tcMar>
-          </w:tcPr>
-          <w:p>
-            <w:r>
-              <w:rPr>
-                <w:rFonts w:ascii="Arial" w:cs="Arial" w:eastAsia="Arial" w:hAnsi="Arial"/>
-                <w:b w:val="false"/>
-                <w:bCs w:val="false"/>
-                <w:color w:val="333333"/>
-                <w:sz w:val="20"/>
-                <w:szCs w:val="20"/>
-              </w:rPr>
-              <w:t xml:space="preserve">CERN-OHL-W v2 / CC BY 4.0</w:t>
-            </w:r>
-          </w:p>
-        </w:tc>
-      </w:tr>
-    </w:tbl>
-    <w:p>
-      <w:pPr>
-        <w:spacing w:after="120"/>
-      </w:pPr>
-      <w:r>
-        <w:t xml:space="preserve"/>
-      </w:r>
-    </w:p>
-    <w:p>
-      <w:pPr>
-        <w:pStyle w:val="Heading1"/>
-      </w:pPr>
-      <w:r>
-        <w:rPr>
-          <w:rFonts w:ascii="Arial" w:cs="Arial" w:eastAsia="Arial" w:hAnsi="Arial"/>
-          <w:b/>
-          <w:bCs/>
-          <w:color w:val="2E4057"/>
-          <w:sz w:val="32"/>
-          <w:szCs w:val="32"/>
-        </w:rPr>
-        <w:t xml:space="preserve">9. Troubleshooting</w:t>
-      </w:r>
-    </w:p>
-    <w:tbl>
-      <w:tblPr>
-        <w:tblW w:type="dxa" w:w="9360"/>
-        <w:tblBorders>
-          <w:top w:val="single" w:color="auto" w:sz="4"/>
-          <w:left w:val="single" w:color="auto" w:sz="4"/>
-          <w:bottom w:val="single" w:color="auto" w:sz="4"/>
-          <w:right w:val="single" w:color="auto" w:sz="4"/>
-          <w:insideH w:val="single" w:color="auto" w:sz="4"/>
-          <w:insideV w:val="single" w:color="auto" w:sz="4"/>
-        </w:tblBorders>
-      </w:tblPr>
-      <w:tblGrid>
-        <w:gridCol w:w="3120"/>
-        <w:gridCol w:w="3120"/>
-        <w:gridCol w:w="3120"/>
-      </w:tblGrid>
-      <w:tr>
-        <w:tc>
-          <w:tcPr>
-            <w:tcW w:type="dxa" w:w="3120"/>
-            <w:tcBorders>
-              <w:top w:val="single" w:color="CCCCCC" w:sz="1"/>
-              <w:left w:val="single" w:color="CCCCCC" w:sz="1"/>
-              <w:bottom w:val="single" w:color="CCCCCC" w:sz="1"/>
-              <w:right w:val="single" w:color="CCCCCC" w:sz="1"/>
-            </w:tcBorders>
-            <w:shd w:fill="2E4057" w:val="clear"/>
-            <w:tcMar>
-              <w:top w:type="dxa" w:w="80"/>
-              <w:left w:type="dxa" w:w="120"/>
-              <w:bottom w:type="dxa" w:w="80"/>
-              <w:right w:type="dxa" w:w="120"/>
-            </w:tcMar>
-          </w:tcPr>
-          <w:p>
-            <w:r>
-              <w:rPr>
-                <w:rFonts w:ascii="Arial" w:cs="Arial" w:eastAsia="Arial" w:hAnsi="Arial"/>
-                <w:b/>
-                <w:bCs/>
-                <w:color w:val="FFFFFF"/>
-                <w:sz w:val="20"/>
-                <w:szCs w:val="20"/>
-              </w:rPr>
-              <w:t xml:space="preserve">Symptom</w:t>
-            </w:r>
-          </w:p>
-        </w:tc>
-        <w:tc>
-          <w:tcPr>
-            <w:tcW w:type="dxa" w:w="3120"/>
-            <w:tcBorders>
-              <w:top w:val="single" w:color="CCCCCC" w:sz="1"/>
-              <w:left w:val="single" w:color="CCCCCC" w:sz="1"/>
-              <w:bottom w:val="single" w:color="CCCCCC" w:sz="1"/>
-              <w:right w:val="single" w:color="CCCCCC" w:sz="1"/>
-            </w:tcBorders>
-            <w:shd w:fill="2E4057" w:val="clear"/>
-            <w:tcMar>
-              <w:top w:type="dxa" w:w="80"/>
-              <w:left w:type="dxa" w:w="120"/>
-              <w:bottom w:type="dxa" w:w="80"/>
-              <w:right w:type="dxa" w:w="120"/>
-            </w:tcMar>
-          </w:tcPr>
-          <w:p>
-            <w:r>
-              <w:rPr>
-                <w:rFonts w:ascii="Arial" w:cs="Arial" w:eastAsia="Arial" w:hAnsi="Arial"/>
-                <w:b/>
-                <w:bCs/>
-                <w:color w:val="FFFFFF"/>
-                <w:sz w:val="20"/>
-                <w:szCs w:val="20"/>
-              </w:rPr>
-              <w:t xml:space="preserve">Likely Cause</w:t>
-            </w:r>
-          </w:p>
-        </w:tc>
-        <w:tc>
-          <w:tcPr>
-            <w:tcW w:type="dxa" w:w="3120"/>
-            <w:tcBorders>
-              <w:top w:val="single" w:color="CCCCCC" w:sz="1"/>
-              <w:left w:val="single" w:color="CCCCCC" w:sz="1"/>
-              <w:bottom w:val="single" w:color="CCCCCC" w:sz="1"/>
-              <w:right w:val="single" w:color="CCCCCC" w:sz="1"/>
-            </w:tcBorders>
-            <w:shd w:fill="2E4057" w:val="clear"/>
-            <w:tcMar>
-              <w:top w:type="dxa" w:w="80"/>
-              <w:left w:type="dxa" w:w="120"/>
-              <w:bottom w:type="dxa" w:w="80"/>
-              <w:right w:type="dxa" w:w="120"/>
-            </w:tcMar>
-          </w:tcPr>
-          <w:p>
-            <w:r>
-              <w:rPr>
-                <w:rFonts w:ascii="Arial" w:cs="Arial" w:eastAsia="Arial" w:hAnsi="Arial"/>
-                <w:b/>
-                <w:bCs/>
-                <w:color w:val="FFFFFF"/>
-                <w:sz w:val="20"/>
-                <w:szCs w:val="20"/>
-              </w:rPr>
-              <w:t xml:space="preserve">Fix</w:t>
-            </w:r>
-          </w:p>
-        </w:tc>
-      </w:tr>
-      <w:tr>
-        <w:tc>
-          <w:tcPr>
-            <w:tcW w:type="dxa" w:w="3120"/>
-            <w:tcBorders>
-              <w:top w:val="single" w:color="CCCCCC" w:sz="1"/>
-              <w:left w:val="single" w:color="CCCCCC" w:sz="1"/>
-              <w:bottom w:val="single" w:color="CCCCCC" w:sz="1"/>
-              <w:right w:val="single" w:color="CCCCCC" w:sz="1"/>
-            </w:tcBorders>
-            <w:shd w:fill="F5F5F5" w:val="clear"/>
-            <w:tcMar>
-              <w:top w:type="dxa" w:w="80"/>
-              <w:left w:type="dxa" w:w="120"/>
-              <w:bottom w:type="dxa" w:w="80"/>
-              <w:right w:type="dxa" w:w="120"/>
-            </w:tcMar>
-          </w:tcPr>
-          <w:p>
-            <w:r>
-              <w:rPr>
-                <w:rFonts w:ascii="Arial" w:cs="Arial" w:eastAsia="Arial" w:hAnsi="Arial"/>
-                <w:b w:val="false"/>
-                <w:bCs w:val="false"/>
-                <w:color w:val="333333"/>
-                <w:sz w:val="20"/>
-                <w:szCs w:val="20"/>
-              </w:rPr>
-              <w:t xml:space="preserve">No display on boot</w:t>
-            </w:r>
-          </w:p>
-        </w:tc>
-        <w:tc>
-          <w:tcPr>
-            <w:tcW w:type="dxa" w:w="3120"/>
-            <w:tcBorders>
-              <w:top w:val="single" w:color="CCCCCC" w:sz="1"/>
-              <w:left w:val="single" w:color="CCCCCC" w:sz="1"/>
-              <w:bottom w:val="single" w:color="CCCCCC" w:sz="1"/>
-              <w:right w:val="single" w:color="CCCCCC" w:sz="1"/>
-            </w:tcBorders>
-            <w:shd w:fill="F5F5F5" w:val="clear"/>
-            <w:tcMar>
-              <w:top w:type="dxa" w:w="80"/>
-              <w:left w:type="dxa" w:w="120"/>
-              <w:bottom w:type="dxa" w:w="80"/>
-              <w:right w:type="dxa" w:w="120"/>
-            </w:tcMar>
-          </w:tcPr>
-          <w:p>
-            <w:r>
-              <w:rPr>
-                <w:rFonts w:ascii="Arial" w:cs="Arial" w:eastAsia="Arial" w:hAnsi="Arial"/>
-                <w:b w:val="false"/>
-                <w:bCs w:val="false"/>
-                <w:color w:val="333333"/>
-                <w:sz w:val="20"/>
-                <w:szCs w:val="20"/>
-              </w:rPr>
-              <w:t xml:space="preserve">Display init failed</w:t>
-            </w:r>
-          </w:p>
-        </w:tc>
-        <w:tc>
-          <w:tcPr>
-            <w:tcW w:type="dxa" w:w="3120"/>
-            <w:tcBorders>
-              <w:top w:val="single" w:color="CCCCCC" w:sz="1"/>
-              <w:left w:val="single" w:color="CCCCCC" w:sz="1"/>
-              <w:bottom w:val="single" w:color="CCCCCC" w:sz="1"/>
-              <w:right w:val="single" w:color="CCCCCC" w:sz="1"/>
-            </w:tcBorders>
-            <w:shd w:fill="F5F5F5" w:val="clear"/>
-            <w:tcMar>
-              <w:top w:type="dxa" w:w="80"/>
-              <w:left w:type="dxa" w:w="120"/>
-              <w:bottom w:type="dxa" w:w="80"/>
-              <w:right w:type="dxa" w:w="120"/>
-            </w:tcMar>
-          </w:tcPr>
-          <w:p>
-            <w:r>
-              <w:rPr>
-                <w:rFonts w:ascii="Arial" w:cs="Arial" w:eastAsia="Arial" w:hAnsi="Arial"/>
-                <w:b w:val="false"/>
-                <w:bCs w:val="false"/>
-                <w:color w:val="333333"/>
-                <w:sz w:val="20"/>
-                <w:szCs w:val="20"/>
-              </w:rPr>
-              <w:t xml:space="preserve">Check USB, hold BOOT then RST to reflash</w:t>
-            </w:r>
-          </w:p>
-        </w:tc>
-      </w:tr>
-      <w:tr>
-        <w:tc>
-          <w:tcPr>
-            <w:tcW w:type="dxa" w:w="3120"/>
-            <w:tcBorders>
-              <w:top w:val="single" w:color="CCCCCC" w:sz="1"/>
-              <w:left w:val="single" w:color="CCCCCC" w:sz="1"/>
-              <w:bottom w:val="single" w:color="CCCCCC" w:sz="1"/>
-              <w:right w:val="single" w:color="CCCCCC" w:sz="1"/>
-            </w:tcBorders>
-            <w:shd w:fill="F5F5F5" w:val="clear"/>
-            <w:tcMar>
-              <w:top w:type="dxa" w:w="80"/>
-              <w:left w:type="dxa" w:w="120"/>
-              <w:bottom w:type="dxa" w:w="80"/>
-              <w:right w:type="dxa" w:w="120"/>
-            </w:tcMar>
-          </w:tcPr>
-          <w:p>
-            <w:r>
-              <w:rPr>
-                <w:rFonts w:ascii="Arial" w:cs="Arial" w:eastAsia="Arial" w:hAnsi="Arial"/>
-                <w:b w:val="false"/>
-                <w:bCs w:val="false"/>
-                <w:color w:val="333333"/>
-                <w:sz w:val="20"/>
-                <w:szCs w:val="20"/>
-              </w:rPr>
-              <w:t xml:space="preserve">Always SOLO</w:t>
-            </w:r>
-          </w:p>
-        </w:tc>
-        <w:tc>
-          <w:tcPr>
-            <w:tcW w:type="dxa" w:w="3120"/>
-            <w:tcBorders>
-              <w:top w:val="single" w:color="CCCCCC" w:sz="1"/>
-              <w:left w:val="single" w:color="CCCCCC" w:sz="1"/>
-              <w:bottom w:val="single" w:color="CCCCCC" w:sz="1"/>
-              <w:right w:val="single" w:color="CCCCCC" w:sz="1"/>
-            </w:tcBorders>
-            <w:shd w:fill="F5F5F5" w:val="clear"/>
-            <w:tcMar>
-              <w:top w:type="dxa" w:w="80"/>
-              <w:left w:type="dxa" w:w="120"/>
-              <w:bottom w:type="dxa" w:w="80"/>
-              <w:right w:type="dxa" w:w="120"/>
-            </w:tcMar>
-          </w:tcPr>
-          <w:p>
-            <w:r>
-              <w:rPr>
-                <w:rFonts w:ascii="Arial" w:cs="Arial" w:eastAsia="Arial" w:hAnsi="Arial"/>
-                <w:b w:val="false"/>
-                <w:bCs w:val="false"/>
-                <w:color w:val="333333"/>
-                <w:sz w:val="20"/>
-                <w:szCs w:val="20"/>
-              </w:rPr>
-              <w:t xml:space="preserve">Peer out of range</w:t>
-            </w:r>
-          </w:p>
-        </w:tc>
-        <w:tc>
-          <w:tcPr>
-            <w:tcW w:type="dxa" w:w="3120"/>
-            <w:tcBorders>
-              <w:top w:val="single" w:color="CCCCCC" w:sz="1"/>
-              <w:left w:val="single" w:color="CCCCCC" w:sz="1"/>
-              <w:bottom w:val="single" w:color="CCCCCC" w:sz="1"/>
-              <w:right w:val="single" w:color="CCCCCC" w:sz="1"/>
-            </w:tcBorders>
-            <w:shd w:fill="F5F5F5" w:val="clear"/>
-            <w:tcMar>
-              <w:top w:type="dxa" w:w="80"/>
-              <w:left w:type="dxa" w:w="120"/>
-              <w:bottom w:type="dxa" w:w="80"/>
-              <w:right w:type="dxa" w:w="120"/>
-            </w:tcMar>
-          </w:tcPr>
-          <w:p>
-            <w:r>
-              <w:rPr>
-                <w:rFonts w:ascii="Arial" w:cs="Arial" w:eastAsia="Arial" w:hAnsi="Arial"/>
-                <w:b w:val="false"/>
-                <w:bCs w:val="false"/>
-                <w:color w:val="333333"/>
-                <w:sz w:val="20"/>
-                <w:szCs w:val="20"/>
-              </w:rPr>
-              <w:t xml:space="preserve">Keep units within WiFi range</w:t>
-            </w:r>
-          </w:p>
-        </w:tc>
-      </w:tr>
-      <w:tr>
-        <w:tc>
-          <w:tcPr>
-            <w:tcW w:type="dxa" w:w="3120"/>
-            <w:tcBorders>
-              <w:top w:val="single" w:color="CCCCCC" w:sz="1"/>
-              <w:left w:val="single" w:color="CCCCCC" w:sz="1"/>
-              <w:bottom w:val="single" w:color="CCCCCC" w:sz="1"/>
-              <w:right w:val="single" w:color="CCCCCC" w:sz="1"/>
-            </w:tcBorders>
-            <w:shd w:fill="F5F5F5" w:val="clear"/>
-            <w:tcMar>
-              <w:top w:type="dxa" w:w="80"/>
-              <w:left w:type="dxa" w:w="120"/>
-              <w:bottom w:type="dxa" w:w="80"/>
-              <w:right w:type="dxa" w:w="120"/>
-            </w:tcMar>
-          </w:tcPr>
-          <w:p>
-            <w:r>
-              <w:rPr>
-                <w:rFonts w:ascii="Arial" w:cs="Arial" w:eastAsia="Arial" w:hAnsi="Arial"/>
-                <w:b w:val="false"/>
-                <w:bCs w:val="false"/>
-                <w:color w:val="333333"/>
-                <w:sz w:val="20"/>
-                <w:szCs w:val="20"/>
-              </w:rPr>
-              <w:t xml:space="preserve">Wrong characters</w:t>
-            </w:r>
-          </w:p>
-        </w:tc>
-        <w:tc>
-          <w:tcPr>
-            <w:tcW w:type="dxa" w:w="3120"/>
-            <w:tcBorders>
-              <w:top w:val="single" w:color="CCCCCC" w:sz="1"/>
-              <w:left w:val="single" w:color="CCCCCC" w:sz="1"/>
-              <w:bottom w:val="single" w:color="CCCCCC" w:sz="1"/>
-              <w:right w:val="single" w:color="CCCCCC" w:sz="1"/>
-            </w:tcBorders>
-            <w:shd w:fill="F5F5F5" w:val="clear"/>
-            <w:tcMar>
-              <w:top w:type="dxa" w:w="80"/>
-              <w:left w:type="dxa" w:w="120"/>
-              <w:bottom w:type="dxa" w:w="80"/>
-              <w:right w:type="dxa" w:w="120"/>
-            </w:tcMar>
-          </w:tcPr>
-          <w:p>
-            <w:r>
-              <w:rPr>
-                <w:rFonts w:ascii="Arial" w:cs="Arial" w:eastAsia="Arial" w:hAnsi="Arial"/>
-                <w:b w:val="false"/>
-                <w:bCs w:val="false"/>
-                <w:color w:val="333333"/>
-                <w:sz w:val="20"/>
-                <w:szCs w:val="20"/>
-              </w:rPr>
-              <w:t xml:space="preserve">Paddles reversed</w:t>
-            </w:r>
-          </w:p>
-        </w:tc>
-        <w:tc>
-          <w:tcPr>
-            <w:tcW w:type="dxa" w:w="3120"/>
-            <w:tcBorders>
-              <w:top w:val="single" w:color="CCCCCC" w:sz="1"/>
-              <w:left w:val="single" w:color="CCCCCC" w:sz="1"/>
-              <w:bottom w:val="single" w:color="CCCCCC" w:sz="1"/>
-              <w:right w:val="single" w:color="CCCCCC" w:sz="1"/>
-            </w:tcBorders>
-            <w:shd w:fill="F5F5F5" w:val="clear"/>
-            <w:tcMar>
-              <w:top w:type="dxa" w:w="80"/>
-              <w:left w:type="dxa" w:w="120"/>
-              <w:bottom w:type="dxa" w:w="80"/>
-              <w:right w:type="dxa" w:w="120"/>
-            </w:tcMar>
-          </w:tcPr>
-          <w:p>
-            <w:r>
-              <w:rPr>
-                <w:rFonts w:ascii="Arial" w:cs="Arial" w:eastAsia="Arial" w:hAnsi="Arial"/>
-                <w:b w:val="false"/>
-                <w:bCs w:val="false"/>
-                <w:color w:val="333333"/>
-                <w:sz w:val="20"/>
-                <w:szCs w:val="20"/>
-              </w:rPr>
-              <w:t xml:space="preserve">Press Paddle Reverse button (GPIO16)</w:t>
-            </w:r>
-          </w:p>
-        </w:tc>
-      </w:tr>
-      <w:tr>
-        <w:tc>
-          <w:tcPr>
-            <w:tcW w:type="dxa" w:w="3120"/>
-            <w:tcBorders>
-              <w:top w:val="single" w:color="CCCCCC" w:sz="1"/>
-              <w:left w:val="single" w:color="CCCCCC" w:sz="1"/>
-              <w:bottom w:val="single" w:color="CCCCCC" w:sz="1"/>
-              <w:right w:val="single" w:color="CCCCCC" w:sz="1"/>
-            </w:tcBorders>
-            <w:shd w:fill="F5F5F5" w:val="clear"/>
-            <w:tcMar>
-              <w:top w:type="dxa" w:w="80"/>
-              <w:left w:type="dxa" w:w="120"/>
-              <w:bottom w:type="dxa" w:w="80"/>
-              <w:right w:type="dxa" w:w="120"/>
-            </w:tcMar>
-          </w:tcPr>
-          <w:p>
-            <w:r>
-              <w:rPr>
-                <w:rFonts w:ascii="Arial" w:cs="Arial" w:eastAsia="Arial" w:hAnsi="Arial"/>
-                <w:b w:val="false"/>
-                <w:bCs w:val="false"/>
-                <w:color w:val="333333"/>
-                <w:sz w:val="20"/>
-                <w:szCs w:val="20"/>
-              </w:rPr>
-              <w:t xml:space="preserve">No sidetone</w:t>
-            </w:r>
-          </w:p>
-        </w:tc>
-        <w:tc>
-          <w:tcPr>
-            <w:tcW w:type="dxa" w:w="3120"/>
-            <w:tcBorders>
-              <w:top w:val="single" w:color="CCCCCC" w:sz="1"/>
-              <w:left w:val="single" w:color="CCCCCC" w:sz="1"/>
-              <w:bottom w:val="single" w:color="CCCCCC" w:sz="1"/>
-              <w:right w:val="single" w:color="CCCCCC" w:sz="1"/>
-            </w:tcBorders>
-            <w:shd w:fill="F5F5F5" w:val="clear"/>
-            <w:tcMar>
-              <w:top w:type="dxa" w:w="80"/>
-              <w:left w:type="dxa" w:w="120"/>
-              <w:bottom w:type="dxa" w:w="80"/>
-              <w:right w:type="dxa" w:w="120"/>
-            </w:tcMar>
-          </w:tcPr>
-          <w:p>
-            <w:r>
-              <w:rPr>
-                <w:rFonts w:ascii="Arial" w:cs="Arial" w:eastAsia="Arial" w:hAnsi="Arial"/>
-                <w:b w:val="false"/>
-                <w:bCs w:val="false"/>
-                <w:color w:val="333333"/>
-                <w:sz w:val="20"/>
-                <w:szCs w:val="20"/>
-              </w:rPr>
-              <w:t xml:space="preserve">Volume at minimum</w:t>
-            </w:r>
-          </w:p>
-        </w:tc>
-        <w:tc>
-          <w:tcPr>
-            <w:tcW w:type="dxa" w:w="3120"/>
-            <w:tcBorders>
-              <w:top w:val="single" w:color="CCCCCC" w:sz="1"/>
-              <w:left w:val="single" w:color="CCCCCC" w:sz="1"/>
-              <w:bottom w:val="single" w:color="CCCCCC" w:sz="1"/>
-              <w:right w:val="single" w:color="CCCCCC" w:sz="1"/>
-            </w:tcBorders>
-            <w:shd w:fill="F5F5F5" w:val="clear"/>
-            <w:tcMar>
-              <w:top w:type="dxa" w:w="80"/>
-              <w:left w:type="dxa" w:w="120"/>
-              <w:bottom w:type="dxa" w:w="80"/>
-              <w:right w:type="dxa" w:w="120"/>
-            </w:tcMar>
-          </w:tcPr>
-          <w:p>
-            <w:r>
-              <w:rPr>
-                <w:rFonts w:ascii="Arial" w:cs="Arial" w:eastAsia="Arial" w:hAnsi="Arial"/>
-                <w:b w:val="false"/>
-                <w:bCs w:val="false"/>
-                <w:color w:val="333333"/>
-                <w:sz w:val="20"/>
-                <w:szCs w:val="20"/>
-              </w:rPr>
-              <w:t xml:space="preserve">Enter VOL edit mode and increase</w:t>
-            </w:r>
-          </w:p>
-        </w:tc>
-      </w:tr>
-      <w:tr>
-        <w:tc>
-          <w:tcPr>
-            <w:tcW w:type="dxa" w:w="3120"/>
-            <w:tcBorders>
-              <w:top w:val="single" w:color="CCCCCC" w:sz="1"/>
-              <w:left w:val="single" w:color="CCCCCC" w:sz="1"/>
-              <w:bottom w:val="single" w:color="CCCCCC" w:sz="1"/>
-              <w:right w:val="single" w:color="CCCCCC" w:sz="1"/>
-            </w:tcBorders>
-            <w:shd w:fill="F5F5F5" w:val="clear"/>
-            <w:tcMar>
-              <w:top w:type="dxa" w:w="80"/>
-              <w:left w:type="dxa" w:w="120"/>
-              <w:bottom w:type="dxa" w:w="80"/>
-              <w:right w:type="dxa" w:w="120"/>
-            </w:tcMar>
-          </w:tcPr>
-          <w:p>
-            <w:r>
-              <w:rPr>
-                <w:rFonts w:ascii="Arial" w:cs="Arial" w:eastAsia="Arial" w:hAnsi="Arial"/>
-                <w:b w:val="false"/>
-                <w:bCs w:val="false"/>
-                <w:color w:val="333333"/>
-                <w:sz w:val="20"/>
-                <w:szCs w:val="20"/>
-              </w:rPr>
-              <w:t xml:space="preserve">No sound to speaker</w:t>
-            </w:r>
-          </w:p>
-        </w:tc>
-        <w:tc>
-          <w:tcPr>
-            <w:tcW w:type="dxa" w:w="3120"/>
-            <w:tcBorders>
-              <w:top w:val="single" w:color="CCCCCC" w:sz="1"/>
-              <w:left w:val="single" w:color="CCCCCC" w:sz="1"/>
-              <w:bottom w:val="single" w:color="CCCCCC" w:sz="1"/>
-              <w:right w:val="single" w:color="CCCCCC" w:sz="1"/>
-            </w:tcBorders>
-            <w:shd w:fill="F5F5F5" w:val="clear"/>
-            <w:tcMar>
-              <w:top w:type="dxa" w:w="80"/>
-              <w:left w:type="dxa" w:w="120"/>
-              <w:bottom w:type="dxa" w:w="80"/>
-              <w:right w:type="dxa" w:w="120"/>
-            </w:tcMar>
-          </w:tcPr>
-          <w:p>
-            <w:r>
-              <w:rPr>
-                <w:rFonts w:ascii="Arial" w:cs="Arial" w:eastAsia="Arial" w:hAnsi="Arial"/>
-                <w:b w:val="false"/>
-                <w:bCs w:val="false"/>
-                <w:color w:val="333333"/>
-                <w:sz w:val="20"/>
-                <w:szCs w:val="20"/>
-              </w:rPr>
-              <w:t xml:space="preserve">Coupling cap in circuit</w:t>
-            </w:r>
-          </w:p>
-        </w:tc>
-        <w:tc>
-          <w:tcPr>
-            <w:tcW w:type="dxa" w:w="3120"/>
-            <w:tcBorders>
-              <w:top w:val="single" w:color="CCCCCC" w:sz="1"/>
-              <w:left w:val="single" w:color="CCCCCC" w:sz="1"/>
-              <w:bottom w:val="single" w:color="CCCCCC" w:sz="1"/>
-              <w:right w:val="single" w:color="CCCCCC" w:sz="1"/>
-            </w:tcBorders>
-            <w:shd w:fill="F5F5F5" w:val="clear"/>
-            <w:tcMar>
-              <w:top w:type="dxa" w:w="80"/>
-              <w:left w:type="dxa" w:w="120"/>
-              <w:bottom w:type="dxa" w:w="80"/>
-              <w:right w:type="dxa" w:w="120"/>
-            </w:tcMar>
-          </w:tcPr>
-          <w:p>
-            <w:r>
-              <w:rPr>
-                <w:rFonts w:ascii="Arial" w:cs="Arial" w:eastAsia="Arial" w:hAnsi="Arial"/>
-                <w:b w:val="false"/>
-                <w:bCs w:val="false"/>
-                <w:color w:val="333333"/>
-                <w:sz w:val="20"/>
-                <w:szCs w:val="20"/>
-              </w:rPr>
-              <w:t xml:space="preserve">Remove cap — speaker is direct connection</w:t>
-            </w:r>
-          </w:p>
-        </w:tc>
-      </w:tr>
-      <w:tr>
-        <w:tc>
-          <w:tcPr>
-            <w:tcW w:type="dxa" w:w="3120"/>
-            <w:tcBorders>
-              <w:top w:val="single" w:color="CCCCCC" w:sz="1"/>
-              <w:left w:val="single" w:color="CCCCCC" w:sz="1"/>
-              <w:bottom w:val="single" w:color="CCCCCC" w:sz="1"/>
-              <w:right w:val="single" w:color="CCCCCC" w:sz="1"/>
-            </w:tcBorders>
-            <w:shd w:fill="F5F5F5" w:val="clear"/>
-            <w:tcMar>
-              <w:top w:type="dxa" w:w="80"/>
-              <w:left w:type="dxa" w:w="120"/>
-              <w:bottom w:type="dxa" w:w="80"/>
-              <w:right w:type="dxa" w:w="120"/>
-            </w:tcMar>
-          </w:tcPr>
-          <w:p>
-            <w:r>
-              <w:rPr>
-                <w:rFonts w:ascii="Arial" w:cs="Arial" w:eastAsia="Arial" w:hAnsi="Arial"/>
-                <w:b w:val="false"/>
-                <w:bCs w:val="false"/>
-                <w:color w:val="333333"/>
-                <w:sz w:val="20"/>
-                <w:szCs w:val="20"/>
-              </w:rPr>
-              <w:t xml:space="preserve">No key output</w:t>
-            </w:r>
-          </w:p>
-        </w:tc>
-        <w:tc>
-          <w:tcPr>
-            <w:tcW w:type="dxa" w:w="3120"/>
-            <w:tcBorders>
-              <w:top w:val="single" w:color="CCCCCC" w:sz="1"/>
-              <w:left w:val="single" w:color="CCCCCC" w:sz="1"/>
-              <w:bottom w:val="single" w:color="CCCCCC" w:sz="1"/>
-              <w:right w:val="single" w:color="CCCCCC" w:sz="1"/>
-            </w:tcBorders>
-            <w:shd w:fill="F5F5F5" w:val="clear"/>
-            <w:tcMar>
-              <w:top w:type="dxa" w:w="80"/>
-              <w:left w:type="dxa" w:w="120"/>
-              <w:bottom w:type="dxa" w:w="80"/>
-              <w:right w:type="dxa" w:w="120"/>
-            </w:tcMar>
-          </w:tcPr>
-          <w:p>
-            <w:r>
-              <w:rPr>
-                <w:rFonts w:ascii="Arial" w:cs="Arial" w:eastAsia="Arial" w:hAnsi="Arial"/>
-                <w:b w:val="false"/>
-                <w:bCs w:val="false"/>
-                <w:color w:val="333333"/>
-                <w:sz w:val="20"/>
-                <w:szCs w:val="20"/>
-              </w:rPr>
-              <w:t xml:space="preserve">PC817 circuit issue</w:t>
-            </w:r>
-          </w:p>
-        </w:tc>
-        <w:tc>
-          <w:tcPr>
-            <w:tcW w:type="dxa" w:w="3120"/>
-            <w:tcBorders>
-              <w:top w:val="single" w:color="CCCCCC" w:sz="1"/>
-              <w:left w:val="single" w:color="CCCCCC" w:sz="1"/>
-              <w:bottom w:val="single" w:color="CCCCCC" w:sz="1"/>
-              <w:right w:val="single" w:color="CCCCCC" w:sz="1"/>
-            </w:tcBorders>
-            <w:shd w:fill="F5F5F5" w:val="clear"/>
-            <w:tcMar>
-              <w:top w:type="dxa" w:w="80"/>
-              <w:left w:type="dxa" w:w="120"/>
-              <w:bottom w:type="dxa" w:w="80"/>
-              <w:right w:type="dxa" w:w="120"/>
-            </w:tcMar>
-          </w:tcPr>
-          <w:p>
-            <w:r>
-              <w:rPr>
-                <w:rFonts w:ascii="Arial" w:cs="Arial" w:eastAsia="Arial" w:hAnsi="Arial"/>
-                <w:b w:val="false"/>
-                <w:bCs w:val="false"/>
-                <w:color w:val="333333"/>
-                <w:sz w:val="20"/>
-                <w:szCs w:val="20"/>
-              </w:rPr>
-              <w:t xml:space="preserve">Check optocoupler wiring and GPIO12</w:t>
-            </w:r>
-          </w:p>
-        </w:tc>
-      </w:tr>
-      <w:tr>
-        <w:tc>
-          <w:tcPr>
-            <w:tcW w:type="dxa" w:w="3120"/>
-            <w:tcBorders>
-              <w:top w:val="single" w:color="CCCCCC" w:sz="1"/>
-              <w:left w:val="single" w:color="CCCCCC" w:sz="1"/>
-              <w:bottom w:val="single" w:color="CCCCCC" w:sz="1"/>
-              <w:right w:val="single" w:color="CCCCCC" w:sz="1"/>
-            </w:tcBorders>
-            <w:shd w:fill="F5F5F5" w:val="clear"/>
-            <w:tcMar>
-              <w:top w:type="dxa" w:w="80"/>
-              <w:left w:type="dxa" w:w="120"/>
-              <w:bottom w:type="dxa" w:w="80"/>
-              <w:right w:type="dxa" w:w="120"/>
-            </w:tcMar>
-          </w:tcPr>
-          <w:p>
-            <w:r>
-              <w:rPr>
-                <w:rFonts w:ascii="Arial" w:cs="Arial" w:eastAsia="Arial" w:hAnsi="Arial"/>
-                <w:b w:val="false"/>
-                <w:bCs w:val="false"/>
-                <w:color w:val="333333"/>
-                <w:sz w:val="20"/>
-                <w:szCs w:val="20"/>
-              </w:rPr>
-              <w:t xml:space="preserve">K0WLY-XXXX not visible</w:t>
-            </w:r>
-          </w:p>
-        </w:tc>
-        <w:tc>
-          <w:tcPr>
-            <w:tcW w:type="dxa" w:w="3120"/>
-            <w:tcBorders>
-              <w:top w:val="single" w:color="CCCCCC" w:sz="1"/>
-              <w:left w:val="single" w:color="CCCCCC" w:sz="1"/>
-              <w:bottom w:val="single" w:color="CCCCCC" w:sz="1"/>
-              <w:right w:val="single" w:color="CCCCCC" w:sz="1"/>
-            </w:tcBorders>
-            <w:shd w:fill="F5F5F5" w:val="clear"/>
-            <w:tcMar>
-              <w:top w:type="dxa" w:w="80"/>
-              <w:left w:type="dxa" w:w="120"/>
-              <w:bottom w:type="dxa" w:w="80"/>
-              <w:right w:type="dxa" w:w="120"/>
-            </w:tcMar>
-          </w:tcPr>
-          <w:p>
-            <w:r>
-              <w:rPr>
-                <w:rFonts w:ascii="Arial" w:cs="Arial" w:eastAsia="Arial" w:hAnsi="Arial"/>
-                <w:b w:val="false"/>
-                <w:bCs w:val="false"/>
-                <w:color w:val="333333"/>
-                <w:sz w:val="20"/>
-                <w:szCs w:val="20"/>
-              </w:rPr>
-              <w:t xml:space="preserve">AP not started</w:t>
-            </w:r>
-          </w:p>
-        </w:tc>
-        <w:tc>
-          <w:tcPr>
-            <w:tcW w:type="dxa" w:w="3120"/>
-            <w:tcBorders>
-              <w:top w:val="single" w:color="CCCCCC" w:sz="1"/>
-              <w:left w:val="single" w:color="CCCCCC" w:sz="1"/>
-              <w:bottom w:val="single" w:color="CCCCCC" w:sz="1"/>
-              <w:right w:val="single" w:color="CCCCCC" w:sz="1"/>
-            </w:tcBorders>
-            <w:shd w:fill="F5F5F5" w:val="clear"/>
-            <w:tcMar>
-              <w:top w:type="dxa" w:w="80"/>
-              <w:left w:type="dxa" w:w="120"/>
-              <w:bottom w:type="dxa" w:w="80"/>
-              <w:right w:type="dxa" w:w="120"/>
-            </w:tcMar>
-          </w:tcPr>
-          <w:p>
-            <w:r>
-              <w:rPr>
-                <w:rFonts w:ascii="Arial" w:cs="Arial" w:eastAsia="Arial" w:hAnsi="Arial"/>
-                <w:b w:val="false"/>
-                <w:bCs w:val="false"/>
-                <w:color w:val="333333"/>
-                <w:sz w:val="20"/>
-                <w:szCs w:val="20"/>
-              </w:rPr>
-              <w:t xml:space="preserve">Check serial monitor for AP IP output</w:t>
-            </w:r>
-          </w:p>
-        </w:tc>
-      </w:tr>
-      <w:tr>
-        <w:tc>
-          <w:tcPr>
-            <w:tcW w:type="dxa" w:w="3120"/>
-            <w:tcBorders>
-              <w:top w:val="single" w:color="CCCCCC" w:sz="1"/>
-              <w:left w:val="single" w:color="CCCCCC" w:sz="1"/>
-              <w:bottom w:val="single" w:color="CCCCCC" w:sz="1"/>
-              <w:right w:val="single" w:color="CCCCCC" w:sz="1"/>
-            </w:tcBorders>
-            <w:shd w:fill="F5F5F5" w:val="clear"/>
-            <w:tcMar>
-              <w:top w:type="dxa" w:w="80"/>
-              <w:left w:type="dxa" w:w="120"/>
-              <w:bottom w:type="dxa" w:w="80"/>
-              <w:right w:type="dxa" w:w="120"/>
-            </w:tcMar>
-          </w:tcPr>
-          <w:p>
-            <w:r>
-              <w:rPr>
-                <w:rFonts w:ascii="Arial" w:cs="Arial" w:eastAsia="Arial" w:hAnsi="Arial"/>
-                <w:b w:val="false"/>
-                <w:bCs w:val="false"/>
-                <w:color w:val="333333"/>
-                <w:sz w:val="20"/>
-                <w:szCs w:val="20"/>
-              </w:rPr>
-              <w:t xml:space="preserve">Can't connect to AP</w:t>
-            </w:r>
-          </w:p>
-        </w:tc>
-        <w:tc>
-          <w:tcPr>
-            <w:tcW w:type="dxa" w:w="3120"/>
-            <w:tcBorders>
-              <w:top w:val="single" w:color="CCCCCC" w:sz="1"/>
-              <w:left w:val="single" w:color="CCCCCC" w:sz="1"/>
-              <w:bottom w:val="single" w:color="CCCCCC" w:sz="1"/>
-              <w:right w:val="single" w:color="CCCCCC" w:sz="1"/>
-            </w:tcBorders>
-            <w:shd w:fill="F5F5F5" w:val="clear"/>
-            <w:tcMar>
-              <w:top w:type="dxa" w:w="80"/>
-              <w:left w:type="dxa" w:w="120"/>
-              <w:bottom w:type="dxa" w:w="80"/>
-              <w:right w:type="dxa" w:w="120"/>
-            </w:tcMar>
-          </w:tcPr>
-          <w:p>
-            <w:r>
-              <w:rPr>
-                <w:rFonts w:ascii="Arial" w:cs="Arial" w:eastAsia="Arial" w:hAnsi="Arial"/>
-                <w:b w:val="false"/>
-                <w:bCs w:val="false"/>
-                <w:color w:val="333333"/>
-                <w:sz w:val="20"/>
-                <w:szCs w:val="20"/>
-              </w:rPr>
-              <w:t xml:space="preserve">Android blocking</w:t>
-            </w:r>
-          </w:p>
-        </w:tc>
-        <w:tc>
-          <w:tcPr>
-            <w:tcW w:type="dxa" w:w="3120"/>
-            <w:tcBorders>
-              <w:top w:val="single" w:color="CCCCCC" w:sz="1"/>
-              <w:left w:val="single" w:color="CCCCCC" w:sz="1"/>
-              <w:bottom w:val="single" w:color="CCCCCC" w:sz="1"/>
-              <w:right w:val="single" w:color="CCCCCC" w:sz="1"/>
-            </w:tcBorders>
-            <w:shd w:fill="F5F5F5" w:val="clear"/>
-            <w:tcMar>
-              <w:top w:type="dxa" w:w="80"/>
-              <w:left w:type="dxa" w:w="120"/>
-              <w:bottom w:type="dxa" w:w="80"/>
-              <w:right w:type="dxa" w:w="120"/>
-            </w:tcMar>
-          </w:tcPr>
-          <w:p>
-            <w:r>
-              <w:rPr>
-                <w:rFonts w:ascii="Arial" w:cs="Arial" w:eastAsia="Arial" w:hAnsi="Arial"/>
-                <w:b w:val="false"/>
-                <w:bCs w:val="false"/>
-                <w:color w:val="333333"/>
-                <w:sz w:val="20"/>
-                <w:szCs w:val="20"/>
-              </w:rPr>
-              <w:t xml:space="preserve">Turn off Avoid Bad Connections in WiFi settings</w:t>
-            </w:r>
-          </w:p>
-        </w:tc>
-      </w:tr>
-      <w:tr>
-        <w:tc>
-          <w:tcPr>
-            <w:tcW w:type="dxa" w:w="3120"/>
-            <w:tcBorders>
-              <w:top w:val="single" w:color="CCCCCC" w:sz="1"/>
-              <w:left w:val="single" w:color="CCCCCC" w:sz="1"/>
-              <w:bottom w:val="single" w:color="CCCCCC" w:sz="1"/>
-              <w:right w:val="single" w:color="CCCCCC" w:sz="1"/>
-            </w:tcBorders>
-            <w:shd w:fill="F5F5F5" w:val="clear"/>
-            <w:tcMar>
-              <w:top w:type="dxa" w:w="80"/>
-              <w:left w:type="dxa" w:w="120"/>
-              <w:bottom w:type="dxa" w:w="80"/>
-              <w:right w:type="dxa" w:w="120"/>
-            </w:tcMar>
-          </w:tcPr>
-          <w:p>
-            <w:r>
-              <w:rPr>
-                <w:rFonts w:ascii="Arial" w:cs="Arial" w:eastAsia="Arial" w:hAnsi="Arial"/>
-                <w:b w:val="false"/>
-                <w:bCs w:val="false"/>
-                <w:color w:val="333333"/>
-                <w:sz w:val="20"/>
-                <w:szCs w:val="20"/>
-              </w:rPr>
-              <w:t xml:space="preserve">Files not showing</w:t>
-            </w:r>
-          </w:p>
-        </w:tc>
-        <w:tc>
-          <w:tcPr>
-            <w:tcW w:type="dxa" w:w="3120"/>
-            <w:tcBorders>
-              <w:top w:val="single" w:color="CCCCCC" w:sz="1"/>
-              <w:left w:val="single" w:color="CCCCCC" w:sz="1"/>
-              <w:bottom w:val="single" w:color="CCCCCC" w:sz="1"/>
-              <w:right w:val="single" w:color="CCCCCC" w:sz="1"/>
-            </w:tcBorders>
-            <w:shd w:fill="F5F5F5" w:val="clear"/>
-            <w:tcMar>
-              <w:top w:type="dxa" w:w="80"/>
-              <w:left w:type="dxa" w:w="120"/>
-              <w:bottom w:type="dxa" w:w="80"/>
-              <w:right w:type="dxa" w:w="120"/>
-            </w:tcMar>
-          </w:tcPr>
-          <w:p>
-            <w:r>
-              <w:rPr>
-                <w:rFonts w:ascii="Arial" w:cs="Arial" w:eastAsia="Arial" w:hAnsi="Arial"/>
-                <w:b w:val="false"/>
-                <w:bCs w:val="false"/>
-                <w:color w:val="333333"/>
-                <w:sz w:val="20"/>
-                <w:szCs w:val="20"/>
-              </w:rPr>
-              <w:t xml:space="preserve">LittleFS not mounted</w:t>
-            </w:r>
-          </w:p>
-        </w:tc>
-        <w:tc>
-          <w:tcPr>
-            <w:tcW w:type="dxa" w:w="3120"/>
-            <w:tcBorders>
-              <w:top w:val="single" w:color="CCCCCC" w:sz="1"/>
-              <w:left w:val="single" w:color="CCCCCC" w:sz="1"/>
-              <w:bottom w:val="single" w:color="CCCCCC" w:sz="1"/>
-              <w:right w:val="single" w:color="CCCCCC" w:sz="1"/>
-            </w:tcBorders>
-            <w:shd w:fill="F5F5F5" w:val="clear"/>
-            <w:tcMar>
-              <w:top w:type="dxa" w:w="80"/>
-              <w:left w:type="dxa" w:w="120"/>
-              <w:bottom w:type="dxa" w:w="80"/>
-              <w:right w:type="dxa" w:w="120"/>
-            </w:tcMar>
-          </w:tcPr>
-          <w:p>
-            <w:r>
-              <w:rPr>
-                <w:rFonts w:ascii="Arial" w:cs="Arial" w:eastAsia="Arial" w:hAnsi="Arial"/>
-                <w:b w:val="false"/>
-                <w:bCs w:val="false"/>
-                <w:color w:val="333333"/>
-                <w:sz w:val="20"/>
-                <w:szCs w:val="20"/>
-              </w:rPr>
-              <w:t xml:space="preserve">Reflash with correct board definition</w:t>
-            </w:r>
-          </w:p>
-        </w:tc>
-      </w:tr>
-      <w:tr>
-        <w:tc>
-          <w:tcPr>
-            <w:tcW w:type="dxa" w:w="3120"/>
-            <w:tcBorders>
-              <w:top w:val="single" w:color="CCCCCC" w:sz="1"/>
-              <w:left w:val="single" w:color="CCCCCC" w:sz="1"/>
-              <w:bottom w:val="single" w:color="CCCCCC" w:sz="1"/>
-              <w:right w:val="single" w:color="CCCCCC" w:sz="1"/>
-            </w:tcBorders>
-            <w:shd w:fill="F5F5F5" w:val="clear"/>
-            <w:tcMar>
-              <w:top w:type="dxa" w:w="80"/>
-              <w:left w:type="dxa" w:w="120"/>
-              <w:bottom w:type="dxa" w:w="80"/>
-              <w:right w:type="dxa" w:w="120"/>
-            </w:tcMar>
-          </w:tcPr>
-          <w:p>
-            <w:r>
-              <w:rPr>
-                <w:rFonts w:ascii="Arial" w:cs="Arial" w:eastAsia="Arial" w:hAnsi="Arial"/>
-                <w:b w:val="false"/>
-                <w:bCs w:val="false"/>
-                <w:color w:val="333333"/>
-                <w:sz w:val="20"/>
-                <w:szCs w:val="20"/>
-              </w:rPr>
-              <w:t xml:space="preserve">Spaces within words</w:t>
-            </w:r>
-          </w:p>
-        </w:tc>
-        <w:tc>
-          <w:tcPr>
-            <w:tcW w:type="dxa" w:w="3120"/>
-            <w:tcBorders>
-              <w:top w:val="single" w:color="CCCCCC" w:sz="1"/>
-              <w:left w:val="single" w:color="CCCCCC" w:sz="1"/>
-              <w:bottom w:val="single" w:color="CCCCCC" w:sz="1"/>
-              <w:right w:val="single" w:color="CCCCCC" w:sz="1"/>
-            </w:tcBorders>
-            <w:shd w:fill="F5F5F5" w:val="clear"/>
-            <w:tcMar>
-              <w:top w:type="dxa" w:w="80"/>
-              <w:left w:type="dxa" w:w="120"/>
-              <w:bottom w:type="dxa" w:w="80"/>
-              <w:right w:type="dxa" w:w="120"/>
-            </w:tcMar>
-          </w:tcPr>
-          <w:p>
-            <w:r>
-              <w:rPr>
-                <w:rFonts w:ascii="Arial" w:cs="Arial" w:eastAsia="Arial" w:hAnsi="Arial"/>
-                <w:b w:val="false"/>
-                <w:bCs w:val="false"/>
-                <w:color w:val="333333"/>
-                <w:sz w:val="20"/>
-                <w:szCs w:val="20"/>
-              </w:rPr>
-              <w:t xml:space="preserve">GAP threshold too low</w:t>
-            </w:r>
-          </w:p>
-        </w:tc>
-        <w:tc>
-          <w:tcPr>
-            <w:tcW w:type="dxa" w:w="3120"/>
-            <w:tcBorders>
-              <w:top w:val="single" w:color="CCCCCC" w:sz="1"/>
-              <w:left w:val="single" w:color="CCCCCC" w:sz="1"/>
-              <w:bottom w:val="single" w:color="CCCCCC" w:sz="1"/>
-              <w:right w:val="single" w:color="CCCCCC" w:sz="1"/>
-            </w:tcBorders>
-            <w:shd w:fill="F5F5F5" w:val="clear"/>
-            <w:tcMar>
-              <w:top w:type="dxa" w:w="80"/>
-              <w:left w:type="dxa" w:w="120"/>
-              <w:bottom w:type="dxa" w:w="80"/>
-              <w:right w:type="dxa" w:w="120"/>
-            </w:tcMar>
-          </w:tcPr>
-          <w:p>
-            <w:r>
-              <w:rPr>
-                <w:rFonts w:ascii="Arial" w:cs="Arial" w:eastAsia="Arial" w:hAnsi="Arial"/>
-                <w:b w:val="false"/>
-                <w:bCs w:val="false"/>
-                <w:color w:val="333333"/>
-                <w:sz w:val="20"/>
-                <w:szCs w:val="20"/>
-              </w:rPr>
-              <w:t xml:space="preserve">Increase GAP or set to OFF</w:t>
-            </w:r>
-          </w:p>
-        </w:tc>
-      </w:tr>
-    </w:tbl>
-    <w:p>
-      <w:pPr>
-        <w:spacing w:after="120"/>
-      </w:pPr>
-      <w:r>
-        <w:t xml:space="preserve"/>
-      </w:r>
-    </w:p>
-    <w:p>
-      <w:pPr>
-        <w:pStyle w:val="Heading1"/>
-      </w:pPr>
-      <w:r>
-        <w:rPr>
-          <w:rFonts w:ascii="Arial" w:cs="Arial" w:eastAsia="Arial" w:hAnsi="Arial"/>
-          <w:b/>
-          <w:bCs/>
-          <w:color w:val="2E4057"/>
-          <w:sz w:val="32"/>
-          <w:szCs w:val="32"/>
-        </w:rPr>
         <w:t xml:space="preserve">10. Morse Code Reference</w:t>
-      </w:r>
-    </w:p>
-    <w:p>
-      <w:pPr>
-        <w:spacing w:after="120"/>
-      </w:pPr>
-      <w:r>
-        <w:rPr>
-          <w:rFonts w:ascii="Arial" w:cs="Arial" w:eastAsia="Arial" w:hAnsi="Arial"/>
-          <w:sz w:val="22"/>
-          <w:szCs w:val="22"/>
-        </w:rPr>
-        <w:t xml:space="preserve">The keyer decodes letters, numbers, punctuation, and prosigns. Prosigns: + = AR, = = BT, ~ = SK.</w:t>
-      </w:r>
-    </w:p>
-    <w:p>
-      <w:pPr>
-        <w:spacing w:after="120"/>
-      </w:pPr>
-      <w:r>
-        <w:t xml:space="preserve"/>
       </w:r>
     </w:p>
     <w:p>
@@ -9587,754 +8550,9 @@
           <w:sz w:val="22"/>
           <w:szCs w:val="22"/>
         </w:rPr>
-        <w:t xml:space="preserve">Punctuation:</w:t>
-      </w:r>
-    </w:p>
-    <w:tbl>
-      <w:tblPr>
-        <w:tblW w:type="dxa" w:w="9360"/>
-        <w:tblBorders>
-          <w:top w:val="single" w:color="auto" w:sz="4"/>
-          <w:left w:val="single" w:color="auto" w:sz="4"/>
-          <w:bottom w:val="single" w:color="auto" w:sz="4"/>
-          <w:right w:val="single" w:color="auto" w:sz="4"/>
-          <w:insideH w:val="single" w:color="auto" w:sz="4"/>
-          <w:insideV w:val="single" w:color="auto" w:sz="4"/>
-        </w:tblBorders>
-      </w:tblPr>
-      <w:tblGrid>
-        <w:gridCol w:w="1560"/>
-        <w:gridCol w:w="1560"/>
-        <w:gridCol w:w="1560"/>
-        <w:gridCol w:w="1560"/>
-        <w:gridCol w:w="1560"/>
-        <w:gridCol w:w="1560"/>
-      </w:tblGrid>
-      <w:tr>
-        <w:tc>
-          <w:tcPr>
-            <w:tcW w:type="dxa" w:w="1560"/>
-            <w:tcBorders>
-              <w:top w:val="single" w:color="CCCCCC" w:sz="1"/>
-              <w:left w:val="single" w:color="CCCCCC" w:sz="1"/>
-              <w:bottom w:val="single" w:color="CCCCCC" w:sz="1"/>
-              <w:right w:val="single" w:color="CCCCCC" w:sz="1"/>
-            </w:tcBorders>
-            <w:shd w:fill="F0F0F0" w:val="clear"/>
-            <w:tcMar>
-              <w:top w:type="dxa" w:w="60"/>
-              <w:left w:type="dxa" w:w="100"/>
-              <w:bottom w:type="dxa" w:w="60"/>
-              <w:right w:type="dxa" w:w="100"/>
-            </w:tcMar>
-          </w:tcPr>
-          <w:p>
-            <w:r>
-              <w:rPr>
-                <w:rFonts w:ascii="Courier New" w:cs="Courier New" w:eastAsia="Courier New" w:hAnsi="Courier New"/>
-                <w:sz w:val="20"/>
-                <w:szCs w:val="20"/>
-              </w:rPr>
-              <w:t xml:space="preserve">. period  ·−·−·−</w:t>
-            </w:r>
-          </w:p>
-        </w:tc>
-        <w:tc>
-          <w:tcPr>
-            <w:tcW w:type="dxa" w:w="1560"/>
-            <w:tcBorders>
-              <w:top w:val="single" w:color="CCCCCC" w:sz="1"/>
-              <w:left w:val="single" w:color="CCCCCC" w:sz="1"/>
-              <w:bottom w:val="single" w:color="CCCCCC" w:sz="1"/>
-              <w:right w:val="single" w:color="CCCCCC" w:sz="1"/>
-            </w:tcBorders>
-            <w:shd w:fill="F0F0F0" w:val="clear"/>
-            <w:tcMar>
-              <w:top w:type="dxa" w:w="60"/>
-              <w:left w:type="dxa" w:w="100"/>
-              <w:bottom w:type="dxa" w:w="60"/>
-              <w:right w:type="dxa" w:w="100"/>
-            </w:tcMar>
-          </w:tcPr>
-          <w:p>
-            <w:r>
-              <w:rPr>
-                <w:rFonts w:ascii="Courier New" w:cs="Courier New" w:eastAsia="Courier New" w:hAnsi="Courier New"/>
-                <w:sz w:val="20"/>
-                <w:szCs w:val="20"/>
-              </w:rPr>
-              <w:t xml:space="preserve">, comma  −−··−−</w:t>
-            </w:r>
-          </w:p>
-        </w:tc>
-        <w:tc>
-          <w:tcPr>
-            <w:tcW w:type="dxa" w:w="1560"/>
-            <w:tcBorders>
-              <w:top w:val="single" w:color="CCCCCC" w:sz="1"/>
-              <w:left w:val="single" w:color="CCCCCC" w:sz="1"/>
-              <w:bottom w:val="single" w:color="CCCCCC" w:sz="1"/>
-              <w:right w:val="single" w:color="CCCCCC" w:sz="1"/>
-            </w:tcBorders>
-            <w:shd w:fill="F0F0F0" w:val="clear"/>
-            <w:tcMar>
-              <w:top w:type="dxa" w:w="60"/>
-              <w:left w:type="dxa" w:w="100"/>
-              <w:bottom w:type="dxa" w:w="60"/>
-              <w:right w:type="dxa" w:w="100"/>
-            </w:tcMar>
-          </w:tcPr>
-          <w:p>
-            <w:r>
-              <w:rPr>
-                <w:rFonts w:ascii="Courier New" w:cs="Courier New" w:eastAsia="Courier New" w:hAnsi="Courier New"/>
-                <w:sz w:val="20"/>
-                <w:szCs w:val="20"/>
-              </w:rPr>
-              <w:t xml:space="preserve">? question  ··−−··</w:t>
-            </w:r>
-          </w:p>
-        </w:tc>
-        <w:tc>
-          <w:tcPr>
-            <w:tcW w:type="dxa" w:w="1560"/>
-            <w:tcBorders>
-              <w:top w:val="single" w:color="CCCCCC" w:sz="1"/>
-              <w:left w:val="single" w:color="CCCCCC" w:sz="1"/>
-              <w:bottom w:val="single" w:color="CCCCCC" w:sz="1"/>
-              <w:right w:val="single" w:color="CCCCCC" w:sz="1"/>
-            </w:tcBorders>
-            <w:shd w:fill="F0F0F0" w:val="clear"/>
-            <w:tcMar>
-              <w:top w:type="dxa" w:w="60"/>
-              <w:left w:type="dxa" w:w="100"/>
-              <w:bottom w:type="dxa" w:w="60"/>
-              <w:right w:type="dxa" w:w="100"/>
-            </w:tcMar>
-          </w:tcPr>
-          <w:p>
-            <w:r>
-              <w:rPr>
-                <w:rFonts w:ascii="Courier New" w:cs="Courier New" w:eastAsia="Courier New" w:hAnsi="Courier New"/>
-                <w:sz w:val="20"/>
-                <w:szCs w:val="20"/>
-              </w:rPr>
-              <w:t xml:space="preserve">/ slash  −··−·</w:t>
-            </w:r>
-          </w:p>
-        </w:tc>
-        <w:tc>
-          <w:tcPr>
-            <w:tcW w:type="dxa" w:w="1560"/>
-            <w:tcBorders>
-              <w:top w:val="single" w:color="CCCCCC" w:sz="1"/>
-              <w:left w:val="single" w:color="CCCCCC" w:sz="1"/>
-              <w:bottom w:val="single" w:color="CCCCCC" w:sz="1"/>
-              <w:right w:val="single" w:color="CCCCCC" w:sz="1"/>
-            </w:tcBorders>
-            <w:shd w:fill="F0F0F0" w:val="clear"/>
-            <w:tcMar>
-              <w:top w:type="dxa" w:w="60"/>
-              <w:left w:type="dxa" w:w="100"/>
-              <w:bottom w:type="dxa" w:w="60"/>
-              <w:right w:type="dxa" w:w="100"/>
-            </w:tcMar>
-          </w:tcPr>
-          <w:p>
-            <w:r>
-              <w:rPr>
-                <w:rFonts w:ascii="Courier New" w:cs="Courier New" w:eastAsia="Courier New" w:hAnsi="Courier New"/>
-                <w:sz w:val="20"/>
-                <w:szCs w:val="20"/>
-              </w:rPr>
-              <w:t xml:space="preserve">( open  −·−−·</w:t>
-            </w:r>
-          </w:p>
-        </w:tc>
-        <w:tc>
-          <w:tcPr>
-            <w:tcW w:type="dxa" w:w="1560"/>
-            <w:tcBorders>
-              <w:top w:val="single" w:color="CCCCCC" w:sz="1"/>
-              <w:left w:val="single" w:color="CCCCCC" w:sz="1"/>
-              <w:bottom w:val="single" w:color="CCCCCC" w:sz="1"/>
-              <w:right w:val="single" w:color="CCCCCC" w:sz="1"/>
-            </w:tcBorders>
-            <w:shd w:fill="F0F0F0" w:val="clear"/>
-            <w:tcMar>
-              <w:top w:type="dxa" w:w="60"/>
-              <w:left w:type="dxa" w:w="100"/>
-              <w:bottom w:type="dxa" w:w="60"/>
-              <w:right w:type="dxa" w:w="100"/>
-            </w:tcMar>
-          </w:tcPr>
-          <w:p>
-            <w:r>
-              <w:rPr>
-                <w:rFonts w:ascii="Courier New" w:cs="Courier New" w:eastAsia="Courier New" w:hAnsi="Courier New"/>
-                <w:sz w:val="20"/>
-                <w:szCs w:val="20"/>
-              </w:rPr>
-              <w:t xml:space="preserve">) close  −·−−·−</w:t>
-            </w:r>
-          </w:p>
-        </w:tc>
-      </w:tr>
-      <w:tr>
-        <w:tc>
-          <w:tcPr>
-            <w:tcW w:type="dxa" w:w="1560"/>
-            <w:tcBorders>
-              <w:top w:val="single" w:color="CCCCCC" w:sz="1"/>
-              <w:left w:val="single" w:color="CCCCCC" w:sz="1"/>
-              <w:bottom w:val="single" w:color="CCCCCC" w:sz="1"/>
-              <w:right w:val="single" w:color="CCCCCC" w:sz="1"/>
-            </w:tcBorders>
-            <w:shd w:fill="FFFFFF" w:val="clear"/>
-            <w:tcMar>
-              <w:top w:type="dxa" w:w="60"/>
-              <w:left w:type="dxa" w:w="100"/>
-              <w:bottom w:type="dxa" w:w="60"/>
-              <w:right w:type="dxa" w:w="100"/>
-            </w:tcMar>
-          </w:tcPr>
-          <w:p>
-            <w:r>
-              <w:rPr>
-                <w:rFonts w:ascii="Courier New" w:cs="Courier New" w:eastAsia="Courier New" w:hAnsi="Courier New"/>
-                <w:sz w:val="20"/>
-                <w:szCs w:val="20"/>
-              </w:rPr>
-              <w:t xml:space="preserve">: colon  −−−···</w:t>
-            </w:r>
-          </w:p>
-        </w:tc>
-        <w:tc>
-          <w:tcPr>
-            <w:tcW w:type="dxa" w:w="1560"/>
-            <w:tcBorders>
-              <w:top w:val="single" w:color="CCCCCC" w:sz="1"/>
-              <w:left w:val="single" w:color="CCCCCC" w:sz="1"/>
-              <w:bottom w:val="single" w:color="CCCCCC" w:sz="1"/>
-              <w:right w:val="single" w:color="CCCCCC" w:sz="1"/>
-            </w:tcBorders>
-            <w:shd w:fill="FFFFFF" w:val="clear"/>
-            <w:tcMar>
-              <w:top w:type="dxa" w:w="60"/>
-              <w:left w:type="dxa" w:w="100"/>
-              <w:bottom w:type="dxa" w:w="60"/>
-              <w:right w:type="dxa" w:w="100"/>
-            </w:tcMar>
-          </w:tcPr>
-          <w:p>
-            <w:r>
-              <w:rPr>
-                <w:rFonts w:ascii="Courier New" w:cs="Courier New" w:eastAsia="Courier New" w:hAnsi="Courier New"/>
-                <w:sz w:val="20"/>
-                <w:szCs w:val="20"/>
-              </w:rPr>
-              <w:t xml:space="preserve">; semi  −·−·−·</w:t>
-            </w:r>
-          </w:p>
-        </w:tc>
-        <w:tc>
-          <w:tcPr>
-            <w:tcW w:type="dxa" w:w="1560"/>
-            <w:tcBorders>
-              <w:top w:val="single" w:color="CCCCCC" w:sz="1"/>
-              <w:left w:val="single" w:color="CCCCCC" w:sz="1"/>
-              <w:bottom w:val="single" w:color="CCCCCC" w:sz="1"/>
-              <w:right w:val="single" w:color="CCCCCC" w:sz="1"/>
-            </w:tcBorders>
-            <w:shd w:fill="FFFFFF" w:val="clear"/>
-            <w:tcMar>
-              <w:top w:type="dxa" w:w="60"/>
-              <w:left w:type="dxa" w:w="100"/>
-              <w:bottom w:type="dxa" w:w="60"/>
-              <w:right w:type="dxa" w:w="100"/>
-            </w:tcMar>
-          </w:tcPr>
-          <w:p>
-            <w:r>
-              <w:rPr>
-                <w:rFonts w:ascii="Courier New" w:cs="Courier New" w:eastAsia="Courier New" w:hAnsi="Courier New"/>
-                <w:sz w:val="20"/>
-                <w:szCs w:val="20"/>
-              </w:rPr>
-              <w:t xml:space="preserve">- hyphen  −····−</w:t>
-            </w:r>
-          </w:p>
-        </w:tc>
-        <w:tc>
-          <w:tcPr>
-            <w:tcW w:type="dxa" w:w="1560"/>
-            <w:tcBorders>
-              <w:top w:val="single" w:color="CCCCCC" w:sz="1"/>
-              <w:left w:val="single" w:color="CCCCCC" w:sz="1"/>
-              <w:bottom w:val="single" w:color="CCCCCC" w:sz="1"/>
-              <w:right w:val="single" w:color="CCCCCC" w:sz="1"/>
-            </w:tcBorders>
-            <w:shd w:fill="FFFFFF" w:val="clear"/>
-            <w:tcMar>
-              <w:top w:type="dxa" w:w="60"/>
-              <w:left w:type="dxa" w:w="100"/>
-              <w:bottom w:type="dxa" w:w="60"/>
-              <w:right w:type="dxa" w:w="100"/>
-            </w:tcMar>
-          </w:tcPr>
-          <w:p>
-            <w:r>
-              <w:rPr>
-                <w:rFonts w:ascii="Courier New" w:cs="Courier New" w:eastAsia="Courier New" w:hAnsi="Courier New"/>
-                <w:sz w:val="20"/>
-                <w:szCs w:val="20"/>
-              </w:rPr>
-              <w:t xml:space="preserve">' apos  ·−−−−·</w:t>
-            </w:r>
-          </w:p>
-        </w:tc>
-        <w:tc>
-          <w:tcPr>
-            <w:tcW w:type="dxa" w:w="1560"/>
-            <w:tcBorders>
-              <w:top w:val="single" w:color="CCCCCC" w:sz="1"/>
-              <w:left w:val="single" w:color="CCCCCC" w:sz="1"/>
-              <w:bottom w:val="single" w:color="CCCCCC" w:sz="1"/>
-              <w:right w:val="single" w:color="CCCCCC" w:sz="1"/>
-            </w:tcBorders>
-            <w:shd w:fill="FFFFFF" w:val="clear"/>
-            <w:tcMar>
-              <w:top w:type="dxa" w:w="60"/>
-              <w:left w:type="dxa" w:w="100"/>
-              <w:bottom w:type="dxa" w:w="60"/>
-              <w:right w:type="dxa" w:w="100"/>
-            </w:tcMar>
-          </w:tcPr>
-          <w:p>
-            <w:r>
-              <w:rPr>
-                <w:rFonts w:ascii="Courier New" w:cs="Courier New" w:eastAsia="Courier New" w:hAnsi="Courier New"/>
-                <w:sz w:val="20"/>
-                <w:szCs w:val="20"/>
-              </w:rPr>
-              <w:t xml:space="preserve">" quote  ·−··−·</w:t>
-            </w:r>
-          </w:p>
-        </w:tc>
-        <w:tc>
-          <w:tcPr>
-            <w:tcW w:type="dxa" w:w="1560"/>
-            <w:tcBorders>
-              <w:top w:val="single" w:color="CCCCCC" w:sz="1"/>
-              <w:left w:val="single" w:color="CCCCCC" w:sz="1"/>
-              <w:bottom w:val="single" w:color="CCCCCC" w:sz="1"/>
-              <w:right w:val="single" w:color="CCCCCC" w:sz="1"/>
-            </w:tcBorders>
-            <w:shd w:fill="FFFFFF" w:val="clear"/>
-            <w:tcMar>
-              <w:top w:type="dxa" w:w="60"/>
-              <w:left w:type="dxa" w:w="100"/>
-              <w:bottom w:type="dxa" w:w="60"/>
-              <w:right w:type="dxa" w:w="100"/>
-            </w:tcMar>
-          </w:tcPr>
-          <w:p>
-            <w:r>
-              <w:rPr>
-                <w:rFonts w:ascii="Courier New" w:cs="Courier New" w:eastAsia="Courier New" w:hAnsi="Courier New"/>
-                <w:sz w:val="20"/>
-                <w:szCs w:val="20"/>
-              </w:rPr>
-              <w:t xml:space="preserve">@ at  ·−−·−·</w:t>
-            </w:r>
-          </w:p>
-        </w:tc>
-      </w:tr>
-      <w:tr>
-        <w:tc>
-          <w:tcPr>
-            <w:tcW w:type="dxa" w:w="1560"/>
-            <w:tcBorders>
-              <w:top w:val="single" w:color="CCCCCC" w:sz="1"/>
-              <w:left w:val="single" w:color="CCCCCC" w:sz="1"/>
-              <w:bottom w:val="single" w:color="CCCCCC" w:sz="1"/>
-              <w:right w:val="single" w:color="CCCCCC" w:sz="1"/>
-            </w:tcBorders>
-            <w:shd w:fill="F0F0F0" w:val="clear"/>
-            <w:tcMar>
-              <w:top w:type="dxa" w:w="60"/>
-              <w:left w:type="dxa" w:w="100"/>
-              <w:bottom w:type="dxa" w:w="60"/>
-              <w:right w:type="dxa" w:w="100"/>
-            </w:tcMar>
-          </w:tcPr>
-          <w:p>
-            <w:r>
-              <w:rPr>
-                <w:rFonts w:ascii="Courier New" w:cs="Courier New" w:eastAsia="Courier New" w:hAnsi="Courier New"/>
-                <w:sz w:val="20"/>
-                <w:szCs w:val="20"/>
-              </w:rPr>
-              <w:t xml:space="preserve">&amp; amp  ·−···</w:t>
-            </w:r>
-          </w:p>
-        </w:tc>
-        <w:tc>
-          <w:tcPr>
-            <w:tcW w:type="dxa" w:w="1560"/>
-            <w:tcBorders>
-              <w:top w:val="single" w:color="CCCCCC" w:sz="1"/>
-              <w:left w:val="single" w:color="CCCCCC" w:sz="1"/>
-              <w:bottom w:val="single" w:color="CCCCCC" w:sz="1"/>
-              <w:right w:val="single" w:color="CCCCCC" w:sz="1"/>
-            </w:tcBorders>
-            <w:shd w:fill="F0F0F0" w:val="clear"/>
-            <w:tcMar>
-              <w:top w:type="dxa" w:w="60"/>
-              <w:left w:type="dxa" w:w="100"/>
-              <w:bottom w:type="dxa" w:w="60"/>
-              <w:right w:type="dxa" w:w="100"/>
-            </w:tcMar>
-          </w:tcPr>
-          <w:p>
-            <w:r>
-              <w:rPr>
-                <w:rFonts w:ascii="Courier New" w:cs="Courier New" w:eastAsia="Courier New" w:hAnsi="Courier New"/>
-                <w:sz w:val="20"/>
-                <w:szCs w:val="20"/>
-              </w:rPr>
-              <w:t xml:space="preserve">! excl  −·−·−−</w:t>
-            </w:r>
-          </w:p>
-        </w:tc>
-        <w:tc>
-          <w:tcPr>
-            <w:tcW w:type="dxa" w:w="1560"/>
-            <w:tcBorders>
-              <w:top w:val="single" w:color="CCCCCC" w:sz="1"/>
-              <w:left w:val="single" w:color="CCCCCC" w:sz="1"/>
-              <w:bottom w:val="single" w:color="CCCCCC" w:sz="1"/>
-              <w:right w:val="single" w:color="CCCCCC" w:sz="1"/>
-            </w:tcBorders>
-            <w:shd w:fill="F0F0F0" w:val="clear"/>
-            <w:tcMar>
-              <w:top w:type="dxa" w:w="60"/>
-              <w:left w:type="dxa" w:w="100"/>
-              <w:bottom w:type="dxa" w:w="60"/>
-              <w:right w:type="dxa" w:w="100"/>
-            </w:tcMar>
-          </w:tcPr>
-          <w:p>
-            <w:r>
-              <w:rPr>
-                <w:rFonts w:ascii="Courier New" w:cs="Courier New" w:eastAsia="Courier New" w:hAnsi="Courier New"/>
-                <w:sz w:val="20"/>
-                <w:szCs w:val="20"/>
-              </w:rPr>
-              <w:t xml:space="preserve">_ under  ··−−·−</w:t>
-            </w:r>
-          </w:p>
-        </w:tc>
-        <w:tc>
-          <w:tcPr>
-            <w:tcW w:type="dxa" w:w="1560"/>
-            <w:tcBorders>
-              <w:top w:val="single" w:color="CCCCCC" w:sz="1"/>
-              <w:left w:val="single" w:color="CCCCCC" w:sz="1"/>
-              <w:bottom w:val="single" w:color="CCCCCC" w:sz="1"/>
-              <w:right w:val="single" w:color="CCCCCC" w:sz="1"/>
-            </w:tcBorders>
-            <w:shd w:fill="F0F0F0" w:val="clear"/>
-            <w:tcMar>
-              <w:top w:type="dxa" w:w="60"/>
-              <w:left w:type="dxa" w:w="100"/>
-              <w:bottom w:type="dxa" w:w="60"/>
-              <w:right w:type="dxa" w:w="100"/>
-            </w:tcMar>
-          </w:tcPr>
-          <w:p>
-            <w:r>
-              <w:rPr>
-                <w:rFonts w:ascii="Courier New" w:cs="Courier New" w:eastAsia="Courier New" w:hAnsi="Courier New"/>
-                <w:sz w:val="20"/>
-                <w:szCs w:val="20"/>
-              </w:rPr>
-              <w:t xml:space="preserve"/>
-            </w:r>
-          </w:p>
-        </w:tc>
-        <w:tc>
-          <w:tcPr>
-            <w:tcW w:type="dxa" w:w="1560"/>
-            <w:tcBorders>
-              <w:top w:val="single" w:color="CCCCCC" w:sz="1"/>
-              <w:left w:val="single" w:color="CCCCCC" w:sz="1"/>
-              <w:bottom w:val="single" w:color="CCCCCC" w:sz="1"/>
-              <w:right w:val="single" w:color="CCCCCC" w:sz="1"/>
-            </w:tcBorders>
-            <w:shd w:fill="F0F0F0" w:val="clear"/>
-            <w:tcMar>
-              <w:top w:type="dxa" w:w="60"/>
-              <w:left w:type="dxa" w:w="100"/>
-              <w:bottom w:type="dxa" w:w="60"/>
-              <w:right w:type="dxa" w:w="100"/>
-            </w:tcMar>
-          </w:tcPr>
-          <w:p>
-            <w:r>
-              <w:rPr>
-                <w:rFonts w:ascii="Courier New" w:cs="Courier New" w:eastAsia="Courier New" w:hAnsi="Courier New"/>
-                <w:sz w:val="20"/>
-                <w:szCs w:val="20"/>
-              </w:rPr>
-              <w:t xml:space="preserve"/>
-            </w:r>
-          </w:p>
-        </w:tc>
-        <w:tc>
-          <w:tcPr>
-            <w:tcW w:type="dxa" w:w="1560"/>
-            <w:tcBorders>
-              <w:top w:val="single" w:color="CCCCCC" w:sz="1"/>
-              <w:left w:val="single" w:color="CCCCCC" w:sz="1"/>
-              <w:bottom w:val="single" w:color="CCCCCC" w:sz="1"/>
-              <w:right w:val="single" w:color="CCCCCC" w:sz="1"/>
-            </w:tcBorders>
-            <w:shd w:fill="F0F0F0" w:val="clear"/>
-            <w:tcMar>
-              <w:top w:type="dxa" w:w="60"/>
-              <w:left w:type="dxa" w:w="100"/>
-              <w:bottom w:type="dxa" w:w="60"/>
-              <w:right w:type="dxa" w:w="100"/>
-            </w:tcMar>
-          </w:tcPr>
-          <w:p>
-            <w:r>
-              <w:rPr>
-                <w:rFonts w:ascii="Courier New" w:cs="Courier New" w:eastAsia="Courier New" w:hAnsi="Courier New"/>
-                <w:sz w:val="20"/>
-                <w:szCs w:val="20"/>
-              </w:rPr>
-              <w:t xml:space="preserve"/>
-            </w:r>
-          </w:p>
-        </w:tc>
-      </w:tr>
-    </w:tbl>
-    <w:p>
-      <w:pPr>
-        <w:spacing w:after="120"/>
-      </w:pPr>
-      <w:r>
-        <w:t xml:space="preserve"/>
-      </w:r>
-    </w:p>
-    <w:p>
-      <w:pPr>
-        <w:spacing w:after="120"/>
-      </w:pPr>
-      <w:r>
-        <w:rPr>
-          <w:rFonts w:ascii="Arial" w:cs="Arial" w:eastAsia="Arial" w:hAnsi="Arial"/>
-          <w:b/>
-          <w:bCs/>
-          <w:sz w:val="22"/>
-          <w:szCs w:val="22"/>
-        </w:rPr>
-        <w:t xml:space="preserve">Prosigns:</w:t>
-      </w:r>
-    </w:p>
-    <w:tbl>
-      <w:tblPr>
-        <w:tblW w:type="dxa" w:w="9360"/>
-        <w:tblBorders>
-          <w:top w:val="single" w:color="auto" w:sz="4"/>
-          <w:left w:val="single" w:color="auto" w:sz="4"/>
-          <w:bottom w:val="single" w:color="auto" w:sz="4"/>
-          <w:right w:val="single" w:color="auto" w:sz="4"/>
-          <w:insideH w:val="single" w:color="auto" w:sz="4"/>
-          <w:insideV w:val="single" w:color="auto" w:sz="4"/>
-        </w:tblBorders>
-      </w:tblPr>
-      <w:tblGrid>
-        <w:gridCol w:w="1560"/>
-        <w:gridCol w:w="1560"/>
-        <w:gridCol w:w="1560"/>
-        <w:gridCol w:w="1560"/>
-        <w:gridCol w:w="1560"/>
-        <w:gridCol w:w="1560"/>
-      </w:tblGrid>
-      <w:tr>
-        <w:tc>
-          <w:tcPr>
-            <w:tcW w:type="dxa" w:w="1560"/>
-            <w:tcBorders>
-              <w:top w:val="single" w:color="CCCCCC" w:sz="1"/>
-              <w:left w:val="single" w:color="CCCCCC" w:sz="1"/>
-              <w:bottom w:val="single" w:color="CCCCCC" w:sz="1"/>
-              <w:right w:val="single" w:color="CCCCCC" w:sz="1"/>
-            </w:tcBorders>
-            <w:shd w:fill="E8F4F8" w:val="clear"/>
-            <w:tcMar>
-              <w:top w:type="dxa" w:w="60"/>
-              <w:left w:type="dxa" w:w="100"/>
-              <w:bottom w:type="dxa" w:w="60"/>
-              <w:right w:type="dxa" w:w="100"/>
-            </w:tcMar>
-          </w:tcPr>
-          <w:p>
-            <w:r>
-              <w:rPr>
-                <w:rFonts w:ascii="Courier New" w:cs="Courier New" w:eastAsia="Courier New" w:hAnsi="Courier New"/>
-                <w:sz w:val="20"/>
-                <w:szCs w:val="20"/>
-              </w:rPr>
-              <w:t xml:space="preserve">+ AR end msg  ·−·−·</w:t>
-            </w:r>
-          </w:p>
-        </w:tc>
-        <w:tc>
-          <w:tcPr>
-            <w:tcW w:type="dxa" w:w="1560"/>
-            <w:tcBorders>
-              <w:top w:val="single" w:color="CCCCCC" w:sz="1"/>
-              <w:left w:val="single" w:color="CCCCCC" w:sz="1"/>
-              <w:bottom w:val="single" w:color="CCCCCC" w:sz="1"/>
-              <w:right w:val="single" w:color="CCCCCC" w:sz="1"/>
-            </w:tcBorders>
-            <w:shd w:fill="E8F4F8" w:val="clear"/>
-            <w:tcMar>
-              <w:top w:type="dxa" w:w="60"/>
-              <w:left w:type="dxa" w:w="100"/>
-              <w:bottom w:type="dxa" w:w="60"/>
-              <w:right w:type="dxa" w:w="100"/>
-            </w:tcMar>
-          </w:tcPr>
-          <w:p>
-            <w:r>
-              <w:rPr>
-                <w:rFonts w:ascii="Courier New" w:cs="Courier New" w:eastAsia="Courier New" w:hAnsi="Courier New"/>
-                <w:sz w:val="20"/>
-                <w:szCs w:val="20"/>
-              </w:rPr>
-              <w:t xml:space="preserve">= BT break  −···−</w:t>
-            </w:r>
-          </w:p>
-        </w:tc>
-        <w:tc>
-          <w:tcPr>
-            <w:tcW w:type="dxa" w:w="1560"/>
-            <w:tcBorders>
-              <w:top w:val="single" w:color="CCCCCC" w:sz="1"/>
-              <w:left w:val="single" w:color="CCCCCC" w:sz="1"/>
-              <w:bottom w:val="single" w:color="CCCCCC" w:sz="1"/>
-              <w:right w:val="single" w:color="CCCCCC" w:sz="1"/>
-            </w:tcBorders>
-            <w:shd w:fill="E8F4F8" w:val="clear"/>
-            <w:tcMar>
-              <w:top w:type="dxa" w:w="60"/>
-              <w:left w:type="dxa" w:w="100"/>
-              <w:bottom w:type="dxa" w:w="60"/>
-              <w:right w:type="dxa" w:w="100"/>
-            </w:tcMar>
-          </w:tcPr>
-          <w:p>
-            <w:r>
-              <w:rPr>
-                <w:rFonts w:ascii="Courier New" w:cs="Courier New" w:eastAsia="Courier New" w:hAnsi="Courier New"/>
-                <w:sz w:val="20"/>
-                <w:szCs w:val="20"/>
-              </w:rPr>
-              <w:t xml:space="preserve">~ SK end QSO  ···−·−</w:t>
-            </w:r>
-          </w:p>
-        </w:tc>
-        <w:tc>
-          <w:tcPr>
-            <w:tcW w:type="dxa" w:w="1560"/>
-            <w:tcBorders>
-              <w:top w:val="single" w:color="CCCCCC" w:sz="1"/>
-              <w:left w:val="single" w:color="CCCCCC" w:sz="1"/>
-              <w:bottom w:val="single" w:color="CCCCCC" w:sz="1"/>
-              <w:right w:val="single" w:color="CCCCCC" w:sz="1"/>
-            </w:tcBorders>
-            <w:shd w:fill="E8F4F8" w:val="clear"/>
-            <w:tcMar>
-              <w:top w:type="dxa" w:w="60"/>
-              <w:left w:type="dxa" w:w="100"/>
-              <w:bottom w:type="dxa" w:w="60"/>
-              <w:right w:type="dxa" w:w="100"/>
-            </w:tcMar>
-          </w:tcPr>
-          <w:p>
-            <w:r>
-              <w:rPr>
-                <w:rFonts w:ascii="Courier New" w:cs="Courier New" w:eastAsia="Courier New" w:hAnsi="Courier New"/>
-                <w:sz w:val="20"/>
-                <w:szCs w:val="20"/>
-              </w:rPr>
-              <w:t xml:space="preserve">&amp; AS wait  ·−···</w:t>
-            </w:r>
-          </w:p>
-        </w:tc>
-        <w:tc>
-          <w:tcPr>
-            <w:tcW w:type="dxa" w:w="1560"/>
-            <w:tcBorders>
-              <w:top w:val="single" w:color="CCCCCC" w:sz="1"/>
-              <w:left w:val="single" w:color="CCCCCC" w:sz="1"/>
-              <w:bottom w:val="single" w:color="CCCCCC" w:sz="1"/>
-              <w:right w:val="single" w:color="CCCCCC" w:sz="1"/>
-            </w:tcBorders>
-            <w:shd w:fill="E8F4F8" w:val="clear"/>
-            <w:tcMar>
-              <w:top w:type="dxa" w:w="60"/>
-              <w:left w:type="dxa" w:w="100"/>
-              <w:bottom w:type="dxa" w:w="60"/>
-              <w:right w:type="dxa" w:w="100"/>
-            </w:tcMar>
-          </w:tcPr>
-          <w:p>
-            <w:r>
-              <w:rPr>
-                <w:rFonts w:ascii="Courier New" w:cs="Courier New" w:eastAsia="Courier New" w:hAnsi="Courier New"/>
-                <w:sz w:val="20"/>
-                <w:szCs w:val="20"/>
-              </w:rPr>
-              <w:t xml:space="preserve"/>
-            </w:r>
-          </w:p>
-        </w:tc>
-        <w:tc>
-          <w:tcPr>
-            <w:tcW w:type="dxa" w:w="1560"/>
-            <w:tcBorders>
-              <w:top w:val="single" w:color="CCCCCC" w:sz="1"/>
-              <w:left w:val="single" w:color="CCCCCC" w:sz="1"/>
-              <w:bottom w:val="single" w:color="CCCCCC" w:sz="1"/>
-              <w:right w:val="single" w:color="CCCCCC" w:sz="1"/>
-            </w:tcBorders>
-            <w:shd w:fill="E8F4F8" w:val="clear"/>
-            <w:tcMar>
-              <w:top w:type="dxa" w:w="60"/>
-              <w:left w:type="dxa" w:w="100"/>
-              <w:bottom w:type="dxa" w:w="60"/>
-              <w:right w:type="dxa" w:w="100"/>
-            </w:tcMar>
-          </w:tcPr>
-          <w:p>
-            <w:r>
-              <w:rPr>
-                <w:rFonts w:ascii="Courier New" w:cs="Courier New" w:eastAsia="Courier New" w:hAnsi="Courier New"/>
-                <w:sz w:val="20"/>
-                <w:szCs w:val="20"/>
-              </w:rPr>
-              <w:t xml:space="preserve"/>
-            </w:r>
-          </w:p>
-        </w:tc>
-      </w:tr>
-    </w:tbl>
+        <w:t xml:space="preserve">Prosigns: + = AR (end msg), = = BT (break), ~ = SK (end QSO), &amp; = AS (wait)</w:t>
+      </w:r>
+    </w:p>
     <w:p>
       <w:pPr>
         <w:spacing w:after="120"/>
@@ -10360,7 +8578,7 @@
           <w:sz w:val="18"/>
           <w:szCs w:val="18"/>
         </w:rPr>
-        <w:t xml:space="preserve">K0WLY Two-Way CW Keyer — Preliminary Manual v1.3</w:t>
+        <w:t xml:space="preserve">K0WLY Two-Way CW Keyer — Preliminary Manual v1.4</w:t>
       </w:r>
     </w:p>
     <w:p>
@@ -10377,7 +8595,7 @@
           <w:sz w:val="18"/>
           <w:szCs w:val="18"/>
         </w:rPr>
-        <w:t xml:space="preserve">Copyright © 2026 K0WLY — Licensed under CERN-OHL-W v2 / CC BY 4.0 — 73 de K0WLY</w:t>
+        <w:t xml:space="preserve">Copyright © 2026 K0WLY — CERN-OHL-W v2 / CC BY 4.0 — 73 de K0WLY</w:t>
       </w:r>
     </w:p>
     <w:sectPr>

--- a/docs/K0WLY_CW_Keyer_Manual.docx
+++ b/docs/K0WLY_CW_Keyer_Manual.docx
@@ -63,7 +63,7 @@
           <w:sz w:val="24"/>
           <w:szCs w:val="24"/>
         </w:rPr>
-        <w:t xml:space="preserve">Version 1.4</w:t>
+        <w:t xml:space="preserve">Version 1.4.3</w:t>
       </w:r>
     </w:p>
     <w:p>
@@ -8550,9 +8550,200 @@
           <w:sz w:val="22"/>
           <w:szCs w:val="22"/>
         </w:rPr>
-        <w:t xml:space="preserve">Prosigns: + = AR (end msg), = = BT (break), ~ = SK (end QSO), &amp; = AS (wait)</w:t>
-      </w:r>
-    </w:p>
+        <w:t xml:space="preserve">Prosigns (sent as single characters):</w:t>
+      </w:r>
+    </w:p>
+    <w:tbl>
+      <w:tblPr>
+        <w:tblW w:type="dxa" w:w="9360"/>
+        <w:tblBorders>
+          <w:top w:val="single" w:color="auto" w:sz="4"/>
+          <w:left w:val="single" w:color="auto" w:sz="4"/>
+          <w:bottom w:val="single" w:color="auto" w:sz="4"/>
+          <w:right w:val="single" w:color="auto" w:sz="4"/>
+          <w:insideH w:val="single" w:color="auto" w:sz="4"/>
+          <w:insideV w:val="single" w:color="auto" w:sz="4"/>
+        </w:tblBorders>
+      </w:tblPr>
+      <w:tblGrid>
+        <w:gridCol w:w="1560"/>
+        <w:gridCol w:w="1560"/>
+        <w:gridCol w:w="1560"/>
+        <w:gridCol w:w="1560"/>
+        <w:gridCol w:w="1560"/>
+        <w:gridCol w:w="1560"/>
+      </w:tblGrid>
+      <w:tr>
+        <w:tc>
+          <w:tcPr>
+            <w:tcW w:type="dxa" w:w="1560"/>
+            <w:tcBorders>
+              <w:top w:val="single" w:color="CCCCCC" w:sz="1"/>
+              <w:left w:val="single" w:color="CCCCCC" w:sz="1"/>
+              <w:bottom w:val="single" w:color="CCCCCC" w:sz="1"/>
+              <w:right w:val="single" w:color="CCCCCC" w:sz="1"/>
+            </w:tcBorders>
+            <w:shd w:fill="E8F4F8" w:val="clear"/>
+            <w:tcMar>
+              <w:top w:type="dxa" w:w="60"/>
+              <w:left w:type="dxa" w:w="100"/>
+              <w:bottom w:type="dxa" w:w="60"/>
+              <w:right w:type="dxa" w:w="100"/>
+            </w:tcMar>
+          </w:tcPr>
+          <w:p>
+            <w:r>
+              <w:rPr>
+                <w:rFonts w:ascii="Courier New" w:cs="Courier New" w:eastAsia="Courier New" w:hAnsi="Courier New"/>
+                <w:sz w:val="20"/>
+                <w:szCs w:val="20"/>
+              </w:rPr>
+              <w:t xml:space="preserve">+ AR  ·−·−·  end msg</w:t>
+            </w:r>
+          </w:p>
+        </w:tc>
+        <w:tc>
+          <w:tcPr>
+            <w:tcW w:type="dxa" w:w="1560"/>
+            <w:tcBorders>
+              <w:top w:val="single" w:color="CCCCCC" w:sz="1"/>
+              <w:left w:val="single" w:color="CCCCCC" w:sz="1"/>
+              <w:bottom w:val="single" w:color="CCCCCC" w:sz="1"/>
+              <w:right w:val="single" w:color="CCCCCC" w:sz="1"/>
+            </w:tcBorders>
+            <w:shd w:fill="E8F4F8" w:val="clear"/>
+            <w:tcMar>
+              <w:top w:type="dxa" w:w="60"/>
+              <w:left w:type="dxa" w:w="100"/>
+              <w:bottom w:type="dxa" w:w="60"/>
+              <w:right w:type="dxa" w:w="100"/>
+            </w:tcMar>
+          </w:tcPr>
+          <w:p>
+            <w:r>
+              <w:rPr>
+                <w:rFonts w:ascii="Courier New" w:cs="Courier New" w:eastAsia="Courier New" w:hAnsi="Courier New"/>
+                <w:sz w:val="20"/>
+                <w:szCs w:val="20"/>
+              </w:rPr>
+              <w:t xml:space="preserve">= BT  −···−  break</w:t>
+            </w:r>
+          </w:p>
+        </w:tc>
+        <w:tc>
+          <w:tcPr>
+            <w:tcW w:type="dxa" w:w="1560"/>
+            <w:tcBorders>
+              <w:top w:val="single" w:color="CCCCCC" w:sz="1"/>
+              <w:left w:val="single" w:color="CCCCCC" w:sz="1"/>
+              <w:bottom w:val="single" w:color="CCCCCC" w:sz="1"/>
+              <w:right w:val="single" w:color="CCCCCC" w:sz="1"/>
+            </w:tcBorders>
+            <w:shd w:fill="E8F4F8" w:val="clear"/>
+            <w:tcMar>
+              <w:top w:type="dxa" w:w="60"/>
+              <w:left w:type="dxa" w:w="100"/>
+              <w:bottom w:type="dxa" w:w="60"/>
+              <w:right w:type="dxa" w:w="100"/>
+            </w:tcMar>
+          </w:tcPr>
+          <w:p>
+            <w:r>
+              <w:rPr>
+                <w:rFonts w:ascii="Courier New" w:cs="Courier New" w:eastAsia="Courier New" w:hAnsi="Courier New"/>
+                <w:sz w:val="20"/>
+                <w:szCs w:val="20"/>
+              </w:rPr>
+              <w:t xml:space="preserve">~ SK  ···−·−  end QSO</w:t>
+            </w:r>
+          </w:p>
+        </w:tc>
+        <w:tc>
+          <w:tcPr>
+            <w:tcW w:type="dxa" w:w="1560"/>
+            <w:tcBorders>
+              <w:top w:val="single" w:color="CCCCCC" w:sz="1"/>
+              <w:left w:val="single" w:color="CCCCCC" w:sz="1"/>
+              <w:bottom w:val="single" w:color="CCCCCC" w:sz="1"/>
+              <w:right w:val="single" w:color="CCCCCC" w:sz="1"/>
+            </w:tcBorders>
+            <w:shd w:fill="E8F4F8" w:val="clear"/>
+            <w:tcMar>
+              <w:top w:type="dxa" w:w="60"/>
+              <w:left w:type="dxa" w:w="100"/>
+              <w:bottom w:type="dxa" w:w="60"/>
+              <w:right w:type="dxa" w:w="100"/>
+            </w:tcMar>
+          </w:tcPr>
+          <w:p>
+            <w:r>
+              <w:rPr>
+                <w:rFonts w:ascii="Courier New" w:cs="Courier New" w:eastAsia="Courier New" w:hAnsi="Courier New"/>
+                <w:sz w:val="20"/>
+                <w:szCs w:val="20"/>
+              </w:rPr>
+              <w:t xml:space="preserve">&amp; AS  ·−···  wait</w:t>
+            </w:r>
+          </w:p>
+        </w:tc>
+        <w:tc>
+          <w:tcPr>
+            <w:tcW w:type="dxa" w:w="1560"/>
+            <w:tcBorders>
+              <w:top w:val="single" w:color="CCCCCC" w:sz="1"/>
+              <w:left w:val="single" w:color="CCCCCC" w:sz="1"/>
+              <w:bottom w:val="single" w:color="CCCCCC" w:sz="1"/>
+              <w:right w:val="single" w:color="CCCCCC" w:sz="1"/>
+            </w:tcBorders>
+            <w:shd w:fill="E8F4F8" w:val="clear"/>
+            <w:tcMar>
+              <w:top w:type="dxa" w:w="60"/>
+              <w:left w:type="dxa" w:w="100"/>
+              <w:bottom w:type="dxa" w:w="60"/>
+              <w:right w:type="dxa" w:w="100"/>
+            </w:tcMar>
+          </w:tcPr>
+          <w:p>
+            <w:r>
+              <w:rPr>
+                <w:rFonts w:ascii="Courier New" w:cs="Courier New" w:eastAsia="Courier New" w:hAnsi="Courier New"/>
+                <w:sz w:val="20"/>
+                <w:szCs w:val="20"/>
+              </w:rPr>
+              <w:t xml:space="preserve"/>
+            </w:r>
+          </w:p>
+        </w:tc>
+        <w:tc>
+          <w:tcPr>
+            <w:tcW w:type="dxa" w:w="1560"/>
+            <w:tcBorders>
+              <w:top w:val="single" w:color="CCCCCC" w:sz="1"/>
+              <w:left w:val="single" w:color="CCCCCC" w:sz="1"/>
+              <w:bottom w:val="single" w:color="CCCCCC" w:sz="1"/>
+              <w:right w:val="single" w:color="CCCCCC" w:sz="1"/>
+            </w:tcBorders>
+            <w:shd w:fill="E8F4F8" w:val="clear"/>
+            <w:tcMar>
+              <w:top w:type="dxa" w:w="60"/>
+              <w:left w:type="dxa" w:w="100"/>
+              <w:bottom w:type="dxa" w:w="60"/>
+              <w:right w:type="dxa" w:w="100"/>
+            </w:tcMar>
+          </w:tcPr>
+          <w:p>
+            <w:r>
+              <w:rPr>
+                <w:rFonts w:ascii="Courier New" w:cs="Courier New" w:eastAsia="Courier New" w:hAnsi="Courier New"/>
+                <w:sz w:val="20"/>
+                <w:szCs w:val="20"/>
+              </w:rPr>
+              <w:t xml:space="preserve"/>
+            </w:r>
+          </w:p>
+        </w:tc>
+      </w:tr>
+    </w:tbl>
     <w:p>
       <w:pPr>
         <w:spacing w:after="120"/>
@@ -8578,7 +8769,7 @@
           <w:sz w:val="18"/>
           <w:szCs w:val="18"/>
         </w:rPr>
-        <w:t xml:space="preserve">K0WLY Two-Way CW Keyer — Preliminary Manual v1.4</w:t>
+        <w:t xml:space="preserve">K0WLY Two-Way CW Keyer — Preliminary Manual v1.4.3.3</w:t>
       </w:r>
     </w:p>
     <w:p>
